--- a/CDIFDiscoveryClasses.docx
+++ b/CDIFDiscoveryClasses.docx
@@ -144,7 +144,6 @@
         <w:pStyle w:val="Heading2"/>
       </w:pPr>
       <w:r>
-        <w:lastRenderedPageBreak/>
         <w:t xml:space="preserve">Base </w:t>
       </w:r>
       <w:r>
@@ -486,11 +485,7 @@
         <w:t xml:space="preserve">ext statement of conditions for use and access; if an online resource documents the restrictions or a URI is used to identify the conditions, recommend using </w:t>
       </w:r>
       <w:r>
-        <w:t xml:space="preserve">the </w:t>
-      </w:r>
-      <w:r>
-        <w:lastRenderedPageBreak/>
-        <w:t xml:space="preserve">LabelledLink option, implemented as </w:t>
+        <w:t xml:space="preserve">the LabelledLink option, implemented as </w:t>
       </w:r>
       <w:r>
         <w:t>schema:CreativeWork</w:t>
@@ -723,7 +718,6 @@
         <w:pStyle w:val="Heading4"/>
       </w:pPr>
       <w:r>
-        <w:lastRenderedPageBreak/>
         <w:t>Optional properties from CDIF Core</w:t>
       </w:r>
     </w:p>
@@ -1051,11 +1045,7 @@
         <w:t xml:space="preserve">. </w:t>
       </w:r>
       <w:r>
-        <w:t xml:space="preserve">Keywords are an array of strings, an array of schema:DefinedTerms, or some combination of these. If you have information about a controlled vocabulary from which keywords come from, use </w:t>
-      </w:r>
-      <w:r>
-        <w:lastRenderedPageBreak/>
-        <w:t xml:space="preserve">schema:DefinedTerm to descibe that keyword. This allowed variability </w:t>
+        <w:t xml:space="preserve">Keywords are an array of strings, an array of schema:DefinedTerms, or some combination of these. If you have information about a controlled vocabulary from which keywords come from, use schema:DefinedTerm to descibe that keyword. This allowed variability </w:t>
       </w:r>
       <w:r>
         <w:t xml:space="preserve">complicates </w:t>
@@ -1385,7 +1375,6 @@
         <w:pStyle w:val="Heading4"/>
       </w:pPr>
       <w:r>
-        <w:lastRenderedPageBreak/>
         <w:t>Properties added in Discovery Profile</w:t>
       </w:r>
     </w:p>
@@ -1656,7 +1645,6 @@
         <w:pStyle w:val="Heading2"/>
       </w:pPr>
       <w:r>
-        <w:lastRenderedPageBreak/>
         <w:t xml:space="preserve">Other </w:t>
       </w:r>
       <w:r>
@@ -1667,16 +1655,30 @@
       <w:pPr>
         <w:pStyle w:val="Heading3"/>
       </w:pPr>
+      <w:bookmarkStart w:id="0" w:name="_Data_Download"/>
+      <w:bookmarkEnd w:id="0"/>
       <w:r>
         <w:t>Data Download</w:t>
       </w:r>
     </w:p>
     <w:p>
       <w:r>
-        <w:t>file-based access to a resoruce via URL</w:t>
-      </w:r>
-      <w:r>
-        <w:t xml:space="preserve">; the DataDownload object provides a link to get the data content, along with information about the serialization </w:t>
+        <w:t>file-based access to a reso</w:t>
+      </w:r>
+      <w:r>
+        <w:t>ur</w:t>
+      </w:r>
+      <w:r>
+        <w:t>ce via URL</w:t>
+      </w:r>
+      <w:r>
+        <w:t xml:space="preserve">; the DataDownload object provides a link to get the </w:t>
+      </w:r>
+      <w:r>
+        <w:t xml:space="preserve">resource </w:t>
+      </w:r>
+      <w:r>
+        <w:t xml:space="preserve">content, along with information about the serialization </w:t>
       </w:r>
       <w:r>
         <w:t xml:space="preserve">format and conventions used. </w:t>
@@ -1687,6 +1689,22 @@
         <w:pStyle w:val="Heading5"/>
       </w:pPr>
       <w:r>
+        <w:t>id</w:t>
+      </w:r>
+    </w:p>
+    <w:p>
+      <w:pPr>
+        <w:pStyle w:val="property"/>
+      </w:pPr>
+      <w:r>
+        <w:t xml:space="preserve">[Optional] (string:uri). Graph node identifiers are only necessary if the node content will be referenced in other places </w:t>
+      </w:r>
+    </w:p>
+    <w:p>
+      <w:pPr>
+        <w:pStyle w:val="Heading5"/>
+      </w:pPr>
+      <w:r>
         <w:t>type</w:t>
       </w:r>
     </w:p>
@@ -1695,7 +1713,23 @@
         <w:pStyle w:val="property"/>
       </w:pPr>
       <w:r>
-        <w:t>[Required – ‘DataDownload’, other types optional]</w:t>
+        <w:t>[</w:t>
+      </w:r>
+      <w:r>
+        <w:rPr>
+          <w:b/>
+          <w:bCs/>
+        </w:rPr>
+        <w:t>Required</w:t>
+      </w:r>
+      <w:r>
+        <w:t xml:space="preserve"> – ‘DataDownload’, other types optional]</w:t>
+      </w:r>
+      <w:r>
+        <w:t>(string.uri)</w:t>
+      </w:r>
+      <w:r>
+        <w:t xml:space="preserve"> This is the rdf:type.</w:t>
       </w:r>
     </w:p>
     <w:p>
@@ -1714,7 +1748,14 @@
         <w:t>[</w:t>
       </w:r>
       <w:r>
-        <w:t>Required]</w:t>
+        <w:rPr>
+          <w:b/>
+          <w:bCs/>
+        </w:rPr>
+        <w:t>Required</w:t>
+      </w:r>
+      <w:r>
+        <w:t>]</w:t>
       </w:r>
       <w:r>
         <w:t xml:space="preserve">(string.uri).  Expected to be an http uri that will directly GET the content of the resource described by this metadata record, in the format specified by the encodingFormat property, and conforming to any specifications identified in the dcterms:conformsTo property. </w:t>
@@ -1725,7 +1766,7 @@
         <w:pStyle w:val="Heading5"/>
       </w:pPr>
       <w:r>
-        <w:t>id</w:t>
+        <w:t>name</w:t>
       </w:r>
     </w:p>
     <w:p>
@@ -1739,27 +1780,18 @@
         <w:t>Optional]</w:t>
       </w:r>
       <w:r>
-        <w:t xml:space="preserve"> (string:uri)</w:t>
-      </w:r>
-      <w:r>
-        <w:t>. Graph node identifiers are only necessary if the node content will be r</w:t>
-      </w:r>
-      <w:r>
-        <w:t>eference</w:t>
-      </w:r>
-      <w:r>
-        <w:t>d</w:t>
-      </w:r>
-      <w:r>
-        <w:t xml:space="preserve"> in other places; generally not the case for </w:t>
-      </w:r>
-    </w:p>
-    <w:p>
-      <w:pPr>
-        <w:pStyle w:val="Heading5"/>
-      </w:pPr>
-      <w:r>
-        <w:t>name</w:t>
+        <w:t xml:space="preserve"> (string)</w:t>
+      </w:r>
+      <w:r>
+        <w:t xml:space="preserve"> String to identify this download option in user interface</w:t>
+      </w:r>
+    </w:p>
+    <w:p>
+      <w:pPr>
+        <w:pStyle w:val="Heading5"/>
+      </w:pPr>
+      <w:r>
+        <w:t>description</w:t>
       </w:r>
     </w:p>
     <w:p>
@@ -1773,31 +1805,6 @@
         <w:t>Optional]</w:t>
       </w:r>
       <w:r>
-        <w:t xml:space="preserve"> (string)</w:t>
-      </w:r>
-      <w:r>
-        <w:t xml:space="preserve"> String to identify this download option in user interface</w:t>
-      </w:r>
-    </w:p>
-    <w:p>
-      <w:pPr>
-        <w:pStyle w:val="Heading5"/>
-      </w:pPr>
-      <w:r>
-        <w:t>description</w:t>
-      </w:r>
-    </w:p>
-    <w:p>
-      <w:pPr>
-        <w:pStyle w:val="property"/>
-      </w:pPr>
-      <w:r>
-        <w:t>[</w:t>
-      </w:r>
-      <w:r>
-        <w:t>Optional]</w:t>
-      </w:r>
-      <w:r>
         <w:tab/>
       </w:r>
       <w:r>
@@ -1854,7 +1861,13 @@
         <w:t>Optional] (spdx:Checksum)</w:t>
       </w:r>
       <w:r>
-        <w:t xml:space="preserve">.  Checksum string that is ‘footprint’ of the descrbed file </w:t>
+        <w:t>.  Checksum string that is ‘footprint’ of the descr</w:t>
+      </w:r>
+      <w:r>
+        <w:t>i</w:t>
+      </w:r>
+      <w:r>
+        <w:t xml:space="preserve">bed file </w:t>
       </w:r>
       <w:r>
         <w:t xml:space="preserve">to enable testing for file modification. </w:t>
@@ -1894,13 +1907,13 @@
         <w:t xml:space="preserve"> specification that the distribution conforms to. Recommended to enable machine-actionable data access.</w:t>
       </w:r>
       <w:r>
-        <w:t xml:space="preserve"> A me</w:t>
-      </w:r>
-      <w:r>
-        <w:t>ta</w:t>
-      </w:r>
-      <w:r>
-        <w:t>data instance might co</w:t>
+        <w:t xml:space="preserve"> </w:t>
+      </w:r>
+      <w:r>
+        <w:t>The target download</w:t>
+      </w:r>
+      <w:r>
+        <w:t xml:space="preserve"> might co</w:t>
       </w:r>
       <w:r>
         <w:t>n</w:t>
@@ -1917,10 +1930,6 @@
         <w:pStyle w:val="Heading5"/>
       </w:pPr>
       <w:r>
-        <w:rPr>
-          <w:i/>
-          <w:iCs/>
-        </w:rPr>
         <w:t>p</w:t>
       </w:r>
       <w:r>
@@ -1960,11 +1969,34 @@
     </w:p>
     <w:p>
       <w:r>
-        <w:t xml:space="preserve">use schema.org Action to document url or url template and parameters to request data through a web accessible location. At this point, schema is set up for one action-- an HTTP Get that requests data. The url template parameters (in curly brackets '{}') specify query </w:t>
-      </w:r>
-      <w:r>
-        <w:lastRenderedPageBreak/>
-        <w:t>paramters to filter the source data, request particular output formats or other aspects of data.</w:t>
+        <w:t xml:space="preserve">Provides information to </w:t>
+      </w:r>
+      <w:r>
+        <w:t xml:space="preserve">request data through a web accessible </w:t>
+      </w:r>
+      <w:r>
+        <w:t>service endpoint. This implementation us</w:t>
+      </w:r>
+      <w:r>
+        <w:t>e</w:t>
+      </w:r>
+      <w:r>
+        <w:t xml:space="preserve">s the </w:t>
+      </w:r>
+      <w:r>
+        <w:t xml:space="preserve"> schema.org Action to document url or url template and parameters. At this point, schema is set up for one action-- an HTTP Get that requests data. The url template parameters (in curly brackets '{}') specify query param</w:t>
+      </w:r>
+      <w:r>
+        <w:t>e</w:t>
+      </w:r>
+      <w:r>
+        <w:t xml:space="preserve">ters to filter the source data, request particular output formats or other </w:t>
+      </w:r>
+      <w:r>
+        <w:t>options offered by the interface</w:t>
+      </w:r>
+      <w:r>
+        <w:t>.</w:t>
       </w:r>
     </w:p>
     <w:p>
@@ -1986,7 +2018,14 @@
         <w:t>[</w:t>
       </w:r>
       <w:r>
-        <w:t xml:space="preserve">Required] (string or </w:t>
+        <w:rPr>
+          <w:b/>
+          <w:bCs/>
+        </w:rPr>
+        <w:t>Required</w:t>
+      </w:r>
+      <w:r>
+        <w:t xml:space="preserve">] (string or </w:t>
       </w:r>
       <w:r>
         <w:t>DefinedTerm</w:t>
@@ -2001,10 +2040,16 @@
         <w:t>S</w:t>
       </w:r>
       <w:r>
-        <w:t>pecify the kind of service. Ideally this should be a resolvable identifier. Currently there is no widely adopted registry for serviceType identifiers, in large part because services might be defined at different levels of granularity, and classifications might focus on function, data formats, thematic content, security, or other aspects of the service definition. For interoperability, there must be an external arrangement between data providers and consumers on the strings that will be used to specify service types</w:t>
-      </w:r>
-      <w:r>
-        <w:tab/>
+        <w:t>pecify the kind of service. Ideally this should be a resolvable identifier. Currently there is no widely adopted registry for serviceType identifiers</w:t>
+      </w:r>
+      <w:r>
+        <w:t>. S</w:t>
+      </w:r>
+      <w:r>
+        <w:t>ervices might be defined at different levels of granularity, and classifications might focus on function, data formats, thematic content, security, or other aspects of the service definition. For interoperability, there must be an external arrangement between data providers and consumers on the strings that will be used to specify service types</w:t>
+      </w:r>
+      <w:r>
+        <w:t>.</w:t>
       </w:r>
     </w:p>
     <w:p>
@@ -2023,7 +2068,14 @@
         <w:t>[</w:t>
       </w:r>
       <w:r>
-        <w:t xml:space="preserve">Required, Repeatable](string or </w:t>
+        <w:rPr>
+          <w:b/>
+          <w:bCs/>
+        </w:rPr>
+        <w:t>Required</w:t>
+      </w:r>
+      <w:r>
+        <w:t xml:space="preserve">, Repeatable](string or </w:t>
       </w:r>
       <w:r>
         <w:t>LabelledL</w:t>
@@ -2072,13 +2124,16 @@
         <w:t>LabelledL</w:t>
       </w:r>
       <w:r>
-        <w:t>link)</w:t>
+        <w:t>ink)</w:t>
       </w:r>
       <w:r>
         <w:t xml:space="preserve">. </w:t>
       </w:r>
       <w:r>
-        <w:t>a document that provides a machine-actionable description of a service instance. Examples include OpenAPI documents, OGC Capabilities documents. Software designed to utilise a particular service type will typically include functionality to parse such a description document and engage with the service endpoint. If such a document is available for the service instance providing the resource distribution, it should be included in the distribution metadata.</w:t>
+        <w:t>A</w:t>
+      </w:r>
+      <w:r>
+        <w:t xml:space="preserve"> machine-actionable description of a service instance. Examples include OpenAPI documents, OGC Capabilities documents. Software designed to utilise a particular service type will typically include functionality to parse such a description document and engage with the service endpoint. If such a document is available for the service instance providing the resource distribution, it should be included in the distribution metadata.</w:t>
       </w:r>
     </w:p>
     <w:p>
@@ -2094,30 +2149,430 @@
         <w:pStyle w:val="property"/>
       </w:pPr>
       <w:r>
-        <w:t xml:space="preserve"> </w:t>
-      </w:r>
-      <w:r>
-        <w:t>[</w:t>
-      </w:r>
-      <w:r>
-        <w:t xml:space="preserve">Required] (object </w:t>
+        <w:t>[</w:t>
+      </w:r>
+      <w:r>
+        <w:t>Required</w:t>
+      </w:r>
+      <w:r>
+        <w:t>, Repeatable</w:t>
+      </w:r>
+      <w:r>
+        <w:t xml:space="preserve">] (object </w:t>
       </w:r>
       <w:r>
         <w:t>reference</w:t>
       </w:r>
       <w:r>
+        <w:t>, Action</w:t>
+      </w:r>
+      <w:r>
         <w:t>)</w:t>
       </w:r>
+      <w:r>
+        <w:t xml:space="preserve"> </w:t>
+      </w:r>
+      <w:r>
+        <w:t>Description of the operations offered by the interface.</w:t>
+      </w:r>
     </w:p>
     <w:p>
       <w:pPr>
         <w:pStyle w:val="Heading3"/>
       </w:pPr>
       <w:r>
+        <w:t>Action</w:t>
+      </w:r>
+    </w:p>
+    <w:p>
+      <w:pPr>
+        <w:pStyle w:val="Heading5"/>
+      </w:pPr>
+      <w:r>
+        <w:t>t</w:t>
+      </w:r>
+      <w:r>
+        <w:t>ype</w:t>
+      </w:r>
+    </w:p>
+    <w:p>
+      <w:pPr>
+        <w:pStyle w:val="property"/>
+      </w:pPr>
+      <w:r>
+        <w:t>[</w:t>
+      </w:r>
+      <w:r>
+        <w:t>Required</w:t>
+      </w:r>
+      <w:r>
+        <w:t>, Repeatable</w:t>
+      </w:r>
+      <w:r>
+        <w:t xml:space="preserve">] </w:t>
+      </w:r>
+      <w:r>
+        <w:t xml:space="preserve">(string.uri) The rdf type </w:t>
+      </w:r>
+      <w:r>
+        <w:t>default is ‘Action’, but any of the</w:t>
+      </w:r>
+      <w:r>
+        <w:t>se schema.org actions will validate: {</w:t>
+      </w:r>
+      <w:r>
+        <w:t>Action</w:t>
+      </w:r>
+      <w:r>
+        <w:t xml:space="preserve">, </w:t>
+      </w:r>
+      <w:r>
+        <w:t>AssessAction</w:t>
+      </w:r>
+      <w:r>
+        <w:t xml:space="preserve">, </w:t>
+      </w:r>
+      <w:r>
+        <w:t>ConsumeAction</w:t>
+      </w:r>
+      <w:r>
+        <w:t xml:space="preserve">, </w:t>
+      </w:r>
+      <w:r>
+        <w:t>ControlAction</w:t>
+      </w:r>
+      <w:r>
+        <w:t xml:space="preserve">, </w:t>
+      </w:r>
+      <w:r>
+        <w:t>CreateAction</w:t>
+      </w:r>
+      <w:r>
+        <w:t xml:space="preserve">, </w:t>
+      </w:r>
+      <w:r>
+        <w:t>DeleteAction</w:t>
+      </w:r>
+      <w:r>
+        <w:t xml:space="preserve">, </w:t>
+      </w:r>
+      <w:r>
+        <w:t>FindAction</w:t>
+      </w:r>
+      <w:r>
+        <w:t xml:space="preserve">, </w:t>
+      </w:r>
+      <w:r>
+        <w:t>InteractAction</w:t>
+      </w:r>
+      <w:r>
+        <w:t xml:space="preserve">, </w:t>
+      </w:r>
+      <w:r>
+        <w:t>MoveAction</w:t>
+      </w:r>
+      <w:r>
+        <w:t xml:space="preserve">, </w:t>
+      </w:r>
+      <w:r>
+        <w:t>PlayAction</w:t>
+      </w:r>
+      <w:r>
+        <w:t xml:space="preserve">, </w:t>
+      </w:r>
+      <w:r>
+        <w:t>SearchAction</w:t>
+      </w:r>
+      <w:r>
+        <w:t xml:space="preserve">, </w:t>
+      </w:r>
+      <w:r>
+        <w:t>TransferAction</w:t>
+      </w:r>
+      <w:r>
+        <w:t xml:space="preserve">, </w:t>
+      </w:r>
+      <w:r>
+        <w:t>UpdateAction</w:t>
+      </w:r>
+      <w:r>
+        <w:t>}</w:t>
+      </w:r>
+    </w:p>
+    <w:p>
+      <w:pPr>
+        <w:pStyle w:val="Heading5"/>
+      </w:pPr>
+      <w:r>
+        <w:t>n</w:t>
+      </w:r>
+      <w:r>
+        <w:t>ame</w:t>
+      </w:r>
+    </w:p>
+    <w:p>
+      <w:pPr>
+        <w:pStyle w:val="property"/>
+      </w:pPr>
+      <w:r>
+        <w:t xml:space="preserve"> [Required]</w:t>
+      </w:r>
+      <w:r>
+        <w:t xml:space="preserve">(string) </w:t>
+      </w:r>
+      <w:r>
+        <w:t>text label for the action</w:t>
+      </w:r>
+    </w:p>
+    <w:p>
+      <w:pPr>
+        <w:pStyle w:val="Heading5"/>
+      </w:pPr>
+      <w:r>
+        <w:t>target</w:t>
+      </w:r>
+    </w:p>
+    <w:p>
+      <w:pPr>
+        <w:pStyle w:val="property"/>
+      </w:pPr>
+      <w:r>
+        <w:t xml:space="preserve"> [Required]</w:t>
+      </w:r>
+      <w:r>
+        <w:t>(</w:t>
+      </w:r>
+      <w:hyperlink w:anchor="_EntryPoint" w:history="1">
+        <w:r>
+          <w:rPr>
+            <w:rStyle w:val="Hyperlink"/>
+          </w:rPr>
+          <w:t>EntryPoint</w:t>
+        </w:r>
+      </w:hyperlink>
+      <w:r>
+        <w:t xml:space="preserve">) </w:t>
+      </w:r>
+      <w:r>
+        <w:t xml:space="preserve"> </w:t>
+      </w:r>
+      <w:r>
+        <w:t>specifies the request target location and request syntax</w:t>
+      </w:r>
+    </w:p>
+    <w:p>
+      <w:pPr>
+        <w:pStyle w:val="Heading5"/>
+      </w:pPr>
+      <w:r>
+        <w:t>result</w:t>
+      </w:r>
+    </w:p>
+    <w:p>
+      <w:pPr>
+        <w:pStyle w:val="property"/>
+      </w:pPr>
+      <w:r>
+        <w:t xml:space="preserve"> [Optional]</w:t>
+      </w:r>
+      <w:r>
+        <w:t>(</w:t>
+      </w:r>
+      <w:hyperlink w:anchor="_Data_Download" w:history="1">
+        <w:r>
+          <w:rPr>
+            <w:rStyle w:val="Hyperlink"/>
+          </w:rPr>
+          <w:t>DataDownload</w:t>
+        </w:r>
+      </w:hyperlink>
+      <w:r>
+        <w:t>)</w:t>
+      </w:r>
+      <w:r>
+        <w:rPr>
+          <w:rFonts w:ascii="Times New Roman" w:hAnsi="Times New Roman" w:cs="Times New Roman"/>
+          <w:color w:val="993300"/>
+          <w:kern w:val="0"/>
+          <w:highlight w:val="white"/>
+        </w:rPr>
+        <w:t xml:space="preserve"> </w:t>
+      </w:r>
+      <w:r>
+        <w:t>specifies the serialization scheme (encoding format, information model) for expected representation of the data</w:t>
+      </w:r>
+    </w:p>
+    <w:p>
+      <w:pPr>
+        <w:pStyle w:val="Heading5"/>
+      </w:pPr>
+      <w:r>
+        <w:t>object</w:t>
+      </w:r>
+    </w:p>
+    <w:p>
+      <w:pPr>
+        <w:pStyle w:val="property"/>
+      </w:pPr>
+      <w:r>
+        <w:t xml:space="preserve"> [Optional]</w:t>
+      </w:r>
+      <w:r>
+        <w:t xml:space="preserve">(Thing) </w:t>
+      </w:r>
+      <w:r>
+        <w:t xml:space="preserve">Specifies the resource that is the object (input) of the action. </w:t>
+      </w:r>
+      <w:r>
+        <w:t>The value</w:t>
+      </w:r>
+      <w:r>
+        <w:t xml:space="preserve"> is an open ended class</w:t>
+      </w:r>
+      <w:r>
+        <w:t xml:space="preserve"> (Thing can be anything…) </w:t>
+      </w:r>
+      <w:r>
+        <w:t xml:space="preserve"> for general description of Actions. When schema:Action (or a subclass) is used to descibe operations for a WebAPI distribution</w:t>
+      </w:r>
+      <w:r>
+        <w:t xml:space="preserve"> (the normal CDIF usage)</w:t>
+      </w:r>
+      <w:r>
+        <w:t>, the object is implicitly the resource that is the subject of the containing metadata record, so this property would be superfluous.</w:t>
+      </w:r>
+    </w:p>
+    <w:p>
+      <w:pPr>
+        <w:pStyle w:val="Heading5"/>
+      </w:pPr>
+      <w:r>
+        <w:t>query-input</w:t>
+      </w:r>
+    </w:p>
+    <w:p>
+      <w:pPr>
+        <w:pStyle w:val="property"/>
+      </w:pPr>
+      <w:r>
+        <w:t xml:space="preserve"> [Optional</w:t>
+      </w:r>
+      <w:r>
+        <w:t xml:space="preserve">, </w:t>
+      </w:r>
+      <w:r>
+        <w:t>R</w:t>
+      </w:r>
+      <w:r>
+        <w:t>epeatable</w:t>
+      </w:r>
+      <w:r>
+        <w:t>]</w:t>
+      </w:r>
+      <w:r>
+        <w:t xml:space="preserve"> </w:t>
+      </w:r>
+      <w:r>
+        <w:t>(</w:t>
+      </w:r>
+      <w:r>
+        <w:t>PropertyValueSpecification</w:t>
+      </w:r>
+      <w:r>
+        <w:t>)</w:t>
+      </w:r>
+      <w:r>
+        <w:rPr>
+          <w:rFonts w:ascii="Times New Roman" w:hAnsi="Times New Roman" w:cs="Times New Roman"/>
+          <w:color w:val="993300"/>
+          <w:kern w:val="0"/>
+          <w:highlight w:val="white"/>
+        </w:rPr>
+        <w:t xml:space="preserve"> </w:t>
+      </w:r>
+      <w:r>
+        <w:t>set of explanations of the parameters in the URL template for the target</w:t>
+      </w:r>
+      <w:r>
+        <w:t xml:space="preserve"> EntryPoint.</w:t>
+      </w:r>
+    </w:p>
+    <w:p>
+      <w:pPr>
+        <w:pStyle w:val="Heading3"/>
+      </w:pPr>
+      <w:r>
         <w:t>Person</w:t>
       </w:r>
     </w:p>
     <w:p>
+      <w:r>
+        <w:t xml:space="preserve">Object representing a person. </w:t>
+      </w:r>
+    </w:p>
+    <w:p>
+      <w:pPr>
+        <w:pStyle w:val="Heading5"/>
+      </w:pPr>
+      <w:r>
+        <w:t>id</w:t>
+      </w:r>
+    </w:p>
+    <w:p>
+      <w:pPr>
+        <w:pStyle w:val="property"/>
+      </w:pPr>
+      <w:r>
+        <w:t xml:space="preserve"> [Optional]</w:t>
+      </w:r>
+      <w:r>
+        <w:t>(string.uri) Identifier for this graph node</w:t>
+      </w:r>
+      <w:r>
+        <w:t>. Useful to reference th</w:t>
+      </w:r>
+      <w:r>
+        <w:t>is P</w:t>
+      </w:r>
+      <w:r>
+        <w:t xml:space="preserve">erson using object references if they appear more that once in the </w:t>
+      </w:r>
+      <w:r>
+        <w:t>metadata record.</w:t>
+      </w:r>
+    </w:p>
+    <w:p>
+      <w:pPr>
+        <w:pStyle w:val="Heading5"/>
+      </w:pPr>
+      <w:r>
+        <w:t>t</w:t>
+      </w:r>
+      <w:r>
+        <w:t>ype</w:t>
+      </w:r>
+    </w:p>
+    <w:p>
+      <w:pPr>
+        <w:pStyle w:val="property"/>
+      </w:pPr>
+      <w:r>
+        <w:t xml:space="preserve"> [</w:t>
+      </w:r>
+      <w:r>
+        <w:t>Required – ‘Person’</w:t>
+      </w:r>
+      <w:r>
+        <w:t>, Repeatable</w:t>
+      </w:r>
+      <w:r>
+        <w:t xml:space="preserve">] </w:t>
+      </w:r>
+      <w:r>
+        <w:t>(string.uri) rdf:type for this JSON-LD object.</w:t>
+      </w:r>
+    </w:p>
+    <w:p>
       <w:pPr>
         <w:pStyle w:val="Heading5"/>
       </w:pPr>
@@ -2139,7 +2594,37 @@
         <w:t>[</w:t>
       </w:r>
       <w:r>
-        <w:t>Required]</w:t>
+        <w:t>Required</w:t>
+      </w:r>
+      <w:r>
+        <w:t xml:space="preserve"> if no identifier</w:t>
+      </w:r>
+      <w:r>
+        <w:t>]</w:t>
+      </w:r>
+      <w:r>
+        <w:t>(string)</w:t>
+      </w:r>
+      <w:r>
+        <w:rPr>
+          <w:rFonts w:ascii="Times New Roman" w:hAnsi="Times New Roman" w:cs="Times New Roman"/>
+          <w:color w:val="993300"/>
+          <w:kern w:val="0"/>
+          <w:highlight w:val="white"/>
+        </w:rPr>
+        <w:t xml:space="preserve"> </w:t>
+      </w:r>
+      <w:r>
+        <w:t>L</w:t>
+      </w:r>
+      <w:r>
+        <w:t xml:space="preserve">abel for person that is meaningful for human users, should format consistently. Recommend 'Family Name, Given </w:t>
+      </w:r>
+      <w:r>
+        <w:t>N</w:t>
+      </w:r>
+      <w:r>
+        <w:t>ame' format.</w:t>
       </w:r>
     </w:p>
     <w:p>
@@ -2164,15 +2649,38 @@
         <w:t>[</w:t>
       </w:r>
       <w:r>
-        <w:t>Required]</w:t>
-      </w:r>
-    </w:p>
-    <w:p>
-      <w:pPr>
-        <w:pStyle w:val="Heading5"/>
-      </w:pPr>
-      <w:r>
-        <w:t>id</w:t>
+        <w:t>Required</w:t>
+      </w:r>
+      <w:r>
+        <w:t xml:space="preserve"> if no name</w:t>
+      </w:r>
+      <w:r>
+        <w:t>]</w:t>
+      </w:r>
+      <w:r>
+        <w:t xml:space="preserve"> (string.uri or </w:t>
+      </w:r>
+      <w:hyperlink w:anchor="_PropertyValue-(identifier)" w:history="1">
+        <w:r>
+          <w:rPr>
+            <w:rStyle w:val="Hyperlink"/>
+          </w:rPr>
+          <w:t>PropertyValue-(identifier)</w:t>
+        </w:r>
+      </w:hyperlink>
+      <w:r>
+        <w:t>)</w:t>
+      </w:r>
+    </w:p>
+    <w:p>
+      <w:pPr>
+        <w:pStyle w:val="Heading5"/>
+      </w:pPr>
+      <w:r>
+        <w:t>d</w:t>
+      </w:r>
+      <w:r>
+        <w:t>escription</w:t>
       </w:r>
     </w:p>
     <w:p>
@@ -2188,41 +2696,22 @@
       <w:r>
         <w:t>Optional]</w:t>
       </w:r>
-    </w:p>
-    <w:p>
-      <w:pPr>
-        <w:pStyle w:val="Heading5"/>
-      </w:pPr>
-      <w:r>
-        <w:t>t</w:t>
-      </w:r>
-      <w:r>
-        <w:t>ype</w:t>
-      </w:r>
-    </w:p>
-    <w:p>
-      <w:pPr>
-        <w:pStyle w:val="property"/>
-      </w:pPr>
-      <w:r>
-        <w:t xml:space="preserve"> </w:t>
-      </w:r>
-      <w:r>
-        <w:t>[</w:t>
-      </w:r>
-      <w:r>
-        <w:t xml:space="preserve">Optional] </w:t>
-      </w:r>
-    </w:p>
-    <w:p>
-      <w:pPr>
-        <w:pStyle w:val="Heading5"/>
-      </w:pPr>
-      <w:r>
-        <w:t>d</w:t>
-      </w:r>
-      <w:r>
-        <w:t>escription</w:t>
+      <w:r>
+        <w:t>(string).</w:t>
+      </w:r>
+      <w:r>
+        <w:t xml:space="preserve"> Other useful information about the person.</w:t>
+      </w:r>
+    </w:p>
+    <w:p>
+      <w:pPr>
+        <w:pStyle w:val="Heading5"/>
+      </w:pPr>
+      <w:r>
+        <w:t>a</w:t>
+      </w:r>
+      <w:r>
+        <w:t>lternateName</w:t>
       </w:r>
     </w:p>
     <w:p>
@@ -2238,6 +2727,9 @@
       <w:r>
         <w:t>Optional]</w:t>
       </w:r>
+      <w:r>
+        <w:t>(string). Other names by which the person is known.</w:t>
+      </w:r>
     </w:p>
     <w:p>
       <w:pPr>
@@ -2247,7 +2739,7 @@
         <w:t>a</w:t>
       </w:r>
       <w:r>
-        <w:t>lternateName</w:t>
+        <w:t>ffiliation</w:t>
       </w:r>
     </w:p>
     <w:p>
@@ -2263,17 +2755,30 @@
       <w:r>
         <w:t>Optional]</w:t>
       </w:r>
-    </w:p>
-    <w:p>
-      <w:pPr>
-        <w:pStyle w:val="Heading5"/>
-      </w:pPr>
-      <w:r>
-        <w:lastRenderedPageBreak/>
-        <w:t>a</w:t>
-      </w:r>
-      <w:r>
-        <w:t>ffiliation</w:t>
+      <w:r>
+        <w:t>(</w:t>
+      </w:r>
+      <w:hyperlink w:anchor="_Organization" w:history="1">
+        <w:r>
+          <w:rPr>
+            <w:rStyle w:val="Hyperlink"/>
+          </w:rPr>
+          <w:t>Organization</w:t>
+        </w:r>
+      </w:hyperlink>
+      <w:r>
+        <w:t>) Organization that the person is associated with.</w:t>
+      </w:r>
+    </w:p>
+    <w:p>
+      <w:pPr>
+        <w:pStyle w:val="Heading5"/>
+      </w:pPr>
+      <w:r>
+        <w:t>c</w:t>
+      </w:r>
+      <w:r>
+        <w:t>ontactPoint</w:t>
       </w:r>
     </w:p>
     <w:p>
@@ -2289,30 +2794,23 @@
       <w:r>
         <w:t>Optional]</w:t>
       </w:r>
-    </w:p>
-    <w:p>
-      <w:pPr>
-        <w:pStyle w:val="Heading5"/>
-      </w:pPr>
-      <w:r>
-        <w:t>c</w:t>
-      </w:r>
-      <w:r>
-        <w:t>ontactPoint</w:t>
-      </w:r>
-    </w:p>
-    <w:p>
-      <w:pPr>
-        <w:pStyle w:val="property"/>
-      </w:pPr>
-      <w:r>
-        <w:t xml:space="preserve"> </w:t>
-      </w:r>
-      <w:r>
-        <w:t>[</w:t>
-      </w:r>
-      <w:r>
-        <w:t>Optional]</w:t>
+      <w:r>
+        <w:t>(ContactPoint)</w:t>
+      </w:r>
+      <w:r>
+        <w:t xml:space="preserve"> </w:t>
+      </w:r>
+      <w:r>
+        <w:t xml:space="preserve">email </w:t>
+      </w:r>
+      <w:r>
+        <w:t>is only required property</w:t>
+      </w:r>
+      <w:r>
+        <w:t>. Schema.org allows telephone and postal contacts as well</w:t>
+      </w:r>
+      <w:r>
+        <w:t>.</w:t>
       </w:r>
     </w:p>
     <w:p>
@@ -2339,11 +2837,16 @@
       <w:r>
         <w:t>Optional, Repeatable]</w:t>
       </w:r>
+      <w:r>
+        <w:t>(string, object reference)</w:t>
+      </w:r>
     </w:p>
     <w:p>
       <w:pPr>
         <w:pStyle w:val="Heading3"/>
       </w:pPr>
+      <w:bookmarkStart w:id="1" w:name="_Organization"/>
+      <w:bookmarkEnd w:id="1"/>
       <w:r>
         <w:rPr>
           <w:i/>
@@ -2360,6 +2863,122 @@
         <w:pStyle w:val="Heading5"/>
       </w:pPr>
       <w:r>
+        <w:t>id</w:t>
+      </w:r>
+    </w:p>
+    <w:p>
+      <w:pPr>
+        <w:pStyle w:val="property"/>
+      </w:pPr>
+      <w:r>
+        <w:t xml:space="preserve">[Optional](string.uri) Identifier for this graph node. Useful to reference this </w:t>
+      </w:r>
+      <w:r>
+        <w:t xml:space="preserve">Organization </w:t>
+      </w:r>
+      <w:r>
+        <w:t xml:space="preserve"> using object references if they appear more that once in the metadata record.</w:t>
+      </w:r>
+    </w:p>
+    <w:p>
+      <w:pPr>
+        <w:pStyle w:val="Heading5"/>
+      </w:pPr>
+      <w:r>
+        <w:t>t</w:t>
+      </w:r>
+      <w:r>
+        <w:t>ype</w:t>
+      </w:r>
+    </w:p>
+    <w:p>
+      <w:pPr>
+        <w:pStyle w:val="property"/>
+      </w:pPr>
+      <w:r>
+        <w:t>[</w:t>
+      </w:r>
+      <w:r>
+        <w:t>Required – ‘Organization’</w:t>
+      </w:r>
+      <w:r>
+        <w:t>, Repeatable</w:t>
+      </w:r>
+      <w:r>
+        <w:t>]</w:t>
+      </w:r>
+      <w:r>
+        <w:t xml:space="preserve">(string.uri) </w:t>
+      </w:r>
+      <w:r>
+        <w:t>rdf:type</w:t>
+      </w:r>
+      <w:r>
+        <w:t>, list must include Organization, but other schema.org types can be added</w:t>
+      </w:r>
+      <w:r>
+        <w:t xml:space="preserve"> for more precision</w:t>
+      </w:r>
+      <w:r>
+        <w:t xml:space="preserve">: </w:t>
+      </w:r>
+      <w:r>
+        <w:t>FundingAgency</w:t>
+      </w:r>
+      <w:r>
+        <w:t xml:space="preserve">, </w:t>
+      </w:r>
+      <w:r>
+        <w:t>Consortium</w:t>
+      </w:r>
+      <w:r>
+        <w:t xml:space="preserve">, </w:t>
+      </w:r>
+      <w:r>
+        <w:t>Corporation</w:t>
+      </w:r>
+      <w:r>
+        <w:t xml:space="preserve">, </w:t>
+      </w:r>
+      <w:r>
+        <w:t>EducationalOrganization</w:t>
+      </w:r>
+      <w:r>
+        <w:t xml:space="preserve">, </w:t>
+      </w:r>
+      <w:r>
+        <w:t>FundingScheme</w:t>
+      </w:r>
+      <w:r>
+        <w:t xml:space="preserve">, </w:t>
+      </w:r>
+      <w:r>
+        <w:t>GovernmentOrganization</w:t>
+      </w:r>
+      <w:r>
+        <w:t xml:space="preserve">, </w:t>
+      </w:r>
+      <w:r>
+        <w:t>NGO</w:t>
+      </w:r>
+      <w:r>
+        <w:t xml:space="preserve">, </w:t>
+      </w:r>
+      <w:r>
+        <w:t>Project</w:t>
+      </w:r>
+      <w:r>
+        <w:t xml:space="preserve">, </w:t>
+      </w:r>
+      <w:r>
+        <w:t>ResearchOrganization</w:t>
+      </w:r>
+    </w:p>
+    <w:p>
+      <w:pPr>
+        <w:pStyle w:val="Heading5"/>
+      </w:pPr>
+      <w:r>
         <w:t>n</w:t>
       </w:r>
       <w:r>
@@ -2377,7 +2996,16 @@
         <w:t>[</w:t>
       </w:r>
       <w:r>
-        <w:t>Required]</w:t>
+        <w:t>Required</w:t>
+      </w:r>
+      <w:r>
+        <w:t xml:space="preserve"> if no identifier</w:t>
+      </w:r>
+      <w:r>
+        <w:t>]</w:t>
+      </w:r>
+      <w:r>
+        <w:t>(string) Label for the Organization</w:t>
       </w:r>
     </w:p>
     <w:p>
@@ -2402,15 +3030,61 @@
         <w:t>[</w:t>
       </w:r>
       <w:r>
-        <w:t>Required]</w:t>
-      </w:r>
-    </w:p>
-    <w:p>
-      <w:pPr>
-        <w:pStyle w:val="Heading5"/>
-      </w:pPr>
-      <w:r>
-        <w:t>id</w:t>
+        <w:t>Required</w:t>
+      </w:r>
+      <w:r>
+        <w:t xml:space="preserve"> if no name</w:t>
+      </w:r>
+      <w:r>
+        <w:t>]</w:t>
+      </w:r>
+      <w:r>
+        <w:t xml:space="preserve"> (string.uri or PropertyValue-(identifier))</w:t>
+      </w:r>
+    </w:p>
+    <w:p>
+      <w:pPr>
+        <w:pStyle w:val="Heading5"/>
+      </w:pPr>
+      <w:r>
+        <w:t>a</w:t>
+      </w:r>
+      <w:r>
+        <w:t>dditionalType</w:t>
+      </w:r>
+    </w:p>
+    <w:p>
+      <w:pPr>
+        <w:pStyle w:val="property"/>
+      </w:pPr>
+      <w:r>
+        <w:t xml:space="preserve"> </w:t>
+      </w:r>
+      <w:r>
+        <w:t>[</w:t>
+      </w:r>
+      <w:r>
+        <w:t>Optional</w:t>
+      </w:r>
+      <w:r>
+        <w:t>, Repeatable</w:t>
+      </w:r>
+      <w:r>
+        <w:t>]</w:t>
+      </w:r>
+      <w:r>
+        <w:t>(string or DefinedTerm)</w:t>
+      </w:r>
+    </w:p>
+    <w:p>
+      <w:pPr>
+        <w:pStyle w:val="Heading5"/>
+      </w:pPr>
+      <w:r>
+        <w:t>a</w:t>
+      </w:r>
+      <w:r>
+        <w:t>lternateName</w:t>
       </w:r>
     </w:p>
     <w:p>
@@ -2426,16 +3100,22 @@
       <w:r>
         <w:t>Optional]</w:t>
       </w:r>
-    </w:p>
-    <w:p>
-      <w:pPr>
-        <w:pStyle w:val="Heading5"/>
-      </w:pPr>
-      <w:r>
-        <w:t>t</w:t>
-      </w:r>
-      <w:r>
-        <w:t>ype</w:t>
+      <w:r>
+        <w:t xml:space="preserve">(string) </w:t>
+      </w:r>
+      <w:r>
+        <w:t>other labels by which the organization might be known</w:t>
+      </w:r>
+    </w:p>
+    <w:p>
+      <w:pPr>
+        <w:pStyle w:val="Heading5"/>
+      </w:pPr>
+      <w:r>
+        <w:t>d</w:t>
+      </w:r>
+      <w:r>
+        <w:t>escription</w:t>
       </w:r>
     </w:p>
     <w:p>
@@ -2451,80 +3131,8 @@
       <w:r>
         <w:t>Optional]</w:t>
       </w:r>
-    </w:p>
-    <w:p>
-      <w:pPr>
-        <w:pStyle w:val="Heading5"/>
-      </w:pPr>
-      <w:r>
-        <w:t>a</w:t>
-      </w:r>
-      <w:r>
-        <w:t>dditionalType</w:t>
-      </w:r>
-    </w:p>
-    <w:p>
-      <w:pPr>
-        <w:pStyle w:val="property"/>
-      </w:pPr>
-      <w:r>
-        <w:t xml:space="preserve"> </w:t>
-      </w:r>
-      <w:r>
-        <w:t>[</w:t>
-      </w:r>
-      <w:r>
-        <w:t>Optional]</w:t>
-      </w:r>
-    </w:p>
-    <w:p>
-      <w:pPr>
-        <w:pStyle w:val="Heading5"/>
-      </w:pPr>
-      <w:r>
-        <w:t>a</w:t>
-      </w:r>
-      <w:r>
-        <w:t>lternateName</w:t>
-      </w:r>
-    </w:p>
-    <w:p>
-      <w:pPr>
-        <w:pStyle w:val="property"/>
-      </w:pPr>
-      <w:r>
-        <w:t xml:space="preserve"> </w:t>
-      </w:r>
-      <w:r>
-        <w:t>[</w:t>
-      </w:r>
-      <w:r>
-        <w:t>Optional]</w:t>
-      </w:r>
-    </w:p>
-    <w:p>
-      <w:pPr>
-        <w:pStyle w:val="Heading5"/>
-      </w:pPr>
-      <w:r>
-        <w:t>d</w:t>
-      </w:r>
-      <w:r>
-        <w:t>escription</w:t>
-      </w:r>
-    </w:p>
-    <w:p>
-      <w:pPr>
-        <w:pStyle w:val="property"/>
-      </w:pPr>
-      <w:r>
-        <w:t xml:space="preserve"> </w:t>
-      </w:r>
-      <w:r>
-        <w:t>[</w:t>
-      </w:r>
-      <w:r>
-        <w:t>Optional]</w:t>
+      <w:r>
+        <w:t>(string)</w:t>
       </w:r>
     </w:p>
     <w:p>
@@ -2554,104 +3162,163 @@
       <w:r>
         <w:t>Optional, Repeatable]</w:t>
       </w:r>
+      <w:r>
+        <w:t>(string, object reference)</w:t>
+      </w:r>
     </w:p>
     <w:p>
       <w:pPr>
         <w:pStyle w:val="Heading3"/>
       </w:pPr>
       <w:r>
+        <w:t>ContactPoint</w:t>
+      </w:r>
+    </w:p>
+    <w:p>
+      <w:pPr>
+        <w:spacing w:after="0"/>
+      </w:pPr>
+      <w:r>
+        <w:t>Information about how to communicate with a person or organization. CDIF only includes e-mail in its schema</w:t>
+      </w:r>
+      <w:r>
+        <w:t xml:space="preserve">. </w:t>
+      </w:r>
+    </w:p>
+    <w:p>
+      <w:pPr>
+        <w:pStyle w:val="Heading5"/>
+      </w:pPr>
+      <w:r>
+        <w:t>type</w:t>
+      </w:r>
+    </w:p>
+    <w:p>
+      <w:pPr>
+        <w:pStyle w:val="property"/>
         <w:rPr>
           <w:i/>
           <w:iCs/>
         </w:rPr>
-        <w:t xml:space="preserve"> </w:t>
-      </w:r>
-      <w:r>
-        <w:t>Contributor</w:t>
-      </w:r>
-    </w:p>
-    <w:p>
-      <w:pPr>
-        <w:pStyle w:val="Heading5"/>
-      </w:pPr>
-      <w:r>
-        <w:t>type</w:t>
-      </w:r>
-    </w:p>
-    <w:p>
-      <w:pPr>
-        <w:pStyle w:val="property"/>
+      </w:pPr>
+      <w:r>
+        <w:t xml:space="preserve"> [</w:t>
+      </w:r>
+      <w:r>
+        <w:t>Require</w:t>
+      </w:r>
+      <w:r>
+        <w:t>d – ‘ContactPoint’</w:t>
+      </w:r>
+      <w:r>
+        <w:t xml:space="preserve">, Repeatable] </w:t>
+      </w:r>
+      <w:r>
+        <w:t>(string.uri)</w:t>
+      </w:r>
+    </w:p>
+    <w:p>
+      <w:pPr>
+        <w:pStyle w:val="Heading5"/>
+      </w:pPr>
+      <w:r>
+        <w:t>email</w:t>
+      </w:r>
+    </w:p>
+    <w:p>
+      <w:pPr>
+        <w:pStyle w:val="property"/>
+      </w:pPr>
+      <w:r>
+        <w:t xml:space="preserve"> [</w:t>
+      </w:r>
+      <w:r>
+        <w:t>Required</w:t>
+      </w:r>
+      <w:r>
+        <w:t>]</w:t>
+      </w:r>
+      <w:r>
+        <w:t>(string)</w:t>
+      </w:r>
+      <w:r>
+        <w:t xml:space="preserve"> </w:t>
+      </w:r>
+      <w:r>
+        <w:t xml:space="preserve">Property is required if a contactPoint property is included. Use </w:t>
+      </w:r>
+      <w:r>
+        <w:t>missing@example.org</w:t>
+      </w:r>
+      <w:r>
+        <w:t xml:space="preserve"> if e-mail address is not available.</w:t>
+      </w:r>
+      <w:r>
+        <w:t xml:space="preserve">  Recommend using position-based contact point because people move around</w:t>
+      </w:r>
+      <w:r>
+        <w:t>.</w:t>
+      </w:r>
+    </w:p>
+    <w:p>
+      <w:pPr>
+        <w:pStyle w:val="Heading3"/>
+      </w:pPr>
+      <w:r>
         <w:rPr>
           <w:i/>
           <w:iCs/>
         </w:rPr>
-      </w:pPr>
-      <w:r>
-        <w:t xml:space="preserve"> </w:t>
-      </w:r>
-      <w:r>
-        <w:t>[</w:t>
-      </w:r>
-      <w:r>
-        <w:t>Required, Repeatable] (must contain “schema:</w:t>
-      </w:r>
-      <w:r>
-        <w:t>R</w:t>
-      </w:r>
-      <w:r>
-        <w:t>ole”)</w:t>
-      </w:r>
-    </w:p>
-    <w:p>
-      <w:pPr>
-        <w:pStyle w:val="Heading5"/>
-      </w:pPr>
-      <w:r>
-        <w:t>roleName</w:t>
-      </w:r>
-    </w:p>
-    <w:p>
-      <w:pPr>
-        <w:pStyle w:val="property"/>
-      </w:pPr>
-      <w:r>
-        <w:t xml:space="preserve"> </w:t>
-      </w:r>
-      <w:r>
-        <w:t>[</w:t>
-      </w:r>
-      <w:r>
-        <w:t>Required]</w:t>
-      </w:r>
-    </w:p>
-    <w:p>
-      <w:pPr>
-        <w:pStyle w:val="Heading5"/>
-      </w:pPr>
-      <w:r>
-        <w:t xml:space="preserve">contributor </w:t>
-      </w:r>
-    </w:p>
-    <w:p>
-      <w:pPr>
-        <w:pStyle w:val="property"/>
-      </w:pPr>
-      <w:r>
-        <w:t>[</w:t>
-      </w:r>
-      <w:r>
-        <w:t xml:space="preserve">Required] </w:t>
-      </w:r>
-      <w:r>
-        <w:t>(Person or Organization)</w:t>
-      </w:r>
-    </w:p>
-    <w:p>
-      <w:pPr>
-        <w:pStyle w:val="Heading3"/>
-      </w:pPr>
-      <w:r>
-        <w:t>MonetaryGrant</w:t>
+        <w:t xml:space="preserve"> </w:t>
+      </w:r>
+      <w:r>
+        <w:t>Contributor</w:t>
+      </w:r>
+    </w:p>
+    <w:p>
+      <w:pPr>
+        <w:pStyle w:val="property"/>
+      </w:pPr>
+      <w:r>
+        <w:t>For more granularity on how a</w:t>
+      </w:r>
+      <w:r>
+        <w:t>n agent</w:t>
+      </w:r>
+      <w:r>
+        <w:t xml:space="preserve"> contributed to a </w:t>
+      </w:r>
+      <w:r>
+        <w:t>resource</w:t>
+      </w:r>
+      <w:r>
+        <w:t xml:space="preserve">, use schema:Role. The schema.org documentation does not state that the Role type is an expected data type </w:t>
+      </w:r>
+      <w:r>
+        <w:t>for the</w:t>
+      </w:r>
+      <w:r>
+        <w:t xml:space="preserve"> contributor</w:t>
+      </w:r>
+      <w:r>
+        <w:t xml:space="preserve"> property</w:t>
+      </w:r>
+      <w:r>
+        <w:t xml:space="preserve">,  but that is addressed in this blog post (http://blog.schema.org/2014/06/introducing-role.html). see  </w:t>
+      </w:r>
+      <w:r>
+        <w:t xml:space="preserve">also </w:t>
+      </w:r>
+      <w:hyperlink r:id="rId16" w:anchor="roles-of-people" w:history="1">
+        <w:r>
+          <w:rPr>
+            <w:rStyle w:val="Hyperlink"/>
+          </w:rPr>
+          <w:t>ESIPfed Science on Schema.org roles of people note</w:t>
+        </w:r>
+      </w:hyperlink>
+      <w:r>
+        <w:t xml:space="preserve">. </w:t>
       </w:r>
     </w:p>
     <w:p>
@@ -2665,111 +3332,93 @@
     <w:p>
       <w:pPr>
         <w:pStyle w:val="property"/>
-      </w:pPr>
-      <w:r>
-        <w:t xml:space="preserve"> </w:t>
-      </w:r>
-      <w:r>
-        <w:t>[</w:t>
-      </w:r>
-      <w:r>
-        <w:t>Optional, Repeatable]</w:t>
-      </w:r>
-    </w:p>
-    <w:p>
-      <w:pPr>
-        <w:pStyle w:val="Heading5"/>
-      </w:pPr>
-      <w:r>
-        <w:t>identifier</w:t>
-      </w:r>
-    </w:p>
-    <w:p>
-      <w:pPr>
-        <w:pStyle w:val="property"/>
-      </w:pPr>
-      <w:r>
-        <w:t xml:space="preserve"> </w:t>
-      </w:r>
-      <w:r>
-        <w:t>[</w:t>
-      </w:r>
-      <w:r>
-        <w:t>Optional]</w:t>
-      </w:r>
-    </w:p>
-    <w:p>
-      <w:pPr>
-        <w:pStyle w:val="Heading5"/>
-      </w:pPr>
-      <w:r>
-        <w:t>description</w:t>
-      </w:r>
-    </w:p>
-    <w:p>
-      <w:pPr>
-        <w:pStyle w:val="property"/>
-      </w:pPr>
-      <w:r>
-        <w:t xml:space="preserve"> </w:t>
-      </w:r>
-      <w:r>
-        <w:t>[</w:t>
-      </w:r>
-      <w:r>
-        <w:t>Optional]</w:t>
-      </w:r>
-    </w:p>
-    <w:p>
-      <w:pPr>
-        <w:pStyle w:val="Heading5"/>
-      </w:pPr>
-      <w:r>
-        <w:lastRenderedPageBreak/>
-        <w:t>name</w:t>
-      </w:r>
-    </w:p>
-    <w:p>
-      <w:pPr>
-        <w:pStyle w:val="property"/>
-      </w:pPr>
-      <w:r>
-        <w:t xml:space="preserve"> </w:t>
-      </w:r>
-      <w:r>
-        <w:t>[</w:t>
-      </w:r>
-      <w:r>
-        <w:t>Optional]</w:t>
-      </w:r>
-    </w:p>
-    <w:p>
-      <w:pPr>
-        <w:pStyle w:val="Heading5"/>
-      </w:pPr>
-      <w:r>
         <w:rPr>
           <w:i/>
           <w:iCs/>
         </w:rPr>
-        <w:t>Class:</w:t>
-      </w:r>
-      <w:r>
-        <w:t xml:space="preserve"> funder</w:t>
-      </w:r>
-    </w:p>
-    <w:p>
-      <w:pPr>
-        <w:pStyle w:val="property"/>
-      </w:pPr>
-      <w:r>
-        <w:t xml:space="preserve"> </w:t>
-      </w:r>
-      <w:r>
-        <w:t>[</w:t>
-      </w:r>
-      <w:r>
-        <w:t>Optional] (object ref, Person, or Organization)</w:t>
+      </w:pPr>
+      <w:r>
+        <w:t xml:space="preserve"> </w:t>
+      </w:r>
+      <w:r>
+        <w:t>[</w:t>
+      </w:r>
+      <w:r>
+        <w:t>Required</w:t>
+      </w:r>
+      <w:r>
+        <w:t xml:space="preserve"> -</w:t>
+      </w:r>
+      <w:r>
+        <w:t>- 'Role’</w:t>
+      </w:r>
+      <w:r>
+        <w:t xml:space="preserve">, Repeatable] </w:t>
+      </w:r>
+      <w:r>
+        <w:t>(string.uri)</w:t>
+      </w:r>
+      <w:r>
+        <w:t xml:space="preserve"> </w:t>
+      </w:r>
+      <w:r>
+        <w:t>rdf:type</w:t>
+      </w:r>
+    </w:p>
+    <w:p>
+      <w:pPr>
+        <w:pStyle w:val="Heading5"/>
+      </w:pPr>
+      <w:r>
+        <w:t>roleName</w:t>
+      </w:r>
+    </w:p>
+    <w:p>
+      <w:pPr>
+        <w:pStyle w:val="property"/>
+      </w:pPr>
+      <w:r>
+        <w:t xml:space="preserve"> </w:t>
+      </w:r>
+      <w:r>
+        <w:t>[</w:t>
+      </w:r>
+      <w:r>
+        <w:t>Required]</w:t>
+      </w:r>
+      <w:r>
+        <w:t>(string, DefinedTerm)</w:t>
+      </w:r>
+      <w:r>
+        <w:t xml:space="preserve"> term that specifies the relationship between the contributor and the described resource.</w:t>
+      </w:r>
+    </w:p>
+    <w:p>
+      <w:pPr>
+        <w:pStyle w:val="Heading5"/>
+      </w:pPr>
+      <w:r>
+        <w:t xml:space="preserve">contributor </w:t>
+      </w:r>
+    </w:p>
+    <w:p>
+      <w:pPr>
+        <w:pStyle w:val="property"/>
+      </w:pPr>
+      <w:r>
+        <w:t>[</w:t>
+      </w:r>
+      <w:r>
+        <w:t xml:space="preserve">Required] </w:t>
+      </w:r>
+      <w:r>
+        <w:t>(</w:t>
+      </w:r>
+      <w:r>
+        <w:t xml:space="preserve">object reference, </w:t>
+      </w:r>
+      <w:r>
+        <w:t>Person or Organization)</w:t>
       </w:r>
     </w:p>
     <w:p>
@@ -2777,11 +3426,186 @@
         <w:pStyle w:val="Heading3"/>
       </w:pPr>
       <w:r>
+        <w:t>MonetaryGrant</w:t>
+      </w:r>
+    </w:p>
+    <w:p>
+      <w:pPr>
+        <w:pStyle w:val="Heading5"/>
+      </w:pPr>
+      <w:r>
+        <w:t>type</w:t>
+      </w:r>
+    </w:p>
+    <w:p>
+      <w:pPr>
+        <w:pStyle w:val="property"/>
+      </w:pPr>
+      <w:r>
+        <w:t xml:space="preserve"> </w:t>
+      </w:r>
+      <w:r>
+        <w:t>[</w:t>
+      </w:r>
+      <w:r>
+        <w:t>Required -- 'MonetaryGrant’</w:t>
+      </w:r>
+      <w:r>
+        <w:t>, Repeatable]</w:t>
+      </w:r>
+      <w:r>
+        <w:t>(string.uri)</w:t>
+      </w:r>
+    </w:p>
+    <w:p>
+      <w:pPr>
+        <w:pStyle w:val="property"/>
+        <w:ind w:left="180"/>
+      </w:pPr>
+      <w:r>
+        <w:t xml:space="preserve">CHOICE (at least one of </w:t>
+      </w:r>
+      <w:r>
+        <w:t>identifier, name, or funder</w:t>
+      </w:r>
+    </w:p>
+    <w:p>
+      <w:pPr>
+        <w:pStyle w:val="Heading5"/>
+      </w:pPr>
+      <w:r>
+        <w:t>identifier</w:t>
+      </w:r>
+    </w:p>
+    <w:p>
+      <w:pPr>
+        <w:pStyle w:val="property"/>
+      </w:pPr>
+      <w:r>
+        <w:t>[</w:t>
+      </w:r>
+      <w:r>
+        <w:t>Required if no name or funder</w:t>
+      </w:r>
+      <w:r>
+        <w:t>]</w:t>
+      </w:r>
+      <w:r>
+        <w:t xml:space="preserve"> </w:t>
+      </w:r>
+      <w:r>
+        <w:t>(string.uri or PropertyValue-(identifier))</w:t>
+      </w:r>
+      <w:r>
+        <w:t xml:space="preserve"> </w:t>
+      </w:r>
+      <w:r>
+        <w:t>identifier for a particular grant</w:t>
+      </w:r>
+    </w:p>
+    <w:p>
+      <w:pPr>
+        <w:pStyle w:val="Heading5"/>
+      </w:pPr>
+      <w:r>
+        <w:t>name</w:t>
+      </w:r>
+    </w:p>
+    <w:p>
+      <w:pPr>
+        <w:pStyle w:val="property"/>
+      </w:pPr>
+      <w:r>
+        <w:t xml:space="preserve"> [</w:t>
+      </w:r>
+      <w:r>
+        <w:t>Required if no identifer or funder</w:t>
+      </w:r>
+      <w:r>
+        <w:t>]</w:t>
+      </w:r>
+      <w:r>
+        <w:t>(string)</w:t>
+      </w:r>
+      <w:r>
+        <w:t xml:space="preserve"> </w:t>
+      </w:r>
+      <w:r>
+        <w:t>title of the grant</w:t>
+      </w:r>
+    </w:p>
+    <w:p>
+      <w:pPr>
+        <w:pStyle w:val="Heading5"/>
+      </w:pPr>
+      <w:r>
+        <w:t>funder</w:t>
+      </w:r>
+    </w:p>
+    <w:p>
+      <w:pPr>
+        <w:pStyle w:val="property"/>
+      </w:pPr>
+      <w:r>
+        <w:t xml:space="preserve"> [</w:t>
+      </w:r>
+      <w:r>
+        <w:t>Required if no identifier or name</w:t>
+      </w:r>
+      <w:r>
+        <w:t>] (object reference, Person, or Organization)</w:t>
+      </w:r>
+    </w:p>
+    <w:p>
+      <w:pPr>
+        <w:pStyle w:val="Heading5"/>
+      </w:pPr>
+      <w:r>
+        <w:t>description</w:t>
+      </w:r>
+    </w:p>
+    <w:p>
+      <w:pPr>
+        <w:pStyle w:val="property"/>
+        <w:spacing w:after="240"/>
+      </w:pPr>
+      <w:r>
+        <w:t xml:space="preserve"> </w:t>
+      </w:r>
+      <w:r>
+        <w:t>[</w:t>
+      </w:r>
+      <w:r>
+        <w:t>Optional]</w:t>
+      </w:r>
+      <w:r>
+        <w:t>(string)</w:t>
+      </w:r>
+      <w:r>
+        <w:t xml:space="preserve"> </w:t>
+      </w:r>
+      <w:r>
+        <w:t>description of the funding or grant</w:t>
+      </w:r>
+    </w:p>
+    <w:p>
+      <w:pPr>
+        <w:pStyle w:val="Heading3"/>
+      </w:pPr>
+      <w:r>
         <w:t>Dataset/dcat:CatalogRecord</w:t>
       </w:r>
     </w:p>
     <w:p>
       <w:pPr>
+        <w:pStyle w:val="property"/>
+      </w:pPr>
+      <w:r>
+        <w:t>This is the class used to provide information about the metadata record itself.</w:t>
+      </w:r>
+    </w:p>
+    <w:p>
+      <w:pPr>
         <w:pStyle w:val="Heading5"/>
       </w:pPr>
       <w:r>
@@ -2801,6 +3625,12 @@
       <w:r>
         <w:t>Required]</w:t>
       </w:r>
+      <w:r>
+        <w:t>(string.</w:t>
+      </w:r>
+      <w:r>
+        <w:t>uri) Identifier for the metadata record.</w:t>
+      </w:r>
     </w:p>
     <w:p>
       <w:pPr>
@@ -2829,6 +3659,9 @@
       <w:r>
         <w:t>, Repeatable]</w:t>
       </w:r>
+      <w:r>
+        <w:t>(string.uri)</w:t>
+      </w:r>
     </w:p>
     <w:p>
       <w:pPr>
@@ -2851,6 +3684,9 @@
       <w:r>
         <w:t xml:space="preserve">Required – “dcat:CatalogRecord”, Repeatable] </w:t>
       </w:r>
+      <w:r>
+        <w:t>(string)</w:t>
+      </w:r>
     </w:p>
     <w:p>
       <w:pPr>
@@ -2871,10 +3707,28 @@
         <w:t>Required] (</w:t>
       </w:r>
       <w:r>
-        <w:t xml:space="preserve">object reference, </w:t>
-      </w:r>
-      <w:r>
-        <w:t>the @id of the metadata record – self)</w:t>
+        <w:t>object reference</w:t>
+      </w:r>
+      <w:r>
+        <w:t>)</w:t>
+      </w:r>
+      <w:r>
+        <w:t xml:space="preserve"> This must be a reference to the </w:t>
+      </w:r>
+      <w:r>
+        <w:t>metadata record that this node documents</w:t>
+      </w:r>
+      <w:r>
+        <w:t xml:space="preserve">, using the </w:t>
+      </w:r>
+      <w:r>
+        <w:t xml:space="preserve">@id </w:t>
+      </w:r>
+      <w:r>
+        <w:t>of that record</w:t>
+      </w:r>
+      <w:r>
+        <w:t xml:space="preserve">. </w:t>
       </w:r>
     </w:p>
     <w:p>
@@ -2941,6 +3795,12 @@
       <w:r>
         <w:t>Optional] (Person or Organization)</w:t>
       </w:r>
+      <w:r>
+        <w:t xml:space="preserve"> </w:t>
+      </w:r>
+      <w:r>
+        <w:t>Identification of the agent that maintains the metadata, with contact information. Should include person name and affiliation, or position name and affiliation, or just organization name. e-mail address is preferred contact information.</w:t>
+      </w:r>
     </w:p>
     <w:p>
       <w:pPr>
@@ -2959,6 +3819,9 @@
       </w:r>
       <w:r>
         <w:t xml:space="preserve">Optional] (ISO 8601 formatted date/datetime) </w:t>
+      </w:r>
+      <w:r>
+        <w:t>date of most recent update to the metadata content</w:t>
       </w:r>
     </w:p>
     <w:p>
@@ -2989,17 +3852,65 @@
       <w:r>
         <w:t>(DataCatalog)</w:t>
       </w:r>
+      <w:r>
+        <w:rPr>
+          <w:rFonts w:ascii="Times New Roman" w:hAnsi="Times New Roman" w:cs="Times New Roman"/>
+          <w:color w:val="993300"/>
+          <w:kern w:val="0"/>
+          <w:highlight w:val="white"/>
+        </w:rPr>
+        <w:t xml:space="preserve"> </w:t>
+      </w:r>
+      <w:r>
+        <w:t>identify the source for the origin the metadata record</w:t>
+      </w:r>
+      <w:r>
+        <w:t xml:space="preserve"> </w:t>
+      </w:r>
     </w:p>
     <w:p>
       <w:pPr>
         <w:pStyle w:val="Heading3"/>
       </w:pPr>
-      <w:bookmarkStart w:id="0" w:name="datacatalog"/>
+      <w:bookmarkStart w:id="2" w:name="datacatalog"/>
       <w:r>
         <w:t>DataCatalog</w:t>
       </w:r>
     </w:p>
-    <w:bookmarkEnd w:id="0"/>
+    <w:p>
+      <w:pPr>
+        <w:pStyle w:val="property"/>
+      </w:pPr>
+      <w:r>
+        <w:t xml:space="preserve">An accessible collection of </w:t>
+      </w:r>
+      <w:r>
+        <w:t>data. The data might be metadata (about other resources) or datasets.</w:t>
+      </w:r>
+    </w:p>
+    <w:bookmarkEnd w:id="2"/>
+    <w:p>
+      <w:pPr>
+        <w:pStyle w:val="Heading5"/>
+      </w:pPr>
+      <w:r>
+        <w:t>type</w:t>
+      </w:r>
+    </w:p>
+    <w:p>
+      <w:pPr>
+        <w:pStyle w:val="property"/>
+      </w:pPr>
+      <w:r>
+        <w:t>[</w:t>
+      </w:r>
+      <w:r>
+        <w:t>Required – ‘DataCatalog’</w:t>
+      </w:r>
+      <w:r>
+        <w:t>, Repeatable]</w:t>
+      </w:r>
+    </w:p>
     <w:p>
       <w:pPr>
         <w:pStyle w:val="Heading5"/>
@@ -3013,35 +3924,13 @@
         <w:pStyle w:val="property"/>
       </w:pPr>
       <w:r>
-        <w:t xml:space="preserve"> </w:t>
-      </w:r>
-      <w:r>
         <w:t>[</w:t>
       </w:r>
       <w:r>
         <w:t>Optional]</w:t>
       </w:r>
-    </w:p>
-    <w:p>
-      <w:pPr>
-        <w:pStyle w:val="Heading5"/>
-      </w:pPr>
-      <w:r>
-        <w:t>t</w:t>
-      </w:r>
-      <w:r>
-        <w:t>ype</w:t>
-      </w:r>
-    </w:p>
-    <w:p>
-      <w:pPr>
-        <w:pStyle w:val="property"/>
-      </w:pPr>
-      <w:r>
-        <w:t>[</w:t>
-      </w:r>
-      <w:r>
-        <w:t>Optonal, Repeatable]</w:t>
+      <w:r>
+        <w:t>(string.uri) identifier for graph node.</w:t>
       </w:r>
     </w:p>
     <w:p>
@@ -3057,36 +3946,39 @@
         <w:pStyle w:val="property"/>
       </w:pPr>
       <w:r>
-        <w:t xml:space="preserve"> </w:t>
-      </w:r>
-      <w:r>
         <w:t>[</w:t>
       </w:r>
       <w:r>
         <w:t>Optional]</w:t>
       </w:r>
-    </w:p>
-    <w:p>
-      <w:pPr>
-        <w:pStyle w:val="Heading5"/>
-      </w:pPr>
-      <w:r>
-        <w:t xml:space="preserve">uri </w:t>
-      </w:r>
-    </w:p>
-    <w:p>
-      <w:pPr>
-        <w:pStyle w:val="property"/>
-      </w:pPr>
-      <w:r>
-        <w:t xml:space="preserve"> </w:t>
-      </w:r>
+      <w:r>
+        <w:t xml:space="preserve"> (string) Label for the data catalog.</w:t>
+      </w:r>
+    </w:p>
+    <w:p>
+      <w:pPr>
+        <w:pStyle w:val="Heading5"/>
+      </w:pPr>
+      <w:r>
+        <w:t>ur</w:t>
+      </w:r>
+      <w:r>
+        <w:t>l</w:t>
+      </w:r>
+    </w:p>
+    <w:p>
+      <w:pPr>
+        <w:pStyle w:val="property"/>
+      </w:pPr>
       <w:r>
         <w:t>[</w:t>
       </w:r>
       <w:r>
         <w:t>Optional]</w:t>
       </w:r>
+      <w:r>
+        <w:t>(string.url) Url to access catalog landing page.</w:t>
+      </w:r>
     </w:p>
     <w:p>
       <w:pPr>
@@ -3101,21 +3993,23 @@
         <w:pStyle w:val="property"/>
       </w:pPr>
       <w:r>
-        <w:t xml:space="preserve"> </w:t>
-      </w:r>
-      <w:r>
         <w:t>[</w:t>
       </w:r>
       <w:r>
         <w:t>Optional]</w:t>
       </w:r>
+      <w:r>
+        <w:t xml:space="preserve"> (string.uri or PropertyValue-(identifier))</w:t>
+      </w:r>
+      <w:r>
+        <w:t xml:space="preserve"> Identifier for the data catalog.</w:t>
+      </w:r>
     </w:p>
     <w:p>
       <w:pPr>
         <w:pStyle w:val="Heading2"/>
       </w:pPr>
       <w:r>
-        <w:lastRenderedPageBreak/>
         <w:t>Classes added  by CDIF Discovery profile</w:t>
       </w:r>
     </w:p>
@@ -3123,12 +4017,12 @@
       <w:pPr>
         <w:pStyle w:val="Heading3"/>
       </w:pPr>
-      <w:bookmarkStart w:id="1" w:name="propertyvaluevariablemeasured"/>
+      <w:bookmarkStart w:id="3" w:name="propertyvaluevariablemeasured"/>
       <w:r>
         <w:t>PropertyValue-(variableMeasured)</w:t>
       </w:r>
     </w:p>
-    <w:bookmarkEnd w:id="1"/>
+    <w:bookmarkEnd w:id="3"/>
     <w:p>
       <w:pPr>
         <w:pStyle w:val="Heading5"/>
@@ -3148,11 +4042,20 @@
         <w:t>[</w:t>
       </w:r>
       <w:r>
-        <w:t>Requried – “PropertyValue”</w:t>
+        <w:t>Requ</w:t>
+      </w:r>
+      <w:r>
+        <w:t>ir</w:t>
+      </w:r>
+      <w:r>
+        <w:t>ed – “PropertyValue”</w:t>
       </w:r>
       <w:r>
         <w:t xml:space="preserve">, Repeatable] </w:t>
       </w:r>
+      <w:r>
+        <w:t>(string.uri)</w:t>
+      </w:r>
     </w:p>
     <w:p>
       <w:pPr>
@@ -3175,6 +4078,9 @@
       <w:r>
         <w:t>Optional]</w:t>
       </w:r>
+      <w:r>
+        <w:t xml:space="preserve">(string.uri) </w:t>
+      </w:r>
     </w:p>
     <w:p>
       <w:pPr>
@@ -3197,6 +4103,15 @@
       <w:r>
         <w:t>Optional]</w:t>
       </w:r>
+      <w:r>
+        <w:t xml:space="preserve">(string) </w:t>
+      </w:r>
+      <w:r>
+        <w:t>string label associated with the variable in the dataset serializatio</w:t>
+      </w:r>
+      <w:r>
+        <w:t>n</w:t>
+      </w:r>
     </w:p>
     <w:p>
       <w:pPr>
@@ -3219,6 +4134,15 @@
       <w:r>
         <w:t>Optional, Repeatable]</w:t>
       </w:r>
+      <w:r>
+        <w:t>(string)</w:t>
+      </w:r>
+      <w:r>
+        <w:t xml:space="preserve"> </w:t>
+      </w:r>
+      <w:r>
+        <w:t>human intelligible name for variable that conveys semantics</w:t>
+      </w:r>
     </w:p>
     <w:p>
       <w:pPr>
@@ -3245,7 +4169,30 @@
         <w:t>erence</w:t>
       </w:r>
       <w:r>
-        <w:t>, or defined term)</w:t>
+        <w:t xml:space="preserve">, or </w:t>
+      </w:r>
+      <w:hyperlink w:anchor="_Defined_Term" w:history="1">
+        <w:r>
+          <w:rPr>
+            <w:rStyle w:val="Hyperlink"/>
+          </w:rPr>
+          <w:t>DefinedTerm</w:t>
+        </w:r>
+      </w:hyperlink>
+      <w:r>
+        <w:t>)</w:t>
+      </w:r>
+      <w:r>
+        <w:t xml:space="preserve"> </w:t>
+      </w:r>
+      <w:r>
+        <w:t xml:space="preserve">Text description or URI </w:t>
+      </w:r>
+      <w:r>
+        <w:t>specifying how values for the variable were obtained</w:t>
+      </w:r>
+      <w:r>
+        <w:t>.</w:t>
       </w:r>
     </w:p>
     <w:p>
@@ -3270,7 +4217,13 @@
         <w:t>Required</w:t>
       </w:r>
       <w:r>
-        <w:t>, Repeatable]  string, object ref</w:t>
+        <w:t xml:space="preserve">, Repeatable]  </w:t>
+      </w:r>
+      <w:r>
+        <w:t>(</w:t>
+      </w:r>
+      <w:r>
+        <w:t>string, object ref</w:t>
       </w:r>
       <w:r>
         <w:t>erence</w:t>
@@ -3278,12 +4231,20 @@
       <w:r>
         <w:t xml:space="preserve">, or </w:t>
       </w:r>
-      <w:r>
-        <w:t>DefinedTerm</w:t>
-      </w:r>
+      <w:hyperlink w:anchor="_Defined_Term" w:history="1">
+        <w:r>
+          <w:rPr>
+            <w:rStyle w:val="Hyperlink"/>
+          </w:rPr>
+          <w:t>DefinedTerm</w:t>
+        </w:r>
+      </w:hyperlink>
       <w:r>
         <w:t xml:space="preserve">) </w:t>
       </w:r>
+      <w:r>
+        <w:t>identifier or name for the property concept</w:t>
+      </w:r>
     </w:p>
     <w:p>
       <w:pPr>
@@ -3301,11 +4262,14 @@
         <w:t>[</w:t>
       </w:r>
       <w:r>
-        <w:t xml:space="preserve"> </w:t>
-      </w:r>
-      <w:r>
         <w:t>Optional]</w:t>
       </w:r>
+      <w:r>
+        <w:t xml:space="preserve">(string) </w:t>
+      </w:r>
+      <w:r>
+        <w:t>unit of measurement as text</w:t>
+      </w:r>
     </w:p>
     <w:p>
       <w:pPr>
@@ -3323,7 +4287,24 @@
         <w:t>[</w:t>
       </w:r>
       <w:r>
-        <w:t>Optional] (string, object ref, or defined term)</w:t>
+        <w:t xml:space="preserve">Optional] (string, object ref, or </w:t>
+      </w:r>
+      <w:hyperlink w:anchor="_Defined_Term" w:history="1">
+        <w:r>
+          <w:rPr>
+            <w:rStyle w:val="Hyperlink"/>
+          </w:rPr>
+          <w:t>DefinedTerm</w:t>
+        </w:r>
+      </w:hyperlink>
+      <w:r>
+        <w:t>)</w:t>
+      </w:r>
+      <w:r>
+        <w:t xml:space="preserve"> </w:t>
+      </w:r>
+      <w:r>
+        <w:t>URI or code identifying the unit of measure</w:t>
       </w:r>
     </w:p>
     <w:p>
@@ -3347,6 +4328,18 @@
       <w:r>
         <w:t>Optional] (number)</w:t>
       </w:r>
+      <w:r>
+        <w:t xml:space="preserve"> </w:t>
+      </w:r>
+      <w:r>
+        <w:t>minimum numeric value</w:t>
+      </w:r>
+      <w:r>
+        <w:t xml:space="preserve"> for this variable</w:t>
+      </w:r>
+      <w:r>
+        <w:t xml:space="preserve"> in the dataset</w:t>
+      </w:r>
     </w:p>
     <w:p>
       <w:pPr>
@@ -3369,6 +4362,18 @@
       <w:r>
         <w:t>Optional] (number)</w:t>
       </w:r>
+      <w:r>
+        <w:t xml:space="preserve"> maximum</w:t>
+      </w:r>
+      <w:r>
+        <w:t xml:space="preserve"> numeric value</w:t>
+      </w:r>
+      <w:r>
+        <w:t xml:space="preserve"> for this variable</w:t>
+      </w:r>
+      <w:r>
+        <w:t xml:space="preserve"> in the dataset</w:t>
+      </w:r>
     </w:p>
     <w:p>
       <w:pPr>
@@ -3392,7 +4397,21 @@
         <w:t>[</w:t>
       </w:r>
       <w:r>
-        <w:t>Optional] (string or labelled link – references additional information, and label could be used to indicate type of description – e.g., I-ADOPT, CDIF, etc.)</w:t>
+        <w:t xml:space="preserve">Optional] (string or </w:t>
+      </w:r>
+      <w:hyperlink w:anchor="_Labelled_Link" w:history="1">
+        <w:r>
+          <w:rPr>
+            <w:rStyle w:val="Hyperlink"/>
+          </w:rPr>
+          <w:t>LabelledLink</w:t>
+        </w:r>
+      </w:hyperlink>
+      <w:r>
+        <w:t xml:space="preserve">)  </w:t>
+      </w:r>
+      <w:r>
+        <w:t>references additional information, and label could be used to indicate type of description – e.g., I-ADOPT, CDIF, etc.</w:t>
       </w:r>
     </w:p>
     <w:p>
@@ -3416,9 +4435,6 @@
         <w:pStyle w:val="property"/>
       </w:pPr>
       <w:r>
-        <w:t xml:space="preserve"> </w:t>
-      </w:r>
-      <w:r>
         <w:t>[</w:t>
       </w:r>
       <w:r>
@@ -3458,23 +4474,34 @@
         <w:pStyle w:val="property"/>
       </w:pPr>
       <w:r>
-        <w:t xml:space="preserve"> </w:t>
-      </w:r>
-      <w:r>
         <w:t>[</w:t>
       </w:r>
       <w:r>
         <w:t>Conditional</w:t>
       </w:r>
       <w:r>
-        <w:t xml:space="preserve">, Repeatable] (string or </w:t>
-      </w:r>
-      <w:r>
-        <w:t>DefinedTerm</w:t>
-      </w:r>
+        <w:t>, Repeatable] (string or</w:t>
+      </w:r>
+      <w:r>
+        <w:t xml:space="preserve"> </w:t>
+      </w:r>
+      <w:hyperlink w:anchor="_Defined_Term" w:history="1">
+        <w:r>
+          <w:rPr>
+            <w:rStyle w:val="Hyperlink"/>
+          </w:rPr>
+          <w:t>DefinedTerm</w:t>
+        </w:r>
+      </w:hyperlink>
       <w:r>
         <w:t>)</w:t>
       </w:r>
+      <w:r>
+        <w:t xml:space="preserve"> </w:t>
+      </w:r>
+      <w:r>
+        <w:t>multiple place names or DefinedTerms that have a place name and URI for the location</w:t>
+      </w:r>
     </w:p>
     <w:p>
       <w:pPr>
@@ -3495,76 +4522,290 @@
         <w:t>Conditional</w:t>
       </w:r>
       <w:r>
+        <w:t xml:space="preserve">] </w:t>
+      </w:r>
+      <w:r>
+        <w:t>(string.uri or PropertyValue-(identifier))</w:t>
+      </w:r>
+    </w:p>
+    <w:p>
+      <w:pPr>
+        <w:pStyle w:val="Heading5"/>
+      </w:pPr>
+      <w:r>
+        <w:t>geo</w:t>
+      </w:r>
+    </w:p>
+    <w:p>
+      <w:pPr>
+        <w:pStyle w:val="property"/>
+      </w:pPr>
+      <w:r>
+        <w:t xml:space="preserve"> </w:t>
+      </w:r>
+      <w:r>
+        <w:t>[</w:t>
+      </w:r>
+      <w:r>
+        <w:t>Conditional</w:t>
+      </w:r>
+      <w:r>
+        <w:t>] (</w:t>
+      </w:r>
+      <w:hyperlink w:anchor="_GeoCoordinates" w:history="1">
+        <w:r>
+          <w:rPr>
+            <w:rStyle w:val="Hyperlink"/>
+          </w:rPr>
+          <w:t>GeoCoordinates</w:t>
+        </w:r>
+        <w:r>
+          <w:rPr>
+            <w:rStyle w:val="Hyperlink"/>
+          </w:rPr>
+          <w:t xml:space="preserve"> </w:t>
+        </w:r>
+      </w:hyperlink>
+      <w:r>
+        <w:t xml:space="preserve">or </w:t>
+      </w:r>
+      <w:hyperlink w:anchor="_GeoShape" w:history="1">
+        <w:r>
+          <w:rPr>
+            <w:rStyle w:val="Hyperlink"/>
+          </w:rPr>
+          <w:t>GeoShape</w:t>
+        </w:r>
+      </w:hyperlink>
+      <w:r>
+        <w:t>)</w:t>
+      </w:r>
+      <w:r>
+        <w:t xml:space="preserve"> </w:t>
+      </w:r>
+      <w:r>
+        <w:t>Either a bounding box or a point location.</w:t>
+      </w:r>
+      <w:r>
+        <w:t xml:space="preserve"> Use WGS 84 latitude and longitude coordinates</w:t>
+      </w:r>
+    </w:p>
+    <w:p>
+      <w:pPr>
+        <w:pStyle w:val="Heading5"/>
+      </w:pPr>
+      <w:r>
+        <w:t>geosparql:HasGeometry</w:t>
+      </w:r>
+    </w:p>
+    <w:p>
+      <w:pPr>
+        <w:pStyle w:val="property"/>
+      </w:pPr>
+      <w:r>
+        <w:t xml:space="preserve"> </w:t>
+      </w:r>
+      <w:r>
+        <w:t>[</w:t>
+      </w:r>
+      <w:r>
+        <w:t>Conditional</w:t>
+      </w:r>
+      <w:r>
+        <w:t>] (</w:t>
+      </w:r>
+      <w:hyperlink w:anchor="_sf:SimpleFeature" w:history="1">
+        <w:r>
+          <w:rPr>
+            <w:rStyle w:val="Hyperlink"/>
+          </w:rPr>
+          <w:t>sf:SimpleFeature</w:t>
+        </w:r>
+      </w:hyperlink>
+      <w:r>
+        <w:t>)</w:t>
+      </w:r>
+      <w:r>
+        <w:t xml:space="preserve">  </w:t>
+      </w:r>
+      <w:r>
+        <w:t xml:space="preserve">Optional geographic extent using </w:t>
+      </w:r>
+      <w:hyperlink r:id="rId17" w:history="1">
+        <w:r>
+          <w:rPr>
+            <w:rStyle w:val="Hyperlink"/>
+          </w:rPr>
+          <w:t>wkt geometry</w:t>
+        </w:r>
+      </w:hyperlink>
+      <w:r>
+        <w:t xml:space="preserve">, see </w:t>
+      </w:r>
+      <w:hyperlink r:id="rId18" w:anchor="simple-geosparql-wkt" w:history="1">
+        <w:r>
+          <w:rPr>
+            <w:rStyle w:val="Hyperlink"/>
+          </w:rPr>
+          <w:t>Ocean InfoHub</w:t>
+        </w:r>
+      </w:hyperlink>
+      <w:r>
+        <w:t>.   Other geometry schemes might be specified in a specific domain profile, e.g. for atmospheric, subsurface  data, or local coordinate systems. NOTE that the location specified here should be the same as the  schema.org point or contained within the specified bounding box.</w:t>
+      </w:r>
+    </w:p>
+    <w:p>
+      <w:pPr>
+        <w:pStyle w:val="Heading3"/>
+      </w:pPr>
+      <w:bookmarkStart w:id="4" w:name="_Defined_Term"/>
+      <w:bookmarkEnd w:id="4"/>
+      <w:r>
+        <w:t>Defined Term</w:t>
+      </w:r>
+    </w:p>
+    <w:p>
+      <w:pPr>
+        <w:pStyle w:val="Heading5"/>
+      </w:pPr>
+      <w:r>
+        <w:t>type</w:t>
+      </w:r>
+    </w:p>
+    <w:p>
+      <w:pPr>
+        <w:pStyle w:val="property"/>
+      </w:pPr>
+      <w:r>
+        <w:t xml:space="preserve"> </w:t>
+      </w:r>
+      <w:r>
+        <w:t>[</w:t>
+      </w:r>
+      <w:r>
+        <w:t>Required</w:t>
+      </w:r>
+      <w:r>
+        <w:t xml:space="preserve"> – ‘DefinedTerm’</w:t>
+      </w:r>
+      <w:r>
         <w:t>]</w:t>
       </w:r>
     </w:p>
     <w:p>
       <w:pPr>
         <w:pStyle w:val="Heading5"/>
-      </w:pPr>
-      <w:r>
-        <w:t>geo</w:t>
-      </w:r>
-    </w:p>
-    <w:p>
-      <w:pPr>
-        <w:pStyle w:val="property"/>
-      </w:pPr>
-      <w:r>
-        <w:t xml:space="preserve"> </w:t>
-      </w:r>
-      <w:r>
-        <w:t>[</w:t>
-      </w:r>
-      <w:r>
-        <w:t>Conditional</w:t>
-      </w:r>
-      <w:r>
-        <w:t>] (GeoCoordinates, Box, Line)</w:t>
-      </w:r>
-    </w:p>
-    <w:p>
-      <w:pPr>
-        <w:pStyle w:val="Heading5"/>
-      </w:pPr>
-      <w:r>
-        <w:t>geosparql:HasGeometry</w:t>
-      </w:r>
-    </w:p>
-    <w:p>
-      <w:pPr>
-        <w:pStyle w:val="property"/>
         <w:rPr>
           <w:i/>
           <w:iCs/>
         </w:rPr>
       </w:pPr>
       <w:r>
-        <w:t xml:space="preserve"> </w:t>
-      </w:r>
-      <w:r>
-        <w:t>[</w:t>
-      </w:r>
-      <w:r>
-        <w:t>Conditional</w:t>
-      </w:r>
-      <w:r>
-        <w:t>] (</w:t>
-      </w:r>
-      <w:r>
-        <w:t>sf:SimpleFeature</w:t>
-      </w:r>
-      <w:r>
-        <w:t>)</w:t>
+        <w:t>name</w:t>
+      </w:r>
+    </w:p>
+    <w:p>
+      <w:pPr>
+        <w:pStyle w:val="property"/>
+      </w:pPr>
+      <w:r>
+        <w:t>[</w:t>
+      </w:r>
+      <w:r>
+        <w:t>Required if no identifier</w:t>
+      </w:r>
+      <w:r>
+        <w:t xml:space="preserve"> or termCode</w:t>
+      </w:r>
+      <w:r>
+        <w:t>]</w:t>
+      </w:r>
+    </w:p>
+    <w:p>
+      <w:pPr>
+        <w:pStyle w:val="Heading5"/>
+      </w:pPr>
+      <w:r>
+        <w:t>identifier</w:t>
+      </w:r>
+    </w:p>
+    <w:p>
+      <w:pPr>
+        <w:pStyle w:val="property"/>
+      </w:pPr>
+      <w:r>
+        <w:t xml:space="preserve"> </w:t>
+      </w:r>
+      <w:r>
+        <w:t>[</w:t>
+      </w:r>
+      <w:r>
+        <w:t>Required if no name</w:t>
+      </w:r>
+      <w:r>
+        <w:t xml:space="preserve"> or </w:t>
+      </w:r>
+      <w:r>
+        <w:t>termCode]</w:t>
+      </w:r>
+    </w:p>
+    <w:p>
+      <w:pPr>
+        <w:pStyle w:val="Heading5"/>
+      </w:pPr>
+      <w:r>
+        <w:t>termCode</w:t>
+      </w:r>
+    </w:p>
+    <w:p>
+      <w:pPr>
+        <w:pStyle w:val="property"/>
+      </w:pPr>
+      <w:r>
+        <w:t xml:space="preserve"> [Required if no name or identifier]</w:t>
+      </w:r>
+    </w:p>
+    <w:p>
+      <w:pPr>
+        <w:pStyle w:val="Heading5"/>
+      </w:pPr>
+      <w:r>
+        <w:t>inDefinedTermSet</w:t>
+      </w:r>
+    </w:p>
+    <w:p>
+      <w:pPr>
+        <w:pStyle w:val="property"/>
+      </w:pPr>
+      <w:r>
+        <w:t xml:space="preserve"> </w:t>
+      </w:r>
+      <w:r>
+        <w:t>[</w:t>
+      </w:r>
+      <w:r>
+        <w:t>Optional]</w:t>
+      </w:r>
+    </w:p>
+    <w:p>
+      <w:pPr>
+        <w:pStyle w:val="Heading2"/>
+      </w:pPr>
+      <w:r>
+        <w:t>Data types used for CDIF Core</w:t>
       </w:r>
     </w:p>
     <w:p>
       <w:pPr>
         <w:pStyle w:val="Heading3"/>
       </w:pPr>
-      <w:r>
-        <w:lastRenderedPageBreak/>
-        <w:t>Defined Term</w:t>
+      <w:bookmarkStart w:id="5" w:name="_PropertyValue-(identifier)"/>
+      <w:bookmarkEnd w:id="5"/>
+      <w:r>
+        <w:t>PropertyValue</w:t>
+      </w:r>
+      <w:r>
+        <w:t>-(identifier)</w:t>
       </w:r>
     </w:p>
     <w:p>
@@ -3589,465 +4830,328 @@
         <w:t>Required</w:t>
       </w:r>
       <w:r>
-        <w:t xml:space="preserve"> – ‘DefinedTerm’</w:t>
-      </w:r>
-      <w:r>
-        <w:t>]</w:t>
-      </w:r>
-    </w:p>
-    <w:p>
-      <w:pPr>
-        <w:pStyle w:val="Heading5"/>
+        <w:t xml:space="preserve"> – ‘PropertyValue’</w:t>
+      </w:r>
+      <w:r>
+        <w:t>, Repeatable]</w:t>
+      </w:r>
+    </w:p>
+    <w:p>
+      <w:pPr>
+        <w:pStyle w:val="Heading5"/>
+      </w:pPr>
+      <w:r>
+        <w:t>value</w:t>
+      </w:r>
+    </w:p>
+    <w:p>
+      <w:pPr>
+        <w:pStyle w:val="property"/>
+      </w:pPr>
+      <w:r>
+        <w:t xml:space="preserve"> [Required if no url]</w:t>
+      </w:r>
+    </w:p>
+    <w:p>
+      <w:pPr>
+        <w:pStyle w:val="Heading5"/>
+      </w:pPr>
+      <w:r>
+        <w:t>url</w:t>
+      </w:r>
+    </w:p>
+    <w:p>
+      <w:pPr>
+        <w:pStyle w:val="property"/>
+      </w:pPr>
+      <w:r>
+        <w:t xml:space="preserve"> [Required if no value]</w:t>
+      </w:r>
+    </w:p>
+    <w:p>
+      <w:pPr>
+        <w:pStyle w:val="Heading5"/>
+      </w:pPr>
+      <w:r>
+        <w:t>propertyId</w:t>
+      </w:r>
+    </w:p>
+    <w:p>
+      <w:pPr>
+        <w:pStyle w:val="property"/>
+      </w:pPr>
+      <w:r>
+        <w:t xml:space="preserve"> </w:t>
+      </w:r>
+      <w:r>
+        <w:t>[</w:t>
+      </w:r>
+      <w:r>
+        <w:t>Optional]</w:t>
+      </w:r>
+      <w:r>
+        <w:t xml:space="preserve"> (string:uri)</w:t>
+      </w:r>
+    </w:p>
+    <w:p>
+      <w:pPr>
+        <w:pStyle w:val="Heading3"/>
+      </w:pPr>
+      <w:bookmarkStart w:id="6" w:name="_Labelled_Link"/>
+      <w:bookmarkEnd w:id="6"/>
+      <w:r>
+        <w:t>Labelled Link</w:t>
+      </w:r>
+    </w:p>
+    <w:p>
+      <w:pPr>
+        <w:pStyle w:val="Heading5"/>
+      </w:pPr>
+      <w:r>
+        <w:t>type</w:t>
+      </w:r>
+    </w:p>
+    <w:p>
+      <w:pPr>
+        <w:pStyle w:val="property"/>
+      </w:pPr>
+      <w:r>
+        <w:t xml:space="preserve"> </w:t>
+      </w:r>
+      <w:r>
+        <w:t>[</w:t>
+      </w:r>
+      <w:r>
+        <w:t>Required</w:t>
+      </w:r>
+      <w:r>
+        <w:t xml:space="preserve"> – ‘CreativeWork’</w:t>
+      </w:r>
+      <w:r>
+        <w:t>, Repeatable]</w:t>
+      </w:r>
+    </w:p>
+    <w:p>
+      <w:pPr>
+        <w:pStyle w:val="Heading5"/>
+      </w:pPr>
+      <w:r>
+        <w:t>url</w:t>
+      </w:r>
+    </w:p>
+    <w:p>
+      <w:pPr>
+        <w:pStyle w:val="property"/>
+      </w:pPr>
+      <w:r>
+        <w:t xml:space="preserve"> [Required] (string:uri)</w:t>
+      </w:r>
+    </w:p>
+    <w:p>
+      <w:pPr>
+        <w:pStyle w:val="Heading5"/>
+      </w:pPr>
+      <w:r>
+        <w:t>n</w:t>
+      </w:r>
+      <w:r>
+        <w:t>ame</w:t>
+      </w:r>
+    </w:p>
+    <w:p>
+      <w:pPr>
+        <w:pStyle w:val="property"/>
+      </w:pPr>
+      <w:r>
+        <w:t xml:space="preserve"> </w:t>
+      </w:r>
+      <w:r>
+        <w:t>[</w:t>
+      </w:r>
+      <w:r>
+        <w:t>Optional]</w:t>
+      </w:r>
+      <w:r>
+        <w:t xml:space="preserve"> (string)</w:t>
+      </w:r>
+    </w:p>
+    <w:p>
+      <w:pPr>
+        <w:pStyle w:val="Heading5"/>
+      </w:pPr>
+      <w:r>
+        <w:t>description</w:t>
+      </w:r>
+    </w:p>
+    <w:p>
+      <w:pPr>
+        <w:pStyle w:val="property"/>
+      </w:pPr>
+      <w:r>
+        <w:t xml:space="preserve"> </w:t>
+      </w:r>
+      <w:r>
+        <w:t>[</w:t>
+      </w:r>
+      <w:r>
+        <w:t>Optional]</w:t>
+      </w:r>
+      <w:r>
+        <w:t xml:space="preserve"> (string)</w:t>
+      </w:r>
+    </w:p>
+    <w:p>
+      <w:pPr>
+        <w:pStyle w:val="Heading3"/>
+      </w:pPr>
+      <w:r>
+        <w:t xml:space="preserve">spdx:Checksum </w:t>
+      </w:r>
+    </w:p>
+    <w:p>
+      <w:pPr>
+        <w:pStyle w:val="Heading5"/>
+      </w:pPr>
+      <w:r>
+        <w:t>spdx:algorithm</w:t>
+      </w:r>
+    </w:p>
+    <w:p>
+      <w:pPr>
+        <w:pStyle w:val="property"/>
+      </w:pPr>
+      <w:r>
+        <w:t xml:space="preserve"> </w:t>
+      </w:r>
+      <w:r>
+        <w:t>[</w:t>
+      </w:r>
+      <w:r>
+        <w:t>Required]</w:t>
+      </w:r>
+    </w:p>
+    <w:p>
+      <w:pPr>
+        <w:pStyle w:val="Heading5"/>
+      </w:pPr>
+      <w:r>
+        <w:t>spdx:value</w:t>
+      </w:r>
+    </w:p>
+    <w:p>
+      <w:pPr>
+        <w:pStyle w:val="property"/>
+      </w:pPr>
+      <w:r>
+        <w:t xml:space="preserve"> </w:t>
+      </w:r>
+      <w:r>
+        <w:t>[</w:t>
+      </w:r>
+      <w:r>
+        <w:t>Required]</w:t>
+      </w:r>
+    </w:p>
+    <w:p>
+      <w:pPr>
+        <w:pStyle w:val="Heading3"/>
+      </w:pPr>
+      <w:r>
+        <w:t>LinkRole</w:t>
+      </w:r>
+    </w:p>
+    <w:p>
+      <w:pPr>
+        <w:spacing w:after="0"/>
+      </w:pPr>
+      <w:r>
+        <w:t xml:space="preserve">This is the type used for links that have an associated semantic conveyed by the linkRelationship. </w:t>
+      </w:r>
+    </w:p>
+    <w:p>
+      <w:pPr>
+        <w:pStyle w:val="Heading5"/>
+      </w:pPr>
+      <w:r>
+        <w:t>type</w:t>
+      </w:r>
+    </w:p>
+    <w:p>
+      <w:pPr>
+        <w:pStyle w:val="property"/>
+      </w:pPr>
+      <w:r>
+        <w:t xml:space="preserve"> </w:t>
+      </w:r>
+      <w:r>
+        <w:t>[</w:t>
+      </w:r>
+      <w:r>
+        <w:t>Optional, Repeatable]</w:t>
+      </w:r>
+    </w:p>
+    <w:p>
+      <w:pPr>
+        <w:pStyle w:val="Heading5"/>
+      </w:pPr>
+      <w:r>
+        <w:t>linkRelationship</w:t>
+      </w:r>
+    </w:p>
+    <w:p>
+      <w:pPr>
+        <w:pStyle w:val="property"/>
+      </w:pPr>
+      <w:r>
+        <w:t xml:space="preserve"> </w:t>
+      </w:r>
+      <w:r>
+        <w:t>[</w:t>
+      </w:r>
+      <w:r>
+        <w:t>Required](string or defined term)</w:t>
+      </w:r>
+    </w:p>
+    <w:p>
+      <w:pPr>
+        <w:pStyle w:val="Heading5"/>
+      </w:pPr>
+      <w:r>
         <w:rPr>
           <w:i/>
           <w:iCs/>
         </w:rPr>
-      </w:pPr>
-      <w:r>
-        <w:t>name</w:t>
-      </w:r>
-    </w:p>
-    <w:p>
-      <w:pPr>
-        <w:pStyle w:val="property"/>
-      </w:pPr>
-      <w:r>
-        <w:t>[</w:t>
-      </w:r>
-      <w:r>
-        <w:t>Required if no identifier</w:t>
-      </w:r>
-      <w:r>
-        <w:t xml:space="preserve"> or termCode</w:t>
-      </w:r>
-      <w:r>
-        <w:t>]</w:t>
-      </w:r>
-    </w:p>
-    <w:p>
-      <w:pPr>
-        <w:pStyle w:val="Heading5"/>
-      </w:pPr>
-      <w:r>
-        <w:t>identifier</w:t>
-      </w:r>
-    </w:p>
-    <w:p>
-      <w:pPr>
-        <w:pStyle w:val="property"/>
-      </w:pPr>
-      <w:r>
-        <w:t xml:space="preserve"> </w:t>
-      </w:r>
-      <w:r>
-        <w:t>[</w:t>
-      </w:r>
-      <w:r>
-        <w:t>Required if no name</w:t>
-      </w:r>
-      <w:r>
-        <w:t xml:space="preserve"> or </w:t>
-      </w:r>
-      <w:r>
-        <w:t>termCode]</w:t>
-      </w:r>
-    </w:p>
-    <w:p>
-      <w:pPr>
-        <w:pStyle w:val="Heading5"/>
-      </w:pPr>
-      <w:r>
-        <w:t>termCode</w:t>
-      </w:r>
-    </w:p>
-    <w:p>
-      <w:pPr>
-        <w:pStyle w:val="property"/>
-      </w:pPr>
-      <w:r>
-        <w:t xml:space="preserve"> [Required if no name or identifier]</w:t>
-      </w:r>
-    </w:p>
-    <w:p>
-      <w:pPr>
-        <w:pStyle w:val="Heading5"/>
-      </w:pPr>
-      <w:r>
-        <w:t>inDefinedTermSet</w:t>
-      </w:r>
-    </w:p>
-    <w:p>
-      <w:pPr>
-        <w:pStyle w:val="property"/>
-      </w:pPr>
-      <w:r>
-        <w:t xml:space="preserve"> </w:t>
-      </w:r>
-      <w:r>
-        <w:t>[</w:t>
-      </w:r>
-      <w:r>
-        <w:t>Optional]</w:t>
-      </w:r>
-    </w:p>
-    <w:p>
-      <w:pPr>
-        <w:pStyle w:val="Heading2"/>
-      </w:pPr>
-      <w:r>
-        <w:t>Data types used for CDIF Core</w:t>
+        <w:t>Class:</w:t>
+      </w:r>
+      <w:r>
+        <w:t xml:space="preserve"> target</w:t>
+      </w:r>
+    </w:p>
+    <w:p>
+      <w:pPr>
+        <w:pStyle w:val="property"/>
+      </w:pPr>
+      <w:r>
+        <w:t xml:space="preserve"> </w:t>
+      </w:r>
+      <w:r>
+        <w:t>[</w:t>
+      </w:r>
+      <w:r>
+        <w:t>Required](EntryPoint)</w:t>
       </w:r>
     </w:p>
     <w:p>
       <w:pPr>
         <w:pStyle w:val="Heading3"/>
       </w:pPr>
-      <w:r>
-        <w:t>PropertyValue</w:t>
-      </w:r>
-      <w:r>
-        <w:t>-(identifier)</w:t>
-      </w:r>
-    </w:p>
-    <w:p>
-      <w:pPr>
-        <w:pStyle w:val="Heading5"/>
-      </w:pPr>
-      <w:r>
-        <w:t>type</w:t>
-      </w:r>
-    </w:p>
-    <w:p>
-      <w:pPr>
-        <w:pStyle w:val="property"/>
-      </w:pPr>
-      <w:r>
-        <w:t xml:space="preserve"> </w:t>
-      </w:r>
-      <w:r>
-        <w:t>[</w:t>
-      </w:r>
-      <w:r>
-        <w:t>Required</w:t>
-      </w:r>
-      <w:r>
-        <w:t xml:space="preserve"> – ‘PropertyValue’</w:t>
-      </w:r>
-      <w:r>
-        <w:t>, Repeatable]</w:t>
-      </w:r>
-    </w:p>
-    <w:p>
-      <w:pPr>
-        <w:pStyle w:val="Heading5"/>
-      </w:pPr>
-      <w:r>
-        <w:t>value</w:t>
-      </w:r>
-    </w:p>
-    <w:p>
-      <w:pPr>
-        <w:pStyle w:val="property"/>
-      </w:pPr>
-      <w:r>
-        <w:t xml:space="preserve"> [Required if no url]</w:t>
-      </w:r>
-    </w:p>
-    <w:p>
-      <w:pPr>
-        <w:pStyle w:val="Heading5"/>
-      </w:pPr>
-      <w:r>
-        <w:t>url</w:t>
-      </w:r>
-    </w:p>
-    <w:p>
-      <w:pPr>
-        <w:pStyle w:val="property"/>
-      </w:pPr>
-      <w:r>
-        <w:t xml:space="preserve"> [Required if no value]</w:t>
-      </w:r>
-    </w:p>
-    <w:p>
-      <w:pPr>
-        <w:pStyle w:val="Heading5"/>
-      </w:pPr>
-      <w:r>
-        <w:t>propertyId</w:t>
-      </w:r>
-    </w:p>
-    <w:p>
-      <w:pPr>
-        <w:pStyle w:val="property"/>
-      </w:pPr>
-      <w:r>
-        <w:t xml:space="preserve"> </w:t>
-      </w:r>
-      <w:r>
-        <w:t>[</w:t>
-      </w:r>
-      <w:r>
-        <w:t>Optional]</w:t>
-      </w:r>
-      <w:r>
-        <w:t xml:space="preserve"> (string:uri)</w:t>
-      </w:r>
-    </w:p>
-    <w:p>
-      <w:pPr>
-        <w:pStyle w:val="Heading3"/>
-      </w:pPr>
-      <w:r>
-        <w:t>Labelled Link</w:t>
-      </w:r>
-    </w:p>
-    <w:p>
-      <w:pPr>
-        <w:pStyle w:val="Heading5"/>
-      </w:pPr>
-      <w:r>
-        <w:t>type</w:t>
-      </w:r>
-    </w:p>
-    <w:p>
-      <w:pPr>
-        <w:pStyle w:val="property"/>
-      </w:pPr>
-      <w:r>
-        <w:t xml:space="preserve"> </w:t>
-      </w:r>
-      <w:r>
-        <w:t>[</w:t>
-      </w:r>
-      <w:r>
-        <w:t>Required</w:t>
-      </w:r>
-      <w:r>
-        <w:t xml:space="preserve"> – ‘CreativeWork’</w:t>
-      </w:r>
-      <w:r>
-        <w:t>, Repeatable]</w:t>
-      </w:r>
-    </w:p>
-    <w:p>
-      <w:pPr>
-        <w:pStyle w:val="Heading5"/>
-      </w:pPr>
-      <w:r>
-        <w:t>url</w:t>
-      </w:r>
-    </w:p>
-    <w:p>
-      <w:pPr>
-        <w:pStyle w:val="property"/>
-      </w:pPr>
-      <w:r>
-        <w:t xml:space="preserve"> [Required] (string:uri)</w:t>
-      </w:r>
-    </w:p>
-    <w:p>
-      <w:pPr>
-        <w:pStyle w:val="Heading5"/>
-      </w:pPr>
-      <w:r>
-        <w:t>n</w:t>
-      </w:r>
-      <w:r>
-        <w:t>ame</w:t>
-      </w:r>
-    </w:p>
-    <w:p>
-      <w:pPr>
-        <w:pStyle w:val="property"/>
-      </w:pPr>
-      <w:r>
-        <w:t xml:space="preserve"> </w:t>
-      </w:r>
-      <w:r>
-        <w:t>[</w:t>
-      </w:r>
-      <w:r>
-        <w:t>Optional]</w:t>
-      </w:r>
-      <w:r>
-        <w:t xml:space="preserve"> (string)</w:t>
-      </w:r>
-    </w:p>
-    <w:p>
-      <w:pPr>
-        <w:pStyle w:val="Heading5"/>
-      </w:pPr>
-      <w:r>
-        <w:t>description</w:t>
-      </w:r>
-    </w:p>
-    <w:p>
-      <w:pPr>
-        <w:pStyle w:val="property"/>
-      </w:pPr>
-      <w:r>
-        <w:t xml:space="preserve"> </w:t>
-      </w:r>
-      <w:r>
-        <w:t>[</w:t>
-      </w:r>
-      <w:r>
-        <w:t>Optional]</w:t>
-      </w:r>
-      <w:r>
-        <w:t xml:space="preserve"> (string)</w:t>
-      </w:r>
-    </w:p>
-    <w:p>
-      <w:pPr>
-        <w:pStyle w:val="Heading3"/>
-      </w:pPr>
-      <w:r>
-        <w:t xml:space="preserve">spdx:Checksum </w:t>
-      </w:r>
-    </w:p>
-    <w:p>
-      <w:pPr>
-        <w:pStyle w:val="Heading5"/>
-      </w:pPr>
-      <w:r>
-        <w:t>spdx:algorithm</w:t>
-      </w:r>
-    </w:p>
-    <w:p>
-      <w:pPr>
-        <w:pStyle w:val="property"/>
-      </w:pPr>
-      <w:r>
-        <w:t xml:space="preserve"> </w:t>
-      </w:r>
-      <w:r>
-        <w:t>[</w:t>
-      </w:r>
-      <w:r>
-        <w:t>Required]</w:t>
-      </w:r>
-    </w:p>
-    <w:p>
-      <w:pPr>
-        <w:pStyle w:val="Heading5"/>
-      </w:pPr>
-      <w:r>
-        <w:t>spdx:value</w:t>
-      </w:r>
-    </w:p>
-    <w:p>
-      <w:pPr>
-        <w:pStyle w:val="property"/>
-      </w:pPr>
-      <w:r>
-        <w:t xml:space="preserve"> </w:t>
-      </w:r>
-      <w:r>
-        <w:t>[</w:t>
-      </w:r>
-      <w:r>
-        <w:t>Required]</w:t>
-      </w:r>
-    </w:p>
-    <w:p>
-      <w:pPr>
-        <w:pStyle w:val="Heading3"/>
-      </w:pPr>
-      <w:r>
-        <w:lastRenderedPageBreak/>
-        <w:t>LinkRole</w:t>
-      </w:r>
-    </w:p>
-    <w:p>
-      <w:pPr>
-        <w:spacing w:after="0"/>
-      </w:pPr>
-      <w:r>
-        <w:t xml:space="preserve">This is the type used for links that have an associated semantic conveyed by the linkRelationship. </w:t>
-      </w:r>
-    </w:p>
-    <w:p>
-      <w:pPr>
-        <w:pStyle w:val="Heading5"/>
-      </w:pPr>
-      <w:r>
-        <w:t>type</w:t>
-      </w:r>
-    </w:p>
-    <w:p>
-      <w:pPr>
-        <w:pStyle w:val="property"/>
-      </w:pPr>
-      <w:r>
-        <w:t xml:space="preserve"> </w:t>
-      </w:r>
-      <w:r>
-        <w:t>[</w:t>
-      </w:r>
-      <w:r>
-        <w:t>Optional, Repeatable]</w:t>
-      </w:r>
-    </w:p>
-    <w:p>
-      <w:pPr>
-        <w:pStyle w:val="Heading5"/>
-      </w:pPr>
-      <w:r>
-        <w:t>linkRelationship</w:t>
-      </w:r>
-    </w:p>
-    <w:p>
-      <w:pPr>
-        <w:pStyle w:val="property"/>
-      </w:pPr>
-      <w:r>
-        <w:t xml:space="preserve"> </w:t>
-      </w:r>
-      <w:r>
-        <w:t>[</w:t>
-      </w:r>
-      <w:r>
-        <w:t>Required](string or defined term)</w:t>
-      </w:r>
-    </w:p>
-    <w:p>
-      <w:pPr>
-        <w:pStyle w:val="Heading5"/>
-      </w:pPr>
-      <w:r>
-        <w:rPr>
-          <w:i/>
-          <w:iCs/>
-        </w:rPr>
-        <w:t>Class:</w:t>
-      </w:r>
-      <w:r>
-        <w:t xml:space="preserve"> target</w:t>
-      </w:r>
-    </w:p>
-    <w:p>
-      <w:pPr>
-        <w:pStyle w:val="property"/>
-      </w:pPr>
-      <w:r>
-        <w:t xml:space="preserve"> </w:t>
-      </w:r>
-      <w:r>
-        <w:t>[</w:t>
-      </w:r>
-      <w:r>
-        <w:t>Required](EntryPoint)</w:t>
-      </w:r>
-    </w:p>
-    <w:p>
-      <w:pPr>
-        <w:pStyle w:val="Heading3"/>
-      </w:pPr>
+      <w:bookmarkStart w:id="7" w:name="_Ref226101516"/>
+      <w:bookmarkStart w:id="8" w:name="_EntryPoint"/>
+      <w:bookmarkEnd w:id="8"/>
       <w:r>
         <w:t>EntryPoint</w:t>
       </w:r>
+      <w:bookmarkEnd w:id="7"/>
     </w:p>
     <w:p>
       <w:pPr>
@@ -4183,8 +5287,21 @@
       <w:pPr>
         <w:pStyle w:val="Heading3"/>
       </w:pPr>
+      <w:bookmarkStart w:id="9" w:name="_GeoCoordinates"/>
+      <w:bookmarkEnd w:id="9"/>
       <w:r>
         <w:t>GeoCoordinates</w:t>
+      </w:r>
+    </w:p>
+    <w:p>
+      <w:pPr>
+        <w:pStyle w:val="property"/>
+      </w:pPr>
+      <w:r>
+        <w:t>A point location specified with latitude and longitude in decimal degrees</w:t>
+      </w:r>
+      <w:r>
+        <w:t xml:space="preserve">, using the WGS84 spatial reference system. </w:t>
       </w:r>
     </w:p>
     <w:p>
@@ -4274,8 +5391,47 @@
       <w:pPr>
         <w:pStyle w:val="Heading3"/>
       </w:pPr>
+      <w:bookmarkStart w:id="10" w:name="_GeoShape"/>
+      <w:bookmarkEnd w:id="10"/>
       <w:r>
         <w:t>GeoShape</w:t>
+      </w:r>
+    </w:p>
+    <w:p>
+      <w:pPr>
+        <w:pStyle w:val="property"/>
+      </w:pPr>
+      <w:r>
+        <w:t xml:space="preserve">CDIF limits </w:t>
+      </w:r>
+      <w:r>
+        <w:t>schema:GeoShape to a box or line (schema.org includes other options</w:t>
+      </w:r>
+      <w:r>
+        <w:t>)</w:t>
+      </w:r>
+      <w:r>
+        <w:t xml:space="preserve">. </w:t>
+      </w:r>
+      <w:r>
+        <w:t> Point locations are tuples of {latitude east-longitude} (y x).</w:t>
+      </w:r>
+      <w:r>
+        <w:t xml:space="preserve"> (documentation from </w:t>
+      </w:r>
+      <w:hyperlink r:id="rId19" w:anchor="spatial-coverage" w:history="1">
+        <w:r>
+          <w:rPr>
+            <w:rStyle w:val="Hyperlink"/>
+          </w:rPr>
+          <w:t>Science on Schema.org</w:t>
+        </w:r>
+      </w:hyperlink>
+      <w:r>
+        <w:t xml:space="preserve"> see details there</w:t>
+      </w:r>
+      <w:r>
+        <w:t>)</w:t>
       </w:r>
     </w:p>
     <w:p>
@@ -4355,6 +5511,59 @@
         </w:rPr>
         <w:t>)</w:t>
       </w:r>
+      <w:r>
+        <w:rPr>
+          <w:highlight w:val="white"/>
+        </w:rPr>
+        <w:t xml:space="preserve"> </w:t>
+      </w:r>
+      <w:r>
+        <w:rPr>
+          <w:highlight w:val="white"/>
+        </w:rPr>
+        <w:t>A rectangular (in lat-long space) extent specified by two points, the first in the lower left (southwest) corner and the second in the upper right (northeast) corner.</w:t>
+      </w:r>
+      <w:r>
+        <w:rPr>
+          <w:highlight w:val="white"/>
+        </w:rPr>
+        <w:t xml:space="preserve"> </w:t>
+      </w:r>
+      <w:r>
+        <w:rPr>
+          <w:highlight w:val="white"/>
+        </w:rPr>
+        <w:t>The schema.org </w:t>
+      </w:r>
+      <w:hyperlink r:id="rId20" w:history="1">
+        <w:r>
+          <w:rPr>
+            <w:rStyle w:val="Hyperlink"/>
+            <w:highlight w:val="white"/>
+          </w:rPr>
+          <w:t>GeoShape</w:t>
+        </w:r>
+      </w:hyperlink>
+      <w:r>
+        <w:rPr>
+          <w:highlight w:val="white"/>
+        </w:rPr>
+        <w:t> documentation states "</w:t>
+      </w:r>
+      <w:r>
+        <w:rPr>
+          <w:i/>
+          <w:iCs/>
+          <w:highlight w:val="white"/>
+        </w:rPr>
+        <w:t>Either whitespace or commas can be used to separate latitude and longitude; whitespace should be used when writing a list of several such points</w:t>
+      </w:r>
+      <w:r>
+        <w:rPr>
+          <w:highlight w:val="white"/>
+        </w:rPr>
+        <w:t>." Since the box is a list of points, a space should be used to separate the latitude and longitude values. The two corner coordinate points are separated by a space. 'East longitude' means positive longitude values are east of the prime (Greenwich) meridian. </w:t>
+      </w:r>
     </w:p>
     <w:p>
       <w:pPr>
@@ -4439,15 +5648,18 @@
         </w:rPr>
         <w:t>)</w:t>
       </w:r>
-    </w:p>
-    <w:p>
-      <w:pPr>
-        <w:rPr>
-          <w:rFonts w:ascii="Times New Roman" w:hAnsi="Times New Roman" w:cs="Times New Roman"/>
-          <w:kern w:val="0"/>
-          <w:highlight w:val="white"/>
-        </w:rPr>
-      </w:pPr>
+      <w:r>
+        <w:rPr>
+          <w:highlight w:val="white"/>
+        </w:rPr>
+        <w:t xml:space="preserve"> </w:t>
+      </w:r>
+      <w:r>
+        <w:rPr>
+          <w:highlight w:val="white"/>
+        </w:rPr>
+        <w:t>a series of two or more points.</w:t>
+      </w:r>
     </w:p>
     <w:p>
       <w:pPr>
@@ -4456,11 +5668,12 @@
           <w:highlight w:val="white"/>
         </w:rPr>
       </w:pPr>
-      <w:r>
-        <w:rPr>
-          <w:highlight w:val="white"/>
-        </w:rPr>
-        <w:lastRenderedPageBreak/>
+      <w:bookmarkStart w:id="11" w:name="_sf:SimpleFeature"/>
+      <w:bookmarkEnd w:id="11"/>
+      <w:r>
+        <w:rPr>
+          <w:highlight w:val="white"/>
+        </w:rPr>
         <w:t>sf:SimpleFeature</w:t>
       </w:r>
     </w:p>
@@ -4580,6 +5793,9 @@
       </w:r>
     </w:p>
     <w:p>
+      <w:pPr>
+        <w:pStyle w:val="property"/>
+      </w:pPr>
       <w:r>
         <w:t>Intervals can be bounded by named ordinal eras (e.g. Jurassic, Tang dynasty, Paleolithic) identified by URI, or by numeric bounds that are time coordinates in a specified reference system</w:t>
       </w:r>
@@ -4589,7 +5805,7 @@
       <w:r>
         <w:t xml:space="preserve">. This implementation is a simplified profile based on the </w:t>
       </w:r>
-      <w:hyperlink r:id="rId16" w:history="1">
+      <w:hyperlink r:id="rId21" w:history="1">
         <w:r>
           <w:rPr>
             <w:rStyle w:val="Hyperlink"/>
@@ -4600,7 +5816,7 @@
       <w:r>
         <w:t xml:space="preserve">, using the </w:t>
       </w:r>
-      <w:hyperlink r:id="rId17" w:history="1">
+      <w:hyperlink r:id="rId22" w:history="1">
         <w:r>
           <w:rPr>
             <w:rStyle w:val="Hyperlink"/>
@@ -4763,6 +5979,9 @@
         <w:t>Required – ‘time:TimePosition’</w:t>
       </w:r>
       <w:r>
+        <w:t>, repeatable</w:t>
+      </w:r>
+      <w:r>
         <w:t>] (string</w:t>
       </w:r>
       <w:r>
@@ -4863,7 +6082,6 @@
         <w:pStyle w:val="Heading5"/>
       </w:pPr>
       <w:r>
-        <w:lastRenderedPageBreak/>
         <w:t>dqv:</w:t>
       </w:r>
       <w:r>
@@ -4906,6 +6124,169 @@
         <w:t>Required] (string or defined term)</w:t>
       </w:r>
     </w:p>
+    <w:p>
+      <w:pPr>
+        <w:pStyle w:val="Heading3"/>
+      </w:pPr>
+      <w:r>
+        <w:t>PropertyValueSpecification</w:t>
+      </w:r>
+    </w:p>
+    <w:p>
+      <w:pPr>
+        <w:spacing w:after="0"/>
+      </w:pPr>
+      <w:r>
+        <w:t xml:space="preserve">Description of </w:t>
+      </w:r>
+      <w:r>
+        <w:t xml:space="preserve"> the kind of value expected</w:t>
+      </w:r>
+      <w:r>
+        <w:t xml:space="preserve"> for a parameter value.</w:t>
+      </w:r>
+    </w:p>
+    <w:p>
+      <w:pPr>
+        <w:pStyle w:val="Heading5"/>
+      </w:pPr>
+      <w:r>
+        <w:t>type</w:t>
+      </w:r>
+    </w:p>
+    <w:p>
+      <w:pPr>
+        <w:pStyle w:val="property"/>
+      </w:pPr>
+      <w:r>
+        <w:t xml:space="preserve"> [Required – ‘</w:t>
+      </w:r>
+      <w:r>
+        <w:t>PropertyValueSpecification</w:t>
+      </w:r>
+      <w:r>
+        <w:t>’, repeatable]</w:t>
+      </w:r>
+    </w:p>
+    <w:p>
+      <w:pPr>
+        <w:pStyle w:val="Heading5"/>
+      </w:pPr>
+      <w:r>
+        <w:t>valueName</w:t>
+      </w:r>
+    </w:p>
+    <w:p>
+      <w:pPr>
+        <w:pStyle w:val="property"/>
+      </w:pPr>
+      <w:r>
+        <w:t xml:space="preserve"> [Required] (string)</w:t>
+      </w:r>
+      <w:r>
+        <w:t>. This will be used to match the specification to parameters in a template string used to construct a query.</w:t>
+      </w:r>
+    </w:p>
+    <w:p>
+      <w:pPr>
+        <w:pStyle w:val="Heading5"/>
+      </w:pPr>
+      <w:r>
+        <w:t>description</w:t>
+      </w:r>
+    </w:p>
+    <w:p>
+      <w:pPr>
+        <w:pStyle w:val="property"/>
+      </w:pPr>
+      <w:r>
+        <w:t xml:space="preserve"> [Required] (string)</w:t>
+      </w:r>
+      <w:r>
+        <w:t xml:space="preserve">. Explanation of the purpose of the parameter, its range of values, datatype, etc. </w:t>
+      </w:r>
+    </w:p>
+    <w:p>
+      <w:pPr>
+        <w:pStyle w:val="Heading5"/>
+      </w:pPr>
+      <w:r>
+        <w:t>valueRequired</w:t>
+      </w:r>
+    </w:p>
+    <w:p>
+      <w:pPr>
+        <w:pStyle w:val="property"/>
+      </w:pPr>
+      <w:r>
+        <w:t xml:space="preserve"> [</w:t>
+      </w:r>
+      <w:r>
+        <w:t>optional</w:t>
+      </w:r>
+      <w:r>
+        <w:t>] (</w:t>
+      </w:r>
+      <w:r>
+        <w:t>boolean</w:t>
+      </w:r>
+      <w:r>
+        <w:t>)</w:t>
+      </w:r>
+      <w:r>
+        <w:t xml:space="preserve">. </w:t>
+      </w:r>
+      <w:r>
+        <w:t>Default is true. False if the specified parameter is not required to fill the template.</w:t>
+      </w:r>
+    </w:p>
+    <w:p>
+      <w:pPr>
+        <w:pStyle w:val="Heading5"/>
+      </w:pPr>
+      <w:r>
+        <w:t>valuePattern</w:t>
+      </w:r>
+    </w:p>
+    <w:p>
+      <w:pPr>
+        <w:pStyle w:val="property"/>
+      </w:pPr>
+      <w:r>
+        <w:t xml:space="preserve"> [</w:t>
+      </w:r>
+      <w:r>
+        <w:t>optional</w:t>
+      </w:r>
+      <w:r>
+        <w:t>] (strin</w:t>
+      </w:r>
+      <w:r>
+        <w:t>g</w:t>
+      </w:r>
+      <w:r>
+        <w:t>)</w:t>
+      </w:r>
+      <w:r>
+        <w:rPr>
+          <w:rFonts w:ascii="Manrope" w:hAnsi="Manrope"/>
+          <w:color w:val="212529"/>
+          <w:spacing w:val="-2"/>
+          <w:shd w:val="clear" w:color="auto" w:fill="FFFFFF"/>
+        </w:rPr>
+        <w:t xml:space="preserve"> </w:t>
+      </w:r>
+      <w:r>
+        <w:t xml:space="preserve"> regular expression </w:t>
+      </w:r>
+      <w:r>
+        <w:t>to validate values for template parameters.</w:t>
+      </w:r>
+      <w:r>
+        <w:t> </w:t>
+      </w:r>
+    </w:p>
+    <w:p/>
     <w:p>
       <w:pPr>
         <w:shd w:val="clear" w:color="auto" w:fill="FFFFFF"/>
@@ -5546,15 +6927,14 @@
           <w:highlight w:val="white"/>
         </w:rPr>
       </w:pPr>
-      <w:bookmarkStart w:id="2" w:name="_Ref226052950"/>
-      <w:r>
-        <w:rPr>
-          <w:highlight w:val="white"/>
-        </w:rPr>
-        <w:lastRenderedPageBreak/>
+      <w:bookmarkStart w:id="12" w:name="_Ref226052950"/>
+      <w:r>
+        <w:rPr>
+          <w:highlight w:val="white"/>
+        </w:rPr>
         <w:t>Uses of dcat:CatalogRecord</w:t>
       </w:r>
-      <w:bookmarkEnd w:id="2"/>
+      <w:bookmarkEnd w:id="12"/>
     </w:p>
     <w:p>
       <w:pPr>
@@ -5593,7 +6973,7 @@
         </w:rPr>
         <w:t>In the RDF serialization, </w:t>
       </w:r>
-      <w:hyperlink r:id="rId18" w:history="1">
+      <w:hyperlink r:id="rId23" w:history="1">
         <w:r>
           <w:rPr>
             <w:rStyle w:val="Hyperlink"/>
@@ -5608,7 +6988,7 @@
         </w:rPr>
         <w:t> metadata records are </w:t>
       </w:r>
-      <w:hyperlink r:id="rId19" w:anchor="node-objects" w:history="1">
+      <w:hyperlink r:id="rId24" w:anchor="node-objects" w:history="1">
         <w:r>
           <w:rPr>
             <w:rStyle w:val="Hyperlink"/>
@@ -5636,7 +7016,7 @@
         </w:rPr>
         <w:t>To avoid this ambiguity, CDIF adopts the convention that the </w:t>
       </w:r>
-      <w:hyperlink r:id="rId20" w:history="1">
+      <w:hyperlink r:id="rId25" w:history="1">
         <w:r>
           <w:rPr>
             <w:rStyle w:val="Hyperlink"/>
@@ -5755,7 +7135,7 @@
         </w:rPr>
         <w:t xml:space="preserve">is typed as a schema:Dataset, with additionalType </w:t>
       </w:r>
-      <w:hyperlink r:id="rId21" w:anchor="Class:Catalog_Record" w:history="1">
+      <w:hyperlink r:id="rId26" w:anchor="Class:Catalog_Record" w:history="1">
         <w:r>
           <w:rPr>
             <w:rStyle w:val="Hyperlink"/>
@@ -5774,7 +7154,6 @@
         <w:rPr>
           <w:highlight w:val="white"/>
         </w:rPr>
-        <w:lastRenderedPageBreak/>
         <w:t xml:space="preserve">recognizing that the DCAT </w:t>
       </w:r>
       <w:r>
@@ -6423,7 +7802,7 @@
     </w:p>
     <w:p/>
     <w:sectPr>
-      <w:footerReference w:type="default" r:id="rId22"/>
+      <w:footerReference w:type="default" r:id="rId27"/>
       <w:pgSz w:w="12240" w:h="15840"/>
       <w:pgMar w:top="1440" w:right="1440" w:bottom="1440" w:left="1440" w:header="720" w:footer="720" w:gutter="0"/>
       <w:cols w:space="720"/>
@@ -9089,7 +10468,6 @@
   <w:style w:type="character" w:default="1" w:styleId="DefaultParagraphFont">
     <w:name w:val="Default Paragraph Font"/>
     <w:uiPriority w:val="1"/>
-    <w:semiHidden/>
     <w:unhideWhenUsed/>
   </w:style>
   <w:style w:type="table" w:default="1" w:styleId="TableNormal">

--- a/CDIFDiscoveryClasses.docx
+++ b/CDIFDiscoveryClasses.docx
@@ -28,7 +28,7 @@
           <w:i/>
           <w:iCs/>
         </w:rPr>
-        <w:t>April Fool’s Edition</w:t>
+        <w:t>April Fool's Edition</w:t>
       </w:r>
       <w:r>
         <w:rPr>
@@ -144,6 +144,7 @@
         <w:pStyle w:val="Heading2"/>
       </w:pPr>
       <w:r>
+        <w:lastRenderedPageBreak/>
         <w:t xml:space="preserve">Base </w:t>
       </w:r>
       <w:r>
@@ -250,7 +251,7 @@
         <w:t>Required</w:t>
       </w:r>
       <w:r>
-        <w:t xml:space="preserve"> – “Dataset”</w:t>
+        <w:t xml:space="preserve"> – "Dataset"</w:t>
       </w:r>
       <w:r>
         <w:t>, Repeatable]</w:t>
@@ -277,13 +278,13 @@
         <w:t xml:space="preserve"> this implementation, the type  is represented with the JSON-LD @type property, and must include</w:t>
       </w:r>
       <w:r>
-        <w:t xml:space="preserve"> ‘</w:t>
+        <w:t xml:space="preserve"> '</w:t>
       </w:r>
       <w:r>
         <w:t>Dataset</w:t>
       </w:r>
       <w:r>
-        <w:t>’</w:t>
+        <w:t>'</w:t>
       </w:r>
       <w:r>
         <w:t>.</w:t>
@@ -335,7 +336,7 @@
         <w:t xml:space="preserve">Schema.org </w:t>
       </w:r>
       <w:r>
-        <w:t>property, in namepace ‘http://schema.org/’.</w:t>
+        <w:t>property, in namepace 'http://schema.org/'.</w:t>
       </w:r>
     </w:p>
     <w:p>
@@ -399,7 +400,7 @@
         <w:t xml:space="preserve"> to provide context for interpreting the identifier</w:t>
       </w:r>
       <w:r>
-        <w:t>. Schema.org property, in namepace ‘http://schema.org/’.</w:t>
+        <w:t>. Schema.org property, in namepace 'http://schema.org/'.</w:t>
       </w:r>
     </w:p>
     <w:p>
@@ -458,25 +459,47 @@
         <w:t>[</w:t>
       </w:r>
       <w:r>
-        <w:t xml:space="preserve">Required if no license, Repeatable] (string, object </w:t>
-      </w:r>
-      <w:r>
-        <w:t>reference</w:t>
-      </w:r>
+        <w:t xml:space="preserve">Required if no license, Repeatable] (string, </w:t>
+      </w:r>
+      <w:hyperlink w:anchor="_Object_reference" w:history="1">
+        <w:r>
+          <w:rPr>
+            <w:rStyle w:val="Hyperlink"/>
+          </w:rPr>
+          <w:t>object reference</w:t>
+        </w:r>
+      </w:hyperlink>
       <w:r>
         <w:t xml:space="preserve">, or </w:t>
       </w:r>
-      <w:r>
-        <w:t>L</w:t>
-      </w:r>
-      <w:r>
-        <w:t>abelled</w:t>
-      </w:r>
-      <w:r>
-        <w:t>L</w:t>
-      </w:r>
-      <w:r>
-        <w:t>ink)</w:t>
+      <w:hyperlink w:anchor="_Labeled_Link" w:history="1">
+        <w:r>
+          <w:rPr>
+            <w:rStyle w:val="Hyperlink"/>
+          </w:rPr>
+          <w:t>L</w:t>
+        </w:r>
+        <w:r>
+          <w:rPr>
+            <w:rStyle w:val="Hyperlink"/>
+          </w:rPr>
+          <w:t>abeled</w:t>
+        </w:r>
+        <w:r>
+          <w:rPr>
+            <w:rStyle w:val="Hyperlink"/>
+          </w:rPr>
+          <w:t>L</w:t>
+        </w:r>
+        <w:r>
+          <w:rPr>
+            <w:rStyle w:val="Hyperlink"/>
+          </w:rPr>
+          <w:t>ink</w:t>
+        </w:r>
+      </w:hyperlink>
+      <w:r>
+        <w:t>)</w:t>
       </w:r>
       <w:r>
         <w:t xml:space="preserve"> T</w:t>
@@ -485,7 +508,11 @@
         <w:t xml:space="preserve">ext statement of conditions for use and access; if an online resource documents the restrictions or a URI is used to identify the conditions, recommend using </w:t>
       </w:r>
       <w:r>
-        <w:t xml:space="preserve">the LabelledLink option, implemented as </w:t>
+        <w:t xml:space="preserve">the </w:t>
+      </w:r>
+      <w:r>
+        <w:lastRenderedPageBreak/>
+        <w:t xml:space="preserve">LabeledLink option, implemented as </w:t>
       </w:r>
       <w:r>
         <w:t>schema:CreativeWork</w:t>
@@ -519,17 +546,27 @@
         <w:t>conditionsOfAccess</w:t>
       </w:r>
       <w:r>
-        <w:t xml:space="preserve">] (string, object </w:t>
-      </w:r>
-      <w:r>
-        <w:t>reference</w:t>
-      </w:r>
+        <w:t xml:space="preserve">] (string, </w:t>
+      </w:r>
+      <w:hyperlink w:anchor="_Object_reference" w:history="1">
+        <w:r>
+          <w:rPr>
+            <w:rStyle w:val="Hyperlink"/>
+          </w:rPr>
+          <w:t>object reference</w:t>
+        </w:r>
+      </w:hyperlink>
       <w:r>
         <w:t xml:space="preserve">, or </w:t>
       </w:r>
-      <w:r>
-        <w:t>LabelledLink</w:t>
-      </w:r>
+      <w:hyperlink w:anchor="_Labeled_Link" w:history="1">
+        <w:r>
+          <w:rPr>
+            <w:rStyle w:val="Hyperlink"/>
+          </w:rPr>
+          <w:t>LabeledLink</w:t>
+        </w:r>
+      </w:hyperlink>
       <w:r>
         <w:t>)</w:t>
       </w:r>
@@ -540,16 +577,30 @@
         <w:t xml:space="preserve">egal statement of conditions for use and access; recommend using </w:t>
       </w:r>
       <w:r>
-        <w:t xml:space="preserve">the LabelledLink option, implemented by </w:t>
+        <w:t xml:space="preserve">the </w:t>
+      </w:r>
+      <w:hyperlink w:anchor="_Labeled_Link" w:history="1">
+        <w:r>
+          <w:rPr>
+            <w:rStyle w:val="Hyperlink"/>
+          </w:rPr>
+          <w:t>LabeledLink</w:t>
+        </w:r>
+      </w:hyperlink>
+      <w:r>
+        <w:t xml:space="preserve"> option, implemented by </w:t>
       </w:r>
       <w:r>
         <w:t xml:space="preserve">schema:CreativeWork to provide a label (name) for the license, and an identifier. Sources of license identifiers: https://opensource.org/licenses/, https://creativecommons.org/about/cclicenses/, https://spdx.org/licenses/, http://cor.esipfed.org/ont/earthcube/swl. If only a string is provided, it should be </w:t>
       </w:r>
       <w:r>
-        <w:t xml:space="preserve">recognizable name for the </w:t>
-      </w:r>
-      <w:r>
-        <w:t xml:space="preserve"> the license</w:t>
+        <w:t xml:space="preserve">recognizable name for </w:t>
+      </w:r>
+      <w:r>
+        <w:t>the</w:t>
+      </w:r>
+      <w:r>
+        <w:t xml:space="preserve"> license</w:t>
       </w:r>
       <w:r>
         <w:t xml:space="preserve">. If </w:t>
@@ -561,7 +612,10 @@
         <w:t xml:space="preserve"> is available, </w:t>
       </w:r>
       <w:r>
-        <w:t xml:space="preserve">ues the object reference. </w:t>
+        <w:t>use</w:t>
+      </w:r>
+      <w:r>
+        <w:t xml:space="preserve"> the object reference. </w:t>
       </w:r>
     </w:p>
     <w:p>
@@ -718,6 +772,7 @@
         <w:pStyle w:val="Heading4"/>
       </w:pPr>
       <w:r>
+        <w:lastRenderedPageBreak/>
         <w:t>Optional properties from CDIF Core</w:t>
       </w:r>
     </w:p>
@@ -726,6 +781,43 @@
         <w:pStyle w:val="Heading5"/>
       </w:pPr>
       <w:r>
+        <w:t>description</w:t>
+      </w:r>
+    </w:p>
+    <w:p>
+      <w:pPr>
+        <w:ind w:left="360"/>
+      </w:pPr>
+      <w:r>
+        <w:t>[</w:t>
+      </w:r>
+      <w:r>
+        <w:t>Optional] (</w:t>
+      </w:r>
+      <w:r>
+        <w:t>string</w:t>
+      </w:r>
+      <w:r>
+        <w:t>)</w:t>
+      </w:r>
+      <w:r>
+        <w:t xml:space="preserve">. </w:t>
+      </w:r>
+      <w:r>
+        <w:t xml:space="preserve">Abstract describing the content, format, origin, </w:t>
+      </w:r>
+      <w:r>
+        <w:t>quality or any other aspects of the resource that might be useful to future users evaluating the resource for usage.</w:t>
+      </w:r>
+      <w:r>
+        <w:t xml:space="preserve"> </w:t>
+      </w:r>
+    </w:p>
+    <w:p>
+      <w:pPr>
+        <w:pStyle w:val="Heading5"/>
+      </w:pPr>
+      <w:r>
         <w:t>ad</w:t>
       </w:r>
       <w:r>
@@ -743,8 +835,16 @@
         <w:t>Optional, Repeatable] (</w:t>
       </w:r>
       <w:r>
-        <w:t>string or DefinedTerm</w:t>
-      </w:r>
+        <w:t xml:space="preserve">string or </w:t>
+      </w:r>
+      <w:hyperlink w:anchor="_Defined_Term" w:history="1">
+        <w:r>
+          <w:rPr>
+            <w:rStyle w:val="Hyperlink"/>
+          </w:rPr>
+          <w:t>DefinedTerm</w:t>
+        </w:r>
+      </w:hyperlink>
       <w:r>
         <w:t>)</w:t>
       </w:r>
@@ -779,9 +879,14 @@
       <w:r>
         <w:t xml:space="preserve">, </w:t>
       </w:r>
-      <w:r>
-        <w:t>object reference</w:t>
-      </w:r>
+      <w:hyperlink w:anchor="_Object_reference" w:history="1">
+        <w:r>
+          <w:rPr>
+            <w:rStyle w:val="Hyperlink"/>
+          </w:rPr>
+          <w:t>object reference</w:t>
+        </w:r>
+      </w:hyperlink>
       <w:r>
         <w:t>, or PropertyValue</w:t>
       </w:r>
@@ -978,17 +1083,27 @@
         <w:t>[</w:t>
       </w:r>
       <w:r>
-        <w:t xml:space="preserve">Optional, Repeatable] (string, object </w:t>
-      </w:r>
-      <w:r>
-        <w:t>reference</w:t>
-      </w:r>
+        <w:t xml:space="preserve">Optional, Repeatable] (string, </w:t>
+      </w:r>
+      <w:hyperlink w:anchor="_Object_reference" w:history="1">
+        <w:r>
+          <w:rPr>
+            <w:rStyle w:val="Hyperlink"/>
+          </w:rPr>
+          <w:t>object reference</w:t>
+        </w:r>
+      </w:hyperlink>
       <w:r>
         <w:t xml:space="preserve">, or </w:t>
       </w:r>
-      <w:r>
-        <w:t>LabelledLink</w:t>
-      </w:r>
+      <w:hyperlink w:anchor="_Labeled_Link" w:history="1">
+        <w:r>
+          <w:rPr>
+            <w:rStyle w:val="Hyperlink"/>
+          </w:rPr>
+          <w:t>LabeledLink</w:t>
+        </w:r>
+      </w:hyperlink>
       <w:r>
         <w:t>)</w:t>
       </w:r>
@@ -1007,8 +1122,16 @@
       <w:r>
         <w:t xml:space="preserve">. If an online resource documents the policies or a URI is used to identify the conditions, recommend using </w:t>
       </w:r>
-      <w:r>
-        <w:t xml:space="preserve">LabelledLink, implemented as </w:t>
+      <w:hyperlink w:anchor="_Labeled_Link" w:history="1">
+        <w:r>
+          <w:rPr>
+            <w:rStyle w:val="Hyperlink"/>
+          </w:rPr>
+          <w:t>LabeledLink</w:t>
+        </w:r>
+      </w:hyperlink>
+      <w:r>
+        <w:t xml:space="preserve">, implemented as </w:t>
       </w:r>
       <w:r>
         <w:t>schema:CreativeWork to provide a label (name) and an identifier (URI or URL)</w:t>
@@ -1022,6 +1145,7 @@
         <w:pStyle w:val="Heading5"/>
       </w:pPr>
       <w:r>
+        <w:lastRenderedPageBreak/>
         <w:t>keywords</w:t>
       </w:r>
     </w:p>
@@ -1035,9 +1159,14 @@
       <w:r>
         <w:t xml:space="preserve">Optional, Repeatable] (string or </w:t>
       </w:r>
-      <w:r>
-        <w:t>DefinedTerm</w:t>
-      </w:r>
+      <w:hyperlink w:anchor="_Defined_Term" w:history="1">
+        <w:r>
+          <w:rPr>
+            <w:rStyle w:val="Hyperlink"/>
+          </w:rPr>
+          <w:t>DefinedTerm</w:t>
+        </w:r>
+      </w:hyperlink>
       <w:r>
         <w:t>)</w:t>
       </w:r>
@@ -1090,8 +1219,16 @@
       <w:r>
         <w:t xml:space="preserve">List of </w:t>
       </w:r>
-      <w:r>
-        <w:t>object reference, Person, or Organization</w:t>
+      <w:hyperlink w:anchor="_Object_reference" w:history="1">
+        <w:r>
+          <w:rPr>
+            <w:rStyle w:val="Hyperlink"/>
+          </w:rPr>
+          <w:t>object reference</w:t>
+        </w:r>
+      </w:hyperlink>
+      <w:r>
+        <w:t>, Person, or Organization</w:t>
       </w:r>
       <w:r>
         <w:t>)</w:t>
@@ -1125,11 +1262,16 @@
         <w:t>[</w:t>
       </w:r>
       <w:r>
-        <w:t xml:space="preserve">Optional, Repeatable] (object </w:t>
-      </w:r>
-      <w:r>
-        <w:t>reference</w:t>
-      </w:r>
+        <w:t>Optional, Repeatable] (</w:t>
+      </w:r>
+      <w:hyperlink w:anchor="_Object_reference" w:history="1">
+        <w:r>
+          <w:rPr>
+            <w:rStyle w:val="Hyperlink"/>
+          </w:rPr>
+          <w:t>object reference</w:t>
+        </w:r>
+      </w:hyperlink>
       <w:r>
         <w:t xml:space="preserve">, Person, or </w:t>
       </w:r>
@@ -1168,11 +1310,16 @@
         <w:t>[</w:t>
       </w:r>
       <w:r>
-        <w:t xml:space="preserve">Optional] (object </w:t>
-      </w:r>
-      <w:r>
-        <w:t>reference</w:t>
-      </w:r>
+        <w:t>Optional] (</w:t>
+      </w:r>
+      <w:hyperlink w:anchor="_Object_reference" w:history="1">
+        <w:r>
+          <w:rPr>
+            <w:rStyle w:val="Hyperlink"/>
+          </w:rPr>
+          <w:t>object reference</w:t>
+        </w:r>
+      </w:hyperlink>
       <w:r>
         <w:t>, Person, or Organization)</w:t>
       </w:r>
@@ -1202,11 +1349,16 @@
         <w:t>[</w:t>
       </w:r>
       <w:r>
-        <w:t xml:space="preserve">Optional, Repeatable] (object </w:t>
-      </w:r>
-      <w:r>
-        <w:t>reference</w:t>
-      </w:r>
+        <w:t>Optional, Repeatable] (</w:t>
+      </w:r>
+      <w:hyperlink w:anchor="_Object_reference" w:history="1">
+        <w:r>
+          <w:rPr>
+            <w:rStyle w:val="Hyperlink"/>
+          </w:rPr>
+          <w:t>object reference</w:t>
+        </w:r>
+      </w:hyperlink>
       <w:r>
         <w:t>, Person, or Organization)</w:t>
       </w:r>
@@ -1324,7 +1476,18 @@
         <w:t xml:space="preserve">, using the </w:t>
       </w:r>
       <w:r>
-        <w:t>value of prov:used either a string or object reference.</w:t>
+        <w:t xml:space="preserve">value of prov:used either a string or </w:t>
+      </w:r>
+      <w:hyperlink w:anchor="_Object_reference" w:history="1">
+        <w:r>
+          <w:rPr>
+            <w:rStyle w:val="Hyperlink"/>
+          </w:rPr>
+          <w:t>object reference</w:t>
+        </w:r>
+      </w:hyperlink>
+      <w:r>
+        <w:t>.</w:t>
       </w:r>
     </w:p>
     <w:p>
@@ -1346,11 +1509,30 @@
         <w:t>[</w:t>
       </w:r>
       <w:r>
-        <w:t xml:space="preserve">Optional, Repeatable] (string, object ref, </w:t>
-      </w:r>
-      <w:r>
-        <w:t>LabelledLink</w:t>
-      </w:r>
+        <w:t xml:space="preserve">Optional, Repeatable] (string, </w:t>
+      </w:r>
+      <w:hyperlink w:anchor="_Object_reference" w:history="1">
+        <w:r>
+          <w:rPr>
+            <w:rStyle w:val="Hyperlink"/>
+          </w:rPr>
+          <w:t>object reference</w:t>
+        </w:r>
+      </w:hyperlink>
+      <w:r>
+        <w:t>,</w:t>
+      </w:r>
+      <w:r>
+        <w:t xml:space="preserve"> </w:t>
+      </w:r>
+      <w:hyperlink w:anchor="_Labeled_Link" w:history="1">
+        <w:r>
+          <w:rPr>
+            <w:rStyle w:val="Hyperlink"/>
+          </w:rPr>
+          <w:t>LabeledLink</w:t>
+        </w:r>
+      </w:hyperlink>
       <w:r>
         <w:t>)</w:t>
       </w:r>
@@ -1364,7 +1546,11 @@
         <w:t xml:space="preserve">. </w:t>
       </w:r>
       <w:r>
-        <w:t>String bibliographic citations, URIs as object references, or LabelledLink, implemented as schema:CreativeWork, to provide a title</w:t>
+        <w:t xml:space="preserve">String bibliographic citations, URIs as </w:t>
+      </w:r>
+      <w:r>
+        <w:lastRenderedPageBreak/>
+        <w:t>object references, or LabeledLink, implemented as schema:CreativeWork, to provide a title</w:t>
       </w:r>
       <w:r>
         <w:t xml:space="preserve">, description and URL. </w:t>
@@ -1396,9 +1582,14 @@
       <w:r>
         <w:t xml:space="preserve">Optional, Repeatable] (string or </w:t>
       </w:r>
-      <w:r>
-        <w:t>DefinedTerm</w:t>
-      </w:r>
+      <w:hyperlink w:anchor="_Defined_Term" w:history="1">
+        <w:r>
+          <w:rPr>
+            <w:rStyle w:val="Hyperlink"/>
+          </w:rPr>
+          <w:t>DefinedTerm</w:t>
+        </w:r>
+      </w:hyperlink>
       <w:r>
         <w:t>)</w:t>
       </w:r>
@@ -1492,7 +1683,21 @@
         <w:t xml:space="preserve"> Document spatial extent to which the resource content is relevant. </w:t>
       </w:r>
       <w:r>
-        <w:t xml:space="preserve">Can be expressed with a simple text place name, a place name from an identified gazeteer (using schema:DefinedTerm), a point location, a bounding box (.e.g. for a map extent), </w:t>
+        <w:t>Can be expressed with a simple text place name, a place name from an identified gazeteer (using schema:</w:t>
+      </w:r>
+      <w:r>
+        <w:t xml:space="preserve"> </w:t>
+      </w:r>
+      <w:hyperlink w:anchor="_Defined_Term" w:history="1">
+        <w:r>
+          <w:rPr>
+            <w:rStyle w:val="Hyperlink"/>
+          </w:rPr>
+          <w:t>DefinedTerm</w:t>
+        </w:r>
+      </w:hyperlink>
+      <w:r>
+        <w:t xml:space="preserve">), a point location, a bounding box (.e.g. for a map extent), </w:t>
       </w:r>
       <w:r>
         <w:t xml:space="preserve">a line (e.g. a ship track or foot traverse), or a general geometry.  </w:t>
@@ -1572,7 +1777,7 @@
         <w:pStyle w:val="Heading5"/>
       </w:pPr>
       <w:r>
-        <w:t>dqv:hasQualitymeasurement</w:t>
+        <w:t>dqv:hasQualityMeasurement</w:t>
       </w:r>
     </w:p>
     <w:p>
@@ -1612,27 +1817,42 @@
       <w:r>
         <w:t xml:space="preserve"> by name, an </w:t>
       </w:r>
-      <w:r>
-        <w:t>object</w:t>
-      </w:r>
+      <w:hyperlink w:anchor="_Object_reference" w:history="1">
+        <w:r>
+          <w:rPr>
+            <w:rStyle w:val="Hyperlink"/>
+          </w:rPr>
+          <w:t>object reference</w:t>
+        </w:r>
+      </w:hyperlink>
       <w:r>
         <w:t xml:space="preserve"> </w:t>
       </w:r>
       <w:r>
-        <w:t xml:space="preserve">reference </w:t>
-      </w:r>
-      <w:r>
-        <w:t xml:space="preserve"> or as a Defined Term</w:t>
-      </w:r>
+        <w:t xml:space="preserve"> or as a </w:t>
+      </w:r>
+      <w:hyperlink w:anchor="_Defined_Term" w:history="1">
+        <w:r>
+          <w:rPr>
+            <w:rStyle w:val="Hyperlink"/>
+          </w:rPr>
+          <w:t>DefinedTerm</w:t>
+        </w:r>
+      </w:hyperlink>
       <w:r>
         <w:t xml:space="preserve">, and the </w:t>
       </w:r>
       <w:r>
         <w:t xml:space="preserve">reported result of the quality measure, either as a string or a </w:t>
       </w:r>
-      <w:r>
-        <w:t>DefinedTerm</w:t>
-      </w:r>
+      <w:hyperlink w:anchor="_Defined_Term" w:history="1">
+        <w:r>
+          <w:rPr>
+            <w:rStyle w:val="Hyperlink"/>
+          </w:rPr>
+          <w:t>DefinedTerm</w:t>
+        </w:r>
+      </w:hyperlink>
       <w:r>
         <w:t xml:space="preserve"> from a vocabular</w:t>
       </w:r>
@@ -1645,6 +1865,7 @@
         <w:pStyle w:val="Heading2"/>
       </w:pPr>
       <w:r>
+        <w:lastRenderedPageBreak/>
         <w:t xml:space="preserve">Other </w:t>
       </w:r>
       <w:r>
@@ -1723,7 +1944,7 @@
         <w:t>Required</w:t>
       </w:r>
       <w:r>
-        <w:t xml:space="preserve"> – ‘DataDownload’, other types optional]</w:t>
+        <w:t xml:space="preserve"> – 'DataDownload', other types optional]</w:t>
       </w:r>
       <w:r>
         <w:t>(string.uri)</w:t>
@@ -1861,7 +2082,7 @@
         <w:t>Optional] (spdx:Checksum)</w:t>
       </w:r>
       <w:r>
-        <w:t>.  Checksum string that is ‘footprint’ of the descr</w:t>
+        <w:t>.  Checksum string that is 'footprint' of the descr</w:t>
       </w:r>
       <w:r>
         <w:t>i</w:t>
@@ -1892,7 +2113,18 @@
         <w:t>[</w:t>
       </w:r>
       <w:r>
-        <w:t>Optional, Repeatable] (object reference)</w:t>
+        <w:t>Optional, Repeatable] (</w:t>
+      </w:r>
+      <w:hyperlink w:anchor="_Object_reference" w:history="1">
+        <w:r>
+          <w:rPr>
+            <w:rStyle w:val="Hyperlink"/>
+          </w:rPr>
+          <w:t>object reference</w:t>
+        </w:r>
+      </w:hyperlink>
+      <w:r>
+        <w:t>)</w:t>
       </w:r>
       <w:r>
         <w:t xml:space="preserve">.  </w:t>
@@ -1944,11 +2176,16 @@
         <w:t>[</w:t>
       </w:r>
       <w:r>
-        <w:t xml:space="preserve">Optional, Repeatable] (object </w:t>
-      </w:r>
-      <w:r>
-        <w:t>reference</w:t>
-      </w:r>
+        <w:t>Optional, Repeatable] (</w:t>
+      </w:r>
+      <w:hyperlink w:anchor="_Object_reference" w:history="1">
+        <w:r>
+          <w:rPr>
+            <w:rStyle w:val="Hyperlink"/>
+          </w:rPr>
+          <w:t>object reference</w:t>
+        </w:r>
+      </w:hyperlink>
       <w:r>
         <w:t>, Person, or Organization)</w:t>
       </w:r>
@@ -1984,7 +2221,11 @@
         <w:t xml:space="preserve">s the </w:t>
       </w:r>
       <w:r>
-        <w:t xml:space="preserve"> schema.org Action to document url or url template and parameters. At this point, schema is set up for one action-- an HTTP Get that requests data. The url template parameters (in curly brackets '{}') specify query param</w:t>
+        <w:t xml:space="preserve"> schema.org Action to document url or url template and </w:t>
+      </w:r>
+      <w:r>
+        <w:lastRenderedPageBreak/>
+        <w:t>parameters. At this point, schema is set up for one action-- an HTTP Get that requests data. The url template parameters (in curly brackets '{}') specify query param</w:t>
       </w:r>
       <w:r>
         <w:t>e</w:t>
@@ -2027,9 +2268,14 @@
       <w:r>
         <w:t xml:space="preserve">] (string or </w:t>
       </w:r>
-      <w:r>
-        <w:t>DefinedTerm</w:t>
-      </w:r>
+      <w:hyperlink w:anchor="_Defined_Term" w:history="1">
+        <w:r>
+          <w:rPr>
+            <w:rStyle w:val="Hyperlink"/>
+          </w:rPr>
+          <w:t>DefinedTerm</w:t>
+        </w:r>
+      </w:hyperlink>
       <w:r>
         <w:t>)</w:t>
       </w:r>
@@ -2077,11 +2323,16 @@
       <w:r>
         <w:t xml:space="preserve">, Repeatable](string or </w:t>
       </w:r>
-      <w:r>
-        <w:t>LabelledL</w:t>
-      </w:r>
-      <w:r>
-        <w:t>link)</w:t>
+      <w:hyperlink w:anchor="_Labeled_Link" w:history="1">
+        <w:r>
+          <w:rPr>
+            <w:rStyle w:val="Hyperlink"/>
+          </w:rPr>
+          <w:t>LabeledLink</w:t>
+        </w:r>
+      </w:hyperlink>
+      <w:r>
+        <w:t>)</w:t>
       </w:r>
       <w:r>
         <w:t>.</w:t>
@@ -2120,11 +2371,16 @@
       <w:r>
         <w:t xml:space="preserve">Optional] (string or </w:t>
       </w:r>
-      <w:r>
-        <w:t>LabelledL</w:t>
-      </w:r>
-      <w:r>
-        <w:t>ink)</w:t>
+      <w:hyperlink w:anchor="_Labeled_Link" w:history="1">
+        <w:r>
+          <w:rPr>
+            <w:rStyle w:val="Hyperlink"/>
+          </w:rPr>
+          <w:t>LabeledLink</w:t>
+        </w:r>
+      </w:hyperlink>
+      <w:r>
+        <w:t>)</w:t>
       </w:r>
       <w:r>
         <w:t xml:space="preserve">. </w:t>
@@ -2158,11 +2414,16 @@
         <w:t>, Repeatable</w:t>
       </w:r>
       <w:r>
-        <w:t xml:space="preserve">] (object </w:t>
-      </w:r>
-      <w:r>
-        <w:t>reference</w:t>
-      </w:r>
+        <w:t>] (</w:t>
+      </w:r>
+      <w:hyperlink w:anchor="_Object_reference" w:history="1">
+        <w:r>
+          <w:rPr>
+            <w:rStyle w:val="Hyperlink"/>
+          </w:rPr>
+          <w:t>object reference</w:t>
+        </w:r>
+      </w:hyperlink>
       <w:r>
         <w:t>, Action</w:t>
       </w:r>
@@ -2200,10 +2461,7 @@
         <w:pStyle w:val="property"/>
       </w:pPr>
       <w:r>
-        <w:t>[</w:t>
-      </w:r>
-      <w:r>
-        <w:t>Required</w:t>
+        <w:t>[Required</w:t>
       </w:r>
       <w:r>
         <w:t>, Repeatable</w:t>
@@ -2215,7 +2473,7 @@
         <w:t xml:space="preserve">(string.uri) The rdf type </w:t>
       </w:r>
       <w:r>
-        <w:t>default is ‘Action’, but any of the</w:t>
+        <w:t>default is 'Action', but any of the</w:t>
       </w:r>
       <w:r>
         <w:t>se schema.org actions will validate: {</w:t>
@@ -2365,6 +2623,7 @@
         <w:pStyle w:val="Heading5"/>
       </w:pPr>
       <w:r>
+        <w:lastRenderedPageBreak/>
         <w:t>result</w:t>
       </w:r>
     </w:p>
@@ -2557,10 +2816,7 @@
         <w:pStyle w:val="property"/>
       </w:pPr>
       <w:r>
-        <w:t xml:space="preserve"> [</w:t>
-      </w:r>
-      <w:r>
-        <w:t>Required – ‘Person’</w:t>
+        <w:t xml:space="preserve"> [Required – 'Person'</w:t>
       </w:r>
       <w:r>
         <w:t>, Repeatable</w:t>
@@ -2795,7 +3051,18 @@
         <w:t>Optional]</w:t>
       </w:r>
       <w:r>
-        <w:t>(ContactPoint)</w:t>
+        <w:t>(</w:t>
+      </w:r>
+      <w:hyperlink w:anchor="_ContactPoint" w:history="1">
+        <w:r>
+          <w:rPr>
+            <w:rStyle w:val="Hyperlink"/>
+          </w:rPr>
+          <w:t>ContactPoint</w:t>
+        </w:r>
+      </w:hyperlink>
+      <w:r>
+        <w:t>)</w:t>
       </w:r>
       <w:r>
         <w:t xml:space="preserve"> </w:t>
@@ -2804,7 +3071,10 @@
         <w:t xml:space="preserve">email </w:t>
       </w:r>
       <w:r>
-        <w:t>is only required property</w:t>
+        <w:t>is required property</w:t>
+      </w:r>
+      <w:r>
+        <w:t xml:space="preserve"> if a contactPoint is included</w:t>
       </w:r>
       <w:r>
         <w:t>. Schema.org allows telephone and postal contacts as well</w:t>
@@ -2838,7 +3108,18 @@
         <w:t>Optional, Repeatable]</w:t>
       </w:r>
       <w:r>
-        <w:t>(string, object reference)</w:t>
+        <w:t xml:space="preserve">(string, </w:t>
+      </w:r>
+      <w:hyperlink w:anchor="_Object_reference" w:history="1">
+        <w:r>
+          <w:rPr>
+            <w:rStyle w:val="Hyperlink"/>
+          </w:rPr>
+          <w:t>object reference</w:t>
+        </w:r>
+      </w:hyperlink>
+      <w:r>
+        <w:t>)</w:t>
       </w:r>
     </w:p>
     <w:p>
@@ -2852,6 +3133,7 @@
           <w:i/>
           <w:iCs/>
         </w:rPr>
+        <w:lastRenderedPageBreak/>
         <w:t xml:space="preserve"> </w:t>
       </w:r>
       <w:r>
@@ -2871,13 +3153,7 @@
         <w:pStyle w:val="property"/>
       </w:pPr>
       <w:r>
-        <w:t xml:space="preserve">[Optional](string.uri) Identifier for this graph node. Useful to reference this </w:t>
-      </w:r>
-      <w:r>
-        <w:t xml:space="preserve">Organization </w:t>
-      </w:r>
-      <w:r>
-        <w:t xml:space="preserve"> using object references if they appear more that once in the metadata record.</w:t>
+        <w:t>[Optional](string.uri) Identifier for this graph node. Useful to reference this Organization  using object references if they appear more that once in the metadata record.</w:t>
       </w:r>
     </w:p>
     <w:p>
@@ -2896,10 +3172,172 @@
         <w:pStyle w:val="property"/>
       </w:pPr>
       <w:r>
+        <w:t>[Required – 'Organization'</w:t>
+      </w:r>
+      <w:r>
+        <w:t>, Repeatable</w:t>
+      </w:r>
+      <w:r>
+        <w:t xml:space="preserve">](string.uri) </w:t>
+      </w:r>
+      <w:r>
+        <w:t>rdf:type</w:t>
+      </w:r>
+      <w:r>
+        <w:t>, list must include Organization, but other schema.org types can be added</w:t>
+      </w:r>
+      <w:r>
+        <w:t xml:space="preserve"> for more precision</w:t>
+      </w:r>
+      <w:r>
+        <w:t xml:space="preserve">: </w:t>
+      </w:r>
+      <w:r>
+        <w:t>FundingAgency</w:t>
+      </w:r>
+      <w:r>
+        <w:t xml:space="preserve">, </w:t>
+      </w:r>
+      <w:r>
+        <w:t>Consortium</w:t>
+      </w:r>
+      <w:r>
+        <w:t xml:space="preserve">, </w:t>
+      </w:r>
+      <w:r>
+        <w:t>Corporation</w:t>
+      </w:r>
+      <w:r>
+        <w:t xml:space="preserve">, </w:t>
+      </w:r>
+      <w:r>
+        <w:t>EducationalOrganization</w:t>
+      </w:r>
+      <w:r>
+        <w:t xml:space="preserve">, </w:t>
+      </w:r>
+      <w:r>
+        <w:t>FundingScheme</w:t>
+      </w:r>
+      <w:r>
+        <w:t xml:space="preserve">, </w:t>
+      </w:r>
+      <w:r>
+        <w:t>GovernmentOrganization</w:t>
+      </w:r>
+      <w:r>
+        <w:t xml:space="preserve">, </w:t>
+      </w:r>
+      <w:r>
+        <w:t>NGO</w:t>
+      </w:r>
+      <w:r>
+        <w:t xml:space="preserve">, </w:t>
+      </w:r>
+      <w:r>
+        <w:t>Project</w:t>
+      </w:r>
+      <w:r>
+        <w:t xml:space="preserve">, </w:t>
+      </w:r>
+      <w:r>
+        <w:t>ResearchOrganization</w:t>
+      </w:r>
+      <w:r>
+        <w:t>, defined by enumeration in the schema.</w:t>
+      </w:r>
+    </w:p>
+    <w:p>
+      <w:pPr>
+        <w:pStyle w:val="Heading5"/>
+      </w:pPr>
+      <w:r>
+        <w:t>n</w:t>
+      </w:r>
+      <w:r>
+        <w:t>ame</w:t>
+      </w:r>
+    </w:p>
+    <w:p>
+      <w:pPr>
+        <w:pStyle w:val="property"/>
+      </w:pPr>
+      <w:r>
+        <w:t xml:space="preserve"> </w:t>
+      </w:r>
+      <w:r>
         <w:t>[</w:t>
       </w:r>
       <w:r>
-        <w:t>Required – ‘Organization’</w:t>
+        <w:t>Required</w:t>
+      </w:r>
+      <w:r>
+        <w:t xml:space="preserve"> if no identifier</w:t>
+      </w:r>
+      <w:r>
+        <w:t>]</w:t>
+      </w:r>
+      <w:r>
+        <w:t>(string) Label for the Organization</w:t>
+      </w:r>
+    </w:p>
+    <w:p>
+      <w:pPr>
+        <w:pStyle w:val="Heading5"/>
+      </w:pPr>
+      <w:r>
+        <w:t>i</w:t>
+      </w:r>
+      <w:r>
+        <w:t>dentifier</w:t>
+      </w:r>
+    </w:p>
+    <w:p>
+      <w:pPr>
+        <w:pStyle w:val="property"/>
+      </w:pPr>
+      <w:r>
+        <w:t xml:space="preserve"> </w:t>
+      </w:r>
+      <w:r>
+        <w:t>[</w:t>
+      </w:r>
+      <w:r>
+        <w:t>Required</w:t>
+      </w:r>
+      <w:r>
+        <w:t xml:space="preserve"> if no name</w:t>
+      </w:r>
+      <w:r>
+        <w:t>]</w:t>
+      </w:r>
+      <w:r>
+        <w:t xml:space="preserve"> (string.uri or PropertyValue-(identifier))</w:t>
+      </w:r>
+    </w:p>
+    <w:p>
+      <w:pPr>
+        <w:pStyle w:val="Heading5"/>
+      </w:pPr>
+      <w:r>
+        <w:t>a</w:t>
+      </w:r>
+      <w:r>
+        <w:t>dditionalType</w:t>
+      </w:r>
+    </w:p>
+    <w:p>
+      <w:pPr>
+        <w:pStyle w:val="property"/>
+      </w:pPr>
+      <w:r>
+        <w:t xml:space="preserve"> </w:t>
+      </w:r>
+      <w:r>
+        <w:t>[</w:t>
+      </w:r>
+      <w:r>
+        <w:t>Optional</w:t>
       </w:r>
       <w:r>
         <w:t>, Repeatable</w:t>
@@ -2908,81 +3346,29 @@
         <w:t>]</w:t>
       </w:r>
       <w:r>
-        <w:t xml:space="preserve">(string.uri) </w:t>
-      </w:r>
-      <w:r>
-        <w:t>rdf:type</w:t>
-      </w:r>
-      <w:r>
-        <w:t>, list must include Organization, but other schema.org types can be added</w:t>
-      </w:r>
-      <w:r>
-        <w:t xml:space="preserve"> for more precision</w:t>
-      </w:r>
-      <w:r>
-        <w:t xml:space="preserve">: </w:t>
-      </w:r>
-      <w:r>
-        <w:t>FundingAgency</w:t>
-      </w:r>
-      <w:r>
-        <w:t xml:space="preserve">, </w:t>
-      </w:r>
-      <w:r>
-        <w:t>Consortium</w:t>
-      </w:r>
-      <w:r>
-        <w:t xml:space="preserve">, </w:t>
-      </w:r>
-      <w:r>
-        <w:t>Corporation</w:t>
-      </w:r>
-      <w:r>
-        <w:t xml:space="preserve">, </w:t>
-      </w:r>
-      <w:r>
-        <w:t>EducationalOrganization</w:t>
-      </w:r>
-      <w:r>
-        <w:t xml:space="preserve">, </w:t>
-      </w:r>
-      <w:r>
-        <w:t>FundingScheme</w:t>
-      </w:r>
-      <w:r>
-        <w:t xml:space="preserve">, </w:t>
-      </w:r>
-      <w:r>
-        <w:t>GovernmentOrganization</w:t>
-      </w:r>
-      <w:r>
-        <w:t xml:space="preserve">, </w:t>
-      </w:r>
-      <w:r>
-        <w:t>NGO</w:t>
-      </w:r>
-      <w:r>
-        <w:t xml:space="preserve">, </w:t>
-      </w:r>
-      <w:r>
-        <w:t>Project</w:t>
-      </w:r>
-      <w:r>
-        <w:t xml:space="preserve">, </w:t>
-      </w:r>
-      <w:r>
-        <w:t>ResearchOrganization</w:t>
-      </w:r>
-    </w:p>
-    <w:p>
-      <w:pPr>
-        <w:pStyle w:val="Heading5"/>
-      </w:pPr>
-      <w:r>
-        <w:t>n</w:t>
-      </w:r>
-      <w:r>
-        <w:t>ame</w:t>
+        <w:t xml:space="preserve">(string or </w:t>
+      </w:r>
+      <w:hyperlink w:anchor="_Defined_Term" w:history="1">
+        <w:r>
+          <w:rPr>
+            <w:rStyle w:val="Hyperlink"/>
+          </w:rPr>
+          <w:t>DefinedTerm</w:t>
+        </w:r>
+      </w:hyperlink>
+      <w:r>
+        <w:t>)</w:t>
+      </w:r>
+    </w:p>
+    <w:p>
+      <w:pPr>
+        <w:pStyle w:val="Heading5"/>
+      </w:pPr>
+      <w:r>
+        <w:t>a</w:t>
+      </w:r>
+      <w:r>
+        <w:t>lternateName</w:t>
       </w:r>
     </w:p>
     <w:p>
@@ -2996,27 +3382,24 @@
         <w:t>[</w:t>
       </w:r>
       <w:r>
-        <w:t>Required</w:t>
-      </w:r>
-      <w:r>
-        <w:t xml:space="preserve"> if no identifier</w:t>
-      </w:r>
-      <w:r>
-        <w:t>]</w:t>
-      </w:r>
-      <w:r>
-        <w:t>(string) Label for the Organization</w:t>
-      </w:r>
-    </w:p>
-    <w:p>
-      <w:pPr>
-        <w:pStyle w:val="Heading5"/>
-      </w:pPr>
-      <w:r>
-        <w:t>i</w:t>
-      </w:r>
-      <w:r>
-        <w:t>dentifier</w:t>
+        <w:t>Optional]</w:t>
+      </w:r>
+      <w:r>
+        <w:t xml:space="preserve">(string) </w:t>
+      </w:r>
+      <w:r>
+        <w:t>other labels by which the organization might be known</w:t>
+      </w:r>
+    </w:p>
+    <w:p>
+      <w:pPr>
+        <w:pStyle w:val="Heading5"/>
+      </w:pPr>
+      <w:r>
+        <w:t>d</w:t>
+      </w:r>
+      <w:r>
+        <w:t>escription</w:t>
       </w:r>
     </w:p>
     <w:p>
@@ -3030,32 +3413,29 @@
         <w:t>[</w:t>
       </w:r>
       <w:r>
-        <w:t>Required</w:t>
-      </w:r>
-      <w:r>
-        <w:t xml:space="preserve"> if no name</w:t>
-      </w:r>
-      <w:r>
-        <w:t>]</w:t>
-      </w:r>
-      <w:r>
-        <w:t xml:space="preserve"> (string.uri or PropertyValue-(identifier))</w:t>
-      </w:r>
-    </w:p>
-    <w:p>
-      <w:pPr>
-        <w:pStyle w:val="Heading5"/>
-      </w:pPr>
-      <w:r>
-        <w:t>a</w:t>
-      </w:r>
-      <w:r>
-        <w:t>dditionalType</w:t>
+        <w:t>Optional]</w:t>
+      </w:r>
+      <w:r>
+        <w:t>(string)</w:t>
+      </w:r>
+    </w:p>
+    <w:p>
+      <w:pPr>
+        <w:pStyle w:val="Heading5"/>
+      </w:pPr>
+      <w:r>
+        <w:t>s</w:t>
+      </w:r>
+      <w:r>
+        <w:t>ameAs</w:t>
       </w:r>
     </w:p>
     <w:p>
       <w:pPr>
         <w:pStyle w:val="property"/>
+        <w:rPr>
+          <w:u w:val="single"/>
+        </w:rPr>
       </w:pPr>
       <w:r>
         <w:t xml:space="preserve"> </w:t>
@@ -3064,112 +3444,29 @@
         <w:t>[</w:t>
       </w:r>
       <w:r>
-        <w:t>Optional</w:t>
-      </w:r>
-      <w:r>
-        <w:t>, Repeatable</w:t>
-      </w:r>
-      <w:r>
-        <w:t>]</w:t>
-      </w:r>
-      <w:r>
-        <w:t>(string or DefinedTerm)</w:t>
-      </w:r>
-    </w:p>
-    <w:p>
-      <w:pPr>
-        <w:pStyle w:val="Heading5"/>
-      </w:pPr>
-      <w:r>
-        <w:t>a</w:t>
-      </w:r>
-      <w:r>
-        <w:t>lternateName</w:t>
-      </w:r>
-    </w:p>
-    <w:p>
-      <w:pPr>
-        <w:pStyle w:val="property"/>
-      </w:pPr>
-      <w:r>
-        <w:t xml:space="preserve"> </w:t>
-      </w:r>
-      <w:r>
-        <w:t>[</w:t>
-      </w:r>
-      <w:r>
-        <w:t>Optional]</w:t>
-      </w:r>
-      <w:r>
-        <w:t xml:space="preserve">(string) </w:t>
-      </w:r>
-      <w:r>
-        <w:t>other labels by which the organization might be known</w:t>
-      </w:r>
-    </w:p>
-    <w:p>
-      <w:pPr>
-        <w:pStyle w:val="Heading5"/>
-      </w:pPr>
-      <w:r>
-        <w:t>d</w:t>
-      </w:r>
-      <w:r>
-        <w:t>escription</w:t>
-      </w:r>
-    </w:p>
-    <w:p>
-      <w:pPr>
-        <w:pStyle w:val="property"/>
-      </w:pPr>
-      <w:r>
-        <w:t xml:space="preserve"> </w:t>
-      </w:r>
-      <w:r>
-        <w:t>[</w:t>
-      </w:r>
-      <w:r>
-        <w:t>Optional]</w:t>
-      </w:r>
-      <w:r>
-        <w:t>(string)</w:t>
-      </w:r>
-    </w:p>
-    <w:p>
-      <w:pPr>
-        <w:pStyle w:val="Heading5"/>
-      </w:pPr>
-      <w:r>
-        <w:t>s</w:t>
-      </w:r>
-      <w:r>
-        <w:t>ameAs</w:t>
-      </w:r>
-    </w:p>
-    <w:p>
-      <w:pPr>
-        <w:pStyle w:val="property"/>
-        <w:rPr>
-          <w:u w:val="single"/>
-        </w:rPr>
-      </w:pPr>
-      <w:r>
-        <w:t xml:space="preserve"> </w:t>
-      </w:r>
-      <w:r>
-        <w:t>[</w:t>
-      </w:r>
-      <w:r>
         <w:t>Optional, Repeatable]</w:t>
       </w:r>
       <w:r>
-        <w:t>(string, object reference)</w:t>
+        <w:t xml:space="preserve">(string, </w:t>
+      </w:r>
+      <w:hyperlink w:anchor="_Object_reference" w:history="1">
+        <w:r>
+          <w:rPr>
+            <w:rStyle w:val="Hyperlink"/>
+          </w:rPr>
+          <w:t>object reference</w:t>
+        </w:r>
+      </w:hyperlink>
+      <w:r>
+        <w:t>)</w:t>
       </w:r>
     </w:p>
     <w:p>
       <w:pPr>
         <w:pStyle w:val="Heading3"/>
       </w:pPr>
+      <w:bookmarkStart w:id="2" w:name="_ContactPoint"/>
+      <w:bookmarkEnd w:id="2"/>
       <w:r>
         <w:t>ContactPoint</w:t>
       </w:r>
@@ -3208,7 +3505,7 @@
         <w:t>Require</w:t>
       </w:r>
       <w:r>
-        <w:t>d – ‘ContactPoint’</w:t>
+        <w:t>d – 'ContactPoint'</w:t>
       </w:r>
       <w:r>
         <w:t xml:space="preserve">, Repeatable] </w:t>
@@ -3326,6 +3623,7 @@
         <w:pStyle w:val="Heading5"/>
       </w:pPr>
       <w:r>
+        <w:lastRenderedPageBreak/>
         <w:t>type</w:t>
       </w:r>
     </w:p>
@@ -3350,7 +3648,7 @@
         <w:t xml:space="preserve"> -</w:t>
       </w:r>
       <w:r>
-        <w:t>- 'Role’</w:t>
+        <w:t>- 'Role'</w:t>
       </w:r>
       <w:r>
         <w:t xml:space="preserve">, Repeatable] </w:t>
@@ -3387,789 +3685,7 @@
         <w:t>Required]</w:t>
       </w:r>
       <w:r>
-        <w:t>(string, DefinedTerm)</w:t>
-      </w:r>
-      <w:r>
-        <w:t xml:space="preserve"> term that specifies the relationship between the contributor and the described resource.</w:t>
-      </w:r>
-    </w:p>
-    <w:p>
-      <w:pPr>
-        <w:pStyle w:val="Heading5"/>
-      </w:pPr>
-      <w:r>
-        <w:t xml:space="preserve">contributor </w:t>
-      </w:r>
-    </w:p>
-    <w:p>
-      <w:pPr>
-        <w:pStyle w:val="property"/>
-      </w:pPr>
-      <w:r>
-        <w:t>[</w:t>
-      </w:r>
-      <w:r>
-        <w:t xml:space="preserve">Required] </w:t>
-      </w:r>
-      <w:r>
-        <w:t>(</w:t>
-      </w:r>
-      <w:r>
-        <w:t xml:space="preserve">object reference, </w:t>
-      </w:r>
-      <w:r>
-        <w:t>Person or Organization)</w:t>
-      </w:r>
-    </w:p>
-    <w:p>
-      <w:pPr>
-        <w:pStyle w:val="Heading3"/>
-      </w:pPr>
-      <w:r>
-        <w:t>MonetaryGrant</w:t>
-      </w:r>
-    </w:p>
-    <w:p>
-      <w:pPr>
-        <w:pStyle w:val="Heading5"/>
-      </w:pPr>
-      <w:r>
-        <w:t>type</w:t>
-      </w:r>
-    </w:p>
-    <w:p>
-      <w:pPr>
-        <w:pStyle w:val="property"/>
-      </w:pPr>
-      <w:r>
-        <w:t xml:space="preserve"> </w:t>
-      </w:r>
-      <w:r>
-        <w:t>[</w:t>
-      </w:r>
-      <w:r>
-        <w:t>Required -- 'MonetaryGrant’</w:t>
-      </w:r>
-      <w:r>
-        <w:t>, Repeatable]</w:t>
-      </w:r>
-      <w:r>
-        <w:t>(string.uri)</w:t>
-      </w:r>
-    </w:p>
-    <w:p>
-      <w:pPr>
-        <w:pStyle w:val="property"/>
-        <w:ind w:left="180"/>
-      </w:pPr>
-      <w:r>
-        <w:t xml:space="preserve">CHOICE (at least one of </w:t>
-      </w:r>
-      <w:r>
-        <w:t>identifier, name, or funder</w:t>
-      </w:r>
-    </w:p>
-    <w:p>
-      <w:pPr>
-        <w:pStyle w:val="Heading5"/>
-      </w:pPr>
-      <w:r>
-        <w:t>identifier</w:t>
-      </w:r>
-    </w:p>
-    <w:p>
-      <w:pPr>
-        <w:pStyle w:val="property"/>
-      </w:pPr>
-      <w:r>
-        <w:t>[</w:t>
-      </w:r>
-      <w:r>
-        <w:t>Required if no name or funder</w:t>
-      </w:r>
-      <w:r>
-        <w:t>]</w:t>
-      </w:r>
-      <w:r>
-        <w:t xml:space="preserve"> </w:t>
-      </w:r>
-      <w:r>
-        <w:t>(string.uri or PropertyValue-(identifier))</w:t>
-      </w:r>
-      <w:r>
-        <w:t xml:space="preserve"> </w:t>
-      </w:r>
-      <w:r>
-        <w:t>identifier for a particular grant</w:t>
-      </w:r>
-    </w:p>
-    <w:p>
-      <w:pPr>
-        <w:pStyle w:val="Heading5"/>
-      </w:pPr>
-      <w:r>
-        <w:t>name</w:t>
-      </w:r>
-    </w:p>
-    <w:p>
-      <w:pPr>
-        <w:pStyle w:val="property"/>
-      </w:pPr>
-      <w:r>
-        <w:t xml:space="preserve"> [</w:t>
-      </w:r>
-      <w:r>
-        <w:t>Required if no identifer or funder</w:t>
-      </w:r>
-      <w:r>
-        <w:t>]</w:t>
-      </w:r>
-      <w:r>
-        <w:t>(string)</w:t>
-      </w:r>
-      <w:r>
-        <w:t xml:space="preserve"> </w:t>
-      </w:r>
-      <w:r>
-        <w:t>title of the grant</w:t>
-      </w:r>
-    </w:p>
-    <w:p>
-      <w:pPr>
-        <w:pStyle w:val="Heading5"/>
-      </w:pPr>
-      <w:r>
-        <w:t>funder</w:t>
-      </w:r>
-    </w:p>
-    <w:p>
-      <w:pPr>
-        <w:pStyle w:val="property"/>
-      </w:pPr>
-      <w:r>
-        <w:t xml:space="preserve"> [</w:t>
-      </w:r>
-      <w:r>
-        <w:t>Required if no identifier or name</w:t>
-      </w:r>
-      <w:r>
-        <w:t>] (object reference, Person, or Organization)</w:t>
-      </w:r>
-    </w:p>
-    <w:p>
-      <w:pPr>
-        <w:pStyle w:val="Heading5"/>
-      </w:pPr>
-      <w:r>
-        <w:t>description</w:t>
-      </w:r>
-    </w:p>
-    <w:p>
-      <w:pPr>
-        <w:pStyle w:val="property"/>
-        <w:spacing w:after="240"/>
-      </w:pPr>
-      <w:r>
-        <w:t xml:space="preserve"> </w:t>
-      </w:r>
-      <w:r>
-        <w:t>[</w:t>
-      </w:r>
-      <w:r>
-        <w:t>Optional]</w:t>
-      </w:r>
-      <w:r>
-        <w:t>(string)</w:t>
-      </w:r>
-      <w:r>
-        <w:t xml:space="preserve"> </w:t>
-      </w:r>
-      <w:r>
-        <w:t>description of the funding or grant</w:t>
-      </w:r>
-    </w:p>
-    <w:p>
-      <w:pPr>
-        <w:pStyle w:val="Heading3"/>
-      </w:pPr>
-      <w:r>
-        <w:t>Dataset/dcat:CatalogRecord</w:t>
-      </w:r>
-    </w:p>
-    <w:p>
-      <w:pPr>
-        <w:pStyle w:val="property"/>
-      </w:pPr>
-      <w:r>
-        <w:t>This is the class used to provide information about the metadata record itself.</w:t>
-      </w:r>
-    </w:p>
-    <w:p>
-      <w:pPr>
-        <w:pStyle w:val="Heading5"/>
-      </w:pPr>
-      <w:r>
-        <w:t>id</w:t>
-      </w:r>
-    </w:p>
-    <w:p>
-      <w:pPr>
-        <w:pStyle w:val="property"/>
-      </w:pPr>
-      <w:r>
-        <w:t xml:space="preserve"> </w:t>
-      </w:r>
-      <w:r>
-        <w:t>[</w:t>
-      </w:r>
-      <w:r>
-        <w:t>Required]</w:t>
-      </w:r>
-      <w:r>
-        <w:t>(string.</w:t>
-      </w:r>
-      <w:r>
-        <w:t>uri) Identifier for the metadata record.</w:t>
-      </w:r>
-    </w:p>
-    <w:p>
-      <w:pPr>
-        <w:pStyle w:val="Heading5"/>
-      </w:pPr>
-      <w:r>
-        <w:t>type</w:t>
-      </w:r>
-    </w:p>
-    <w:p>
-      <w:pPr>
-        <w:pStyle w:val="property"/>
-      </w:pPr>
-      <w:r>
-        <w:t xml:space="preserve"> </w:t>
-      </w:r>
-      <w:r>
-        <w:t>[</w:t>
-      </w:r>
-      <w:r>
-        <w:t>Required</w:t>
-      </w:r>
-      <w:r>
-        <w:t xml:space="preserve"> – “Dataset”</w:t>
-      </w:r>
-      <w:r>
-        <w:t>, Repeatable]</w:t>
-      </w:r>
-      <w:r>
-        <w:t>(string.uri)</w:t>
-      </w:r>
-    </w:p>
-    <w:p>
-      <w:pPr>
-        <w:pStyle w:val="Heading5"/>
-      </w:pPr>
-      <w:r>
-        <w:t>additionalType</w:t>
-      </w:r>
-    </w:p>
-    <w:p>
-      <w:pPr>
-        <w:pStyle w:val="property"/>
-      </w:pPr>
-      <w:r>
-        <w:t xml:space="preserve"> </w:t>
-      </w:r>
-      <w:r>
-        <w:t>[</w:t>
-      </w:r>
-      <w:r>
-        <w:t xml:space="preserve">Required – “dcat:CatalogRecord”, Repeatable] </w:t>
-      </w:r>
-      <w:r>
-        <w:t>(string)</w:t>
-      </w:r>
-    </w:p>
-    <w:p>
-      <w:pPr>
-        <w:pStyle w:val="Heading5"/>
-      </w:pPr>
-      <w:r>
-        <w:t>about</w:t>
-      </w:r>
-    </w:p>
-    <w:p>
-      <w:pPr>
-        <w:pStyle w:val="property"/>
-      </w:pPr>
-      <w:r>
-        <w:t>[</w:t>
-      </w:r>
-      <w:r>
-        <w:t>Required] (</w:t>
-      </w:r>
-      <w:r>
-        <w:t>object reference</w:t>
-      </w:r>
-      <w:r>
-        <w:t>)</w:t>
-      </w:r>
-      <w:r>
-        <w:t xml:space="preserve"> This must be a reference to the </w:t>
-      </w:r>
-      <w:r>
-        <w:t>metadata record that this node documents</w:t>
-      </w:r>
-      <w:r>
-        <w:t xml:space="preserve">, using the </w:t>
-      </w:r>
-      <w:r>
-        <w:t xml:space="preserve">@id </w:t>
-      </w:r>
-      <w:r>
-        <w:t>of that record</w:t>
-      </w:r>
-      <w:r>
-        <w:t xml:space="preserve">. </w:t>
-      </w:r>
-    </w:p>
-    <w:p>
-      <w:pPr>
-        <w:pStyle w:val="Heading5"/>
-      </w:pPr>
-      <w:r>
-        <w:t>c</w:t>
-      </w:r>
-      <w:r>
-        <w:t>onformsTo</w:t>
-      </w:r>
-    </w:p>
-    <w:p>
-      <w:pPr>
-        <w:pStyle w:val="property"/>
-      </w:pPr>
-      <w:r>
-        <w:t>[</w:t>
-      </w:r>
-      <w:r>
-        <w:t>Required, Repeatable] (object reference</w:t>
-      </w:r>
-      <w:r>
-        <w:t xml:space="preserve">). Identifiers for </w:t>
-      </w:r>
-      <w:r>
-        <w:t xml:space="preserve"> conformance classes/profiles </w:t>
-      </w:r>
-      <w:r>
-        <w:t>that</w:t>
-      </w:r>
-      <w:r>
-        <w:t xml:space="preserve"> the metadata record</w:t>
-      </w:r>
-      <w:r>
-        <w:t xml:space="preserve"> follows. For CDIF discovery must include “</w:t>
-      </w:r>
-      <w:r>
-        <w:t>https://w3id.org/cdif/discovery/1.0</w:t>
-      </w:r>
-      <w:r>
-        <w:t>”</w:t>
-      </w:r>
-    </w:p>
-    <w:p>
-      <w:pPr>
-        <w:pStyle w:val="Heading5"/>
-      </w:pPr>
-      <w:r>
-        <w:t>m</w:t>
-      </w:r>
-      <w:r>
-        <w:t>aintainer</w:t>
-      </w:r>
-    </w:p>
-    <w:p>
-      <w:pPr>
-        <w:pStyle w:val="property"/>
-      </w:pPr>
-      <w:r>
-        <w:t>[</w:t>
-      </w:r>
-      <w:r>
-        <w:t>Optional] (Person or Organization)</w:t>
-      </w:r>
-      <w:r>
-        <w:t xml:space="preserve"> </w:t>
-      </w:r>
-      <w:r>
-        <w:t>Identification of the agent that maintains the metadata, with contact information. Should include person name and affiliation, or position name and affiliation, or just organization name. e-mail address is preferred contact information.</w:t>
-      </w:r>
-    </w:p>
-    <w:p>
-      <w:pPr>
-        <w:pStyle w:val="Heading5"/>
-      </w:pPr>
-      <w:r>
-        <w:t>sdDatePublished</w:t>
-      </w:r>
-    </w:p>
-    <w:p>
-      <w:pPr>
-        <w:pStyle w:val="property"/>
-      </w:pPr>
-      <w:r>
-        <w:t>[</w:t>
-      </w:r>
-      <w:r>
-        <w:t xml:space="preserve">Optional] (ISO 8601 formatted date/datetime) </w:t>
-      </w:r>
-      <w:r>
-        <w:t>date of most recent update to the metadata content</w:t>
-      </w:r>
-    </w:p>
-    <w:p>
-      <w:pPr>
-        <w:pStyle w:val="Heading5"/>
-      </w:pPr>
-      <w:r>
-        <w:t>includedInDataCatalog</w:t>
-      </w:r>
-    </w:p>
-    <w:p>
-      <w:pPr>
-        <w:pStyle w:val="property"/>
-      </w:pPr>
-      <w:r>
-        <w:t>[</w:t>
-      </w:r>
-      <w:r>
-        <w:t>Optional, Repeatable]</w:t>
-      </w:r>
-      <w:r>
-        <w:rPr>
-          <w:b/>
-          <w:bCs/>
-        </w:rPr>
-        <w:t xml:space="preserve"> </w:t>
-      </w:r>
-      <w:r>
-        <w:t>(DataCatalog)</w:t>
-      </w:r>
-      <w:r>
-        <w:rPr>
-          <w:rFonts w:ascii="Times New Roman" w:hAnsi="Times New Roman" w:cs="Times New Roman"/>
-          <w:color w:val="993300"/>
-          <w:kern w:val="0"/>
-          <w:highlight w:val="white"/>
-        </w:rPr>
-        <w:t xml:space="preserve"> </w:t>
-      </w:r>
-      <w:r>
-        <w:t>identify the source for the origin the metadata record</w:t>
-      </w:r>
-      <w:r>
-        <w:t xml:space="preserve"> </w:t>
-      </w:r>
-    </w:p>
-    <w:p>
-      <w:pPr>
-        <w:pStyle w:val="Heading3"/>
-      </w:pPr>
-      <w:bookmarkStart w:id="2" w:name="datacatalog"/>
-      <w:r>
-        <w:t>DataCatalog</w:t>
-      </w:r>
-    </w:p>
-    <w:p>
-      <w:pPr>
-        <w:pStyle w:val="property"/>
-      </w:pPr>
-      <w:r>
-        <w:t xml:space="preserve">An accessible collection of </w:t>
-      </w:r>
-      <w:r>
-        <w:t>data. The data might be metadata (about other resources) or datasets.</w:t>
-      </w:r>
-    </w:p>
-    <w:bookmarkEnd w:id="2"/>
-    <w:p>
-      <w:pPr>
-        <w:pStyle w:val="Heading5"/>
-      </w:pPr>
-      <w:r>
-        <w:t>type</w:t>
-      </w:r>
-    </w:p>
-    <w:p>
-      <w:pPr>
-        <w:pStyle w:val="property"/>
-      </w:pPr>
-      <w:r>
-        <w:t>[</w:t>
-      </w:r>
-      <w:r>
-        <w:t>Required – ‘DataCatalog’</w:t>
-      </w:r>
-      <w:r>
-        <w:t>, Repeatable]</w:t>
-      </w:r>
-    </w:p>
-    <w:p>
-      <w:pPr>
-        <w:pStyle w:val="Heading5"/>
-      </w:pPr>
-      <w:r>
-        <w:t>id</w:t>
-      </w:r>
-    </w:p>
-    <w:p>
-      <w:pPr>
-        <w:pStyle w:val="property"/>
-      </w:pPr>
-      <w:r>
-        <w:t>[</w:t>
-      </w:r>
-      <w:r>
-        <w:t>Optional]</w:t>
-      </w:r>
-      <w:r>
-        <w:t>(string.uri) identifier for graph node.</w:t>
-      </w:r>
-    </w:p>
-    <w:p>
-      <w:pPr>
-        <w:pStyle w:val="Heading5"/>
-      </w:pPr>
-      <w:r>
-        <w:t>name</w:t>
-      </w:r>
-    </w:p>
-    <w:p>
-      <w:pPr>
-        <w:pStyle w:val="property"/>
-      </w:pPr>
-      <w:r>
-        <w:t>[</w:t>
-      </w:r>
-      <w:r>
-        <w:t>Optional]</w:t>
-      </w:r>
-      <w:r>
-        <w:t xml:space="preserve"> (string) Label for the data catalog.</w:t>
-      </w:r>
-    </w:p>
-    <w:p>
-      <w:pPr>
-        <w:pStyle w:val="Heading5"/>
-      </w:pPr>
-      <w:r>
-        <w:t>ur</w:t>
-      </w:r>
-      <w:r>
-        <w:t>l</w:t>
-      </w:r>
-    </w:p>
-    <w:p>
-      <w:pPr>
-        <w:pStyle w:val="property"/>
-      </w:pPr>
-      <w:r>
-        <w:t>[</w:t>
-      </w:r>
-      <w:r>
-        <w:t>Optional]</w:t>
-      </w:r>
-      <w:r>
-        <w:t>(string.url) Url to access catalog landing page.</w:t>
-      </w:r>
-    </w:p>
-    <w:p>
-      <w:pPr>
-        <w:pStyle w:val="Heading5"/>
-      </w:pPr>
-      <w:r>
-        <w:t>identifier</w:t>
-      </w:r>
-    </w:p>
-    <w:p>
-      <w:pPr>
-        <w:pStyle w:val="property"/>
-      </w:pPr>
-      <w:r>
-        <w:t>[</w:t>
-      </w:r>
-      <w:r>
-        <w:t>Optional]</w:t>
-      </w:r>
-      <w:r>
-        <w:t xml:space="preserve"> (string.uri or PropertyValue-(identifier))</w:t>
-      </w:r>
-      <w:r>
-        <w:t xml:space="preserve"> Identifier for the data catalog.</w:t>
-      </w:r>
-    </w:p>
-    <w:p>
-      <w:pPr>
-        <w:pStyle w:val="Heading2"/>
-      </w:pPr>
-      <w:r>
-        <w:t>Classes added  by CDIF Discovery profile</w:t>
-      </w:r>
-    </w:p>
-    <w:p>
-      <w:pPr>
-        <w:pStyle w:val="Heading3"/>
-      </w:pPr>
-      <w:bookmarkStart w:id="3" w:name="propertyvaluevariablemeasured"/>
-      <w:r>
-        <w:t>PropertyValue-(variableMeasured)</w:t>
-      </w:r>
-    </w:p>
-    <w:bookmarkEnd w:id="3"/>
-    <w:p>
-      <w:pPr>
-        <w:pStyle w:val="Heading5"/>
-      </w:pPr>
-      <w:r>
-        <w:t>type</w:t>
-      </w:r>
-    </w:p>
-    <w:p>
-      <w:pPr>
-        <w:pStyle w:val="property"/>
-      </w:pPr>
-      <w:r>
-        <w:t xml:space="preserve"> </w:t>
-      </w:r>
-      <w:r>
-        <w:t>[</w:t>
-      </w:r>
-      <w:r>
-        <w:t>Requ</w:t>
-      </w:r>
-      <w:r>
-        <w:t>ir</w:t>
-      </w:r>
-      <w:r>
-        <w:t>ed – “PropertyValue”</w:t>
-      </w:r>
-      <w:r>
-        <w:t xml:space="preserve">, Repeatable] </w:t>
-      </w:r>
-      <w:r>
-        <w:t>(string.uri)</w:t>
-      </w:r>
-    </w:p>
-    <w:p>
-      <w:pPr>
-        <w:pStyle w:val="Heading5"/>
-      </w:pPr>
-      <w:r>
-        <w:t>id</w:t>
-      </w:r>
-    </w:p>
-    <w:p>
-      <w:pPr>
-        <w:pStyle w:val="property"/>
-      </w:pPr>
-      <w:r>
-        <w:t xml:space="preserve"> </w:t>
-      </w:r>
-      <w:r>
-        <w:t>[</w:t>
-      </w:r>
-      <w:r>
-        <w:t>Optional]</w:t>
-      </w:r>
-      <w:r>
-        <w:t xml:space="preserve">(string.uri) </w:t>
-      </w:r>
-    </w:p>
-    <w:p>
-      <w:pPr>
-        <w:pStyle w:val="Heading5"/>
-      </w:pPr>
-      <w:r>
-        <w:t>name</w:t>
-      </w:r>
-    </w:p>
-    <w:p>
-      <w:pPr>
-        <w:pStyle w:val="property"/>
-      </w:pPr>
-      <w:r>
-        <w:t xml:space="preserve"> </w:t>
-      </w:r>
-      <w:r>
-        <w:t>[</w:t>
-      </w:r>
-      <w:r>
-        <w:t>Optional]</w:t>
-      </w:r>
-      <w:r>
-        <w:t xml:space="preserve">(string) </w:t>
-      </w:r>
-      <w:r>
-        <w:t>string label associated with the variable in the dataset serializatio</w:t>
-      </w:r>
-      <w:r>
-        <w:t>n</w:t>
-      </w:r>
-    </w:p>
-    <w:p>
-      <w:pPr>
-        <w:pStyle w:val="Heading5"/>
-      </w:pPr>
-      <w:r>
-        <w:t>alternateName</w:t>
-      </w:r>
-    </w:p>
-    <w:p>
-      <w:pPr>
-        <w:pStyle w:val="property"/>
-      </w:pPr>
-      <w:r>
-        <w:t xml:space="preserve"> </w:t>
-      </w:r>
-      <w:r>
-        <w:t>[</w:t>
-      </w:r>
-      <w:r>
-        <w:t>Optional, Repeatable]</w:t>
-      </w:r>
-      <w:r>
-        <w:t>(string)</w:t>
-      </w:r>
-      <w:r>
-        <w:t xml:space="preserve"> </w:t>
-      </w:r>
-      <w:r>
-        <w:t>human intelligible name for variable that conveys semantics</w:t>
-      </w:r>
-    </w:p>
-    <w:p>
-      <w:pPr>
-        <w:pStyle w:val="Heading5"/>
-      </w:pPr>
-      <w:r>
-        <w:t>measurementTechnique</w:t>
-      </w:r>
-    </w:p>
-    <w:p>
-      <w:pPr>
-        <w:pStyle w:val="property"/>
-      </w:pPr>
-      <w:r>
-        <w:t xml:space="preserve"> </w:t>
-      </w:r>
-      <w:r>
-        <w:t>[</w:t>
-      </w:r>
-      <w:r>
-        <w:t>Optional] (string, object ref</w:t>
-      </w:r>
-      <w:r>
-        <w:t>erence</w:t>
-      </w:r>
-      <w:r>
-        <w:t xml:space="preserve">, or </w:t>
+        <w:t xml:space="preserve">(string, </w:t>
       </w:r>
       <w:hyperlink w:anchor="_Defined_Term" w:history="1">
         <w:r>
@@ -4183,51 +3699,885 @@
         <w:t>)</w:t>
       </w:r>
       <w:r>
+        <w:t xml:space="preserve"> term that specifies the relationship between the contributor and the described resource.</w:t>
+      </w:r>
+    </w:p>
+    <w:p>
+      <w:pPr>
+        <w:pStyle w:val="Heading5"/>
+      </w:pPr>
+      <w:r>
+        <w:t xml:space="preserve">contributor </w:t>
+      </w:r>
+    </w:p>
+    <w:p>
+      <w:pPr>
+        <w:pStyle w:val="property"/>
+      </w:pPr>
+      <w:r>
+        <w:t>[</w:t>
+      </w:r>
+      <w:r>
+        <w:t xml:space="preserve">Required] </w:t>
+      </w:r>
+      <w:r>
+        <w:t>(</w:t>
+      </w:r>
+      <w:hyperlink w:anchor="_Object_reference" w:history="1">
+        <w:r>
+          <w:rPr>
+            <w:rStyle w:val="Hyperlink"/>
+          </w:rPr>
+          <w:t>object reference</w:t>
+        </w:r>
+      </w:hyperlink>
+      <w:r>
+        <w:t xml:space="preserve">, </w:t>
+      </w:r>
+      <w:r>
+        <w:t>Person or Organization)</w:t>
+      </w:r>
+    </w:p>
+    <w:p>
+      <w:pPr>
+        <w:pStyle w:val="Heading3"/>
+      </w:pPr>
+      <w:r>
+        <w:t>MonetaryGrant</w:t>
+      </w:r>
+    </w:p>
+    <w:p>
+      <w:pPr>
+        <w:pStyle w:val="Heading5"/>
+      </w:pPr>
+      <w:r>
+        <w:t>type</w:t>
+      </w:r>
+    </w:p>
+    <w:p>
+      <w:pPr>
+        <w:pStyle w:val="property"/>
+      </w:pPr>
+      <w:r>
         <w:t xml:space="preserve"> </w:t>
       </w:r>
       <w:r>
-        <w:t xml:space="preserve">Text description or URI </w:t>
-      </w:r>
-      <w:r>
-        <w:t>specifying how values for the variable were obtained</w:t>
-      </w:r>
-      <w:r>
-        <w:t>.</w:t>
-      </w:r>
-    </w:p>
-    <w:p>
-      <w:pPr>
-        <w:pStyle w:val="Heading5"/>
-      </w:pPr>
-      <w:r>
-        <w:t>propertyID</w:t>
+        <w:t>[</w:t>
+      </w:r>
+      <w:r>
+        <w:t>Required -- 'MonetaryGrant'</w:t>
+      </w:r>
+      <w:r>
+        <w:t>, Repeatable]</w:t>
+      </w:r>
+      <w:r>
+        <w:t>(string.uri)</w:t>
       </w:r>
     </w:p>
     <w:p>
       <w:pPr>
         <w:pStyle w:val="property"/>
-      </w:pPr>
+        <w:ind w:left="180"/>
+      </w:pPr>
+      <w:r>
+        <w:t xml:space="preserve">CHOICE (at least one of </w:t>
+      </w:r>
+      <w:r>
+        <w:t>identifier, name, or funder</w:t>
+      </w:r>
+    </w:p>
+    <w:p>
+      <w:pPr>
+        <w:pStyle w:val="Heading5"/>
+      </w:pPr>
+      <w:r>
+        <w:t>identifier</w:t>
+      </w:r>
+    </w:p>
+    <w:p>
+      <w:pPr>
+        <w:pStyle w:val="property"/>
+      </w:pPr>
+      <w:r>
+        <w:t>[</w:t>
+      </w:r>
+      <w:r>
+        <w:t>Required if no name or funder</w:t>
+      </w:r>
+      <w:r>
+        <w:t>]</w:t>
+      </w:r>
       <w:r>
         <w:t xml:space="preserve"> </w:t>
       </w:r>
       <w:r>
+        <w:t>(string.uri or PropertyValue-(identifier))</w:t>
+      </w:r>
+      <w:r>
+        <w:t xml:space="preserve"> </w:t>
+      </w:r>
+      <w:r>
+        <w:t>identifier for a particular grant</w:t>
+      </w:r>
+    </w:p>
+    <w:p>
+      <w:pPr>
+        <w:pStyle w:val="Heading5"/>
+      </w:pPr>
+      <w:r>
+        <w:t>name</w:t>
+      </w:r>
+    </w:p>
+    <w:p>
+      <w:pPr>
+        <w:pStyle w:val="property"/>
+      </w:pPr>
+      <w:r>
+        <w:t xml:space="preserve"> [</w:t>
+      </w:r>
+      <w:r>
+        <w:t>Required if no identifer or funder</w:t>
+      </w:r>
+      <w:r>
+        <w:t>]</w:t>
+      </w:r>
+      <w:r>
+        <w:t>(string)</w:t>
+      </w:r>
+      <w:r>
+        <w:t xml:space="preserve"> </w:t>
+      </w:r>
+      <w:r>
+        <w:t>title of the grant</w:t>
+      </w:r>
+    </w:p>
+    <w:p>
+      <w:pPr>
+        <w:pStyle w:val="Heading5"/>
+      </w:pPr>
+      <w:r>
+        <w:t>funder</w:t>
+      </w:r>
+    </w:p>
+    <w:p>
+      <w:pPr>
+        <w:pStyle w:val="property"/>
+      </w:pPr>
+      <w:r>
+        <w:t xml:space="preserve"> [</w:t>
+      </w:r>
+      <w:r>
+        <w:t>Required if no identifier or name</w:t>
+      </w:r>
+      <w:r>
+        <w:t>] (</w:t>
+      </w:r>
+      <w:hyperlink w:anchor="_Object_reference" w:history="1">
+        <w:r>
+          <w:rPr>
+            <w:rStyle w:val="Hyperlink"/>
+          </w:rPr>
+          <w:t>object reference</w:t>
+        </w:r>
+      </w:hyperlink>
+      <w:r>
+        <w:t>, Person, or Organization)</w:t>
+      </w:r>
+    </w:p>
+    <w:p>
+      <w:pPr>
+        <w:pStyle w:val="Heading5"/>
+      </w:pPr>
+      <w:r>
+        <w:t>description</w:t>
+      </w:r>
+    </w:p>
+    <w:p>
+      <w:pPr>
+        <w:pStyle w:val="property"/>
+        <w:spacing w:after="240"/>
+      </w:pPr>
+      <w:r>
+        <w:t xml:space="preserve"> </w:t>
+      </w:r>
+      <w:r>
         <w:t>[</w:t>
       </w:r>
       <w:r>
+        <w:t>Optional]</w:t>
+      </w:r>
+      <w:r>
+        <w:t>(string)</w:t>
+      </w:r>
+      <w:r>
+        <w:t xml:space="preserve"> </w:t>
+      </w:r>
+      <w:r>
+        <w:t>description of the funding or grant</w:t>
+      </w:r>
+    </w:p>
+    <w:p>
+      <w:pPr>
+        <w:pStyle w:val="Heading3"/>
+      </w:pPr>
+      <w:r>
+        <w:t>Dataset/dcat:CatalogRecord</w:t>
+      </w:r>
+    </w:p>
+    <w:p>
+      <w:pPr>
+        <w:pStyle w:val="property"/>
+      </w:pPr>
+      <w:r>
+        <w:t>This is the class used to provide information about the metadata record itself.</w:t>
+      </w:r>
+    </w:p>
+    <w:p>
+      <w:pPr>
+        <w:pStyle w:val="Heading5"/>
+      </w:pPr>
+      <w:r>
+        <w:t>id</w:t>
+      </w:r>
+    </w:p>
+    <w:p>
+      <w:pPr>
+        <w:pStyle w:val="property"/>
+      </w:pPr>
+      <w:r>
+        <w:t xml:space="preserve"> </w:t>
+      </w:r>
+      <w:r>
+        <w:t>[</w:t>
+      </w:r>
+      <w:r>
+        <w:t>Required]</w:t>
+      </w:r>
+      <w:r>
+        <w:t>(string.</w:t>
+      </w:r>
+      <w:r>
+        <w:t>uri) Identifier for the metadata record.</w:t>
+      </w:r>
+    </w:p>
+    <w:p>
+      <w:pPr>
+        <w:pStyle w:val="Heading5"/>
+      </w:pPr>
+      <w:r>
+        <w:t>type</w:t>
+      </w:r>
+    </w:p>
+    <w:p>
+      <w:pPr>
+        <w:pStyle w:val="property"/>
+      </w:pPr>
+      <w:r>
+        <w:t xml:space="preserve"> </w:t>
+      </w:r>
+      <w:r>
+        <w:t>[</w:t>
+      </w:r>
+      <w:r>
         <w:t>Required</w:t>
       </w:r>
       <w:r>
-        <w:t xml:space="preserve">, Repeatable]  </w:t>
-      </w:r>
-      <w:r>
-        <w:t>(</w:t>
-      </w:r>
-      <w:r>
-        <w:t>string, object ref</w:t>
-      </w:r>
-      <w:r>
-        <w:t>erence</w:t>
-      </w:r>
+        <w:t xml:space="preserve"> – "Dataset"</w:t>
+      </w:r>
+      <w:r>
+        <w:t>, Repeatable]</w:t>
+      </w:r>
+      <w:r>
+        <w:t>(string.uri)</w:t>
+      </w:r>
+    </w:p>
+    <w:p>
+      <w:pPr>
+        <w:pStyle w:val="Heading5"/>
+      </w:pPr>
+      <w:r>
+        <w:t>additionalType</w:t>
+      </w:r>
+    </w:p>
+    <w:p>
+      <w:pPr>
+        <w:pStyle w:val="property"/>
+      </w:pPr>
+      <w:r>
+        <w:t xml:space="preserve"> </w:t>
+      </w:r>
+      <w:r>
+        <w:t>[</w:t>
+      </w:r>
+      <w:r>
+        <w:t xml:space="preserve">Required – "dcat:CatalogRecord", Repeatable] </w:t>
+      </w:r>
+      <w:r>
+        <w:t>(string)</w:t>
+      </w:r>
+    </w:p>
+    <w:p>
+      <w:pPr>
+        <w:pStyle w:val="Heading5"/>
+      </w:pPr>
+      <w:r>
+        <w:t>about</w:t>
+      </w:r>
+    </w:p>
+    <w:p>
+      <w:pPr>
+        <w:pStyle w:val="property"/>
+      </w:pPr>
+      <w:r>
+        <w:t>[</w:t>
+      </w:r>
+      <w:r>
+        <w:t>Required] (</w:t>
+      </w:r>
+      <w:hyperlink w:anchor="_Object_reference" w:history="1">
+        <w:r>
+          <w:rPr>
+            <w:rStyle w:val="Hyperlink"/>
+          </w:rPr>
+          <w:t>object reference</w:t>
+        </w:r>
+      </w:hyperlink>
+      <w:r>
+        <w:t>)</w:t>
+      </w:r>
+      <w:r>
+        <w:t xml:space="preserve"> This must be a reference to the </w:t>
+      </w:r>
+      <w:r>
+        <w:t xml:space="preserve">metadata record that this node documents, using the </w:t>
+      </w:r>
+      <w:r>
+        <w:t xml:space="preserve">@id </w:t>
+      </w:r>
+      <w:r>
+        <w:t>of that record</w:t>
+      </w:r>
+      <w:r>
+        <w:t xml:space="preserve">. </w:t>
+      </w:r>
+    </w:p>
+    <w:p>
+      <w:pPr>
+        <w:pStyle w:val="Heading5"/>
+      </w:pPr>
+      <w:r>
+        <w:t>c</w:t>
+      </w:r>
+      <w:r>
+        <w:t>onformsTo</w:t>
+      </w:r>
+    </w:p>
+    <w:p>
+      <w:pPr>
+        <w:pStyle w:val="property"/>
+      </w:pPr>
+      <w:r>
+        <w:t>[</w:t>
+      </w:r>
+      <w:r>
+        <w:t>Required, Repeatable] (</w:t>
+      </w:r>
+      <w:hyperlink w:anchor="_Object_reference" w:history="1">
+        <w:r>
+          <w:rPr>
+            <w:rStyle w:val="Hyperlink"/>
+          </w:rPr>
+          <w:t>object reference</w:t>
+        </w:r>
+      </w:hyperlink>
+      <w:r>
+        <w:t xml:space="preserve">). Identifiers for </w:t>
+      </w:r>
+      <w:r>
+        <w:t xml:space="preserve"> conformance classes/profiles </w:t>
+      </w:r>
+      <w:r>
+        <w:t>that</w:t>
+      </w:r>
+      <w:r>
+        <w:t xml:space="preserve"> the metadata record</w:t>
+      </w:r>
+      <w:r>
+        <w:t xml:space="preserve"> follows. For CDIF discovery must include </w:t>
+      </w:r>
+      <w:r>
+        <w:t>‘</w:t>
+      </w:r>
+      <w:r>
+        <w:t>https://w3id.org/cdif/discovery/1.0</w:t>
+      </w:r>
+      <w:r>
+        <w:t>’</w:t>
+      </w:r>
+      <w:r>
+        <w:t xml:space="preserve"> and </w:t>
+      </w:r>
+      <w:r>
+        <w:t>‘</w:t>
+      </w:r>
+      <w:r>
+        <w:t>https://w3id.org/cdif/core/1.0</w:t>
+      </w:r>
+      <w:r>
+        <w:t>’ because conforms to both profiles.</w:t>
+      </w:r>
+    </w:p>
+    <w:p>
+      <w:pPr>
+        <w:pStyle w:val="Heading5"/>
+      </w:pPr>
+      <w:r>
+        <w:t>description</w:t>
+      </w:r>
+    </w:p>
+    <w:p>
+      <w:pPr>
+        <w:pStyle w:val="property"/>
+      </w:pPr>
+      <w:r>
+        <w:t>[Optional] (</w:t>
+      </w:r>
+      <w:r>
+        <w:t xml:space="preserve">string) </w:t>
+      </w:r>
+      <w:r>
+        <w:t>other information about the metadata record that might be useful.</w:t>
+      </w:r>
+    </w:p>
+    <w:p>
+      <w:pPr>
+        <w:pStyle w:val="Heading5"/>
+      </w:pPr>
+      <w:r>
+        <w:lastRenderedPageBreak/>
+        <w:t>m</w:t>
+      </w:r>
+      <w:r>
+        <w:t>aintainer</w:t>
+      </w:r>
+    </w:p>
+    <w:p>
+      <w:pPr>
+        <w:pStyle w:val="property"/>
+      </w:pPr>
+      <w:r>
+        <w:t>[</w:t>
+      </w:r>
+      <w:r>
+        <w:t>Optional] (Person or Organization)</w:t>
+      </w:r>
+      <w:r>
+        <w:t xml:space="preserve"> </w:t>
+      </w:r>
+      <w:r>
+        <w:t>Identification of the agent that maintains the metadata, with contact information. Should include person name and affiliation, or position name and affiliation, or just organization name. e-mail address is preferred contact information.</w:t>
+      </w:r>
+    </w:p>
+    <w:p>
+      <w:pPr>
+        <w:pStyle w:val="Heading5"/>
+      </w:pPr>
+      <w:r>
+        <w:t>sdDatePublished</w:t>
+      </w:r>
+    </w:p>
+    <w:p>
+      <w:pPr>
+        <w:pStyle w:val="property"/>
+      </w:pPr>
+      <w:r>
+        <w:t>[</w:t>
+      </w:r>
+      <w:r>
+        <w:t xml:space="preserve">Optional] (ISO 8601 formatted date/datetime) </w:t>
+      </w:r>
+      <w:r>
+        <w:t>date of most recent update to the metadata content</w:t>
+      </w:r>
+    </w:p>
+    <w:p>
+      <w:pPr>
+        <w:pStyle w:val="Heading5"/>
+      </w:pPr>
+      <w:r>
+        <w:t>includedInDataCatalog</w:t>
+      </w:r>
+    </w:p>
+    <w:p>
+      <w:pPr>
+        <w:pStyle w:val="property"/>
+      </w:pPr>
+      <w:r>
+        <w:t>[</w:t>
+      </w:r>
+      <w:r>
+        <w:t>Optional]</w:t>
+      </w:r>
+      <w:r>
+        <w:rPr>
+          <w:b/>
+          <w:bCs/>
+        </w:rPr>
+        <w:t xml:space="preserve"> </w:t>
+      </w:r>
+      <w:r>
+        <w:t>(DataCatalog)</w:t>
+      </w:r>
+      <w:r>
+        <w:rPr>
+          <w:rFonts w:ascii="Times New Roman" w:hAnsi="Times New Roman" w:cs="Times New Roman"/>
+          <w:color w:val="993300"/>
+          <w:kern w:val="0"/>
+          <w:highlight w:val="white"/>
+        </w:rPr>
+        <w:t xml:space="preserve"> </w:t>
+      </w:r>
+      <w:r>
+        <w:t>identify the source for the origin the metadata record</w:t>
+      </w:r>
+      <w:r>
+        <w:t xml:space="preserve"> </w:t>
+      </w:r>
+    </w:p>
+    <w:p>
+      <w:pPr>
+        <w:pStyle w:val="Heading3"/>
+      </w:pPr>
+      <w:bookmarkStart w:id="3" w:name="datacatalog"/>
+      <w:r>
+        <w:t>DataCatalog</w:t>
+      </w:r>
+    </w:p>
+    <w:p>
+      <w:pPr>
+        <w:pStyle w:val="property"/>
+      </w:pPr>
+      <w:r>
+        <w:t xml:space="preserve">An accessible collection of </w:t>
+      </w:r>
+      <w:r>
+        <w:t>data. The data might be metadata (about other resources) or datasets.</w:t>
+      </w:r>
+    </w:p>
+    <w:bookmarkEnd w:id="3"/>
+    <w:p>
+      <w:pPr>
+        <w:pStyle w:val="Heading5"/>
+      </w:pPr>
+      <w:r>
+        <w:t>type</w:t>
+      </w:r>
+    </w:p>
+    <w:p>
+      <w:pPr>
+        <w:pStyle w:val="property"/>
+      </w:pPr>
+      <w:r>
+        <w:t>[Required – 'DataCatalog', Repeatable</w:t>
+      </w:r>
+      <w:r>
+        <w:t>] (string.uri)</w:t>
+      </w:r>
+    </w:p>
+    <w:p>
+      <w:pPr>
+        <w:pStyle w:val="Heading5"/>
+      </w:pPr>
+      <w:r>
+        <w:t>id</w:t>
+      </w:r>
+    </w:p>
+    <w:p>
+      <w:pPr>
+        <w:pStyle w:val="property"/>
+      </w:pPr>
+      <w:r>
+        <w:t>[</w:t>
+      </w:r>
+      <w:r>
+        <w:t>Optional]</w:t>
+      </w:r>
+      <w:r>
+        <w:t>(string.uri) identifier for graph node.</w:t>
+      </w:r>
+    </w:p>
+    <w:p>
+      <w:pPr>
+        <w:pStyle w:val="Heading5"/>
+      </w:pPr>
+      <w:r>
+        <w:t>name</w:t>
+      </w:r>
+    </w:p>
+    <w:p>
+      <w:pPr>
+        <w:pStyle w:val="property"/>
+      </w:pPr>
+      <w:r>
+        <w:t>[</w:t>
+      </w:r>
+      <w:r>
+        <w:t>Optional]</w:t>
+      </w:r>
+      <w:r>
+        <w:t xml:space="preserve"> (string) Label for the data catalog.</w:t>
+      </w:r>
+    </w:p>
+    <w:p>
+      <w:pPr>
+        <w:pStyle w:val="Heading5"/>
+      </w:pPr>
+      <w:r>
+        <w:t>ur</w:t>
+      </w:r>
+      <w:r>
+        <w:t>l</w:t>
+      </w:r>
+    </w:p>
+    <w:p>
+      <w:pPr>
+        <w:pStyle w:val="property"/>
+      </w:pPr>
+      <w:r>
+        <w:t>[</w:t>
+      </w:r>
+      <w:r>
+        <w:t>Optional]</w:t>
+      </w:r>
+      <w:r>
+        <w:t>(string.url) Url to access catalog landing page.</w:t>
+      </w:r>
+    </w:p>
+    <w:p>
+      <w:pPr>
+        <w:pStyle w:val="Heading5"/>
+      </w:pPr>
+      <w:r>
+        <w:t>identifier</w:t>
+      </w:r>
+    </w:p>
+    <w:p>
+      <w:pPr>
+        <w:pStyle w:val="property"/>
+      </w:pPr>
+      <w:r>
+        <w:t>[</w:t>
+      </w:r>
+      <w:r>
+        <w:t>Optional]</w:t>
+      </w:r>
+      <w:r>
+        <w:t xml:space="preserve"> (string.uri or PropertyValue-(identifier))</w:t>
+      </w:r>
+      <w:r>
+        <w:t xml:space="preserve"> Identifier for the data catalog.</w:t>
+      </w:r>
+    </w:p>
+    <w:p>
+      <w:pPr>
+        <w:pStyle w:val="Heading2"/>
+      </w:pPr>
+      <w:r>
+        <w:t>Classes added  by CDIF Discovery profile</w:t>
+      </w:r>
+    </w:p>
+    <w:p>
+      <w:pPr>
+        <w:pStyle w:val="Heading3"/>
+      </w:pPr>
+      <w:bookmarkStart w:id="4" w:name="propertyvaluevariablemeasured"/>
+      <w:r>
+        <w:t>PropertyValue-(variableMeasured)</w:t>
+      </w:r>
+    </w:p>
+    <w:bookmarkEnd w:id="4"/>
+    <w:p>
+      <w:pPr>
+        <w:pStyle w:val="Heading5"/>
+      </w:pPr>
+      <w:r>
+        <w:t>type</w:t>
+      </w:r>
+    </w:p>
+    <w:p>
+      <w:pPr>
+        <w:pStyle w:val="property"/>
+      </w:pPr>
+      <w:r>
+        <w:t xml:space="preserve"> </w:t>
+      </w:r>
+      <w:r>
+        <w:t>[</w:t>
+      </w:r>
+      <w:r>
+        <w:t>Requ</w:t>
+      </w:r>
+      <w:r>
+        <w:t>ir</w:t>
+      </w:r>
+      <w:r>
+        <w:t>ed – "PropertyValue"</w:t>
+      </w:r>
+      <w:r>
+        <w:t xml:space="preserve">, Repeatable] </w:t>
+      </w:r>
+      <w:r>
+        <w:t>(string.uri)</w:t>
+      </w:r>
+    </w:p>
+    <w:p>
+      <w:pPr>
+        <w:pStyle w:val="Heading5"/>
+      </w:pPr>
+      <w:r>
+        <w:t>id</w:t>
+      </w:r>
+    </w:p>
+    <w:p>
+      <w:pPr>
+        <w:pStyle w:val="property"/>
+      </w:pPr>
+      <w:r>
+        <w:t xml:space="preserve"> </w:t>
+      </w:r>
+      <w:r>
+        <w:t>[</w:t>
+      </w:r>
+      <w:r>
+        <w:t>Optional]</w:t>
+      </w:r>
+      <w:r>
+        <w:t xml:space="preserve">(string.uri) </w:t>
+      </w:r>
+    </w:p>
+    <w:p>
+      <w:pPr>
+        <w:pStyle w:val="Heading5"/>
+      </w:pPr>
+      <w:r>
+        <w:t>name</w:t>
+      </w:r>
+    </w:p>
+    <w:p>
+      <w:pPr>
+        <w:pStyle w:val="property"/>
+      </w:pPr>
+      <w:r>
+        <w:t xml:space="preserve"> </w:t>
+      </w:r>
+      <w:r>
+        <w:t>[</w:t>
+      </w:r>
+      <w:r>
+        <w:t>Required</w:t>
+      </w:r>
+      <w:r>
+        <w:t>]</w:t>
+      </w:r>
+      <w:r>
+        <w:t xml:space="preserve">(string) </w:t>
+      </w:r>
+      <w:r>
+        <w:t>string label associated with the variable in the dataset serializatio</w:t>
+      </w:r>
+      <w:r>
+        <w:t>n</w:t>
+      </w:r>
+    </w:p>
+    <w:p>
+      <w:pPr>
+        <w:pStyle w:val="Heading5"/>
+      </w:pPr>
+      <w:r>
+        <w:t>description</w:t>
+      </w:r>
+    </w:p>
+    <w:p>
+      <w:pPr>
+        <w:pStyle w:val="property"/>
+      </w:pPr>
+      <w:r>
+        <w:t xml:space="preserve"> [</w:t>
+      </w:r>
+      <w:r>
+        <w:t>Optional</w:t>
+      </w:r>
+      <w:r>
+        <w:t>]</w:t>
+      </w:r>
+      <w:r>
+        <w:t xml:space="preserve">(string) </w:t>
+      </w:r>
+      <w:r>
+        <w:t>description of variable intention and implementation. Default is ‘missing’</w:t>
+      </w:r>
+    </w:p>
+    <w:p>
+      <w:pPr>
+        <w:pStyle w:val="Heading5"/>
+      </w:pPr>
+      <w:r>
+        <w:t>alternateName</w:t>
+      </w:r>
+    </w:p>
+    <w:p>
+      <w:pPr>
+        <w:pStyle w:val="property"/>
+      </w:pPr>
+      <w:r>
+        <w:t xml:space="preserve"> </w:t>
+      </w:r>
+      <w:r>
+        <w:t>[</w:t>
+      </w:r>
+      <w:r>
+        <w:t>Optional, Repeatable]</w:t>
+      </w:r>
+      <w:r>
+        <w:t>(string)</w:t>
+      </w:r>
+      <w:r>
+        <w:t xml:space="preserve"> </w:t>
+      </w:r>
+      <w:r>
+        <w:t>human intelligible name for variable that conveys semantics</w:t>
+      </w:r>
+    </w:p>
+    <w:p>
+      <w:pPr>
+        <w:pStyle w:val="Heading5"/>
+      </w:pPr>
+      <w:r>
+        <w:lastRenderedPageBreak/>
+        <w:t>measurementTechnique</w:t>
+      </w:r>
+    </w:p>
+    <w:p>
+      <w:pPr>
+        <w:pStyle w:val="property"/>
+      </w:pPr>
+      <w:r>
+        <w:t xml:space="preserve"> </w:t>
+      </w:r>
+      <w:r>
+        <w:t>[</w:t>
+      </w:r>
+      <w:r>
+        <w:t xml:space="preserve">Optional] (string, </w:t>
+      </w:r>
+      <w:hyperlink w:anchor="_Object_reference" w:history="1">
+        <w:r>
+          <w:rPr>
+            <w:rStyle w:val="Hyperlink"/>
+          </w:rPr>
+          <w:t>object reference</w:t>
+        </w:r>
+      </w:hyperlink>
       <w:r>
         <w:t xml:space="preserve">, or </w:t>
       </w:r>
@@ -4240,18 +4590,27 @@
         </w:r>
       </w:hyperlink>
       <w:r>
-        <w:t xml:space="preserve">) </w:t>
-      </w:r>
-      <w:r>
-        <w:t>identifier or name for the property concept</w:t>
-      </w:r>
-    </w:p>
-    <w:p>
-      <w:pPr>
-        <w:pStyle w:val="Heading5"/>
-      </w:pPr>
-      <w:r>
-        <w:t>unitText</w:t>
+        <w:t>)</w:t>
+      </w:r>
+      <w:r>
+        <w:t xml:space="preserve"> </w:t>
+      </w:r>
+      <w:r>
+        <w:t xml:space="preserve">Text description or URI </w:t>
+      </w:r>
+      <w:r>
+        <w:t>specifying how values for the variable were obtained</w:t>
+      </w:r>
+      <w:r>
+        <w:t>.</w:t>
+      </w:r>
+    </w:p>
+    <w:p>
+      <w:pPr>
+        <w:pStyle w:val="Heading5"/>
+      </w:pPr>
+      <w:r>
+        <w:t>propertyID</w:t>
       </w:r>
     </w:p>
     <w:p>
@@ -4259,35 +4618,33 @@
         <w:pStyle w:val="property"/>
       </w:pPr>
       <w:r>
+        <w:t xml:space="preserve"> </w:t>
+      </w:r>
+      <w:r>
         <w:t>[</w:t>
       </w:r>
       <w:r>
-        <w:t>Optional]</w:t>
-      </w:r>
-      <w:r>
-        <w:t xml:space="preserve">(string) </w:t>
-      </w:r>
-      <w:r>
-        <w:t>unit of measurement as text</w:t>
-      </w:r>
-    </w:p>
-    <w:p>
-      <w:pPr>
-        <w:pStyle w:val="Heading5"/>
-      </w:pPr>
-      <w:r>
-        <w:t>unitCode</w:t>
-      </w:r>
-    </w:p>
-    <w:p>
-      <w:pPr>
-        <w:pStyle w:val="property"/>
-      </w:pPr>
-      <w:r>
-        <w:t>[</w:t>
-      </w:r>
-      <w:r>
-        <w:t xml:space="preserve">Optional] (string, object ref, or </w:t>
+        <w:t>Optional</w:t>
+      </w:r>
+      <w:r>
+        <w:t xml:space="preserve">, Repeatable]  </w:t>
+      </w:r>
+      <w:r>
+        <w:t>(</w:t>
+      </w:r>
+      <w:r>
+        <w:t xml:space="preserve">string, </w:t>
+      </w:r>
+      <w:hyperlink w:anchor="_Object_reference" w:history="1">
+        <w:r>
+          <w:rPr>
+            <w:rStyle w:val="Hyperlink"/>
+          </w:rPr>
+          <w:t>object reference</w:t>
+        </w:r>
+      </w:hyperlink>
+      <w:r>
+        <w:t xml:space="preserve">, or </w:t>
       </w:r>
       <w:hyperlink w:anchor="_Defined_Term" w:history="1">
         <w:r>
@@ -4298,21 +4655,18 @@
         </w:r>
       </w:hyperlink>
       <w:r>
-        <w:t>)</w:t>
-      </w:r>
-      <w:r>
-        <w:t xml:space="preserve"> </w:t>
-      </w:r>
-      <w:r>
-        <w:t>URI or code identifying the unit of measure</w:t>
-      </w:r>
-    </w:p>
-    <w:p>
-      <w:pPr>
-        <w:pStyle w:val="Heading5"/>
-      </w:pPr>
-      <w:r>
-        <w:t>minValue</w:t>
+        <w:t xml:space="preserve">) </w:t>
+      </w:r>
+      <w:r>
+        <w:t>identifier or name for the property concept</w:t>
+      </w:r>
+    </w:p>
+    <w:p>
+      <w:pPr>
+        <w:pStyle w:val="Heading5"/>
+      </w:pPr>
+      <w:r>
+        <w:t>unitText</w:t>
       </w:r>
     </w:p>
     <w:p>
@@ -4320,33 +4674,24 @@
         <w:pStyle w:val="property"/>
       </w:pPr>
       <w:r>
-        <w:t xml:space="preserve"> </w:t>
-      </w:r>
-      <w:r>
         <w:t>[</w:t>
       </w:r>
       <w:r>
-        <w:t>Optional] (number)</w:t>
-      </w:r>
-      <w:r>
-        <w:t xml:space="preserve"> </w:t>
-      </w:r>
-      <w:r>
-        <w:t>minimum numeric value</w:t>
-      </w:r>
-      <w:r>
-        <w:t xml:space="preserve"> for this variable</w:t>
-      </w:r>
-      <w:r>
-        <w:t xml:space="preserve"> in the dataset</w:t>
-      </w:r>
-    </w:p>
-    <w:p>
-      <w:pPr>
-        <w:pStyle w:val="Heading5"/>
-      </w:pPr>
-      <w:r>
-        <w:t>maxValue</w:t>
+        <w:t>Optional]</w:t>
+      </w:r>
+      <w:r>
+        <w:t xml:space="preserve">(string) </w:t>
+      </w:r>
+      <w:r>
+        <w:t>unit of measurement as text</w:t>
+      </w:r>
+    </w:p>
+    <w:p>
+      <w:pPr>
+        <w:pStyle w:val="Heading5"/>
+      </w:pPr>
+      <w:r>
+        <w:t>unitCode</w:t>
       </w:r>
     </w:p>
     <w:p>
@@ -4354,136 +4699,24 @@
         <w:pStyle w:val="property"/>
       </w:pPr>
       <w:r>
-        <w:t xml:space="preserve"> </w:t>
-      </w:r>
-      <w:r>
         <w:t>[</w:t>
       </w:r>
       <w:r>
-        <w:t>Optional] (number)</w:t>
-      </w:r>
-      <w:r>
-        <w:t xml:space="preserve"> maximum</w:t>
-      </w:r>
-      <w:r>
-        <w:t xml:space="preserve"> numeric value</w:t>
-      </w:r>
-      <w:r>
-        <w:t xml:space="preserve"> for this variable</w:t>
-      </w:r>
-      <w:r>
-        <w:t xml:space="preserve"> in the dataset</w:t>
-      </w:r>
-    </w:p>
-    <w:p>
-      <w:pPr>
-        <w:pStyle w:val="Heading5"/>
-      </w:pPr>
-      <w:r>
-        <w:t>ur</w:t>
-      </w:r>
-      <w:r>
-        <w:t>l</w:t>
-      </w:r>
-    </w:p>
-    <w:p>
-      <w:pPr>
-        <w:pStyle w:val="property"/>
-      </w:pPr>
-      <w:r>
-        <w:t xml:space="preserve"> </w:t>
-      </w:r>
-      <w:r>
-        <w:t>[</w:t>
-      </w:r>
-      <w:r>
-        <w:t xml:space="preserve">Optional] (string or </w:t>
-      </w:r>
-      <w:hyperlink w:anchor="_Labelled_Link" w:history="1">
+        <w:t xml:space="preserve">Optional] (string, </w:t>
+      </w:r>
+      <w:hyperlink w:anchor="_Object_reference" w:history="1">
         <w:r>
           <w:rPr>
             <w:rStyle w:val="Hyperlink"/>
           </w:rPr>
-          <w:t>LabelledLink</w:t>
+          <w:t>object reference</w:t>
         </w:r>
       </w:hyperlink>
       <w:r>
-        <w:t xml:space="preserve">)  </w:t>
-      </w:r>
-      <w:r>
-        <w:t>references additional information, and label could be used to indicate type of description – e.g., I-ADOPT, CDIF, etc.</w:t>
-      </w:r>
-    </w:p>
-    <w:p>
-      <w:pPr>
-        <w:pStyle w:val="Heading3"/>
-      </w:pPr>
-      <w:r>
-        <w:t>Place</w:t>
-      </w:r>
-    </w:p>
-    <w:p>
-      <w:pPr>
-        <w:pStyle w:val="Heading5"/>
-      </w:pPr>
-      <w:r>
-        <w:t>type</w:t>
-      </w:r>
-    </w:p>
-    <w:p>
-      <w:pPr>
-        <w:pStyle w:val="property"/>
-      </w:pPr>
-      <w:r>
-        <w:t>[</w:t>
-      </w:r>
-      <w:r>
-        <w:t>Required – “Place”, Repeatable]</w:t>
-      </w:r>
-    </w:p>
-    <w:p>
-      <w:pPr>
-        <w:pStyle w:val="property"/>
-      </w:pPr>
-      <w:r>
-        <w:t xml:space="preserve">CHOICE. </w:t>
-      </w:r>
-      <w:r>
-        <w:t>At least o</w:t>
-      </w:r>
-      <w:r>
-        <w:t xml:space="preserve">ne of the following </w:t>
-      </w:r>
-      <w:r>
-        <w:t xml:space="preserve">four </w:t>
-      </w:r>
-      <w:r>
-        <w:t>is required</w:t>
-      </w:r>
-    </w:p>
-    <w:p>
-      <w:pPr>
-        <w:pStyle w:val="Heading5"/>
-      </w:pPr>
-      <w:r>
-        <w:t>name</w:t>
-      </w:r>
-    </w:p>
-    <w:p>
-      <w:pPr>
-        <w:pStyle w:val="property"/>
-      </w:pPr>
-      <w:r>
-        <w:t>[</w:t>
-      </w:r>
-      <w:r>
-        <w:t>Conditional</w:t>
-      </w:r>
-      <w:r>
-        <w:t>, Repeatable] (string or</w:t>
-      </w:r>
-      <w:r>
-        <w:t xml:space="preserve"> </w:t>
+        <w:t>,</w:t>
+      </w:r>
+      <w:r>
+        <w:t xml:space="preserve"> or </w:t>
       </w:r>
       <w:hyperlink w:anchor="_Defined_Term" w:history="1">
         <w:r>
@@ -4500,6 +4733,238 @@
         <w:t xml:space="preserve"> </w:t>
       </w:r>
       <w:r>
+        <w:t>URI or code identifying the unit of measure</w:t>
+      </w:r>
+    </w:p>
+    <w:p>
+      <w:pPr>
+        <w:pStyle w:val="Heading5"/>
+      </w:pPr>
+      <w:r>
+        <w:t>minValue</w:t>
+      </w:r>
+    </w:p>
+    <w:p>
+      <w:pPr>
+        <w:pStyle w:val="property"/>
+      </w:pPr>
+      <w:r>
+        <w:t xml:space="preserve"> </w:t>
+      </w:r>
+      <w:r>
+        <w:t>[</w:t>
+      </w:r>
+      <w:r>
+        <w:t>Optional] (number)</w:t>
+      </w:r>
+      <w:r>
+        <w:t xml:space="preserve"> </w:t>
+      </w:r>
+      <w:r>
+        <w:t>minimum numeric value</w:t>
+      </w:r>
+      <w:r>
+        <w:t xml:space="preserve"> for this variable</w:t>
+      </w:r>
+      <w:r>
+        <w:t xml:space="preserve"> in the dataset</w:t>
+      </w:r>
+    </w:p>
+    <w:p>
+      <w:pPr>
+        <w:pStyle w:val="Heading5"/>
+      </w:pPr>
+      <w:r>
+        <w:t>maxValue</w:t>
+      </w:r>
+    </w:p>
+    <w:p>
+      <w:pPr>
+        <w:pStyle w:val="property"/>
+      </w:pPr>
+      <w:r>
+        <w:t xml:space="preserve"> </w:t>
+      </w:r>
+      <w:r>
+        <w:t>[</w:t>
+      </w:r>
+      <w:r>
+        <w:t>Optional] (number)</w:t>
+      </w:r>
+      <w:r>
+        <w:t xml:space="preserve"> maximum</w:t>
+      </w:r>
+      <w:r>
+        <w:t xml:space="preserve"> numeric value</w:t>
+      </w:r>
+      <w:r>
+        <w:t xml:space="preserve"> for this variable</w:t>
+      </w:r>
+      <w:r>
+        <w:t xml:space="preserve"> in the dataset</w:t>
+      </w:r>
+    </w:p>
+    <w:p>
+      <w:pPr>
+        <w:pStyle w:val="Heading5"/>
+      </w:pPr>
+      <w:r>
+        <w:t>ur</w:t>
+      </w:r>
+      <w:r>
+        <w:t>l</w:t>
+      </w:r>
+    </w:p>
+    <w:p>
+      <w:pPr>
+        <w:pStyle w:val="property"/>
+      </w:pPr>
+      <w:r>
+        <w:t xml:space="preserve"> </w:t>
+      </w:r>
+      <w:r>
+        <w:t>[</w:t>
+      </w:r>
+      <w:r>
+        <w:t xml:space="preserve">Optional] (string or </w:t>
+      </w:r>
+      <w:hyperlink w:anchor="_Labelled_Link" w:history="1">
+        <w:r>
+          <w:rPr>
+            <w:rStyle w:val="Hyperlink"/>
+          </w:rPr>
+          <w:t>LabeledLink</w:t>
+        </w:r>
+      </w:hyperlink>
+      <w:r>
+        <w:t xml:space="preserve">)  </w:t>
+      </w:r>
+      <w:r>
+        <w:t>references additional information, and label could be used to indicate type of description – e.g., I-ADOPT, CDIF, etc.</w:t>
+      </w:r>
+    </w:p>
+    <w:p>
+      <w:pPr>
+        <w:pStyle w:val="Heading3"/>
+      </w:pPr>
+      <w:r>
+        <w:t>Place</w:t>
+      </w:r>
+    </w:p>
+    <w:p>
+      <w:pPr>
+        <w:pStyle w:val="Heading5"/>
+      </w:pPr>
+      <w:r>
+        <w:t>type</w:t>
+      </w:r>
+    </w:p>
+    <w:p>
+      <w:pPr>
+        <w:pStyle w:val="property"/>
+      </w:pPr>
+      <w:r>
+        <w:t>[</w:t>
+      </w:r>
+      <w:r>
+        <w:t>Required – "Place", Repeatable]</w:t>
+      </w:r>
+    </w:p>
+    <w:p>
+      <w:pPr>
+        <w:pStyle w:val="property"/>
+      </w:pPr>
+      <w:r>
+        <w:t xml:space="preserve">CHOICE. </w:t>
+      </w:r>
+      <w:r>
+        <w:t>At least o</w:t>
+      </w:r>
+      <w:r>
+        <w:t xml:space="preserve">ne of the following </w:t>
+      </w:r>
+      <w:r>
+        <w:t xml:space="preserve">four </w:t>
+      </w:r>
+      <w:r>
+        <w:t>is required</w:t>
+      </w:r>
+    </w:p>
+    <w:p>
+      <w:pPr>
+        <w:pStyle w:val="Heading5"/>
+      </w:pPr>
+      <w:r>
+        <w:t>additionalType</w:t>
+      </w:r>
+    </w:p>
+    <w:p>
+      <w:pPr>
+        <w:pStyle w:val="property"/>
+      </w:pPr>
+      <w:r>
+        <w:t xml:space="preserve">[optional, Repeatable] (string or </w:t>
+      </w:r>
+      <w:hyperlink w:anchor="_Defined_Term" w:history="1">
+        <w:r>
+          <w:rPr>
+            <w:rStyle w:val="Hyperlink"/>
+          </w:rPr>
+          <w:t>DefinedTerm</w:t>
+        </w:r>
+      </w:hyperlink>
+      <w:r>
+        <w:t xml:space="preserve">) </w:t>
+      </w:r>
+      <w:r>
+        <w:t>Domain-specific type classifications for this place (e.g. facility  type,</w:t>
+      </w:r>
+      <w:r>
+        <w:t xml:space="preserve"> </w:t>
+      </w:r>
+      <w:r>
+        <w:t>laboratory classification, feature type)</w:t>
+      </w:r>
+    </w:p>
+    <w:p>
+      <w:pPr>
+        <w:pStyle w:val="Heading5"/>
+      </w:pPr>
+      <w:r>
+        <w:t>name</w:t>
+      </w:r>
+    </w:p>
+    <w:p>
+      <w:pPr>
+        <w:pStyle w:val="property"/>
+      </w:pPr>
+      <w:r>
+        <w:t>[</w:t>
+      </w:r>
+      <w:r>
+        <w:t>Conditional</w:t>
+      </w:r>
+      <w:r>
+        <w:t>, Repeatable] (string or</w:t>
+      </w:r>
+      <w:r>
+        <w:t xml:space="preserve"> </w:t>
+      </w:r>
+      <w:hyperlink w:anchor="_Defined_Term" w:history="1">
+        <w:r>
+          <w:rPr>
+            <w:rStyle w:val="Hyperlink"/>
+          </w:rPr>
+          <w:t>DefinedTerm</w:t>
+        </w:r>
+      </w:hyperlink>
+      <w:r>
+        <w:t>)</w:t>
+      </w:r>
+      <w:r>
+        <w:t xml:space="preserve"> </w:t>
+      </w:r>
+      <w:r>
         <w:t>multiple place names or DefinedTerms that have a place name and URI for the location</w:t>
       </w:r>
     </w:p>
@@ -4522,10 +4987,18 @@
         <w:t>Conditional</w:t>
       </w:r>
       <w:r>
-        <w:t xml:space="preserve">] </w:t>
-      </w:r>
-      <w:r>
-        <w:t>(string.uri or PropertyValue-(identifier))</w:t>
+        <w:t xml:space="preserve">] (string.uri or </w:t>
+      </w:r>
+      <w:hyperlink w:anchor="_PropertyValue-(identifier)" w:history="1">
+        <w:r>
+          <w:rPr>
+            <w:rStyle w:val="Hyperlink"/>
+          </w:rPr>
+          <w:t>PropertyValue-(identifier)</w:t>
+        </w:r>
+      </w:hyperlink>
+      <w:r>
+        <w:t>)</w:t>
       </w:r>
     </w:p>
     <w:p>
@@ -4656,10 +5129,66 @@
     </w:p>
     <w:p>
       <w:pPr>
+        <w:pStyle w:val="Heading5"/>
+      </w:pPr>
+      <w:r>
+        <w:lastRenderedPageBreak/>
+        <w:t>alternateName</w:t>
+      </w:r>
+    </w:p>
+    <w:p>
+      <w:pPr>
+        <w:pStyle w:val="property"/>
+      </w:pPr>
+      <w:r>
+        <w:t>[</w:t>
+      </w:r>
+      <w:r>
+        <w:t>Optional</w:t>
+      </w:r>
+      <w:r>
+        <w:t>, Repeatable] (string</w:t>
+      </w:r>
+      <w:r>
+        <w:t xml:space="preserve">, </w:t>
+      </w:r>
+      <w:hyperlink w:anchor="_Defined_Term" w:history="1">
+        <w:r>
+          <w:rPr>
+            <w:rStyle w:val="Hyperlink"/>
+          </w:rPr>
+          <w:t>DefinedTerm</w:t>
+        </w:r>
+      </w:hyperlink>
+      <w:r>
+        <w:t xml:space="preserve">) </w:t>
+      </w:r>
+      <w:r>
+        <w:t xml:space="preserve">multiple place names or </w:t>
+      </w:r>
+      <w:hyperlink w:anchor="_Defined_Term" w:history="1">
+        <w:r>
+          <w:rPr>
+            <w:rStyle w:val="Hyperlink"/>
+          </w:rPr>
+          <w:t>DefinedTerm</w:t>
+        </w:r>
+      </w:hyperlink>
+      <w:r>
+        <w:t>s that have a place name and URI for the location</w:t>
+      </w:r>
+    </w:p>
+    <w:p>
+      <w:pPr>
+        <w:pStyle w:val="property"/>
+      </w:pPr>
+    </w:p>
+    <w:p>
+      <w:pPr>
         <w:pStyle w:val="Heading3"/>
       </w:pPr>
-      <w:bookmarkStart w:id="4" w:name="_Defined_Term"/>
-      <w:bookmarkEnd w:id="4"/>
+      <w:bookmarkStart w:id="5" w:name="_Defined_Term"/>
+      <w:bookmarkEnd w:id="5"/>
       <w:r>
         <w:t>Defined Term</w:t>
       </w:r>
@@ -4677,19 +5206,22 @@
         <w:pStyle w:val="property"/>
       </w:pPr>
       <w:r>
-        <w:t xml:space="preserve"> </w:t>
-      </w:r>
-      <w:r>
         <w:t>[</w:t>
       </w:r>
       <w:r>
         <w:t>Required</w:t>
       </w:r>
       <w:r>
-        <w:t xml:space="preserve"> – ‘DefinedTerm’</w:t>
+        <w:t xml:space="preserve"> – 'DefinedTerm'</w:t>
+      </w:r>
+      <w:r>
+        <w:t>, Repeatable</w:t>
       </w:r>
       <w:r>
         <w:t>]</w:t>
+      </w:r>
+      <w:r>
+        <w:t>(string.uri)</w:t>
       </w:r>
     </w:p>
     <w:p>
@@ -4720,6 +5252,9 @@
       <w:r>
         <w:t>]</w:t>
       </w:r>
+      <w:r>
+        <w:t>(string) label for the term</w:t>
+      </w:r>
     </w:p>
     <w:p>
       <w:pPr>
@@ -4734,27 +5269,109 @@
         <w:pStyle w:val="property"/>
       </w:pPr>
       <w:r>
+        <w:t>[</w:t>
+      </w:r>
+      <w:r>
+        <w:t>Required if no name</w:t>
+      </w:r>
+      <w:r>
+        <w:t xml:space="preserve"> or </w:t>
+      </w:r>
+      <w:r>
+        <w:t>termCode]</w:t>
+      </w:r>
+      <w:r>
+        <w:t xml:space="preserve"> (string.uri or </w:t>
+      </w:r>
+      <w:hyperlink w:anchor="_PropertyValue-(identifier)" w:history="1">
+        <w:r>
+          <w:rPr>
+            <w:rStyle w:val="Hyperlink"/>
+          </w:rPr>
+          <w:t>PropertyValue-(identifier)</w:t>
+        </w:r>
+      </w:hyperlink>
+      <w:r>
+        <w:t>)</w:t>
+      </w:r>
+    </w:p>
+    <w:p>
+      <w:pPr>
+        <w:pStyle w:val="Heading5"/>
+      </w:pPr>
+      <w:r>
+        <w:t>termCode</w:t>
+      </w:r>
+    </w:p>
+    <w:p>
+      <w:pPr>
+        <w:pStyle w:val="property"/>
+      </w:pPr>
+      <w:r>
+        <w:t xml:space="preserve"> [Required if no name or identifier]</w:t>
+      </w:r>
+      <w:r>
+        <w:t xml:space="preserve">(string) </w:t>
+      </w:r>
+      <w:r>
+        <w:t>A representative code for this keyword in the controlled vocabulary.  Analogous to skos:Notation</w:t>
+      </w:r>
+    </w:p>
+    <w:p>
+      <w:pPr>
+        <w:pStyle w:val="Heading5"/>
+      </w:pPr>
+      <w:r>
+        <w:t>inDefinedTermSet</w:t>
+      </w:r>
+    </w:p>
+    <w:p>
+      <w:pPr>
+        <w:pStyle w:val="property"/>
+      </w:pPr>
+      <w:r>
         <w:t xml:space="preserve"> </w:t>
       </w:r>
       <w:r>
         <w:t>[</w:t>
       </w:r>
       <w:r>
-        <w:t>Required if no name</w:t>
-      </w:r>
-      <w:r>
-        <w:t xml:space="preserve"> or </w:t>
-      </w:r>
-      <w:r>
-        <w:t>termCode]</w:t>
-      </w:r>
-    </w:p>
-    <w:p>
-      <w:pPr>
-        <w:pStyle w:val="Heading5"/>
-      </w:pPr>
-      <w:r>
-        <w:t>termCode</w:t>
+        <w:t>Optional]</w:t>
+      </w:r>
+      <w:r>
+        <w:t>(string) Name</w:t>
+      </w:r>
+      <w:r>
+        <w:t xml:space="preserve"> for the controlled vocabulary responsible for this keyword.</w:t>
+      </w:r>
+    </w:p>
+    <w:p>
+      <w:pPr>
+        <w:pStyle w:val="Heading2"/>
+      </w:pPr>
+      <w:r>
+        <w:t>Data types used for CDIF Core</w:t>
+      </w:r>
+    </w:p>
+    <w:p>
+      <w:pPr>
+        <w:pStyle w:val="Heading3"/>
+      </w:pPr>
+      <w:bookmarkStart w:id="6" w:name="_PropertyValue-(identifier)"/>
+      <w:bookmarkEnd w:id="6"/>
+      <w:r>
+        <w:t>PropertyValue</w:t>
+      </w:r>
+      <w:r>
+        <w:t>-(identifier)</w:t>
+      </w:r>
+    </w:p>
+    <w:p>
+      <w:pPr>
+        <w:pStyle w:val="Heading5"/>
+      </w:pPr>
+      <w:r>
+        <w:t>type</w:t>
       </w:r>
     </w:p>
     <w:p>
@@ -4762,15 +5379,30 @@
         <w:pStyle w:val="property"/>
       </w:pPr>
       <w:r>
-        <w:t xml:space="preserve"> [Required if no name or identifier]</w:t>
-      </w:r>
-    </w:p>
-    <w:p>
-      <w:pPr>
-        <w:pStyle w:val="Heading5"/>
-      </w:pPr>
-      <w:r>
-        <w:t>inDefinedTermSet</w:t>
+        <w:t xml:space="preserve"> </w:t>
+      </w:r>
+      <w:r>
+        <w:t>[</w:t>
+      </w:r>
+      <w:r>
+        <w:t>Required</w:t>
+      </w:r>
+      <w:r>
+        <w:t xml:space="preserve"> – 'PropertyValue'</w:t>
+      </w:r>
+      <w:r>
+        <w:t>, Repeatable]</w:t>
+      </w:r>
+      <w:r>
+        <w:t>(string.uri)</w:t>
+      </w:r>
+    </w:p>
+    <w:p>
+      <w:pPr>
+        <w:pStyle w:val="Heading5"/>
+      </w:pPr>
+      <w:r>
+        <w:t>value</w:t>
       </w:r>
     </w:p>
     <w:p>
@@ -4778,6 +5410,50 @@
         <w:pStyle w:val="property"/>
       </w:pPr>
       <w:r>
+        <w:t xml:space="preserve"> [Required if no url]</w:t>
+      </w:r>
+      <w:r>
+        <w:t xml:space="preserve">(string) </w:t>
+      </w:r>
+      <w:r>
+        <w:t>the identifier string. E.g. 10.5066/F7VX0DMQ</w:t>
+      </w:r>
+    </w:p>
+    <w:p>
+      <w:pPr>
+        <w:pStyle w:val="Heading5"/>
+      </w:pPr>
+      <w:r>
+        <w:t>url</w:t>
+      </w:r>
+    </w:p>
+    <w:p>
+      <w:pPr>
+        <w:pStyle w:val="property"/>
+      </w:pPr>
+      <w:r>
+        <w:t xml:space="preserve"> [Required if no value]</w:t>
+      </w:r>
+      <w:r>
+        <w:t xml:space="preserve">(string.url) </w:t>
+      </w:r>
+      <w:r>
+        <w:t>web-resolveable string for the identifier; host name part is location of a resolver  that will return some representation for the given identifier value. E.g. https://doi.org/10.5066/F7VX0DMQ</w:t>
+      </w:r>
+    </w:p>
+    <w:p>
+      <w:pPr>
+        <w:pStyle w:val="Heading5"/>
+      </w:pPr>
+      <w:r>
+        <w:t>propertyID</w:t>
+      </w:r>
+    </w:p>
+    <w:p>
+      <w:pPr>
+        <w:pStyle w:val="property"/>
+      </w:pPr>
+      <w:r>
         <w:t xml:space="preserve"> </w:t>
       </w:r>
       <w:r>
@@ -4786,26 +5462,26 @@
       <w:r>
         <w:t>Optional]</w:t>
       </w:r>
-    </w:p>
-    <w:p>
-      <w:pPr>
-        <w:pStyle w:val="Heading2"/>
-      </w:pPr>
-      <w:r>
-        <w:t>Data types used for CDIF Core</w:t>
+      <w:r>
+        <w:t xml:space="preserve"> (string:uri)</w:t>
+      </w:r>
+      <w:r>
+        <w:t xml:space="preserve"> </w:t>
+      </w:r>
+      <w:r>
+        <w:t>In this context for the schema:PropertyValue, this field is an identifier for the identifier schema, e.g. DOI, ARK.  Get values from https://registry.identifiers.org/registry/ for interoperability</w:t>
       </w:r>
     </w:p>
     <w:p>
       <w:pPr>
         <w:pStyle w:val="Heading3"/>
       </w:pPr>
-      <w:bookmarkStart w:id="5" w:name="_PropertyValue-(identifier)"/>
-      <w:bookmarkEnd w:id="5"/>
-      <w:r>
-        <w:t>PropertyValue</w:t>
-      </w:r>
-      <w:r>
-        <w:t>-(identifier)</w:t>
+      <w:bookmarkStart w:id="7" w:name="_Labelled_Link"/>
+      <w:bookmarkStart w:id="8" w:name="_Labeled_Link"/>
+      <w:bookmarkEnd w:id="7"/>
+      <w:bookmarkEnd w:id="8"/>
+      <w:r>
+        <w:t>Labeled Link</w:t>
       </w:r>
     </w:p>
     <w:p>
@@ -4821,27 +5497,318 @@
         <w:pStyle w:val="property"/>
       </w:pPr>
       <w:r>
+        <w:t>[</w:t>
+      </w:r>
+      <w:r>
+        <w:t>Required</w:t>
+      </w:r>
+      <w:r>
+        <w:t xml:space="preserve"> – 'CreativeWork'</w:t>
+      </w:r>
+      <w:r>
+        <w:t>, Repeatable]</w:t>
+      </w:r>
+      <w:r>
+        <w:t>(string.uri)</w:t>
+      </w:r>
+    </w:p>
+    <w:p>
+      <w:pPr>
+        <w:pStyle w:val="Heading5"/>
+      </w:pPr>
+      <w:r>
+        <w:t>url</w:t>
+      </w:r>
+    </w:p>
+    <w:p>
+      <w:pPr>
+        <w:pStyle w:val="property"/>
+      </w:pPr>
+      <w:r>
+        <w:t>[Required] (string:uri)</w:t>
+      </w:r>
+      <w:r>
+        <w:t xml:space="preserve"> URL for web location to GET the resource</w:t>
+      </w:r>
+    </w:p>
+    <w:p>
+      <w:pPr>
+        <w:pStyle w:val="Heading5"/>
+      </w:pPr>
+      <w:r>
+        <w:t>n</w:t>
+      </w:r>
+      <w:r>
+        <w:t>ame</w:t>
+      </w:r>
+    </w:p>
+    <w:p>
+      <w:pPr>
+        <w:pStyle w:val="property"/>
+      </w:pPr>
+      <w:r>
+        <w:t>[</w:t>
+      </w:r>
+      <w:r>
+        <w:t>Optional]</w:t>
+      </w:r>
+      <w:r>
+        <w:t xml:space="preserve"> (string)</w:t>
+      </w:r>
+      <w:r>
+        <w:t xml:space="preserve"> Label for the linked resource</w:t>
+      </w:r>
+    </w:p>
+    <w:p>
+      <w:pPr>
+        <w:pStyle w:val="Heading5"/>
+      </w:pPr>
+      <w:r>
+        <w:lastRenderedPageBreak/>
+        <w:t>description</w:t>
+      </w:r>
+    </w:p>
+    <w:p>
+      <w:pPr>
+        <w:pStyle w:val="property"/>
+      </w:pPr>
+      <w:r>
+        <w:t>[</w:t>
+      </w:r>
+      <w:r>
+        <w:t>Optional]</w:t>
+      </w:r>
+      <w:r>
+        <w:t xml:space="preserve"> (string)</w:t>
+      </w:r>
+      <w:r>
+        <w:t xml:space="preserve"> Text description of the linked resource</w:t>
+      </w:r>
+      <w:r>
+        <w:t>.</w:t>
+      </w:r>
+    </w:p>
+    <w:p>
+      <w:pPr>
+        <w:pStyle w:val="Heading3"/>
+      </w:pPr>
+      <w:r>
+        <w:t xml:space="preserve">spdx:Checksum </w:t>
+      </w:r>
+    </w:p>
+    <w:p>
+      <w:pPr>
+        <w:pStyle w:val="Heading5"/>
+      </w:pPr>
+      <w:r>
+        <w:t>spdx:algorithm</w:t>
+      </w:r>
+    </w:p>
+    <w:p>
+      <w:pPr>
+        <w:pStyle w:val="property"/>
+      </w:pPr>
+      <w:r>
+        <w:t>[</w:t>
+      </w:r>
+      <w:r>
+        <w:t>Required]</w:t>
+      </w:r>
+      <w:r>
+        <w:t xml:space="preserve"> (string) Name or identifier for the algorithm used to calculate the checksum.</w:t>
+      </w:r>
+    </w:p>
+    <w:p>
+      <w:pPr>
+        <w:pStyle w:val="Heading5"/>
+      </w:pPr>
+      <w:r>
+        <w:t>spdx:</w:t>
+      </w:r>
+      <w:r>
+        <w:rPr>
+          <w:rFonts w:ascii="Times New Roman" w:hAnsi="Times New Roman" w:cs="Times New Roman"/>
+          <w:color w:val="000096"/>
+          <w:kern w:val="0"/>
+          <w:highlight w:val="white"/>
+        </w:rPr>
         <w:t xml:space="preserve"> </w:t>
       </w:r>
       <w:r>
+        <w:t>checksumValue</w:t>
+      </w:r>
+    </w:p>
+    <w:p>
+      <w:pPr>
+        <w:pStyle w:val="property"/>
+      </w:pPr>
+      <w:r>
         <w:t>[</w:t>
       </w:r>
       <w:r>
+        <w:t>Required]</w:t>
+      </w:r>
+      <w:r>
+        <w:t xml:space="preserve"> (string) the checksum string.</w:t>
+      </w:r>
+    </w:p>
+    <w:p>
+      <w:pPr>
+        <w:pStyle w:val="Heading3"/>
+      </w:pPr>
+      <w:r>
+        <w:t>LinkRole</w:t>
+      </w:r>
+    </w:p>
+    <w:p>
+      <w:pPr>
+        <w:keepNext/>
+        <w:spacing w:after="0"/>
+      </w:pPr>
+      <w:r>
+        <w:t xml:space="preserve">This is the type used for links that have an associated semantic conveyed by the linkRelationship. </w:t>
+      </w:r>
+    </w:p>
+    <w:p>
+      <w:pPr>
+        <w:pStyle w:val="Heading5"/>
+      </w:pPr>
+      <w:r>
+        <w:t>type</w:t>
+      </w:r>
+    </w:p>
+    <w:p>
+      <w:pPr>
+        <w:pStyle w:val="property"/>
+      </w:pPr>
+      <w:r>
+        <w:t>[</w:t>
+      </w:r>
+      <w:r>
+        <w:t>Required – 'LinkRole</w:t>
+      </w:r>
+      <w:r>
+        <w:t>, Repeatable]</w:t>
+      </w:r>
+      <w:r>
+        <w:t>(string.uri)</w:t>
+      </w:r>
+    </w:p>
+    <w:p>
+      <w:pPr>
+        <w:pStyle w:val="Heading5"/>
+      </w:pPr>
+      <w:r>
+        <w:t>linkRelationship</w:t>
+      </w:r>
+    </w:p>
+    <w:p>
+      <w:pPr>
+        <w:pStyle w:val="property"/>
+      </w:pPr>
+      <w:r>
+        <w:t>[</w:t>
+      </w:r>
+      <w:r>
+        <w:t xml:space="preserve">Required](string or </w:t>
+      </w:r>
+      <w:hyperlink w:anchor="_Defined_Term" w:history="1">
+        <w:r>
+          <w:rPr>
+            <w:rStyle w:val="Hyperlink"/>
+          </w:rPr>
+          <w:t>DefinedTerm</w:t>
+        </w:r>
+      </w:hyperlink>
+      <w:r>
+        <w:t>)</w:t>
+      </w:r>
+      <w:r>
+        <w:t xml:space="preserve"> Term that specifies the relationship between the source and target of the link.</w:t>
+      </w:r>
+    </w:p>
+    <w:p>
+      <w:pPr>
+        <w:pStyle w:val="Heading5"/>
+      </w:pPr>
+      <w:r>
+        <w:t>target</w:t>
+      </w:r>
+    </w:p>
+    <w:p>
+      <w:pPr>
+        <w:pStyle w:val="property"/>
+      </w:pPr>
+      <w:r>
+        <w:t>[</w:t>
+      </w:r>
+      <w:r>
+        <w:t>Required](EntryPoint)</w:t>
+      </w:r>
+      <w:r>
+        <w:t xml:space="preserve"> URL for </w:t>
+      </w:r>
+      <w:r>
+        <w:t>link target, along with a label and encoding format for the target resource.</w:t>
+      </w:r>
+    </w:p>
+    <w:p>
+      <w:pPr>
+        <w:pStyle w:val="Heading3"/>
+      </w:pPr>
+      <w:bookmarkStart w:id="9" w:name="_EntryPoint"/>
+      <w:bookmarkStart w:id="10" w:name="_Ref226101516"/>
+      <w:bookmarkEnd w:id="9"/>
+      <w:r>
+        <w:t>EntryPoint</w:t>
+      </w:r>
+      <w:bookmarkEnd w:id="10"/>
+    </w:p>
+    <w:p>
+      <w:pPr>
+        <w:spacing w:after="0"/>
+      </w:pPr>
+      <w:r>
+        <w:t xml:space="preserve">Use to document the URL that is the target for invoking an action, or that is the target object of a link relationship. </w:t>
+      </w:r>
+    </w:p>
+    <w:p>
+      <w:pPr>
+        <w:pStyle w:val="Heading5"/>
+      </w:pPr>
+      <w:r>
+        <w:t>type</w:t>
+      </w:r>
+    </w:p>
+    <w:p>
+      <w:pPr>
+        <w:pStyle w:val="property"/>
+      </w:pPr>
+      <w:r>
+        <w:t xml:space="preserve"> </w:t>
+      </w:r>
+      <w:r>
+        <w:t>[</w:t>
+      </w:r>
+      <w:r>
         <w:t>Required</w:t>
       </w:r>
       <w:r>
-        <w:t xml:space="preserve"> – ‘PropertyValue’</w:t>
+        <w:t xml:space="preserve"> – "EntryPoint"</w:t>
       </w:r>
       <w:r>
         <w:t>, Repeatable]</w:t>
       </w:r>
-    </w:p>
-    <w:p>
-      <w:pPr>
-        <w:pStyle w:val="Heading5"/>
-      </w:pPr>
-      <w:r>
-        <w:t>value</w:t>
+      <w:r>
+        <w:t>(string. Uri)</w:t>
+      </w:r>
+    </w:p>
+    <w:p>
+      <w:pPr>
+        <w:pStyle w:val="Heading5"/>
+      </w:pPr>
+      <w:r>
+        <w:t>encodingFormat</w:t>
       </w:r>
     </w:p>
     <w:p>
@@ -4849,373 +5816,26 @@
         <w:pStyle w:val="property"/>
       </w:pPr>
       <w:r>
-        <w:t xml:space="preserve"> [Required if no url]</w:t>
-      </w:r>
-    </w:p>
-    <w:p>
-      <w:pPr>
-        <w:pStyle w:val="Heading5"/>
-      </w:pPr>
-      <w:r>
-        <w:t>url</w:t>
-      </w:r>
-    </w:p>
-    <w:p>
-      <w:pPr>
-        <w:pStyle w:val="property"/>
-      </w:pPr>
-      <w:r>
-        <w:t xml:space="preserve"> [Required if no value]</w:t>
-      </w:r>
-    </w:p>
-    <w:p>
-      <w:pPr>
-        <w:pStyle w:val="Heading5"/>
-      </w:pPr>
-      <w:r>
-        <w:t>propertyId</w:t>
-      </w:r>
-    </w:p>
-    <w:p>
-      <w:pPr>
-        <w:pStyle w:val="property"/>
-      </w:pPr>
-      <w:r>
         <w:t xml:space="preserve"> </w:t>
       </w:r>
       <w:r>
         <w:t>[</w:t>
       </w:r>
       <w:r>
-        <w:t>Optional]</w:t>
-      </w:r>
-      <w:r>
-        <w:t xml:space="preserve"> (string:uri)</w:t>
-      </w:r>
-    </w:p>
-    <w:p>
-      <w:pPr>
-        <w:pStyle w:val="Heading3"/>
-      </w:pPr>
-      <w:bookmarkStart w:id="6" w:name="_Labelled_Link"/>
-      <w:bookmarkEnd w:id="6"/>
-      <w:r>
-        <w:t>Labelled Link</w:t>
-      </w:r>
-    </w:p>
-    <w:p>
-      <w:pPr>
-        <w:pStyle w:val="Heading5"/>
-      </w:pPr>
-      <w:r>
-        <w:t>type</w:t>
-      </w:r>
-    </w:p>
-    <w:p>
-      <w:pPr>
-        <w:pStyle w:val="property"/>
-      </w:pPr>
-      <w:r>
-        <w:t xml:space="preserve"> </w:t>
-      </w:r>
-      <w:r>
-        <w:t>[</w:t>
-      </w:r>
-      <w:r>
-        <w:t>Required</w:t>
-      </w:r>
-      <w:r>
-        <w:t xml:space="preserve"> – ‘CreativeWork’</w:t>
-      </w:r>
-      <w:r>
-        <w:t>, Repeatable]</w:t>
-      </w:r>
-    </w:p>
-    <w:p>
-      <w:pPr>
-        <w:pStyle w:val="Heading5"/>
-      </w:pPr>
-      <w:r>
-        <w:t>url</w:t>
-      </w:r>
-    </w:p>
-    <w:p>
-      <w:pPr>
-        <w:pStyle w:val="property"/>
-      </w:pPr>
-      <w:r>
-        <w:t xml:space="preserve"> [Required] (string:uri)</w:t>
-      </w:r>
-    </w:p>
-    <w:p>
-      <w:pPr>
-        <w:pStyle w:val="Heading5"/>
-      </w:pPr>
-      <w:r>
-        <w:t>n</w:t>
-      </w:r>
-      <w:r>
-        <w:t>ame</w:t>
-      </w:r>
-    </w:p>
-    <w:p>
-      <w:pPr>
-        <w:pStyle w:val="property"/>
-      </w:pPr>
-      <w:r>
-        <w:t xml:space="preserve"> </w:t>
-      </w:r>
-      <w:r>
-        <w:t>[</w:t>
-      </w:r>
-      <w:r>
-        <w:t>Optional]</w:t>
-      </w:r>
-      <w:r>
-        <w:t xml:space="preserve"> (string)</w:t>
-      </w:r>
-    </w:p>
-    <w:p>
-      <w:pPr>
-        <w:pStyle w:val="Heading5"/>
-      </w:pPr>
-      <w:r>
-        <w:t>description</w:t>
-      </w:r>
-    </w:p>
-    <w:p>
-      <w:pPr>
-        <w:pStyle w:val="property"/>
-      </w:pPr>
-      <w:r>
-        <w:t xml:space="preserve"> </w:t>
-      </w:r>
-      <w:r>
-        <w:t>[</w:t>
-      </w:r>
-      <w:r>
-        <w:t>Optional]</w:t>
-      </w:r>
-      <w:r>
-        <w:t xml:space="preserve"> (string)</w:t>
-      </w:r>
-    </w:p>
-    <w:p>
-      <w:pPr>
-        <w:pStyle w:val="Heading3"/>
-      </w:pPr>
-      <w:r>
-        <w:t xml:space="preserve">spdx:Checksum </w:t>
-      </w:r>
-    </w:p>
-    <w:p>
-      <w:pPr>
-        <w:pStyle w:val="Heading5"/>
-      </w:pPr>
-      <w:r>
-        <w:t>spdx:algorithm</w:t>
-      </w:r>
-    </w:p>
-    <w:p>
-      <w:pPr>
-        <w:pStyle w:val="property"/>
-      </w:pPr>
-      <w:r>
-        <w:t xml:space="preserve"> </w:t>
-      </w:r>
-      <w:r>
-        <w:t>[</w:t>
-      </w:r>
-      <w:r>
-        <w:t>Required]</w:t>
-      </w:r>
-    </w:p>
-    <w:p>
-      <w:pPr>
-        <w:pStyle w:val="Heading5"/>
-      </w:pPr>
-      <w:r>
-        <w:t>spdx:value</w:t>
-      </w:r>
-    </w:p>
-    <w:p>
-      <w:pPr>
-        <w:pStyle w:val="property"/>
-      </w:pPr>
-      <w:r>
-        <w:t xml:space="preserve"> </w:t>
-      </w:r>
-      <w:r>
-        <w:t>[</w:t>
-      </w:r>
-      <w:r>
-        <w:t>Required]</w:t>
-      </w:r>
-    </w:p>
-    <w:p>
-      <w:pPr>
-        <w:pStyle w:val="Heading3"/>
-      </w:pPr>
-      <w:r>
-        <w:t>LinkRole</w:t>
-      </w:r>
-    </w:p>
-    <w:p>
-      <w:pPr>
-        <w:spacing w:after="0"/>
-      </w:pPr>
-      <w:r>
-        <w:t xml:space="preserve">This is the type used for links that have an associated semantic conveyed by the linkRelationship. </w:t>
-      </w:r>
-    </w:p>
-    <w:p>
-      <w:pPr>
-        <w:pStyle w:val="Heading5"/>
-      </w:pPr>
-      <w:r>
-        <w:t>type</w:t>
-      </w:r>
-    </w:p>
-    <w:p>
-      <w:pPr>
-        <w:pStyle w:val="property"/>
-      </w:pPr>
-      <w:r>
-        <w:t xml:space="preserve"> </w:t>
-      </w:r>
-      <w:r>
-        <w:t>[</w:t>
-      </w:r>
-      <w:r>
-        <w:t>Optional, Repeatable]</w:t>
-      </w:r>
-    </w:p>
-    <w:p>
-      <w:pPr>
-        <w:pStyle w:val="Heading5"/>
-      </w:pPr>
-      <w:r>
-        <w:t>linkRelationship</w:t>
-      </w:r>
-    </w:p>
-    <w:p>
-      <w:pPr>
-        <w:pStyle w:val="property"/>
-      </w:pPr>
-      <w:r>
-        <w:t xml:space="preserve"> </w:t>
-      </w:r>
-      <w:r>
-        <w:t>[</w:t>
-      </w:r>
-      <w:r>
-        <w:t>Required](string or defined term)</w:t>
-      </w:r>
-    </w:p>
-    <w:p>
-      <w:pPr>
-        <w:pStyle w:val="Heading5"/>
-      </w:pPr>
-      <w:r>
-        <w:rPr>
-          <w:i/>
-          <w:iCs/>
-        </w:rPr>
-        <w:t>Class:</w:t>
-      </w:r>
-      <w:r>
-        <w:t xml:space="preserve"> target</w:t>
-      </w:r>
-    </w:p>
-    <w:p>
-      <w:pPr>
-        <w:pStyle w:val="property"/>
-      </w:pPr>
-      <w:r>
-        <w:t xml:space="preserve"> </w:t>
-      </w:r>
-      <w:r>
-        <w:t>[</w:t>
-      </w:r>
-      <w:r>
-        <w:t>Required](EntryPoint)</w:t>
-      </w:r>
-    </w:p>
-    <w:p>
-      <w:pPr>
-        <w:pStyle w:val="Heading3"/>
-      </w:pPr>
-      <w:bookmarkStart w:id="7" w:name="_Ref226101516"/>
-      <w:bookmarkStart w:id="8" w:name="_EntryPoint"/>
-      <w:bookmarkEnd w:id="8"/>
-      <w:r>
-        <w:t>EntryPoint</w:t>
-      </w:r>
-      <w:bookmarkEnd w:id="7"/>
-    </w:p>
-    <w:p>
-      <w:pPr>
-        <w:spacing w:after="0"/>
-      </w:pPr>
-      <w:r>
-        <w:t xml:space="preserve">Use to document the URL that is the target for invoking an action, or that is the target object of a link relationship. </w:t>
-      </w:r>
-    </w:p>
-    <w:p>
-      <w:pPr>
-        <w:pStyle w:val="Heading5"/>
-      </w:pPr>
-      <w:r>
-        <w:t>type</w:t>
-      </w:r>
-    </w:p>
-    <w:p>
-      <w:pPr>
-        <w:pStyle w:val="property"/>
-      </w:pPr>
-      <w:r>
-        <w:t xml:space="preserve"> </w:t>
-      </w:r>
-      <w:r>
-        <w:t>[</w:t>
-      </w:r>
-      <w:r>
-        <w:t>Required</w:t>
-      </w:r>
-      <w:r>
-        <w:t xml:space="preserve"> – “EntryPoint”</w:t>
-      </w:r>
-      <w:r>
-        <w:t>, Repeatable]</w:t>
-      </w:r>
-    </w:p>
-    <w:p>
-      <w:pPr>
-        <w:pStyle w:val="Heading5"/>
-      </w:pPr>
-      <w:r>
-        <w:t>encodingFormat</w:t>
-      </w:r>
-    </w:p>
-    <w:p>
-      <w:pPr>
-        <w:pStyle w:val="property"/>
-      </w:pPr>
-      <w:r>
-        <w:t xml:space="preserve"> </w:t>
-      </w:r>
-      <w:r>
-        <w:t>[</w:t>
-      </w:r>
-      <w:r>
-        <w:t xml:space="preserve">Optional] </w:t>
+        <w:t>Optional</w:t>
+      </w:r>
+      <w:r>
+        <w:t>] (</w:t>
+      </w:r>
+      <w:r>
+        <w:t>string</w:t>
       </w:r>
       <w:r>
         <w:rPr>
           <w:b/>
           <w:bCs/>
         </w:rPr>
-        <w:t>(</w:t>
+        <w:t xml:space="preserve">, </w:t>
       </w:r>
       <w:r>
         <w:t>MIME TYPE</w:t>
@@ -5249,6 +5869,9 @@
       <w:r>
         <w:t>Optional]</w:t>
       </w:r>
+      <w:r>
+        <w:t xml:space="preserve">(string) Label for the resource located by the URL </w:t>
+      </w:r>
     </w:p>
     <w:p>
       <w:pPr>
@@ -5274,21 +5897,27 @@
       <w:r>
         <w:t>]</w:t>
       </w:r>
+      <w:r>
+        <w:t xml:space="preserve">(string.url) </w:t>
+      </w:r>
+      <w:r>
+        <w:t>Locator that can be used to retrieve the target resource on the Web.</w:t>
+      </w:r>
     </w:p>
     <w:p>
       <w:pPr>
         <w:pStyle w:val="Heading2"/>
       </w:pPr>
       <w:r>
-        <w:t>Data types added by CDIF Discvery profile</w:t>
+        <w:t>Data types added by CDIF Discovery profile</w:t>
       </w:r>
     </w:p>
     <w:p>
       <w:pPr>
         <w:pStyle w:val="Heading3"/>
       </w:pPr>
-      <w:bookmarkStart w:id="9" w:name="_GeoCoordinates"/>
-      <w:bookmarkEnd w:id="9"/>
+      <w:bookmarkStart w:id="11" w:name="_GeoCoordinates"/>
+      <w:bookmarkEnd w:id="11"/>
       <w:r>
         <w:t>GeoCoordinates</w:t>
       </w:r>
@@ -5307,9 +5936,53 @@
     <w:p>
       <w:pPr>
         <w:pStyle w:val="Heading5"/>
-      </w:pPr>
-      <w:r>
-        <w:t>latitute</w:t>
+        <w:rPr>
+          <w:highlight w:val="white"/>
+        </w:rPr>
+      </w:pPr>
+      <w:r>
+        <w:rPr>
+          <w:highlight w:val="white"/>
+        </w:rPr>
+        <w:t>type</w:t>
+      </w:r>
+    </w:p>
+    <w:p>
+      <w:pPr>
+        <w:pStyle w:val="property"/>
+        <w:rPr>
+          <w:highlight w:val="white"/>
+        </w:rPr>
+      </w:pPr>
+      <w:r>
+        <w:t>[Required – '</w:t>
+      </w:r>
+      <w:r>
+        <w:rPr>
+          <w:rFonts w:ascii="Times New Roman" w:hAnsi="Times New Roman" w:cs="Times New Roman"/>
+          <w:color w:val="993300"/>
+          <w:kern w:val="0"/>
+          <w:highlight w:val="white"/>
+        </w:rPr>
+        <w:t xml:space="preserve"> </w:t>
+      </w:r>
+      <w:r>
+        <w:t>GeoCoordinates</w:t>
+      </w:r>
+      <w:r>
+        <w:t xml:space="preserve">’] </w:t>
+      </w:r>
+      <w:r>
+        <w:t>(string:uri)</w:t>
+      </w:r>
+    </w:p>
+    <w:p>
+      <w:pPr>
+        <w:pStyle w:val="Heading5"/>
+      </w:pPr>
+      <w:r>
+        <w:lastRenderedPageBreak/>
+        <w:t>latitude</w:t>
       </w:r>
     </w:p>
     <w:p>
@@ -5330,6 +6003,12 @@
       <w:r>
         <w:t>Required](number)</w:t>
       </w:r>
+      <w:r>
+        <w:t xml:space="preserve"> Decimal degrees, </w:t>
+      </w:r>
+      <w:r>
+        <w:t>value &gt;=-90 and &lt;= 90.</w:t>
+      </w:r>
     </w:p>
     <w:p>
       <w:pPr>
@@ -5372,27 +6051,25 @@
         </w:rPr>
         <w:t>Required](number)</w:t>
       </w:r>
-    </w:p>
-    <w:p>
-      <w:pPr>
-        <w:pStyle w:val="ListParagraph"/>
-        <w:shd w:val="clear" w:color="auto" w:fill="FFFFFF"/>
-        <w:autoSpaceDE w:val="0"/>
-        <w:autoSpaceDN w:val="0"/>
-        <w:adjustRightInd w:val="0"/>
-        <w:spacing w:after="0" w:line="240" w:lineRule="auto"/>
-        <w:rPr>
-          <w:i/>
-          <w:iCs/>
-        </w:rPr>
-      </w:pPr>
+      <w:r>
+        <w:rPr>
+          <w:highlight w:val="white"/>
+        </w:rPr>
+        <w:t xml:space="preserve"> </w:t>
+      </w:r>
+      <w:r>
+        <w:t>east-longitude</w:t>
+      </w:r>
+      <w:r>
+        <w:t xml:space="preserve"> coordinate in decimal degrees. Value must be &gt;= -180 and &lt;= 180.</w:t>
+      </w:r>
     </w:p>
     <w:p>
       <w:pPr>
         <w:pStyle w:val="Heading3"/>
       </w:pPr>
-      <w:bookmarkStart w:id="10" w:name="_GeoShape"/>
-      <w:bookmarkEnd w:id="10"/>
+      <w:bookmarkStart w:id="12" w:name="_GeoShape"/>
+      <w:bookmarkEnd w:id="12"/>
       <w:r>
         <w:t>GeoShape</w:t>
       </w:r>
@@ -5414,7 +6091,10 @@
         <w:t xml:space="preserve">. </w:t>
       </w:r>
       <w:r>
-        <w:t> Point locations are tuples of {latitude east-longitude} (y x).</w:t>
+        <w:t xml:space="preserve"> </w:t>
+      </w:r>
+      <w:r>
+        <w:t>Point locations are tuples of {latitude east-longitude} (y x).</w:t>
       </w:r>
       <w:r>
         <w:t xml:space="preserve"> (documentation from </w:t>
@@ -5445,7 +6125,44 @@
         <w:rPr>
           <w:highlight w:val="white"/>
         </w:rPr>
-        <w:t>schema:box</w:t>
+        <w:t>type</w:t>
+      </w:r>
+    </w:p>
+    <w:p>
+      <w:pPr>
+        <w:pStyle w:val="property"/>
+        <w:rPr>
+          <w:highlight w:val="white"/>
+        </w:rPr>
+      </w:pPr>
+      <w:r>
+        <w:t xml:space="preserve">[Required </w:t>
+      </w:r>
+      <w:r>
+        <w:t>–</w:t>
+      </w:r>
+      <w:r>
+        <w:t xml:space="preserve"> </w:t>
+      </w:r>
+      <w:r>
+        <w:t>'GeoShape'</w:t>
+      </w:r>
+      <w:r>
+        <w:t>](string:uri)</w:t>
+      </w:r>
+    </w:p>
+    <w:p>
+      <w:pPr>
+        <w:pStyle w:val="Heading5"/>
+        <w:rPr>
+          <w:highlight w:val="white"/>
+        </w:rPr>
+      </w:pPr>
+      <w:r>
+        <w:rPr>
+          <w:highlight w:val="white"/>
+        </w:rPr>
+        <w:t>box</w:t>
       </w:r>
     </w:p>
     <w:p>
@@ -5479,7 +6196,19 @@
         <w:rPr>
           <w:highlight w:val="white"/>
         </w:rPr>
-        <w:t xml:space="preserve"> if no schema:line</w:t>
+        <w:t xml:space="preserve"> if no</w:t>
+      </w:r>
+      <w:r>
+        <w:rPr>
+          <w:highlight w:val="white"/>
+        </w:rPr>
+        <w:t xml:space="preserve"> </w:t>
+      </w:r>
+      <w:r>
+        <w:rPr>
+          <w:highlight w:val="white"/>
+        </w:rPr>
+        <w:t>line</w:t>
       </w:r>
       <w:r>
         <w:rPr>
@@ -5533,7 +6262,10 @@
         <w:rPr>
           <w:highlight w:val="white"/>
         </w:rPr>
-        <w:t>The schema.org </w:t>
+        <w:t>The schema.org</w:t>
+      </w:r>
+      <w:r>
+        <w:t xml:space="preserve"> </w:t>
       </w:r>
       <w:hyperlink r:id="rId20" w:history="1">
         <w:r>
@@ -5548,7 +6280,19 @@
         <w:rPr>
           <w:highlight w:val="white"/>
         </w:rPr>
-        <w:t> documentation states "</w:t>
+        <w:t xml:space="preserve"> </w:t>
+      </w:r>
+      <w:r>
+        <w:rPr>
+          <w:highlight w:val="white"/>
+        </w:rPr>
+        <w:t xml:space="preserve">documentation states </w:t>
+      </w:r>
+      <w:r>
+        <w:rPr>
+          <w:highlight w:val="white"/>
+        </w:rPr>
+        <w:t xml:space="preserve"> </w:t>
       </w:r>
       <w:r>
         <w:rPr>
@@ -5576,12 +6320,6 @@
         <w:rPr>
           <w:highlight w:val="white"/>
         </w:rPr>
-        <w:t>schema:</w:t>
-      </w:r>
-      <w:r>
-        <w:rPr>
-          <w:highlight w:val="white"/>
-        </w:rPr>
         <w:t>line</w:t>
       </w:r>
     </w:p>
@@ -5598,25 +6336,31 @@
         <w:rPr>
           <w:highlight w:val="white"/>
         </w:rPr>
+        <w:t>[</w:t>
+      </w:r>
+      <w:r>
+        <w:rPr>
+          <w:highlight w:val="white"/>
+        </w:rPr>
+        <w:t>Required</w:t>
+      </w:r>
+      <w:r>
+        <w:rPr>
+          <w:highlight w:val="white"/>
+        </w:rPr>
+        <w:t xml:space="preserve"> if no</w:t>
+      </w:r>
+      <w:r>
+        <w:rPr>
+          <w:highlight w:val="white"/>
+        </w:rPr>
         <w:t xml:space="preserve"> </w:t>
       </w:r>
       <w:r>
         <w:rPr>
           <w:highlight w:val="white"/>
         </w:rPr>
-        <w:t>[</w:t>
-      </w:r>
-      <w:r>
-        <w:rPr>
-          <w:highlight w:val="white"/>
-        </w:rPr>
-        <w:t>Required</w:t>
-      </w:r>
-      <w:r>
-        <w:rPr>
-          <w:highlight w:val="white"/>
-        </w:rPr>
-        <w:t xml:space="preserve"> if no schema:box</w:t>
+        <w:t>box</w:t>
       </w:r>
       <w:r>
         <w:rPr>
@@ -5660,6 +6404,18 @@
         </w:rPr>
         <w:t>a series of two or more points.</w:t>
       </w:r>
+      <w:r>
+        <w:rPr>
+          <w:highlight w:val="white"/>
+        </w:rPr>
+        <w:t xml:space="preserve"> Use</w:t>
+      </w:r>
+      <w:r>
+        <w:rPr>
+          <w:highlight w:val="white"/>
+        </w:rPr>
+        <w:t xml:space="preserve"> for extents like a ship track, flight path, or foot traverse.</w:t>
+      </w:r>
     </w:p>
     <w:p>
       <w:pPr>
@@ -5668,8 +6424,8 @@
           <w:highlight w:val="white"/>
         </w:rPr>
       </w:pPr>
-      <w:bookmarkStart w:id="11" w:name="_sf:SimpleFeature"/>
-      <w:bookmarkEnd w:id="11"/>
+      <w:bookmarkStart w:id="13" w:name="_sf:SimpleFeature"/>
+      <w:bookmarkEnd w:id="13"/>
       <w:r>
         <w:rPr>
           <w:highlight w:val="white"/>
@@ -5734,13 +6490,34 @@
         <w:t xml:space="preserve">Required, Repeatable] </w:t>
       </w:r>
       <w:r>
-        <w:t>(typed string)  geosparql specifies that a well known text (WKT) geometry value is a string, with type “</w:t>
+        <w:t xml:space="preserve">(typed string)  geosparql specifies that a well known text (WKT) geometry </w:t>
+      </w:r>
+      <w:r>
+        <w:t>object has a</w:t>
+      </w:r>
+      <w:r>
+        <w:t>n</w:t>
+      </w:r>
+      <w:r>
+        <w:t xml:space="preserve"> </w:t>
+      </w:r>
+      <w:r>
+        <w:t>@</w:t>
+      </w:r>
+      <w:r>
+        <w:t xml:space="preserve">value is a string, </w:t>
+      </w:r>
+      <w:r>
+        <w:t>and an @</w:t>
+      </w:r>
+      <w:r>
+        <w:t>type "</w:t>
       </w:r>
       <w:r>
         <w:t>geosparql:wktLiteral</w:t>
       </w:r>
       <w:r>
-        <w:t>”</w:t>
+        <w:t>"</w:t>
       </w:r>
     </w:p>
     <w:p>
@@ -5766,14 +6543,22 @@
         <w:t>[</w:t>
       </w:r>
       <w:r>
-        <w:t>Optional] (object ref</w:t>
-      </w:r>
-      <w:r>
-        <w:t>erence</w:t>
-      </w:r>
+        <w:t>Optional] (</w:t>
+      </w:r>
+      <w:hyperlink w:anchor="_Object_reference" w:history="1">
+        <w:r>
+          <w:rPr>
+            <w:rStyle w:val="Hyperlink"/>
+          </w:rPr>
+          <w:t>object reference</w:t>
+        </w:r>
+      </w:hyperlink>
       <w:r>
         <w:t>)</w:t>
       </w:r>
+      <w:r>
+        <w:t xml:space="preserve"> specify the coordinate reference system for the coordinate numbers in the WKT location description. </w:t>
+      </w:r>
     </w:p>
     <w:p>
       <w:pPr>
@@ -5795,9 +6580,14 @@
     <w:p>
       <w:pPr>
         <w:pStyle w:val="property"/>
-      </w:pPr>
-      <w:r>
-        <w:t>Intervals can be bounded by named ordinal eras (e.g. Jurassic, Tang dynasty, Paleolithic) identified by URI, or by numeric bounds that are time coordinates in a specified reference system</w:t>
+        <w:keepNext/>
+      </w:pPr>
+      <w:r>
+        <w:t xml:space="preserve">Intervals can be bounded by named ordinal eras (e.g. Jurassic, Tang dynasty, Paleolithic) identified by URI, or by numeric bounds that are time coordinates in a </w:t>
+      </w:r>
+      <w:r>
+        <w:lastRenderedPageBreak/>
+        <w:t>specified reference system</w:t>
       </w:r>
       <w:r>
         <w:t xml:space="preserve"> (implemented by the TimePosition data type)</w:t>
@@ -5830,11 +6620,67 @@
     </w:p>
     <w:p>
       <w:pPr>
+        <w:pStyle w:val="Heading5"/>
+      </w:pPr>
+      <w:r>
+        <w:t>type</w:t>
+      </w:r>
+    </w:p>
+    <w:p>
+      <w:pPr>
+        <w:pStyle w:val="property"/>
+      </w:pPr>
+      <w:r>
+        <w:t>[Required – 'time:ProperInterval</w:t>
+      </w:r>
+      <w:r>
+        <w:t>'</w:t>
+      </w:r>
+      <w:r>
+        <w:t>, repeatable] (string:uri)</w:t>
+      </w:r>
+    </w:p>
+    <w:p>
+      <w:pPr>
+        <w:pStyle w:val="Heading5"/>
+      </w:pPr>
+      <w:r>
+        <w:t>description</w:t>
+      </w:r>
+    </w:p>
+    <w:p>
+      <w:pPr>
+        <w:pStyle w:val="property"/>
+      </w:pPr>
+      <w:r>
+        <w:t xml:space="preserve"> [optional] (string). Text description of the time interval</w:t>
+      </w:r>
+      <w:r>
+        <w:t xml:space="preserve">. </w:t>
+      </w:r>
+      <w:r>
+        <w:t xml:space="preserve"> </w:t>
+      </w:r>
+      <w:r>
+        <w:t>If defined by an ISO8601 time interval string, put that here.</w:t>
+      </w:r>
+    </w:p>
+    <w:p>
+      <w:pPr>
+        <w:keepNext/>
         <w:spacing w:after="0"/>
       </w:pPr>
       <w:r>
         <w:tab/>
-        <w:t>Choice:</w:t>
+      </w:r>
+      <w:r>
+        <w:rPr>
+          <w:color w:val="BF4E14" w:themeColor="accent2" w:themeShade="BF"/>
+        </w:rPr>
+        <w:t>Choice</w:t>
+      </w:r>
+      <w:r>
+        <w:t>:</w:t>
       </w:r>
     </w:p>
     <w:p>
@@ -5856,7 +6702,24 @@
         <w:t>[</w:t>
       </w:r>
       <w:r>
-        <w:t>Optional] (string or defined term)</w:t>
+        <w:t xml:space="preserve">Optional] (string or </w:t>
+      </w:r>
+      <w:hyperlink w:anchor="_Defined_Term" w:history="1">
+        <w:r>
+          <w:rPr>
+            <w:rStyle w:val="Hyperlink"/>
+          </w:rPr>
+          <w:t>DefinedTerm</w:t>
+        </w:r>
+      </w:hyperlink>
+      <w:r>
+        <w:t>)</w:t>
+      </w:r>
+      <w:r>
+        <w:t xml:space="preserve"> </w:t>
+      </w:r>
+      <w:r>
+        <w:t xml:space="preserve">identifier for a named time ordinal era that is older bound of time interval, e.g. 'isc:LowerDevonian' </w:t>
       </w:r>
     </w:p>
     <w:p>
@@ -5878,7 +6741,24 @@
         <w:t>[</w:t>
       </w:r>
       <w:r>
-        <w:t>Optional] (string or defined term)</w:t>
+        <w:t xml:space="preserve">Optional] (string or </w:t>
+      </w:r>
+      <w:hyperlink w:anchor="_Defined_Term" w:history="1">
+        <w:r>
+          <w:rPr>
+            <w:rStyle w:val="Hyperlink"/>
+          </w:rPr>
+          <w:t>DefinedTerm</w:t>
+        </w:r>
+      </w:hyperlink>
+      <w:r>
+        <w:t>)</w:t>
+      </w:r>
+      <w:r>
+        <w:t xml:space="preserve"> </w:t>
+      </w:r>
+      <w:r>
+        <w:t>identifier for a named time ordinal era that is younger bound of time interval, e.g. 'isc:LowerDevonian'</w:t>
       </w:r>
     </w:p>
     <w:p>
@@ -5887,7 +6767,13 @@
         <w:ind w:firstLine="720"/>
       </w:pPr>
       <w:r>
-        <w:t>OR:</w:t>
+        <w:rPr>
+          <w:color w:val="BF4E14" w:themeColor="accent2" w:themeShade="BF"/>
+        </w:rPr>
+        <w:t>OR</w:t>
+      </w:r>
+      <w:r>
+        <w:t>:</w:t>
       </w:r>
     </w:p>
     <w:p>
@@ -5917,6 +6803,9 @@
       <w:r>
         <w:t>TimePosition)</w:t>
       </w:r>
+      <w:r>
+        <w:t>.  Temporal position for the beginning (older bound) of the interval,  located by a numeric value in a temporal reference system</w:t>
+      </w:r>
     </w:p>
     <w:p>
       <w:pPr>
@@ -5945,6 +6834,12 @@
       <w:r>
         <w:t>TimePosition)</w:t>
       </w:r>
+      <w:r>
+        <w:t xml:space="preserve"> </w:t>
+      </w:r>
+      <w:r>
+        <w:t>Temporal position for the end (younger bound) of the interval,  located by a numeric value in a temporal reference system</w:t>
+      </w:r>
     </w:p>
     <w:p>
       <w:pPr>
@@ -5976,7 +6871,7 @@
         <w:t>[</w:t>
       </w:r>
       <w:r>
-        <w:t>Required – ‘time:TimePosition’</w:t>
+        <w:t>Required – 'time:TimePosition'</w:t>
       </w:r>
       <w:r>
         <w:t>, repeatable</w:t>
@@ -6010,7 +6905,45 @@
         <w:t>[</w:t>
       </w:r>
       <w:r>
-        <w:t>Required] (object reference)</w:t>
+        <w:t>Required] (</w:t>
+      </w:r>
+      <w:hyperlink w:anchor="_Object_reference" w:history="1">
+        <w:r>
+          <w:rPr>
+            <w:rStyle w:val="Hyperlink"/>
+          </w:rPr>
+          <w:t>object reference</w:t>
+        </w:r>
+      </w:hyperlink>
+      <w:r>
+        <w:t>)</w:t>
+      </w:r>
+      <w:r>
+        <w:t xml:space="preserve"> </w:t>
+      </w:r>
+      <w:r>
+        <w:t>identifier for a temporal reference system; default is million years before prsent  as a decimal number</w:t>
+      </w:r>
+      <w:r>
+        <w:t>.</w:t>
+      </w:r>
+      <w:r>
+        <w:rPr>
+          <w:rFonts w:ascii="Times New Roman" w:hAnsi="Times New Roman" w:cs="Times New Roman"/>
+          <w:color w:val="000096"/>
+          <w:kern w:val="0"/>
+          <w:highlight w:val="white"/>
+        </w:rPr>
+        <w:t xml:space="preserve"> </w:t>
+      </w:r>
+      <w:r>
+        <w:t>Default</w:t>
+      </w:r>
+      <w:r>
+        <w:t xml:space="preserve"> is </w:t>
+      </w:r>
+      <w:r>
+        <w:t>http://www.opengis.net/def/crs/OGC/0/ChronometricGeologicTime</w:t>
       </w:r>
     </w:p>
     <w:p>
@@ -6037,6 +6970,9 @@
       <w:r>
         <w:t>Required] (number)</w:t>
       </w:r>
+      <w:r>
+        <w:t xml:space="preserve"> Number that locates a temporal position in the reference frame defined by the hasTRS property.</w:t>
+      </w:r>
     </w:p>
     <w:p>
       <w:pPr>
@@ -6065,13 +7001,13 @@
         <w:t>[</w:t>
       </w:r>
       <w:r>
-        <w:t>Required – ‘</w:t>
+        <w:t>Required – '</w:t>
       </w:r>
       <w:r>
         <w:t>dqv:QualityMeasurement</w:t>
       </w:r>
       <w:r>
-        <w:t>’, repeatable</w:t>
+        <w:t>', repeatable</w:t>
       </w:r>
       <w:r>
         <w:t>]</w:t>
@@ -6099,14 +7035,40 @@
         <w:t>[</w:t>
       </w:r>
       <w:r>
-        <w:t>Required] (string, object ref, or defined term)</w:t>
-      </w:r>
-    </w:p>
-    <w:p>
-      <w:pPr>
-        <w:pStyle w:val="Heading5"/>
-      </w:pPr>
-      <w:r>
+        <w:t xml:space="preserve">Required] (string, </w:t>
+      </w:r>
+      <w:hyperlink w:anchor="_Object_reference" w:history="1">
+        <w:r>
+          <w:rPr>
+            <w:rStyle w:val="Hyperlink"/>
+          </w:rPr>
+          <w:t>object reference</w:t>
+        </w:r>
+      </w:hyperlink>
+      <w:r>
+        <w:t>,</w:t>
+      </w:r>
+      <w:r>
+        <w:t xml:space="preserve"> or </w:t>
+      </w:r>
+      <w:hyperlink w:anchor="_Defined_Term" w:history="1">
+        <w:r>
+          <w:rPr>
+            <w:rStyle w:val="Hyperlink"/>
+          </w:rPr>
+          <w:t>DefinedTerm</w:t>
+        </w:r>
+      </w:hyperlink>
+      <w:r>
+        <w:t>)</w:t>
+      </w:r>
+    </w:p>
+    <w:p>
+      <w:pPr>
+        <w:pStyle w:val="Heading5"/>
+      </w:pPr>
+      <w:r>
+        <w:lastRenderedPageBreak/>
         <w:t>dqv:value</w:t>
       </w:r>
     </w:p>
@@ -6121,7 +7083,18 @@
         <w:t>[</w:t>
       </w:r>
       <w:r>
-        <w:t>Required] (string or defined term)</w:t>
+        <w:t xml:space="preserve">Required] (string or </w:t>
+      </w:r>
+      <w:hyperlink w:anchor="_Defined_Term" w:history="1">
+        <w:r>
+          <w:rPr>
+            <w:rStyle w:val="Hyperlink"/>
+          </w:rPr>
+          <w:t>DefinedTerm</w:t>
+        </w:r>
+      </w:hyperlink>
+      <w:r>
+        <w:t>)</w:t>
       </w:r>
     </w:p>
     <w:p>
@@ -6159,13 +7132,13 @@
         <w:pStyle w:val="property"/>
       </w:pPr>
       <w:r>
-        <w:t xml:space="preserve"> [Required – ‘</w:t>
+        <w:t xml:space="preserve"> [Required – '</w:t>
       </w:r>
       <w:r>
         <w:t>PropertyValueSpecification</w:t>
       </w:r>
       <w:r>
-        <w:t>’, repeatable]</w:t>
+        <w:t>', repeatable]</w:t>
       </w:r>
     </w:p>
     <w:p>
@@ -6286,21 +7259,6 @@
         <w:t> </w:t>
       </w:r>
     </w:p>
-    <w:p/>
-    <w:p>
-      <w:pPr>
-        <w:shd w:val="clear" w:color="auto" w:fill="FFFFFF"/>
-        <w:autoSpaceDE w:val="0"/>
-        <w:autoSpaceDN w:val="0"/>
-        <w:adjustRightInd w:val="0"/>
-        <w:spacing w:after="0" w:line="240" w:lineRule="auto"/>
-        <w:rPr>
-          <w:rFonts w:ascii="Times New Roman" w:hAnsi="Times New Roman" w:cs="Times New Roman"/>
-          <w:kern w:val="0"/>
-          <w:highlight w:val="white"/>
-        </w:rPr>
-      </w:pPr>
-    </w:p>
     <w:p>
       <w:pPr>
         <w:pStyle w:val="Heading1"/>
@@ -6327,7 +7285,108 @@
           <w:color w:val="000000"/>
           <w:highlight w:val="white"/>
         </w:rPr>
-        <w:t>Namespace prefixes use in CDIF Discovery schema.org JSON-LD objects are specified by this JSON-LD context, which must be declared in every instance document:</w:t>
+        <w:t>Namespace prefixes use in CDIF Discovery schema.org JSON-LD objects are specified by this JSON-LD context, which must be declared in every instance document</w:t>
+      </w:r>
+      <w:r>
+        <w:rPr>
+          <w:color w:val="000000"/>
+          <w:highlight w:val="white"/>
+        </w:rPr>
+        <w:t xml:space="preserve">. </w:t>
+      </w:r>
+      <w:r>
+        <w:rPr>
+          <w:color w:val="000000"/>
+          <w:highlight w:val="white"/>
+        </w:rPr>
+        <w:t xml:space="preserve">Note that the correct namespace URI for schema.org is </w:t>
+      </w:r>
+      <w:r>
+        <w:rPr>
+          <w:color w:val="000000"/>
+          <w:highlight w:val="white"/>
+        </w:rPr>
+        <w:t>‘</w:t>
+      </w:r>
+      <w:r>
+        <w:rPr>
+          <w:b/>
+          <w:bCs/>
+          <w:color w:val="000000"/>
+          <w:highlight w:val="white"/>
+        </w:rPr>
+        <w:t>http’</w:t>
+      </w:r>
+      <w:r>
+        <w:rPr>
+          <w:color w:val="000000"/>
+          <w:highlight w:val="white"/>
+        </w:rPr>
+        <w:t>, not ‘</w:t>
+      </w:r>
+      <w:r>
+        <w:rPr>
+          <w:b/>
+          <w:bCs/>
+          <w:color w:val="000000"/>
+          <w:highlight w:val="white"/>
+        </w:rPr>
+        <w:t>https’</w:t>
+      </w:r>
+      <w:r>
+        <w:rPr>
+          <w:color w:val="000000"/>
+          <w:highlight w:val="white"/>
+        </w:rPr>
+        <w:t xml:space="preserve">. The </w:t>
+      </w:r>
+      <w:hyperlink r:id="rId23" w:history="1">
+        <w:r>
+          <w:rPr>
+            <w:rStyle w:val="Hyperlink"/>
+            <w:b/>
+            <w:bCs/>
+            <w:highlight w:val="white"/>
+          </w:rPr>
+          <w:t>http</w:t>
+        </w:r>
+        <w:r>
+          <w:rPr>
+            <w:rStyle w:val="Hyperlink"/>
+            <w:b/>
+            <w:bCs/>
+            <w:highlight w:val="white"/>
+          </w:rPr>
+          <w:t>s</w:t>
+        </w:r>
+        <w:r>
+          <w:rPr>
+            <w:rStyle w:val="Hyperlink"/>
+            <w:highlight w:val="white"/>
+          </w:rPr>
+          <w:t>://schema.org/</w:t>
+        </w:r>
+      </w:hyperlink>
+      <w:r>
+        <w:rPr>
+          <w:color w:val="000000"/>
+          <w:highlight w:val="white"/>
+        </w:rPr>
+        <w:t xml:space="preserve"> uri identifies the schema.org context document, not the namespace.  </w:t>
+      </w:r>
+      <w:r>
+        <w:rPr>
+          <w:color w:val="000000"/>
+          <w:highlight w:val="white"/>
+        </w:rPr>
+        <w:t>This example context includes all the namespaces used in any cdif profile</w:t>
+      </w:r>
+      <w:r>
+        <w:rPr>
+          <w:color w:val="000000"/>
+          <w:highlight w:val="white"/>
+        </w:rPr>
+        <w:t>:</w:t>
       </w:r>
     </w:p>
     <w:p>
@@ -6342,7 +7401,7 @@
           <w:color w:val="000000"/>
           <w:highlight w:val="white"/>
         </w:rPr>
-        <w:t>“@context”: {</w:t>
+        <w:t>"@context": {</w:t>
       </w:r>
       <w:r>
         <w:rPr>
@@ -6350,109 +7409,517 @@
           <w:highlight w:val="white"/>
         </w:rPr>
         <w:br/>
-        <w:t xml:space="preserve">    </w:t>
-      </w:r>
-      <w:r>
-        <w:rPr>
-          <w:color w:val="000096"/>
-          <w:highlight w:val="white"/>
-        </w:rPr>
-        <w:t>"schema"</w:t>
-      </w:r>
-      <w:r>
-        <w:rPr>
-          <w:color w:val="640032"/>
-          <w:highlight w:val="white"/>
-        </w:rPr>
-        <w:t>:</w:t>
+        <w:t xml:space="preserve">   </w:t>
       </w:r>
       <w:r>
         <w:rPr>
           <w:color w:val="000000"/>
           <w:highlight w:val="white"/>
         </w:rPr>
+        <w:t xml:space="preserve"> "schema": "http://schema.org/",</w:t>
+      </w:r>
+      <w:r>
+        <w:rPr>
+          <w:color w:val="000000"/>
+          <w:highlight w:val="white"/>
+        </w:rPr>
+        <w:br/>
+        <w:t xml:space="preserve">    "dcterms": "http://purl.org/dc/terms/",</w:t>
+      </w:r>
+      <w:r>
+        <w:rPr>
+          <w:color w:val="000000"/>
+          <w:highlight w:val="white"/>
+        </w:rPr>
+        <w:br/>
+        <w:t xml:space="preserve">    "geosparql": "http://www.opengis.net/ont/geosparql#",</w:t>
+      </w:r>
+      <w:r>
+        <w:rPr>
+          <w:color w:val="000000"/>
+          <w:highlight w:val="white"/>
+        </w:rPr>
+        <w:br/>
+        <w:t xml:space="preserve">    "spdx": "http://spdx.org/rdf/terms#",</w:t>
+      </w:r>
+      <w:r>
+        <w:rPr>
+          <w:color w:val="000000"/>
+          <w:highlight w:val="white"/>
+        </w:rPr>
+        <w:br/>
+        <w:t xml:space="preserve">    "cdi": "http://ddialliance.org/Specification/DDI-CDI/1.0/RDF/",</w:t>
+      </w:r>
+      <w:r>
+        <w:rPr>
+          <w:color w:val="000000"/>
+          <w:highlight w:val="white"/>
+        </w:rPr>
+        <w:br/>
+        <w:t xml:space="preserve">    "csvw": "http://www.w3.org/ns/csvw#",</w:t>
+      </w:r>
+      <w:r>
+        <w:rPr>
+          <w:color w:val="000000"/>
+          <w:highlight w:val="white"/>
+        </w:rPr>
+        <w:br/>
+        <w:t xml:space="preserve">    "prov": "http://www.w3.org/ns/prov#",</w:t>
+      </w:r>
+      <w:r>
+        <w:rPr>
+          <w:color w:val="000000"/>
+          <w:highlight w:val="white"/>
+        </w:rPr>
+        <w:br/>
+        <w:t xml:space="preserve">    "time": "http://www.w3.org/2006/time#",</w:t>
+      </w:r>
+      <w:r>
+        <w:rPr>
+          <w:color w:val="000000"/>
+          <w:highlight w:val="white"/>
+        </w:rPr>
+        <w:br/>
+        <w:t xml:space="preserve">    "dqv": "http://www.w3.org/ns/dqv#",</w:t>
+      </w:r>
+      <w:r>
+        <w:rPr>
+          <w:color w:val="000000"/>
+          <w:highlight w:val="white"/>
+        </w:rPr>
+        <w:br/>
+        <w:t xml:space="preserve">    "sf": "http://www.opengis.net/ont/sf#",</w:t>
+      </w:r>
+      <w:r>
+        <w:rPr>
+          <w:color w:val="000000"/>
+          <w:highlight w:val="white"/>
+        </w:rPr>
+        <w:br/>
+        <w:t xml:space="preserve">    "ex": "https://example.org/",</w:t>
+      </w:r>
+      <w:r>
+        <w:rPr>
+          <w:color w:val="000000"/>
+          <w:highlight w:val="white"/>
+        </w:rPr>
+        <w:br/>
+      </w:r>
+      <w:r>
+        <w:rPr>
+          <w:color w:val="000000"/>
+          <w:highlight w:val="white"/>
+        </w:rPr>
+        <w:lastRenderedPageBreak/>
+        <w:t xml:space="preserve">    "xsd": "http://www.w3.org/2001/XMLSchema#",</w:t>
+      </w:r>
+      <w:r>
+        <w:rPr>
+          <w:color w:val="000000"/>
+          <w:highlight w:val="white"/>
+        </w:rPr>
+        <w:br/>
+        <w:t xml:space="preserve">    "dcat": "http://www.w3.org/ns/dcat#"</w:t>
+      </w:r>
+      <w:r>
+        <w:rPr>
+          <w:color w:val="000000"/>
+          <w:highlight w:val="white"/>
+        </w:rPr>
+        <w:t xml:space="preserve">  </w:t>
+      </w:r>
+      <w:r>
+        <w:rPr>
+          <w:color w:val="282828"/>
+          <w:highlight w:val="white"/>
+        </w:rPr>
+        <w:t>}</w:t>
+      </w:r>
+    </w:p>
+    <w:p>
+      <w:pPr>
+        <w:pStyle w:val="Heading1"/>
+        <w:rPr>
+          <w:highlight w:val="white"/>
+        </w:rPr>
+      </w:pPr>
+      <w:r>
+        <w:rPr>
+          <w:highlight w:val="white"/>
+        </w:rPr>
+        <w:t>Notes on schema.org implementation</w:t>
+      </w:r>
+    </w:p>
+    <w:p>
+      <w:pPr>
+        <w:pStyle w:val="Heading2"/>
+        <w:rPr>
+          <w:highlight w:val="white"/>
+        </w:rPr>
+      </w:pPr>
+      <w:r>
+        <w:rPr>
+          <w:highlight w:val="white"/>
+        </w:rPr>
+        <w:t>JSON-LD @type</w:t>
+      </w:r>
+    </w:p>
+    <w:p>
+      <w:pPr>
+        <w:rPr>
+          <w:highlight w:val="white"/>
+        </w:rPr>
+      </w:pPr>
+      <w:r>
+        <w:rPr>
+          <w:highlight w:val="white"/>
+        </w:rPr>
+        <w:t xml:space="preserve"> JSON-LD </w:t>
+      </w:r>
+      <w:r>
+        <w:rPr>
+          <w:highlight w:val="white"/>
+        </w:rPr>
+        <w:t>every graph node has a</w:t>
+      </w:r>
+      <w:r>
+        <w:rPr>
+          <w:highlight w:val="white"/>
+        </w:rPr>
+        <w:t xml:space="preserve"> @type</w:t>
+      </w:r>
+      <w:r>
+        <w:rPr>
+          <w:highlight w:val="white"/>
+        </w:rPr>
+        <w:t xml:space="preserve"> property </w:t>
+      </w:r>
+      <w:r>
+        <w:rPr>
+          <w:highlight w:val="white"/>
+        </w:rPr>
+        <w:t xml:space="preserve">that </w:t>
+      </w:r>
+      <w:r>
+        <w:rPr>
+          <w:highlight w:val="white"/>
+        </w:rPr>
+        <w:t>specifies the rdf:type</w:t>
+      </w:r>
+      <w:r>
+        <w:rPr>
+          <w:highlight w:val="white"/>
+        </w:rPr>
+        <w:t xml:space="preserve"> for the node. </w:t>
+      </w:r>
+      <w:r>
+        <w:rPr>
+          <w:highlight w:val="white"/>
+        </w:rPr>
+        <w:t xml:space="preserve">This type has implications for the properties expected to be found in the content of the node, and </w:t>
+      </w:r>
+      <w:r>
+        <w:rPr>
+          <w:highlight w:val="white"/>
+        </w:rPr>
+        <w:t xml:space="preserve">should convey the intention of the kind of thing the node is intended to represent. </w:t>
+      </w:r>
+      <w:r>
+        <w:rPr>
+          <w:highlight w:val="white"/>
+        </w:rPr>
         <w:t xml:space="preserve"> </w:t>
       </w:r>
       <w:r>
         <w:rPr>
           <w:highlight w:val="white"/>
         </w:rPr>
-        <w:t>"http://schema.org/"</w:t>
-      </w:r>
-      <w:r>
-        <w:rPr>
-          <w:color w:val="640032"/>
-          <w:highlight w:val="white"/>
-        </w:rPr>
-        <w:t>,</w:t>
-      </w:r>
-      <w:r>
-        <w:rPr>
-          <w:color w:val="000000"/>
-          <w:highlight w:val="white"/>
-        </w:rPr>
-        <w:br/>
-        <w:t xml:space="preserve">    </w:t>
-      </w:r>
-      <w:r>
-        <w:rPr>
-          <w:color w:val="000096"/>
-          <w:highlight w:val="white"/>
-        </w:rPr>
-        <w:t>"dcterms"</w:t>
-      </w:r>
-      <w:r>
-        <w:rPr>
-          <w:color w:val="640032"/>
-          <w:highlight w:val="white"/>
-        </w:rPr>
-        <w:t>:</w:t>
-      </w:r>
-      <w:r>
-        <w:rPr>
-          <w:color w:val="000000"/>
-          <w:highlight w:val="white"/>
-        </w:rPr>
         <w:t xml:space="preserve"> </w:t>
       </w:r>
       <w:r>
         <w:rPr>
           <w:highlight w:val="white"/>
         </w:rPr>
-        <w:t>"http://purl.org/dc/terms/"</w:t>
-      </w:r>
-      <w:r>
-        <w:rPr>
-          <w:color w:val="640032"/>
-          <w:highlight w:val="white"/>
-        </w:rPr>
-        <w:t>,</w:t>
-      </w:r>
-      <w:r>
-        <w:rPr>
-          <w:color w:val="000000"/>
-          <w:highlight w:val="white"/>
-        </w:rPr>
-        <w:br/>
-        <w:t xml:space="preserve">    </w:t>
-      </w:r>
-      <w:r>
-        <w:rPr>
-          <w:color w:val="000096"/>
-          <w:highlight w:val="white"/>
-        </w:rPr>
-        <w:t>"geosparql"</w:t>
-      </w:r>
-      <w:r>
-        <w:rPr>
-          <w:color w:val="640032"/>
-          <w:highlight w:val="white"/>
-        </w:rPr>
-        <w:t>:</w:t>
-      </w:r>
-      <w:r>
-        <w:rPr>
-          <w:color w:val="000000"/>
+        <w:t xml:space="preserve">In the CDIF JSON-LD implementation, </w:t>
+      </w:r>
+      <w:r>
+        <w:rPr>
+          <w:highlight w:val="white"/>
+        </w:rPr>
+        <w:t xml:space="preserve">most of the @types are taken from the schema.org vocabulary, but there are a few </w:t>
+      </w:r>
+      <w:r>
+        <w:rPr>
+          <w:highlight w:val="white"/>
+        </w:rPr>
+        <w:t xml:space="preserve">exceptions </w:t>
+      </w:r>
+      <w:r>
+        <w:rPr>
+          <w:highlight w:val="white"/>
+        </w:rPr>
+        <w:t xml:space="preserve"> for content items that do not map to the schema.org vocabulary.  The @type </w:t>
+      </w:r>
+      <w:r>
+        <w:rPr>
+          <w:highlight w:val="white"/>
+        </w:rPr>
+        <w:t xml:space="preserve">is always </w:t>
+      </w:r>
+      <w:r>
+        <w:rPr>
+          <w:highlight w:val="white"/>
+        </w:rPr>
+        <w:t>serialized as an</w:t>
+      </w:r>
+      <w:r>
+        <w:rPr>
+          <w:highlight w:val="white"/>
+        </w:rPr>
+        <w:t xml:space="preserve"> array</w:t>
+      </w:r>
+      <w:r>
+        <w:rPr>
+          <w:highlight w:val="white"/>
+        </w:rPr>
+        <w:t xml:space="preserve"> [JSON list]</w:t>
+      </w:r>
+      <w:r>
+        <w:rPr>
+          <w:highlight w:val="white"/>
+        </w:rPr>
+        <w:t xml:space="preserve"> to allow for extensions that add additional typing.</w:t>
+      </w:r>
+    </w:p>
+    <w:p>
+      <w:pPr>
+        <w:pStyle w:val="Heading2"/>
+        <w:rPr>
+          <w:highlight w:val="white"/>
+        </w:rPr>
+      </w:pPr>
+      <w:bookmarkStart w:id="14" w:name="_Object_reference"/>
+      <w:bookmarkEnd w:id="14"/>
+      <w:r>
+        <w:rPr>
+          <w:highlight w:val="white"/>
+        </w:rPr>
+        <w:t>Object reference</w:t>
+      </w:r>
+    </w:p>
+    <w:p>
+      <w:r>
+        <w:t xml:space="preserve">Linked data </w:t>
+      </w:r>
+      <w:r>
+        <w:t>is implemented in rdf using URIs to reference object</w:t>
+      </w:r>
+      <w:r>
+        <w:t>s</w:t>
+      </w:r>
+      <w:r>
+        <w:t xml:space="preserve"> that </w:t>
+      </w:r>
+      <w:r>
+        <w:t xml:space="preserve">might be located in other parts of a graph, or remotely and accessed online. </w:t>
+      </w:r>
+      <w:r>
+        <w:t>In the JSON-LD implementation, simply using a URI string as the value of a property does not create such a link</w:t>
+      </w:r>
+      <w:r>
+        <w:t xml:space="preserve">—the value is simply a string, not the object reference by the URI. </w:t>
+      </w:r>
+      <w:r>
+        <w:t>An "object ref" is always a string containing the id of the referenced object.</w:t>
+      </w:r>
+      <w:r>
+        <w:t xml:space="preserve"> Thus</w:t>
+      </w:r>
+    </w:p>
+    <w:p>
+      <w:pPr>
+        <w:rPr>
+          <w:rStyle w:val="SubtleEmphasis"/>
+        </w:rPr>
+      </w:pPr>
+      <w:r>
+        <w:rPr>
+          <w:rStyle w:val="SubtleEmphasis"/>
+        </w:rPr>
+        <w:t xml:space="preserve">  "schema:funder":  "</w:t>
+      </w:r>
+      <w:hyperlink r:id="rId24" w:history="1">
+        <w:r>
+          <w:rPr>
+            <w:rStyle w:val="SubtleEmphasis"/>
+          </w:rPr>
+          <w:t>https://ror.org/021nxhr62</w:t>
+        </w:r>
+      </w:hyperlink>
+      <w:r>
+        <w:rPr>
+          <w:rStyle w:val="SubtleEmphasis"/>
+        </w:rPr>
+        <w:t>"</w:t>
+      </w:r>
+    </w:p>
+    <w:p>
+      <w:r>
+        <w:t xml:space="preserve">Does not create a link. Object references are implemented in JSON-LD as object that have </w:t>
+      </w:r>
+      <w:r>
+        <w:t xml:space="preserve">a single node identifier as it property. </w:t>
+      </w:r>
+    </w:p>
+    <w:p>
+      <w:pPr>
+        <w:rPr>
+          <w:rStyle w:val="SubtleEmphasis"/>
+        </w:rPr>
+      </w:pPr>
+      <w:r>
+        <w:rPr>
+          <w:rStyle w:val="SubtleEmphasis"/>
+        </w:rPr>
+        <w:t>"schema:funder": { "@id": "https://ror.org/021nxhr62" }</w:t>
+      </w:r>
+    </w:p>
+    <w:p>
+      <w:r>
+        <w:t xml:space="preserve">Is the correct </w:t>
+      </w:r>
+      <w:r>
+        <w:t xml:space="preserve">syntax to implemenat an object reference. Throughout this document, if 'object reference' is included as a value type for a property, </w:t>
+      </w:r>
+      <w:r>
+        <w:t xml:space="preserve">be aware that instance documents might simply have </w:t>
+      </w:r>
+      <w:r>
+        <w:t xml:space="preserve">this kind of object as the property value. </w:t>
+      </w:r>
+    </w:p>
+    <w:p>
+      <w:pPr>
+        <w:pStyle w:val="Heading2"/>
+        <w:rPr>
+          <w:highlight w:val="white"/>
+        </w:rPr>
+      </w:pPr>
+      <w:r>
+        <w:rPr>
+          <w:highlight w:val="white"/>
+        </w:rPr>
+        <w:t>Repeating values</w:t>
+      </w:r>
+    </w:p>
+    <w:p>
+      <w:pPr>
+        <w:rPr>
+          <w:highlight w:val="white"/>
+        </w:rPr>
+      </w:pPr>
+      <w:r>
+        <w:rPr>
+          <w:highlight w:val="white"/>
+        </w:rPr>
+        <w:t xml:space="preserve">Any property with a 1..* or 0..* cardinality </w:t>
+      </w:r>
+      <w:r>
+        <w:rPr>
+          <w:highlight w:val="white"/>
+        </w:rPr>
+        <w:t xml:space="preserve">has values that are always implemented as arrays. This makes </w:t>
+      </w:r>
+      <w:r>
+        <w:rPr>
+          <w:highlight w:val="white"/>
+        </w:rPr>
+        <w:t xml:space="preserve">client </w:t>
+      </w:r>
+      <w:r>
+        <w:rPr>
+          <w:highlight w:val="white"/>
+        </w:rPr>
+        <w:t xml:space="preserve">processing </w:t>
+      </w:r>
+      <w:r>
+        <w:rPr>
+          <w:highlight w:val="white"/>
+        </w:rPr>
+        <w:t xml:space="preserve">easier because tests for single or array values are not necessary. </w:t>
+      </w:r>
+      <w:r>
+        <w:rPr>
+          <w:highlight w:val="white"/>
+        </w:rPr>
+        <w:t>If a property is ‘repeatable’, then assume the implementation is an array</w:t>
+      </w:r>
+      <w:r>
+        <w:rPr>
+          <w:highlight w:val="white"/>
+        </w:rPr>
+        <w:t xml:space="preserve"> (JSON list). </w:t>
+      </w:r>
+    </w:p>
+    <w:p>
+      <w:pPr>
+        <w:pStyle w:val="Heading2"/>
+        <w:rPr>
+          <w:highlight w:val="white"/>
+        </w:rPr>
+      </w:pPr>
+      <w:r>
+        <w:rPr>
+          <w:highlight w:val="white"/>
+        </w:rPr>
+        <w:lastRenderedPageBreak/>
+        <w:t>Namespace prefixes</w:t>
+      </w:r>
+      <w:r>
+        <w:rPr>
+          <w:highlight w:val="white"/>
+        </w:rPr>
+        <w:t xml:space="preserve"> and JSON validation</w:t>
+      </w:r>
+      <w:r>
+        <w:rPr>
+          <w:highlight w:val="white"/>
+        </w:rPr>
+        <w:t xml:space="preserve">.  </w:t>
+      </w:r>
+    </w:p>
+    <w:p>
+      <w:pPr>
+        <w:rPr>
+          <w:highlight w:val="white"/>
+        </w:rPr>
+      </w:pPr>
+      <w:r>
+        <w:rPr>
+          <w:highlight w:val="white"/>
+        </w:rPr>
+        <w:t xml:space="preserve">Namespace prefixes are explicitly used in the example documents so that the JSON schema can validate instance documents. </w:t>
+      </w:r>
+      <w:r>
+        <w:rPr>
+          <w:highlight w:val="white"/>
+        </w:rPr>
+        <w:t>JSON Schema validates the literal JSON structure -- property names, nesting, value types. Several features of JSON-LD can cause a semantically correct document to fail JSON Schema checks</w:t>
+      </w:r>
+      <w:r>
+        <w:rPr>
+          <w:highlight w:val="white"/>
+        </w:rPr>
+        <w:t xml:space="preserve">. </w:t>
+      </w:r>
+      <w:r>
+        <w:rPr>
+          <w:highlight w:val="white"/>
+        </w:rPr>
+        <w:t>The same property can appear as "schema:name", "name", or "http://schema.org/name" depending on the @context. A JSON Schema that checks for "schema:name" will reject a document that uses "name", even though both mean the same thing.</w:t>
+      </w:r>
+      <w:r>
+        <w:rPr>
           <w:highlight w:val="white"/>
         </w:rPr>
         <w:t xml:space="preserve"> </w:t>
@@ -6461,372 +7928,41 @@
         <w:rPr>
           <w:highlight w:val="white"/>
         </w:rPr>
-        <w:t>"http://www.opengis.net/ont/geosparql#"</w:t>
-      </w:r>
-      <w:r>
-        <w:rPr>
-          <w:color w:val="640032"/>
-          <w:highlight w:val="white"/>
-        </w:rPr>
-        <w:t>,</w:t>
-      </w:r>
-      <w:r>
-        <w:rPr>
-          <w:color w:val="000000"/>
-          <w:highlight w:val="white"/>
-        </w:rPr>
-        <w:br/>
-        <w:t xml:space="preserve">    </w:t>
-      </w:r>
-      <w:r>
-        <w:rPr>
-          <w:color w:val="000096"/>
-          <w:highlight w:val="white"/>
-        </w:rPr>
-        <w:t>"spdx"</w:t>
-      </w:r>
-      <w:r>
-        <w:rPr>
-          <w:color w:val="640032"/>
-          <w:highlight w:val="white"/>
-        </w:rPr>
-        <w:t>:</w:t>
-      </w:r>
-      <w:r>
-        <w:rPr>
-          <w:color w:val="000000"/>
-          <w:highlight w:val="white"/>
-        </w:rPr>
-        <w:t xml:space="preserve"> </w:t>
-      </w:r>
-      <w:r>
-        <w:rPr>
-          <w:highlight w:val="white"/>
-        </w:rPr>
-        <w:t>"http://spdx.org/rdf/terms#"</w:t>
-      </w:r>
-      <w:r>
-        <w:rPr>
-          <w:color w:val="640032"/>
-          <w:highlight w:val="white"/>
-        </w:rPr>
-        <w:t>,</w:t>
-      </w:r>
-      <w:r>
-        <w:rPr>
-          <w:color w:val="000000"/>
-          <w:highlight w:val="white"/>
-        </w:rPr>
-        <w:br/>
-        <w:t xml:space="preserve">    </w:t>
-      </w:r>
-      <w:r>
-        <w:rPr>
-          <w:color w:val="000096"/>
-          <w:highlight w:val="white"/>
-        </w:rPr>
-        <w:t>"cdi"</w:t>
-      </w:r>
-      <w:r>
-        <w:rPr>
-          <w:color w:val="640032"/>
-          <w:highlight w:val="white"/>
-        </w:rPr>
-        <w:t>:</w:t>
-      </w:r>
-      <w:r>
-        <w:rPr>
-          <w:color w:val="000000"/>
-          <w:highlight w:val="white"/>
-        </w:rPr>
-        <w:t xml:space="preserve"> </w:t>
-      </w:r>
-      <w:r>
-        <w:rPr>
-          <w:highlight w:val="white"/>
-        </w:rPr>
-        <w:t>"http://ddialliance.org/Specification/DDI-CDI/1.0/RDF/"</w:t>
-      </w:r>
-      <w:r>
-        <w:rPr>
-          <w:color w:val="640032"/>
-          <w:highlight w:val="white"/>
-        </w:rPr>
-        <w:t>,</w:t>
-      </w:r>
-      <w:r>
-        <w:rPr>
-          <w:color w:val="000000"/>
-          <w:highlight w:val="white"/>
-        </w:rPr>
-        <w:br/>
-        <w:t xml:space="preserve">    </w:t>
-      </w:r>
-      <w:r>
-        <w:rPr>
-          <w:color w:val="000096"/>
-          <w:highlight w:val="white"/>
-        </w:rPr>
-        <w:t>"csvw"</w:t>
-      </w:r>
-      <w:r>
-        <w:rPr>
-          <w:color w:val="640032"/>
-          <w:highlight w:val="white"/>
-        </w:rPr>
-        <w:t>:</w:t>
-      </w:r>
-      <w:r>
-        <w:rPr>
-          <w:color w:val="000000"/>
-          <w:highlight w:val="white"/>
-        </w:rPr>
-        <w:t xml:space="preserve"> </w:t>
-      </w:r>
-      <w:r>
-        <w:rPr>
-          <w:highlight w:val="white"/>
-        </w:rPr>
-        <w:t>"http://www.w3.org/ns/csvw#"</w:t>
-      </w:r>
-      <w:r>
-        <w:rPr>
-          <w:color w:val="640032"/>
-          <w:highlight w:val="white"/>
-        </w:rPr>
-        <w:t>,</w:t>
-      </w:r>
-      <w:r>
-        <w:rPr>
-          <w:color w:val="000000"/>
-          <w:highlight w:val="white"/>
-        </w:rPr>
-        <w:br/>
-        <w:t xml:space="preserve">    </w:t>
-      </w:r>
-      <w:r>
-        <w:rPr>
-          <w:color w:val="000096"/>
-          <w:highlight w:val="white"/>
-        </w:rPr>
-        <w:t>"ex"</w:t>
-      </w:r>
-      <w:r>
-        <w:rPr>
-          <w:color w:val="640032"/>
-          <w:highlight w:val="white"/>
-        </w:rPr>
-        <w:t>:</w:t>
-      </w:r>
-      <w:r>
-        <w:rPr>
-          <w:color w:val="000000"/>
-          <w:highlight w:val="white"/>
-        </w:rPr>
-        <w:t xml:space="preserve"> </w:t>
-      </w:r>
-      <w:r>
-        <w:rPr>
-          <w:highlight w:val="white"/>
-        </w:rPr>
-        <w:t>"https://example.org/"</w:t>
-      </w:r>
-      <w:r>
-        <w:rPr>
-          <w:color w:val="640032"/>
-          <w:highlight w:val="white"/>
-        </w:rPr>
-        <w:t>,</w:t>
-      </w:r>
-      <w:r>
-        <w:rPr>
-          <w:color w:val="000000"/>
-          <w:highlight w:val="white"/>
-        </w:rPr>
-        <w:br/>
-        <w:t xml:space="preserve">    </w:t>
-      </w:r>
-      <w:r>
-        <w:rPr>
-          <w:color w:val="000096"/>
-          <w:highlight w:val="white"/>
-        </w:rPr>
-        <w:t>"xsd"</w:t>
-      </w:r>
-      <w:r>
-        <w:rPr>
-          <w:color w:val="640032"/>
-          <w:highlight w:val="white"/>
-        </w:rPr>
-        <w:t>:</w:t>
-      </w:r>
-      <w:r>
-        <w:rPr>
-          <w:color w:val="000000"/>
-          <w:highlight w:val="white"/>
-        </w:rPr>
-        <w:t xml:space="preserve"> </w:t>
-      </w:r>
-      <w:r>
-        <w:rPr>
-          <w:highlight w:val="white"/>
-        </w:rPr>
-        <w:t>"http://www.w3.org/2001/XMLSchema#"</w:t>
-      </w:r>
-      <w:r>
-        <w:rPr>
-          <w:color w:val="640032"/>
-          <w:highlight w:val="white"/>
-        </w:rPr>
-        <w:t>,</w:t>
-      </w:r>
-      <w:r>
-        <w:rPr>
-          <w:color w:val="000000"/>
-          <w:highlight w:val="white"/>
-        </w:rPr>
-        <w:br/>
-        <w:t xml:space="preserve">    </w:t>
-      </w:r>
-      <w:r>
-        <w:rPr>
-          <w:color w:val="000096"/>
-          <w:highlight w:val="white"/>
-        </w:rPr>
-        <w:t>"dcat"</w:t>
-      </w:r>
-      <w:r>
-        <w:rPr>
-          <w:color w:val="640032"/>
-          <w:highlight w:val="white"/>
-        </w:rPr>
-        <w:t>:</w:t>
-      </w:r>
-      <w:r>
-        <w:rPr>
-          <w:color w:val="000000"/>
-          <w:highlight w:val="white"/>
-        </w:rPr>
-        <w:t xml:space="preserve"> </w:t>
-      </w:r>
-      <w:r>
-        <w:rPr>
-          <w:highlight w:val="white"/>
-        </w:rPr>
-        <w:t>"http://www.w3.org/ns/dcat#"</w:t>
-      </w:r>
-      <w:r>
-        <w:rPr>
-          <w:color w:val="640032"/>
-          <w:highlight w:val="white"/>
-        </w:rPr>
-        <w:t>,</w:t>
-      </w:r>
-      <w:r>
-        <w:rPr>
-          <w:color w:val="000000"/>
-          <w:highlight w:val="white"/>
-        </w:rPr>
-        <w:br/>
-        <w:t xml:space="preserve">    </w:t>
-      </w:r>
-      <w:r>
-        <w:rPr>
-          <w:color w:val="000096"/>
-          <w:highlight w:val="white"/>
-        </w:rPr>
-        <w:t>"uri"</w:t>
-      </w:r>
-      <w:r>
-        <w:rPr>
-          <w:color w:val="640032"/>
-          <w:highlight w:val="white"/>
-        </w:rPr>
-        <w:t>:</w:t>
-      </w:r>
-      <w:r>
-        <w:rPr>
-          <w:color w:val="000000"/>
-          <w:highlight w:val="white"/>
-        </w:rPr>
-        <w:t xml:space="preserve"> </w:t>
-      </w:r>
-      <w:r>
-        <w:rPr>
-          <w:highlight w:val="white"/>
-        </w:rPr>
-        <w:t>"urn:"</w:t>
-      </w:r>
-      <w:r>
-        <w:rPr>
-          <w:color w:val="640032"/>
-          <w:highlight w:val="white"/>
-        </w:rPr>
-        <w:t>,</w:t>
-      </w:r>
-      <w:r>
-        <w:rPr>
-          <w:color w:val="000000"/>
-          <w:highlight w:val="white"/>
-        </w:rPr>
-        <w:br/>
-        <w:t xml:space="preserve">    </w:t>
-      </w:r>
-      <w:r>
-        <w:rPr>
-          <w:color w:val="000096"/>
-          <w:highlight w:val="white"/>
-        </w:rPr>
-        <w:t>"prov"</w:t>
-      </w:r>
-      <w:r>
-        <w:rPr>
-          <w:color w:val="640032"/>
-          <w:highlight w:val="white"/>
-        </w:rPr>
-        <w:t>:</w:t>
-      </w:r>
-      <w:r>
-        <w:rPr>
-          <w:color w:val="000000"/>
-          <w:highlight w:val="white"/>
-        </w:rPr>
-        <w:t xml:space="preserve"> </w:t>
-      </w:r>
-      <w:r>
-        <w:rPr>
-          <w:highlight w:val="white"/>
-        </w:rPr>
-        <w:t>"http://www.w3.org/ns/prov#"</w:t>
-      </w:r>
-      <w:r>
-        <w:rPr>
-          <w:color w:val="000000"/>
-          <w:highlight w:val="white"/>
-        </w:rPr>
-        <w:br/>
-        <w:t xml:space="preserve">  </w:t>
-      </w:r>
-      <w:r>
-        <w:rPr>
-          <w:color w:val="282828"/>
-          <w:highlight w:val="white"/>
-        </w:rPr>
-        <w:t>}</w:t>
-      </w:r>
-    </w:p>
-    <w:p>
-      <w:pPr>
-        <w:pStyle w:val="Heading1"/>
-        <w:rPr>
-          <w:highlight w:val="white"/>
-        </w:rPr>
-      </w:pPr>
-      <w:r>
-        <w:rPr>
-          <w:highlight w:val="white"/>
-        </w:rPr>
-        <w:t>Notes on schema.org implementation</w:t>
+        <w:t xml:space="preserve">See </w:t>
+      </w:r>
+      <w:hyperlink r:id="rId25" w:history="1">
+        <w:r>
+          <w:rPr>
+            <w:rStyle w:val="Hyperlink"/>
+          </w:rPr>
+          <w:t>Validating CDIF Profile Metadata</w:t>
+        </w:r>
+      </w:hyperlink>
+      <w:r>
+        <w:t xml:space="preserve"> for a detailed discussion of validation processes for CDIF metadata</w:t>
+      </w:r>
+      <w:r>
+        <w:t xml:space="preserve">, and the use of framing to validate </w:t>
+      </w:r>
+      <w:r>
+        <w:t xml:space="preserve">JSON-LD instances using different </w:t>
+      </w:r>
+      <w:hyperlink r:id="rId26" w:anchor="forms-of-json-ld" w:history="1">
+        <w:r>
+          <w:rPr>
+            <w:rStyle w:val="Hyperlink"/>
+          </w:rPr>
+          <w:t>JSON-LD forms</w:t>
+        </w:r>
+      </w:hyperlink>
+      <w:r>
+        <w:t xml:space="preserve"> or </w:t>
+      </w:r>
+      <w:r>
+        <w:t>custom context documents.</w:t>
+      </w:r>
+      <w:r>
+        <w:t>.</w:t>
       </w:r>
     </w:p>
     <w:p>
@@ -6836,105 +7972,14 @@
           <w:highlight w:val="white"/>
         </w:rPr>
       </w:pPr>
-      <w:r>
-        <w:rPr>
-          <w:highlight w:val="white"/>
-        </w:rPr>
-        <w:t>JSON-LD @type</w:t>
-      </w:r>
-    </w:p>
-    <w:p>
-      <w:pPr>
-        <w:rPr>
-          <w:highlight w:val="white"/>
-        </w:rPr>
-      </w:pPr>
-      <w:r>
-        <w:rPr>
-          <w:highlight w:val="white"/>
-        </w:rPr>
-        <w:t>Repeatable values in arrays</w:t>
-      </w:r>
-      <w:r>
-        <w:rPr>
-          <w:highlight w:val="white"/>
-        </w:rPr>
-        <w:t xml:space="preserve">  @type is always an array to allow for extensions that add additional typing.</w:t>
-      </w:r>
-    </w:p>
-    <w:p>
-      <w:pPr>
-        <w:pStyle w:val="Heading2"/>
-        <w:rPr>
-          <w:highlight w:val="white"/>
-        </w:rPr>
-      </w:pPr>
-      <w:r>
-        <w:rPr>
-          <w:highlight w:val="white"/>
-        </w:rPr>
-        <w:t>Object reference</w:t>
-      </w:r>
-    </w:p>
-    <w:p>
-      <w:r>
-        <w:t>An “object ref” is always a string containing the id of the referenced object.</w:t>
-      </w:r>
-    </w:p>
-    <w:p>
-      <w:pPr>
-        <w:pStyle w:val="Heading2"/>
-        <w:rPr>
-          <w:highlight w:val="white"/>
-        </w:rPr>
-      </w:pPr>
-      <w:r>
-        <w:rPr>
-          <w:highlight w:val="white"/>
-        </w:rPr>
-        <w:t>Namespace prefixes</w:t>
-      </w:r>
-      <w:r>
-        <w:rPr>
-          <w:highlight w:val="white"/>
-        </w:rPr>
-        <w:t xml:space="preserve"> and JSON validation</w:t>
-      </w:r>
-      <w:r>
-        <w:rPr>
-          <w:highlight w:val="white"/>
-        </w:rPr>
-        <w:t xml:space="preserve">.  </w:t>
-      </w:r>
-    </w:p>
-    <w:p>
-      <w:pPr>
-        <w:rPr>
-          <w:highlight w:val="white"/>
-        </w:rPr>
-      </w:pPr>
-      <w:r>
-        <w:rPr>
-          <w:highlight w:val="white"/>
-        </w:rPr>
-        <w:t xml:space="preserve">Namespace prefixes are explicitly used in the example documents so that the JSON schema can validate instance documents. </w:t>
-      </w:r>
-    </w:p>
-    <w:p>
-      <w:pPr>
-        <w:pStyle w:val="Heading2"/>
-        <w:rPr>
-          <w:highlight w:val="white"/>
-        </w:rPr>
-      </w:pPr>
-      <w:bookmarkStart w:id="12" w:name="_Ref226052950"/>
-      <w:r>
-        <w:rPr>
-          <w:highlight w:val="white"/>
-        </w:rPr>
-        <w:t>Uses of dcat:CatalogRecord</w:t>
-      </w:r>
-      <w:bookmarkEnd w:id="12"/>
+      <w:bookmarkStart w:id="15" w:name="_Ref226052950"/>
+      <w:r>
+        <w:rPr>
+          <w:highlight w:val="white"/>
+        </w:rPr>
+        <w:t>Use of dcat:CatalogRecord</w:t>
+      </w:r>
+      <w:bookmarkEnd w:id="15"/>
     </w:p>
     <w:p>
       <w:pPr>
@@ -6973,7 +8018,7 @@
         </w:rPr>
         <w:t>In the RDF serialization, </w:t>
       </w:r>
-      <w:hyperlink r:id="rId23" w:history="1">
+      <w:hyperlink r:id="rId27" w:history="1">
         <w:r>
           <w:rPr>
             <w:rStyle w:val="Hyperlink"/>
@@ -6988,7 +8033,7 @@
         </w:rPr>
         <w:t> metadata records are </w:t>
       </w:r>
-      <w:hyperlink r:id="rId24" w:anchor="node-objects" w:history="1">
+      <w:hyperlink r:id="rId28" w:anchor="node-objects" w:history="1">
         <w:r>
           <w:rPr>
             <w:rStyle w:val="Hyperlink"/>
@@ -7001,7 +8046,7 @@
         <w:rPr>
           <w:highlight w:val="white"/>
         </w:rPr>
-        <w:t>, and include an “@id” keyword with a value that identifies the node, analogous to a primary key in a relational database. This identifier can be interpreted to represent a thing in the world that the metadata record (the ‘node’) is about, or to represent the metadata record (a JSON object) itself.</w:t>
+        <w:t>, and include an "@id" keyword with a value that identifies the node, analogous to a primary key in a relational database. This identifier can be interpreted to represent a thing in the world that the metadata record (the 'node') is about, or to represent the metadata record (a JSON object) itself.</w:t>
       </w:r>
     </w:p>
     <w:p>
@@ -7016,7 +8061,7 @@
         </w:rPr>
         <w:t>To avoid this ambiguity, CDIF adopts the convention that the </w:t>
       </w:r>
-      <w:hyperlink r:id="rId25" w:history="1">
+      <w:hyperlink r:id="rId29" w:history="1">
         <w:r>
           <w:rPr>
             <w:rStyle w:val="Hyperlink"/>
@@ -7066,7 +8111,14 @@
         <w:rPr>
           <w:highlight w:val="white"/>
         </w:rPr>
-        <w:t>A ‘purist’ approach would require a level</w:t>
+        <w:t xml:space="preserve">A 'purist' approach </w:t>
+      </w:r>
+      <w:r>
+        <w:rPr>
+          <w:highlight w:val="white"/>
+        </w:rPr>
+        <w:lastRenderedPageBreak/>
+        <w:t>would require a level</w:t>
       </w:r>
       <w:r>
         <w:rPr>
@@ -7090,7 +8142,7 @@
         <w:rPr>
           <w:highlight w:val="white"/>
         </w:rPr>
-        <w:t>JSON-LD processors don’t do this, so standard practice is to make the @id the identifier for the described resource</w:t>
+        <w:t>JSON-LD processors don't do this, so standard practice is to make the @id the identifier for the described resource</w:t>
       </w:r>
       <w:r>
         <w:rPr>
@@ -7135,7 +8187,7 @@
         </w:rPr>
         <w:t xml:space="preserve">is typed as a schema:Dataset, with additionalType </w:t>
       </w:r>
-      <w:hyperlink r:id="rId26" w:anchor="Class:Catalog_Record" w:history="1">
+      <w:hyperlink r:id="rId30" w:anchor="Class:Catalog_Record" w:history="1">
         <w:r>
           <w:rPr>
             <w:rStyle w:val="Hyperlink"/>
@@ -7166,7 +8218,21 @@
         <w:rPr>
           <w:highlight w:val="white"/>
         </w:rPr>
-        <w:t xml:space="preserve">the Dataset metadata using the subjectOf property, and approach used in the accompanying JSON schema and examples, or implemented as a separate free standing graph node linked to the dataset object via the ‘about’ object reference. </w:t>
+        <w:t xml:space="preserve">the Dataset metadata using the subjectOf property, and approach used in the accompanying JSON schema and examples, or implemented as a separate free standing graph node linked to the dataset object via the 'about' </w:t>
+      </w:r>
+      <w:hyperlink w:anchor="_Object_reference" w:history="1">
+        <w:r>
+          <w:rPr>
+            <w:rStyle w:val="Hyperlink"/>
+          </w:rPr>
+          <w:t>object reference</w:t>
+        </w:r>
+      </w:hyperlink>
+      <w:r>
+        <w:rPr>
+          <w:highlight w:val="white"/>
+        </w:rPr>
+        <w:t xml:space="preserve">. </w:t>
       </w:r>
     </w:p>
     <w:p>
@@ -7623,20 +8689,17 @@
           <w:szCs w:val="20"/>
           <w:highlight w:val="white"/>
         </w:rPr>
-        <w:t>":"ex:URIforNode1",</w:t>
-      </w:r>
-    </w:p>
-    <w:p>
-      <w:pPr>
-        <w:spacing w:after="0" w:line="240" w:lineRule="auto"/>
-        <w:ind w:left="2070" w:hanging="900"/>
+        <w:t>":</w:t>
+      </w:r>
+      <w:r>
         <w:rPr>
           <w:rFonts w:ascii="Courier New" w:hAnsi="Courier New" w:cs="Courier New"/>
           <w:sz w:val="20"/>
           <w:szCs w:val="20"/>
           <w:highlight w:val="white"/>
         </w:rPr>
-      </w:pPr>
+        <w:t>{</w:t>
+      </w:r>
       <w:r>
         <w:rPr>
           <w:rFonts w:ascii="Courier New" w:hAnsi="Courier New" w:cs="Courier New"/>
@@ -7644,7 +8707,7 @@
           <w:szCs w:val="20"/>
           <w:highlight w:val="white"/>
         </w:rPr>
-        <w:t xml:space="preserve">  </w:t>
+        <w:t>"</w:t>
       </w:r>
       <w:r>
         <w:rPr>
@@ -7653,7 +8716,7 @@
           <w:szCs w:val="20"/>
           <w:highlight w:val="white"/>
         </w:rPr>
-        <w:t xml:space="preserve"> </w:t>
+        <w:t>@id</w:t>
       </w:r>
       <w:r>
         <w:rPr>
@@ -7662,20 +8725,17 @@
           <w:szCs w:val="20"/>
           <w:highlight w:val="white"/>
         </w:rPr>
-        <w:t>"description":"metadata about documentation for ex:URIforDescribedResource",</w:t>
-      </w:r>
-    </w:p>
-    <w:p>
-      <w:pPr>
-        <w:spacing w:after="0" w:line="240" w:lineRule="auto"/>
-        <w:ind w:left="720"/>
+        <w:t>"</w:t>
+      </w:r>
+      <w:r>
         <w:rPr>
           <w:rFonts w:ascii="Courier New" w:hAnsi="Courier New" w:cs="Courier New"/>
           <w:sz w:val="20"/>
           <w:szCs w:val="20"/>
           <w:highlight w:val="white"/>
         </w:rPr>
-      </w:pPr>
+        <w:t>:</w:t>
+      </w:r>
       <w:r>
         <w:rPr>
           <w:rFonts w:ascii="Courier New" w:hAnsi="Courier New" w:cs="Courier New"/>
@@ -7683,15 +8743,16 @@
           <w:szCs w:val="20"/>
           <w:highlight w:val="white"/>
         </w:rPr>
-        <w:t>"dcterms:conformsTo":{"@id":"</w:t>
+        <w:t>"ex:URIforNode1"</w:t>
       </w:r>
       <w:r>
         <w:rPr>
           <w:rFonts w:ascii="Courier New" w:hAnsi="Courier New" w:cs="Courier New"/>
           <w:sz w:val="20"/>
           <w:szCs w:val="20"/>
-        </w:rPr>
-        <w:t>https://w3id.org/cdif/discovery/1.0</w:t>
+          <w:highlight w:val="white"/>
+        </w:rPr>
+        <w:t>}</w:t>
       </w:r>
       <w:r>
         <w:rPr>
@@ -7700,13 +8761,13 @@
           <w:szCs w:val="20"/>
           <w:highlight w:val="white"/>
         </w:rPr>
-        <w:t>"}</w:t>
+        <w:t>,</w:t>
       </w:r>
     </w:p>
     <w:p>
       <w:pPr>
         <w:spacing w:after="0" w:line="240" w:lineRule="auto"/>
-        <w:ind w:left="720"/>
+        <w:ind w:left="2070" w:hanging="900"/>
         <w:rPr>
           <w:rFonts w:ascii="Courier New" w:hAnsi="Courier New" w:cs="Courier New"/>
           <w:sz w:val="20"/>
@@ -7721,21 +8782,17 @@
           <w:szCs w:val="20"/>
           <w:highlight w:val="white"/>
         </w:rPr>
-        <w:tab/>
-        <w:t xml:space="preserve">}        </w:t>
-      </w:r>
-    </w:p>
-    <w:p>
-      <w:pPr>
-        <w:spacing w:after="0" w:line="240" w:lineRule="auto"/>
-        <w:ind w:left="720"/>
+        <w:t xml:space="preserve">  </w:t>
+      </w:r>
+      <w:r>
         <w:rPr>
           <w:rFonts w:ascii="Courier New" w:hAnsi="Courier New" w:cs="Courier New"/>
           <w:sz w:val="20"/>
           <w:szCs w:val="20"/>
           <w:highlight w:val="white"/>
         </w:rPr>
-      </w:pPr>
+        <w:t xml:space="preserve"> </w:t>
+      </w:r>
       <w:r>
         <w:rPr>
           <w:rFonts w:ascii="Courier New" w:hAnsi="Courier New" w:cs="Courier New"/>
@@ -7743,6 +8800,87 @@
           <w:szCs w:val="20"/>
           <w:highlight w:val="white"/>
         </w:rPr>
+        <w:t>"description":"metadata about documentation for ex:URIforDescribedResource",</w:t>
+      </w:r>
+    </w:p>
+    <w:p>
+      <w:pPr>
+        <w:spacing w:after="0" w:line="240" w:lineRule="auto"/>
+        <w:ind w:left="720"/>
+        <w:rPr>
+          <w:rFonts w:ascii="Courier New" w:hAnsi="Courier New" w:cs="Courier New"/>
+          <w:sz w:val="20"/>
+          <w:szCs w:val="20"/>
+          <w:highlight w:val="white"/>
+        </w:rPr>
+      </w:pPr>
+      <w:r>
+        <w:rPr>
+          <w:rFonts w:ascii="Courier New" w:hAnsi="Courier New" w:cs="Courier New"/>
+          <w:sz w:val="20"/>
+          <w:szCs w:val="20"/>
+          <w:highlight w:val="white"/>
+        </w:rPr>
+        <w:t>"dcterms:conformsTo":{"@id":"</w:t>
+      </w:r>
+      <w:r>
+        <w:rPr>
+          <w:rFonts w:ascii="Courier New" w:hAnsi="Courier New" w:cs="Courier New"/>
+          <w:sz w:val="20"/>
+          <w:szCs w:val="20"/>
+        </w:rPr>
+        <w:t>https://w3id.org/cdif/discovery/1.0</w:t>
+      </w:r>
+      <w:r>
+        <w:rPr>
+          <w:rFonts w:ascii="Courier New" w:hAnsi="Courier New" w:cs="Courier New"/>
+          <w:sz w:val="20"/>
+          <w:szCs w:val="20"/>
+          <w:highlight w:val="white"/>
+        </w:rPr>
+        <w:t>"}</w:t>
+      </w:r>
+    </w:p>
+    <w:p>
+      <w:pPr>
+        <w:spacing w:after="0" w:line="240" w:lineRule="auto"/>
+        <w:ind w:left="720"/>
+        <w:rPr>
+          <w:rFonts w:ascii="Courier New" w:hAnsi="Courier New" w:cs="Courier New"/>
+          <w:sz w:val="20"/>
+          <w:szCs w:val="20"/>
+          <w:highlight w:val="white"/>
+        </w:rPr>
+      </w:pPr>
+      <w:r>
+        <w:rPr>
+          <w:rFonts w:ascii="Courier New" w:hAnsi="Courier New" w:cs="Courier New"/>
+          <w:sz w:val="20"/>
+          <w:szCs w:val="20"/>
+          <w:highlight w:val="white"/>
+        </w:rPr>
+        <w:tab/>
+        <w:t xml:space="preserve">}        </w:t>
+      </w:r>
+    </w:p>
+    <w:p>
+      <w:pPr>
+        <w:spacing w:after="0" w:line="240" w:lineRule="auto"/>
+        <w:ind w:left="720"/>
+        <w:rPr>
+          <w:rFonts w:ascii="Courier New" w:hAnsi="Courier New" w:cs="Courier New"/>
+          <w:sz w:val="20"/>
+          <w:szCs w:val="20"/>
+          <w:highlight w:val="white"/>
+        </w:rPr>
+      </w:pPr>
+      <w:r>
+        <w:rPr>
+          <w:rFonts w:ascii="Courier New" w:hAnsi="Courier New" w:cs="Courier New"/>
+          <w:sz w:val="20"/>
+          <w:szCs w:val="20"/>
+          <w:highlight w:val="white"/>
+        </w:rPr>
         <w:t xml:space="preserve">   }</w:t>
       </w:r>
     </w:p>
@@ -7767,13 +8905,6 @@
     </w:p>
     <w:p>
       <w:pPr>
-        <w:rPr>
-          <w:highlight w:val="white"/>
-        </w:rPr>
-      </w:pPr>
-    </w:p>
-    <w:p>
-      <w:pPr>
         <w:pStyle w:val="Heading2"/>
         <w:rPr>
           <w:highlight w:val="white"/>
@@ -7796,13 +8927,1509 @@
         <w:rPr>
           <w:highlight w:val="white"/>
         </w:rPr>
-        <w:tab/>
-        <w:t>variableMeasured, identifier, additionalProperty</w:t>
-      </w:r>
+        <w:t>The schema.org PropertyValue</w:t>
+      </w:r>
+      <w:r>
+        <w:rPr>
+          <w:highlight w:val="white"/>
+        </w:rPr>
+        <w:t xml:space="preserve"> type is used in several different contexts </w:t>
+      </w:r>
+      <w:r>
+        <w:rPr>
+          <w:highlight w:val="white"/>
+        </w:rPr>
+        <w:t xml:space="preserve">in the implementation of CDIF metadata. This </w:t>
+      </w:r>
+      <w:r>
+        <w:rPr>
+          <w:highlight w:val="white"/>
+        </w:rPr>
+        <w:t xml:space="preserve">is a result of how the expected values for some important properties are defined in schema.org. </w:t>
+      </w:r>
+      <w:r>
+        <w:rPr>
+          <w:highlight w:val="white"/>
+        </w:rPr>
+        <w:t xml:space="preserve"> In the Discovery profile, PropertyValue is </w:t>
+      </w:r>
+      <w:r>
+        <w:rPr>
+          <w:highlight w:val="white"/>
+        </w:rPr>
+        <w:lastRenderedPageBreak/>
+        <w:t>an allowed</w:t>
+      </w:r>
+      <w:r>
+        <w:rPr>
+          <w:highlight w:val="white"/>
+        </w:rPr>
+        <w:t xml:space="preserve"> value type for variableMeasured and for </w:t>
+      </w:r>
+      <w:r>
+        <w:rPr>
+          <w:highlight w:val="white"/>
+        </w:rPr>
+        <w:t xml:space="preserve">identifier. In </w:t>
+      </w:r>
+      <w:r>
+        <w:rPr>
+          <w:highlight w:val="white"/>
+        </w:rPr>
+        <w:t xml:space="preserve">some more advanced </w:t>
+      </w:r>
+      <w:r>
+        <w:rPr>
+          <w:highlight w:val="white"/>
+        </w:rPr>
+        <w:t xml:space="preserve"> profile</w:t>
+      </w:r>
+      <w:r>
+        <w:rPr>
+          <w:highlight w:val="white"/>
+        </w:rPr>
+        <w:t xml:space="preserve">s, </w:t>
+      </w:r>
+      <w:r>
+        <w:rPr>
+          <w:highlight w:val="white"/>
+        </w:rPr>
+        <w:t>PropertyValue is also an allowed value for additionalProperty.</w:t>
+      </w:r>
+    </w:p>
+    <w:p>
+      <w:pPr>
+        <w:rPr>
+          <w:highlight w:val="white"/>
+        </w:rPr>
+      </w:pPr>
+      <w:r>
+        <w:rPr>
+          <w:highlight w:val="white"/>
+        </w:rPr>
+        <w:t>The following table compared the properties and requirements for this schema.org type in these different contexts.</w:t>
+      </w:r>
+    </w:p>
+    <w:tbl>
+      <w:tblPr>
+        <w:tblStyle w:val="TableGrid"/>
+        <w:tblW w:w="0" w:type="auto"/>
+        <w:jc w:val="center"/>
+        <w:tblLook w:val="04A0" w:firstRow="1" w:lastRow="0" w:firstColumn="1" w:lastColumn="0" w:noHBand="0" w:noVBand="1"/>
+      </w:tblPr>
+      <w:tblGrid>
+        <w:gridCol w:w="2633"/>
+        <w:gridCol w:w="2348"/>
+        <w:gridCol w:w="1132"/>
+        <w:gridCol w:w="1596"/>
+        <w:gridCol w:w="1641"/>
+      </w:tblGrid>
+      <w:tr>
+        <w:trPr>
+          <w:cantSplit/>
+          <w:tblHeader/>
+          <w:jc w:val="center"/>
+        </w:trPr>
+        <w:tc>
+          <w:tcPr>
+            <w:tcW w:w="1885" w:type="dxa"/>
+            <w:shd w:val="clear" w:color="auto" w:fill="4472C4"/>
+          </w:tcPr>
+          <w:p>
+            <w:pPr>
+              <w:jc w:val="center"/>
+            </w:pPr>
+            <w:r>
+              <w:rPr>
+                <w:b/>
+                <w:color w:val="FFFFFF"/>
+                <w:sz w:val="16"/>
+              </w:rPr>
+              <w:t>Property</w:t>
+            </w:r>
+          </w:p>
+        </w:tc>
+        <w:tc>
+          <w:tcPr>
+            <w:tcW w:w="2904" w:type="dxa"/>
+            <w:shd w:val="clear" w:color="auto" w:fill="4472C4"/>
+          </w:tcPr>
+          <w:p>
+            <w:pPr>
+              <w:jc w:val="center"/>
+            </w:pPr>
+            <w:r>
+              <w:rPr>
+                <w:b/>
+                <w:color w:val="FFFFFF"/>
+                <w:sz w:val="16"/>
+              </w:rPr>
+              <w:t>Description</w:t>
+            </w:r>
+          </w:p>
+        </w:tc>
+        <w:tc>
+          <w:tcPr>
+            <w:tcW w:w="1226" w:type="dxa"/>
+            <w:shd w:val="clear" w:color="auto" w:fill="4472C4"/>
+          </w:tcPr>
+          <w:p>
+            <w:pPr>
+              <w:jc w:val="center"/>
+            </w:pPr>
+            <w:r>
+              <w:rPr>
+                <w:b/>
+                <w:color w:val="FFFFFF"/>
+                <w:sz w:val="16"/>
+              </w:rPr>
+              <w:t>identifier</w:t>
+            </w:r>
+          </w:p>
+        </w:tc>
+        <w:tc>
+          <w:tcPr>
+            <w:tcW w:w="1647" w:type="dxa"/>
+            <w:shd w:val="clear" w:color="auto" w:fill="4472C4"/>
+          </w:tcPr>
+          <w:p>
+            <w:pPr>
+              <w:jc w:val="center"/>
+            </w:pPr>
+            <w:r>
+              <w:rPr>
+                <w:b/>
+                <w:color w:val="FFFFFF"/>
+                <w:sz w:val="16"/>
+              </w:rPr>
+              <w:t>variableMeasured</w:t>
+            </w:r>
+          </w:p>
+        </w:tc>
+        <w:tc>
+          <w:tcPr>
+            <w:tcW w:w="1688" w:type="dxa"/>
+            <w:shd w:val="clear" w:color="auto" w:fill="4472C4"/>
+          </w:tcPr>
+          <w:p>
+            <w:pPr>
+              <w:jc w:val="center"/>
+            </w:pPr>
+            <w:r>
+              <w:rPr>
+                <w:b/>
+                <w:color w:val="FFFFFF"/>
+                <w:sz w:val="16"/>
+              </w:rPr>
+              <w:t>additionalProperty</w:t>
+            </w:r>
+          </w:p>
+        </w:tc>
+      </w:tr>
+      <w:tr>
+        <w:trPr>
+          <w:jc w:val="center"/>
+        </w:trPr>
+        <w:tc>
+          <w:tcPr>
+            <w:tcW w:w="1885" w:type="dxa"/>
+          </w:tcPr>
+          <w:p>
+            <w:r>
+              <w:rPr>
+                <w:b/>
+                <w:sz w:val="16"/>
+              </w:rPr>
+              <w:t>@type</w:t>
+            </w:r>
+          </w:p>
+        </w:tc>
+        <w:tc>
+          <w:tcPr>
+            <w:tcW w:w="2904" w:type="dxa"/>
+          </w:tcPr>
+          <w:p>
+            <w:r>
+              <w:rPr>
+                <w:sz w:val="14"/>
+              </w:rPr>
+              <w:t>Type declaration (must contain schema:PropertyValue)</w:t>
+            </w:r>
+          </w:p>
+        </w:tc>
+        <w:tc>
+          <w:tcPr>
+            <w:tcW w:w="1226" w:type="dxa"/>
+          </w:tcPr>
+          <w:p>
+            <w:r>
+              <w:rPr>
+                <w:b/>
+                <w:sz w:val="14"/>
+              </w:rPr>
+              <w:t>1..*</w:t>
+            </w:r>
+            <w:r>
+              <w:rPr>
+                <w:b/>
+                <w:sz w:val="14"/>
+              </w:rPr>
+              <w:br/>
+              <w:t>required</w:t>
+            </w:r>
+            <w:r>
+              <w:rPr>
+                <w:color w:val="646464"/>
+                <w:sz w:val="13"/>
+              </w:rPr>
+              <w:br/>
+              <w:t>contains: PropertyValue</w:t>
+            </w:r>
+          </w:p>
+        </w:tc>
+        <w:tc>
+          <w:tcPr>
+            <w:tcW w:w="1647" w:type="dxa"/>
+          </w:tcPr>
+          <w:p>
+            <w:r>
+              <w:rPr>
+                <w:b/>
+                <w:sz w:val="14"/>
+              </w:rPr>
+              <w:t>1..*</w:t>
+            </w:r>
+            <w:r>
+              <w:rPr>
+                <w:b/>
+                <w:sz w:val="14"/>
+              </w:rPr>
+              <w:br/>
+              <w:t>required</w:t>
+            </w:r>
+            <w:r>
+              <w:rPr>
+                <w:color w:val="646464"/>
+                <w:sz w:val="13"/>
+              </w:rPr>
+              <w:br/>
+              <w:t>contains: PropertyValue</w:t>
+            </w:r>
+          </w:p>
+        </w:tc>
+        <w:tc>
+          <w:tcPr>
+            <w:tcW w:w="1688" w:type="dxa"/>
+          </w:tcPr>
+          <w:p>
+            <w:r>
+              <w:rPr>
+                <w:b/>
+                <w:sz w:val="14"/>
+              </w:rPr>
+              <w:t>1..*</w:t>
+            </w:r>
+            <w:r>
+              <w:rPr>
+                <w:b/>
+                <w:sz w:val="14"/>
+              </w:rPr>
+              <w:br/>
+              <w:t>required</w:t>
+            </w:r>
+            <w:r>
+              <w:rPr>
+                <w:color w:val="646464"/>
+                <w:sz w:val="13"/>
+              </w:rPr>
+              <w:br/>
+              <w:t>contains: PropertyValue</w:t>
+            </w:r>
+          </w:p>
+        </w:tc>
+      </w:tr>
+      <w:tr>
+        <w:trPr>
+          <w:jc w:val="center"/>
+        </w:trPr>
+        <w:tc>
+          <w:tcPr>
+            <w:tcW w:w="1885" w:type="dxa"/>
+          </w:tcPr>
+          <w:p>
+            <w:r>
+              <w:rPr>
+                <w:b/>
+                <w:sz w:val="16"/>
+              </w:rPr>
+              <w:t>@id</w:t>
+            </w:r>
+          </w:p>
+        </w:tc>
+        <w:tc>
+          <w:tcPr>
+            <w:tcW w:w="2904" w:type="dxa"/>
+          </w:tcPr>
+          <w:p>
+            <w:r>
+              <w:rPr>
+                <w:sz w:val="14"/>
+              </w:rPr>
+              <w:t>URI identifier for this node</w:t>
+            </w:r>
+          </w:p>
+        </w:tc>
+        <w:tc>
+          <w:tcPr>
+            <w:tcW w:w="1226" w:type="dxa"/>
+            <w:shd w:val="clear" w:color="auto" w:fill="F2F2F2"/>
+          </w:tcPr>
+          <w:p>
+            <w:pPr>
+              <w:jc w:val="center"/>
+            </w:pPr>
+            <w:r>
+              <w:rPr>
+                <w:color w:val="B4B4B4"/>
+                <w:sz w:val="14"/>
+              </w:rPr>
+              <w:t>-</w:t>
+            </w:r>
+          </w:p>
+        </w:tc>
+        <w:tc>
+          <w:tcPr>
+            <w:tcW w:w="1647" w:type="dxa"/>
+          </w:tcPr>
+          <w:p>
+            <w:r>
+              <w:rPr>
+                <w:sz w:val="14"/>
+              </w:rPr>
+              <w:t>0..1</w:t>
+            </w:r>
+            <w:r>
+              <w:rPr>
+                <w:color w:val="646464"/>
+                <w:sz w:val="13"/>
+              </w:rPr>
+              <w:br/>
+              <w:t>string</w:t>
+            </w:r>
+          </w:p>
+        </w:tc>
+        <w:tc>
+          <w:tcPr>
+            <w:tcW w:w="1688" w:type="dxa"/>
+            <w:shd w:val="clear" w:color="auto" w:fill="F2F2F2"/>
+          </w:tcPr>
+          <w:p>
+            <w:pPr>
+              <w:jc w:val="center"/>
+            </w:pPr>
+            <w:r>
+              <w:rPr>
+                <w:color w:val="B4B4B4"/>
+                <w:sz w:val="14"/>
+              </w:rPr>
+              <w:t>-</w:t>
+            </w:r>
+          </w:p>
+        </w:tc>
+      </w:tr>
+      <w:tr>
+        <w:trPr>
+          <w:jc w:val="center"/>
+        </w:trPr>
+        <w:tc>
+          <w:tcPr>
+            <w:tcW w:w="1885" w:type="dxa"/>
+          </w:tcPr>
+          <w:p>
+            <w:r>
+              <w:rPr>
+                <w:b/>
+                <w:sz w:val="16"/>
+              </w:rPr>
+              <w:t>schema:name</w:t>
+            </w:r>
+          </w:p>
+        </w:tc>
+        <w:tc>
+          <w:tcPr>
+            <w:tcW w:w="2904" w:type="dxa"/>
+          </w:tcPr>
+          <w:p>
+            <w:r>
+              <w:rPr>
+                <w:sz w:val="14"/>
+              </w:rPr>
+              <w:t>Human-readable label</w:t>
+            </w:r>
+          </w:p>
+        </w:tc>
+        <w:tc>
+          <w:tcPr>
+            <w:tcW w:w="1226" w:type="dxa"/>
+            <w:shd w:val="clear" w:color="auto" w:fill="F2F2F2"/>
+          </w:tcPr>
+          <w:p>
+            <w:pPr>
+              <w:jc w:val="center"/>
+            </w:pPr>
+            <w:r>
+              <w:rPr>
+                <w:color w:val="B4B4B4"/>
+                <w:sz w:val="14"/>
+              </w:rPr>
+              <w:t>-</w:t>
+            </w:r>
+          </w:p>
+        </w:tc>
+        <w:tc>
+          <w:tcPr>
+            <w:tcW w:w="1647" w:type="dxa"/>
+          </w:tcPr>
+          <w:p>
+            <w:r>
+              <w:rPr>
+                <w:b/>
+                <w:sz w:val="14"/>
+              </w:rPr>
+              <w:t>1</w:t>
+            </w:r>
+            <w:r>
+              <w:rPr>
+                <w:b/>
+                <w:sz w:val="14"/>
+              </w:rPr>
+              <w:br/>
+              <w:t>required</w:t>
+            </w:r>
+            <w:r>
+              <w:rPr>
+                <w:color w:val="646464"/>
+                <w:sz w:val="13"/>
+              </w:rPr>
+              <w:br/>
+              <w:t>string</w:t>
+            </w:r>
+          </w:p>
+        </w:tc>
+        <w:tc>
+          <w:tcPr>
+            <w:tcW w:w="1688" w:type="dxa"/>
+          </w:tcPr>
+          <w:p>
+            <w:r>
+              <w:rPr>
+                <w:b/>
+                <w:sz w:val="14"/>
+              </w:rPr>
+              <w:t>1</w:t>
+            </w:r>
+            <w:r>
+              <w:rPr>
+                <w:b/>
+                <w:sz w:val="14"/>
+              </w:rPr>
+              <w:br/>
+              <w:t>required</w:t>
+            </w:r>
+            <w:r>
+              <w:rPr>
+                <w:color w:val="646464"/>
+                <w:sz w:val="13"/>
+              </w:rPr>
+              <w:br/>
+              <w:t>string</w:t>
+            </w:r>
+          </w:p>
+        </w:tc>
+      </w:tr>
+      <w:tr>
+        <w:trPr>
+          <w:jc w:val="center"/>
+        </w:trPr>
+        <w:tc>
+          <w:tcPr>
+            <w:tcW w:w="1885" w:type="dxa"/>
+          </w:tcPr>
+          <w:p>
+            <w:r>
+              <w:rPr>
+                <w:b/>
+                <w:sz w:val="16"/>
+              </w:rPr>
+              <w:t>schema:description</w:t>
+            </w:r>
+          </w:p>
+        </w:tc>
+        <w:tc>
+          <w:tcPr>
+            <w:tcW w:w="2904" w:type="dxa"/>
+          </w:tcPr>
+          <w:p>
+            <w:r>
+              <w:rPr>
+                <w:sz w:val="14"/>
+              </w:rPr>
+              <w:t>Textual description</w:t>
+            </w:r>
+          </w:p>
+        </w:tc>
+        <w:tc>
+          <w:tcPr>
+            <w:tcW w:w="1226" w:type="dxa"/>
+            <w:shd w:val="clear" w:color="auto" w:fill="F2F2F2"/>
+          </w:tcPr>
+          <w:p>
+            <w:pPr>
+              <w:jc w:val="center"/>
+            </w:pPr>
+            <w:r>
+              <w:rPr>
+                <w:color w:val="B4B4B4"/>
+                <w:sz w:val="14"/>
+              </w:rPr>
+              <w:t>-</w:t>
+            </w:r>
+          </w:p>
+        </w:tc>
+        <w:tc>
+          <w:tcPr>
+            <w:tcW w:w="1647" w:type="dxa"/>
+          </w:tcPr>
+          <w:p>
+            <w:r>
+              <w:rPr>
+                <w:sz w:val="14"/>
+              </w:rPr>
+              <w:t>0..1</w:t>
+            </w:r>
+            <w:r>
+              <w:rPr>
+                <w:color w:val="646464"/>
+                <w:sz w:val="13"/>
+              </w:rPr>
+              <w:br/>
+              <w:t>string, default: "missing"</w:t>
+            </w:r>
+          </w:p>
+        </w:tc>
+        <w:tc>
+          <w:tcPr>
+            <w:tcW w:w="1688" w:type="dxa"/>
+            <w:shd w:val="clear" w:color="auto" w:fill="F2F2F2"/>
+          </w:tcPr>
+          <w:p>
+            <w:pPr>
+              <w:jc w:val="center"/>
+            </w:pPr>
+            <w:r>
+              <w:rPr>
+                <w:color w:val="B4B4B4"/>
+                <w:sz w:val="14"/>
+              </w:rPr>
+              <w:t>-</w:t>
+            </w:r>
+          </w:p>
+        </w:tc>
+      </w:tr>
+      <w:tr>
+        <w:trPr>
+          <w:jc w:val="center"/>
+        </w:trPr>
+        <w:tc>
+          <w:tcPr>
+            <w:tcW w:w="1885" w:type="dxa"/>
+          </w:tcPr>
+          <w:p>
+            <w:r>
+              <w:rPr>
+                <w:b/>
+                <w:sz w:val="16"/>
+              </w:rPr>
+              <w:t>schema:alternateName</w:t>
+            </w:r>
+          </w:p>
+        </w:tc>
+        <w:tc>
+          <w:tcPr>
+            <w:tcW w:w="2904" w:type="dxa"/>
+          </w:tcPr>
+          <w:p>
+            <w:r>
+              <w:rPr>
+                <w:sz w:val="14"/>
+              </w:rPr>
+              <w:t>Alternative names</w:t>
+            </w:r>
+          </w:p>
+        </w:tc>
+        <w:tc>
+          <w:tcPr>
+            <w:tcW w:w="1226" w:type="dxa"/>
+            <w:shd w:val="clear" w:color="auto" w:fill="F2F2F2"/>
+          </w:tcPr>
+          <w:p>
+            <w:pPr>
+              <w:jc w:val="center"/>
+            </w:pPr>
+            <w:r>
+              <w:rPr>
+                <w:color w:val="B4B4B4"/>
+                <w:sz w:val="14"/>
+              </w:rPr>
+              <w:t>-</w:t>
+            </w:r>
+          </w:p>
+        </w:tc>
+        <w:tc>
+          <w:tcPr>
+            <w:tcW w:w="1647" w:type="dxa"/>
+          </w:tcPr>
+          <w:p>
+            <w:r>
+              <w:rPr>
+                <w:sz w:val="14"/>
+              </w:rPr>
+              <w:t>0..*</w:t>
+            </w:r>
+            <w:r>
+              <w:rPr>
+                <w:color w:val="646464"/>
+                <w:sz w:val="13"/>
+              </w:rPr>
+              <w:br/>
+              <w:t>array of strings</w:t>
+            </w:r>
+          </w:p>
+        </w:tc>
+        <w:tc>
+          <w:tcPr>
+            <w:tcW w:w="1688" w:type="dxa"/>
+            <w:shd w:val="clear" w:color="auto" w:fill="F2F2F2"/>
+          </w:tcPr>
+          <w:p>
+            <w:pPr>
+              <w:jc w:val="center"/>
+            </w:pPr>
+            <w:r>
+              <w:rPr>
+                <w:color w:val="B4B4B4"/>
+                <w:sz w:val="14"/>
+              </w:rPr>
+              <w:t>-</w:t>
+            </w:r>
+          </w:p>
+        </w:tc>
+      </w:tr>
+      <w:tr>
+        <w:trPr>
+          <w:jc w:val="center"/>
+        </w:trPr>
+        <w:tc>
+          <w:tcPr>
+            <w:tcW w:w="1885" w:type="dxa"/>
+          </w:tcPr>
+          <w:p>
+            <w:r>
+              <w:rPr>
+                <w:b/>
+                <w:sz w:val="16"/>
+              </w:rPr>
+              <w:t>schema:propertyID</w:t>
+            </w:r>
+          </w:p>
+        </w:tc>
+        <w:tc>
+          <w:tcPr>
+            <w:tcW w:w="2904" w:type="dxa"/>
+          </w:tcPr>
+          <w:p>
+            <w:r>
+              <w:rPr>
+                <w:sz w:val="14"/>
+              </w:rPr>
+              <w:t>Identifier for the property concept</w:t>
+            </w:r>
+          </w:p>
+        </w:tc>
+        <w:tc>
+          <w:tcPr>
+            <w:tcW w:w="1226" w:type="dxa"/>
+          </w:tcPr>
+          <w:p>
+            <w:r>
+              <w:rPr>
+                <w:sz w:val="14"/>
+              </w:rPr>
+              <w:t>0..1</w:t>
+            </w:r>
+            <w:r>
+              <w:rPr>
+                <w:color w:val="646464"/>
+                <w:sz w:val="13"/>
+              </w:rPr>
+              <w:br/>
+              <w:t>string</w:t>
+            </w:r>
+            <w:r>
+              <w:rPr>
+                <w:color w:val="646464"/>
+                <w:sz w:val="13"/>
+              </w:rPr>
+              <w:br/>
+              <w:t>(identifier scheme name)</w:t>
+            </w:r>
+          </w:p>
+        </w:tc>
+        <w:tc>
+          <w:tcPr>
+            <w:tcW w:w="1647" w:type="dxa"/>
+          </w:tcPr>
+          <w:p>
+            <w:r>
+              <w:rPr>
+                <w:sz w:val="14"/>
+              </w:rPr>
+              <w:t>0..*</w:t>
+            </w:r>
+            <w:r>
+              <w:rPr>
+                <w:color w:val="646464"/>
+                <w:sz w:val="13"/>
+              </w:rPr>
+              <w:br/>
+              <w:t>array of: string | {@id} | DefinedTerm</w:t>
+            </w:r>
+          </w:p>
+        </w:tc>
+        <w:tc>
+          <w:tcPr>
+            <w:tcW w:w="1688" w:type="dxa"/>
+          </w:tcPr>
+          <w:p>
+            <w:r>
+              <w:rPr>
+                <w:b/>
+                <w:sz w:val="14"/>
+              </w:rPr>
+              <w:t>1..*</w:t>
+            </w:r>
+            <w:r>
+              <w:rPr>
+                <w:b/>
+                <w:sz w:val="14"/>
+              </w:rPr>
+              <w:br/>
+              <w:t>required</w:t>
+            </w:r>
+            <w:r>
+              <w:rPr>
+                <w:color w:val="646464"/>
+                <w:sz w:val="13"/>
+              </w:rPr>
+              <w:br/>
+              <w:t>array of: string | {@id} | DefinedTerm;</w:t>
+            </w:r>
+            <w:r>
+              <w:rPr>
+                <w:color w:val="646464"/>
+                <w:sz w:val="13"/>
+              </w:rPr>
+              <w:br/>
+              <w:t>minItems: 1</w:t>
+            </w:r>
+          </w:p>
+        </w:tc>
+      </w:tr>
+      <w:tr>
+        <w:trPr>
+          <w:jc w:val="center"/>
+        </w:trPr>
+        <w:tc>
+          <w:tcPr>
+            <w:tcW w:w="1885" w:type="dxa"/>
+          </w:tcPr>
+          <w:p>
+            <w:r>
+              <w:rPr>
+                <w:b/>
+                <w:sz w:val="16"/>
+              </w:rPr>
+              <w:t>schema:value</w:t>
+            </w:r>
+          </w:p>
+        </w:tc>
+        <w:tc>
+          <w:tcPr>
+            <w:tcW w:w="2904" w:type="dxa"/>
+          </w:tcPr>
+          <w:p>
+            <w:r>
+              <w:rPr>
+                <w:sz w:val="14"/>
+              </w:rPr>
+              <w:t>The property value</w:t>
+            </w:r>
+          </w:p>
+        </w:tc>
+        <w:tc>
+          <w:tcPr>
+            <w:tcW w:w="1226" w:type="dxa"/>
+          </w:tcPr>
+          <w:p>
+            <w:r>
+              <w:rPr>
+                <w:sz w:val="14"/>
+              </w:rPr>
+              <w:t>0..1</w:t>
+            </w:r>
+            <w:r>
+              <w:rPr>
+                <w:sz w:val="14"/>
+              </w:rPr>
+              <w:br/>
+              <w:t>(conditional)</w:t>
+            </w:r>
+            <w:r>
+              <w:rPr>
+                <w:color w:val="646464"/>
+                <w:sz w:val="13"/>
+              </w:rPr>
+              <w:br/>
+              <w:t>string;</w:t>
+            </w:r>
+            <w:r>
+              <w:rPr>
+                <w:color w:val="646464"/>
+                <w:sz w:val="13"/>
+              </w:rPr>
+              <w:br/>
+              <w:t>required if no schema:url</w:t>
+            </w:r>
+          </w:p>
+        </w:tc>
+        <w:tc>
+          <w:tcPr>
+            <w:tcW w:w="1647" w:type="dxa"/>
+            <w:shd w:val="clear" w:color="auto" w:fill="F2F2F2"/>
+          </w:tcPr>
+          <w:p>
+            <w:pPr>
+              <w:jc w:val="center"/>
+            </w:pPr>
+            <w:r>
+              <w:rPr>
+                <w:color w:val="B4B4B4"/>
+                <w:sz w:val="14"/>
+              </w:rPr>
+              <w:t>-</w:t>
+            </w:r>
+          </w:p>
+        </w:tc>
+        <w:tc>
+          <w:tcPr>
+            <w:tcW w:w="1688" w:type="dxa"/>
+          </w:tcPr>
+          <w:p>
+            <w:r>
+              <w:rPr>
+                <w:b/>
+                <w:sz w:val="14"/>
+              </w:rPr>
+              <w:t>1</w:t>
+            </w:r>
+            <w:r>
+              <w:rPr>
+                <w:b/>
+                <w:sz w:val="14"/>
+              </w:rPr>
+              <w:br/>
+              <w:t>required</w:t>
+            </w:r>
+            <w:r>
+              <w:rPr>
+                <w:color w:val="646464"/>
+                <w:sz w:val="13"/>
+              </w:rPr>
+              <w:br/>
+              <w:t>string | number | boolean | object</w:t>
+            </w:r>
+          </w:p>
+        </w:tc>
+      </w:tr>
+      <w:tr>
+        <w:trPr>
+          <w:jc w:val="center"/>
+        </w:trPr>
+        <w:tc>
+          <w:tcPr>
+            <w:tcW w:w="1885" w:type="dxa"/>
+          </w:tcPr>
+          <w:p>
+            <w:r>
+              <w:rPr>
+                <w:b/>
+                <w:sz w:val="16"/>
+              </w:rPr>
+              <w:t>schema:url</w:t>
+            </w:r>
+          </w:p>
+        </w:tc>
+        <w:tc>
+          <w:tcPr>
+            <w:tcW w:w="2904" w:type="dxa"/>
+          </w:tcPr>
+          <w:p>
+            <w:r>
+              <w:rPr>
+                <w:sz w:val="14"/>
+              </w:rPr>
+              <w:t>Web-resolvable URL</w:t>
+            </w:r>
+          </w:p>
+        </w:tc>
+        <w:tc>
+          <w:tcPr>
+            <w:tcW w:w="1226" w:type="dxa"/>
+          </w:tcPr>
+          <w:p>
+            <w:r>
+              <w:rPr>
+                <w:sz w:val="14"/>
+              </w:rPr>
+              <w:t>0..1</w:t>
+            </w:r>
+            <w:r>
+              <w:rPr>
+                <w:sz w:val="14"/>
+              </w:rPr>
+              <w:br/>
+              <w:t>(conditional)</w:t>
+            </w:r>
+            <w:r>
+              <w:rPr>
+                <w:color w:val="646464"/>
+                <w:sz w:val="13"/>
+              </w:rPr>
+              <w:br/>
+              <w:t>string (uri format);</w:t>
+            </w:r>
+            <w:r>
+              <w:rPr>
+                <w:color w:val="646464"/>
+                <w:sz w:val="13"/>
+              </w:rPr>
+              <w:br/>
+              <w:t>required if no schema:value</w:t>
+            </w:r>
+          </w:p>
+        </w:tc>
+        <w:tc>
+          <w:tcPr>
+            <w:tcW w:w="1647" w:type="dxa"/>
+          </w:tcPr>
+          <w:p>
+            <w:r>
+              <w:rPr>
+                <w:sz w:val="14"/>
+              </w:rPr>
+              <w:t>0..1</w:t>
+            </w:r>
+            <w:r>
+              <w:rPr>
+                <w:color w:val="646464"/>
+                <w:sz w:val="13"/>
+              </w:rPr>
+              <w:br/>
+              <w:t>string (uri) | LabeledLink</w:t>
+            </w:r>
+          </w:p>
+        </w:tc>
+        <w:tc>
+          <w:tcPr>
+            <w:tcW w:w="1688" w:type="dxa"/>
+            <w:shd w:val="clear" w:color="auto" w:fill="F2F2F2"/>
+          </w:tcPr>
+          <w:p>
+            <w:pPr>
+              <w:jc w:val="center"/>
+            </w:pPr>
+            <w:r>
+              <w:rPr>
+                <w:color w:val="B4B4B4"/>
+                <w:sz w:val="14"/>
+              </w:rPr>
+              <w:t>-</w:t>
+            </w:r>
+          </w:p>
+        </w:tc>
+      </w:tr>
+      <w:tr>
+        <w:trPr>
+          <w:jc w:val="center"/>
+        </w:trPr>
+        <w:tc>
+          <w:tcPr>
+            <w:tcW w:w="1885" w:type="dxa"/>
+          </w:tcPr>
+          <w:p>
+            <w:r>
+              <w:rPr>
+                <w:b/>
+                <w:sz w:val="16"/>
+              </w:rPr>
+              <w:t>schema:unitText</w:t>
+            </w:r>
+          </w:p>
+        </w:tc>
+        <w:tc>
+          <w:tcPr>
+            <w:tcW w:w="2904" w:type="dxa"/>
+          </w:tcPr>
+          <w:p>
+            <w:r>
+              <w:rPr>
+                <w:sz w:val="14"/>
+              </w:rPr>
+              <w:t>Unit of measurement as text</w:t>
+            </w:r>
+          </w:p>
+        </w:tc>
+        <w:tc>
+          <w:tcPr>
+            <w:tcW w:w="1226" w:type="dxa"/>
+            <w:shd w:val="clear" w:color="auto" w:fill="F2F2F2"/>
+          </w:tcPr>
+          <w:p>
+            <w:pPr>
+              <w:jc w:val="center"/>
+            </w:pPr>
+            <w:r>
+              <w:rPr>
+                <w:color w:val="B4B4B4"/>
+                <w:sz w:val="14"/>
+              </w:rPr>
+              <w:t>-</w:t>
+            </w:r>
+          </w:p>
+        </w:tc>
+        <w:tc>
+          <w:tcPr>
+            <w:tcW w:w="1647" w:type="dxa"/>
+          </w:tcPr>
+          <w:p>
+            <w:r>
+              <w:rPr>
+                <w:sz w:val="14"/>
+              </w:rPr>
+              <w:t>0..1</w:t>
+            </w:r>
+            <w:r>
+              <w:rPr>
+                <w:color w:val="646464"/>
+                <w:sz w:val="13"/>
+              </w:rPr>
+              <w:br/>
+              <w:t>string</w:t>
+            </w:r>
+          </w:p>
+        </w:tc>
+        <w:tc>
+          <w:tcPr>
+            <w:tcW w:w="1688" w:type="dxa"/>
+          </w:tcPr>
+          <w:p>
+            <w:r>
+              <w:rPr>
+                <w:sz w:val="14"/>
+              </w:rPr>
+              <w:t>0..1</w:t>
+            </w:r>
+            <w:r>
+              <w:rPr>
+                <w:color w:val="646464"/>
+                <w:sz w:val="13"/>
+              </w:rPr>
+              <w:br/>
+              <w:t>string</w:t>
+            </w:r>
+          </w:p>
+        </w:tc>
+      </w:tr>
+      <w:tr>
+        <w:trPr>
+          <w:jc w:val="center"/>
+        </w:trPr>
+        <w:tc>
+          <w:tcPr>
+            <w:tcW w:w="1885" w:type="dxa"/>
+          </w:tcPr>
+          <w:p>
+            <w:r>
+              <w:rPr>
+                <w:b/>
+                <w:sz w:val="16"/>
+              </w:rPr>
+              <w:t>schema:unitCode</w:t>
+            </w:r>
+          </w:p>
+        </w:tc>
+        <w:tc>
+          <w:tcPr>
+            <w:tcW w:w="2904" w:type="dxa"/>
+          </w:tcPr>
+          <w:p>
+            <w:r>
+              <w:rPr>
+                <w:sz w:val="14"/>
+              </w:rPr>
+              <w:t>URI or code for unit of measure</w:t>
+            </w:r>
+          </w:p>
+        </w:tc>
+        <w:tc>
+          <w:tcPr>
+            <w:tcW w:w="1226" w:type="dxa"/>
+            <w:shd w:val="clear" w:color="auto" w:fill="F2F2F2"/>
+          </w:tcPr>
+          <w:p>
+            <w:pPr>
+              <w:jc w:val="center"/>
+            </w:pPr>
+            <w:r>
+              <w:rPr>
+                <w:color w:val="B4B4B4"/>
+                <w:sz w:val="14"/>
+              </w:rPr>
+              <w:t>-</w:t>
+            </w:r>
+          </w:p>
+        </w:tc>
+        <w:tc>
+          <w:tcPr>
+            <w:tcW w:w="1647" w:type="dxa"/>
+          </w:tcPr>
+          <w:p>
+            <w:r>
+              <w:rPr>
+                <w:sz w:val="14"/>
+              </w:rPr>
+              <w:t>0..1</w:t>
+            </w:r>
+            <w:r>
+              <w:rPr>
+                <w:color w:val="646464"/>
+                <w:sz w:val="13"/>
+              </w:rPr>
+              <w:br/>
+              <w:t>string | {@id} | DefinedTerm</w:t>
+            </w:r>
+          </w:p>
+        </w:tc>
+        <w:tc>
+          <w:tcPr>
+            <w:tcW w:w="1688" w:type="dxa"/>
+          </w:tcPr>
+          <w:p>
+            <w:r>
+              <w:rPr>
+                <w:sz w:val="14"/>
+              </w:rPr>
+              <w:t>0..1</w:t>
+            </w:r>
+            <w:r>
+              <w:rPr>
+                <w:color w:val="646464"/>
+                <w:sz w:val="13"/>
+              </w:rPr>
+              <w:br/>
+              <w:t>string | DefinedTerm</w:t>
+            </w:r>
+          </w:p>
+        </w:tc>
+      </w:tr>
+      <w:tr>
+        <w:trPr>
+          <w:jc w:val="center"/>
+        </w:trPr>
+        <w:tc>
+          <w:tcPr>
+            <w:tcW w:w="1885" w:type="dxa"/>
+          </w:tcPr>
+          <w:p>
+            <w:r>
+              <w:rPr>
+                <w:b/>
+                <w:sz w:val="16"/>
+              </w:rPr>
+              <w:t>schema:measurementTechnique</w:t>
+            </w:r>
+          </w:p>
+        </w:tc>
+        <w:tc>
+          <w:tcPr>
+            <w:tcW w:w="2904" w:type="dxa"/>
+          </w:tcPr>
+          <w:p>
+            <w:r>
+              <w:rPr>
+                <w:sz w:val="14"/>
+              </w:rPr>
+              <w:t>How values were obtained</w:t>
+            </w:r>
+          </w:p>
+        </w:tc>
+        <w:tc>
+          <w:tcPr>
+            <w:tcW w:w="1226" w:type="dxa"/>
+            <w:shd w:val="clear" w:color="auto" w:fill="F2F2F2"/>
+          </w:tcPr>
+          <w:p>
+            <w:pPr>
+              <w:jc w:val="center"/>
+            </w:pPr>
+            <w:r>
+              <w:rPr>
+                <w:color w:val="B4B4B4"/>
+                <w:sz w:val="14"/>
+              </w:rPr>
+              <w:t>-</w:t>
+            </w:r>
+          </w:p>
+        </w:tc>
+        <w:tc>
+          <w:tcPr>
+            <w:tcW w:w="1647" w:type="dxa"/>
+          </w:tcPr>
+          <w:p>
+            <w:r>
+              <w:rPr>
+                <w:sz w:val="14"/>
+              </w:rPr>
+              <w:t>0..1</w:t>
+            </w:r>
+            <w:r>
+              <w:rPr>
+                <w:color w:val="646464"/>
+                <w:sz w:val="13"/>
+              </w:rPr>
+              <w:br/>
+              <w:t>string | {@id} | DefinedTerm</w:t>
+            </w:r>
+          </w:p>
+        </w:tc>
+        <w:tc>
+          <w:tcPr>
+            <w:tcW w:w="1688" w:type="dxa"/>
+            <w:shd w:val="clear" w:color="auto" w:fill="F2F2F2"/>
+          </w:tcPr>
+          <w:p>
+            <w:pPr>
+              <w:jc w:val="center"/>
+            </w:pPr>
+            <w:r>
+              <w:rPr>
+                <w:color w:val="B4B4B4"/>
+                <w:sz w:val="14"/>
+              </w:rPr>
+              <w:t>-</w:t>
+            </w:r>
+          </w:p>
+        </w:tc>
+      </w:tr>
+      <w:tr>
+        <w:trPr>
+          <w:jc w:val="center"/>
+        </w:trPr>
+        <w:tc>
+          <w:tcPr>
+            <w:tcW w:w="1885" w:type="dxa"/>
+          </w:tcPr>
+          <w:p>
+            <w:r>
+              <w:rPr>
+                <w:b/>
+                <w:sz w:val="16"/>
+              </w:rPr>
+              <w:t>schema:minValue</w:t>
+            </w:r>
+          </w:p>
+        </w:tc>
+        <w:tc>
+          <w:tcPr>
+            <w:tcW w:w="2904" w:type="dxa"/>
+          </w:tcPr>
+          <w:p>
+            <w:r>
+              <w:rPr>
+                <w:sz w:val="14"/>
+              </w:rPr>
+              <w:t>Minimum numeric value</w:t>
+            </w:r>
+          </w:p>
+        </w:tc>
+        <w:tc>
+          <w:tcPr>
+            <w:tcW w:w="1226" w:type="dxa"/>
+            <w:shd w:val="clear" w:color="auto" w:fill="F2F2F2"/>
+          </w:tcPr>
+          <w:p>
+            <w:pPr>
+              <w:jc w:val="center"/>
+            </w:pPr>
+            <w:r>
+              <w:rPr>
+                <w:color w:val="B4B4B4"/>
+                <w:sz w:val="14"/>
+              </w:rPr>
+              <w:t>-</w:t>
+            </w:r>
+          </w:p>
+        </w:tc>
+        <w:tc>
+          <w:tcPr>
+            <w:tcW w:w="1647" w:type="dxa"/>
+          </w:tcPr>
+          <w:p>
+            <w:r>
+              <w:rPr>
+                <w:sz w:val="14"/>
+              </w:rPr>
+              <w:t>0..1</w:t>
+            </w:r>
+            <w:r>
+              <w:rPr>
+                <w:color w:val="646464"/>
+                <w:sz w:val="13"/>
+              </w:rPr>
+              <w:br/>
+              <w:t>number</w:t>
+            </w:r>
+          </w:p>
+        </w:tc>
+        <w:tc>
+          <w:tcPr>
+            <w:tcW w:w="1688" w:type="dxa"/>
+            <w:shd w:val="clear" w:color="auto" w:fill="F2F2F2"/>
+          </w:tcPr>
+          <w:p>
+            <w:pPr>
+              <w:jc w:val="center"/>
+            </w:pPr>
+            <w:r>
+              <w:rPr>
+                <w:color w:val="B4B4B4"/>
+                <w:sz w:val="14"/>
+              </w:rPr>
+              <w:t>-</w:t>
+            </w:r>
+          </w:p>
+        </w:tc>
+      </w:tr>
+      <w:tr>
+        <w:trPr>
+          <w:jc w:val="center"/>
+        </w:trPr>
+        <w:tc>
+          <w:tcPr>
+            <w:tcW w:w="1885" w:type="dxa"/>
+          </w:tcPr>
+          <w:p>
+            <w:r>
+              <w:rPr>
+                <w:b/>
+                <w:sz w:val="16"/>
+              </w:rPr>
+              <w:t>schema:maxValue</w:t>
+            </w:r>
+          </w:p>
+        </w:tc>
+        <w:tc>
+          <w:tcPr>
+            <w:tcW w:w="2904" w:type="dxa"/>
+          </w:tcPr>
+          <w:p>
+            <w:r>
+              <w:rPr>
+                <w:sz w:val="14"/>
+              </w:rPr>
+              <w:t>Maximum numeric value</w:t>
+            </w:r>
+          </w:p>
+        </w:tc>
+        <w:tc>
+          <w:tcPr>
+            <w:tcW w:w="1226" w:type="dxa"/>
+            <w:shd w:val="clear" w:color="auto" w:fill="F2F2F2"/>
+          </w:tcPr>
+          <w:p>
+            <w:pPr>
+              <w:jc w:val="center"/>
+            </w:pPr>
+            <w:r>
+              <w:rPr>
+                <w:color w:val="B4B4B4"/>
+                <w:sz w:val="14"/>
+              </w:rPr>
+              <w:t>-</w:t>
+            </w:r>
+          </w:p>
+        </w:tc>
+        <w:tc>
+          <w:tcPr>
+            <w:tcW w:w="1647" w:type="dxa"/>
+          </w:tcPr>
+          <w:p>
+            <w:r>
+              <w:rPr>
+                <w:sz w:val="14"/>
+              </w:rPr>
+              <w:t>0..1</w:t>
+            </w:r>
+            <w:r>
+              <w:rPr>
+                <w:color w:val="646464"/>
+                <w:sz w:val="13"/>
+              </w:rPr>
+              <w:br/>
+              <w:t>number</w:t>
+            </w:r>
+          </w:p>
+        </w:tc>
+        <w:tc>
+          <w:tcPr>
+            <w:tcW w:w="1688" w:type="dxa"/>
+            <w:shd w:val="clear" w:color="auto" w:fill="F2F2F2"/>
+          </w:tcPr>
+          <w:p>
+            <w:pPr>
+              <w:jc w:val="center"/>
+            </w:pPr>
+            <w:r>
+              <w:rPr>
+                <w:color w:val="B4B4B4"/>
+                <w:sz w:val="14"/>
+              </w:rPr>
+              <w:t>-</w:t>
+            </w:r>
+          </w:p>
+        </w:tc>
+      </w:tr>
+    </w:tbl>
+    <w:p>
+      <w:pPr>
+        <w:rPr>
+          <w:highlight w:val="white"/>
+        </w:rPr>
+      </w:pPr>
     </w:p>
     <w:p/>
     <w:sectPr>
-      <w:footerReference w:type="default" r:id="rId27"/>
+      <w:footerReference w:type="default" r:id="rId31"/>
       <w:pgSz w:w="12240" w:h="15840"/>
       <w:pgMar w:top="1440" w:right="1440" w:bottom="1440" w:left="1440" w:header="720" w:footer="720" w:gutter="0"/>
       <w:cols w:space="720"/>
@@ -10042,7 +12669,7 @@
     <w:lsdException w:name="Table Web 2" w:semiHidden="1" w:unhideWhenUsed="1"/>
     <w:lsdException w:name="Table Web 3" w:semiHidden="1" w:unhideWhenUsed="1"/>
     <w:lsdException w:name="Balloon Text" w:semiHidden="1" w:unhideWhenUsed="1"/>
-    <w:lsdException w:name="Table Grid" w:uiPriority="39"/>
+    <w:lsdException w:name="Table Grid" w:uiPriority="59"/>
     <w:lsdException w:name="Table Theme" w:semiHidden="1" w:unhideWhenUsed="1"/>
     <w:lsdException w:name="Placeholder Text" w:semiHidden="1"/>
     <w:lsdException w:name="No Spacing" w:uiPriority="1" w:qFormat="1"/>
@@ -10870,6 +13497,56 @@
     <w:link w:val="property"/>
     <w:rsid w:val="00727951"/>
   </w:style>
+  <w:style w:type="character" w:styleId="SubtleEmphasis">
+    <w:name w:val="Subtle Emphasis"/>
+    <w:basedOn w:val="DefaultParagraphFont"/>
+    <w:uiPriority w:val="19"/>
+    <w:qFormat/>
+    <w:rsid w:val="005B4CBC"/>
+    <w:rPr>
+      <w:i/>
+      <w:iCs/>
+      <w:color w:val="404040" w:themeColor="text1" w:themeTint="BF"/>
+    </w:rPr>
+  </w:style>
+  <w:style w:type="table" w:styleId="TableGrid">
+    <w:name w:val="Table Grid"/>
+    <w:basedOn w:val="TableNormal"/>
+    <w:uiPriority w:val="59"/>
+    <w:rsid w:val="009F179B"/>
+    <w:pPr>
+      <w:spacing w:after="0" w:line="240" w:lineRule="auto"/>
+    </w:pPr>
+    <w:rPr>
+      <w:rFonts w:eastAsiaTheme="minorEastAsia"/>
+      <w:kern w:val="0"/>
+      <w:sz w:val="22"/>
+      <w:szCs w:val="22"/>
+      <w14:ligatures w14:val="none"/>
+    </w:rPr>
+    <w:tblPr>
+      <w:tblBorders>
+        <w:top w:val="single" w:sz="4" w:space="0" w:color="auto"/>
+        <w:left w:val="single" w:sz="4" w:space="0" w:color="auto"/>
+        <w:bottom w:val="single" w:sz="4" w:space="0" w:color="auto"/>
+        <w:right w:val="single" w:sz="4" w:space="0" w:color="auto"/>
+        <w:insideH w:val="single" w:sz="4" w:space="0" w:color="auto"/>
+        <w:insideV w:val="single" w:sz="4" w:space="0" w:color="auto"/>
+      </w:tblBorders>
+    </w:tblPr>
+  </w:style>
+  <w:style w:type="character" w:styleId="FollowedHyperlink">
+    <w:name w:val="FollowedHyperlink"/>
+    <w:basedOn w:val="DefaultParagraphFont"/>
+    <w:uiPriority w:val="99"/>
+    <w:semiHidden/>
+    <w:unhideWhenUsed/>
+    <w:rsid w:val="001D6862"/>
+    <w:rPr>
+      <w:color w:val="96607D" w:themeColor="followedHyperlink"/>
+      <w:u w:val="single"/>
+    </w:rPr>
+  </w:style>
 </w:styles>
 </file>
 

--- a/CDIFDiscoveryClasses.docx
+++ b/CDIFDiscoveryClasses.docx
@@ -28,29 +28,14 @@
           <w:i/>
           <w:iCs/>
         </w:rPr>
-        <w:t>April Fool's Edition</w:t>
+        <w:t>4/10/</w:t>
       </w:r>
       <w:r>
         <w:rPr>
           <w:i/>
           <w:iCs/>
         </w:rPr>
-        <w:t>, 2026</w:t>
-      </w:r>
-    </w:p>
-    <w:p>
-      <w:pPr>
-        <w:rPr>
-          <w:i/>
-          <w:iCs/>
-        </w:rPr>
-      </w:pPr>
-      <w:r>
-        <w:rPr>
-          <w:i/>
-          <w:iCs/>
-        </w:rPr>
-        <w:t>SMR edits</w:t>
+        <w:t>2026</w:t>
       </w:r>
     </w:p>
     <w:p>
@@ -206,7 +191,7 @@
         <w:pStyle w:val="Heading5"/>
       </w:pPr>
       <w:r>
-        <w:t>id</w:t>
+        <w:t>@id</w:t>
       </w:r>
     </w:p>
     <w:p>
@@ -234,10 +219,7 @@
         <w:pStyle w:val="Heading5"/>
       </w:pPr>
       <w:r>
-        <w:t>t</w:t>
-      </w:r>
-      <w:r>
-        <w:t>ype</w:t>
+        <w:t>@type</w:t>
       </w:r>
     </w:p>
     <w:p>
@@ -801,10 +783,7 @@
         <w:t>)</w:t>
       </w:r>
       <w:r>
-        <w:t xml:space="preserve">. </w:t>
-      </w:r>
-      <w:r>
-        <w:t xml:space="preserve">Abstract describing the content, format, origin, </w:t>
+        <w:t xml:space="preserve">. Abstract describing the content, format, origin, </w:t>
       </w:r>
       <w:r>
         <w:t>quality or any other aspects of the resource that might be useful to future users evaluating the resource for usage.</w:t>
@@ -1910,7 +1889,7 @@
         <w:pStyle w:val="Heading5"/>
       </w:pPr>
       <w:r>
-        <w:t>id</w:t>
+        <w:t>@id</w:t>
       </w:r>
     </w:p>
     <w:p>
@@ -1926,7 +1905,7 @@
         <w:pStyle w:val="Heading5"/>
       </w:pPr>
       <w:r>
-        <w:t>type</w:t>
+        <w:t>@type</w:t>
       </w:r>
     </w:p>
     <w:p>
@@ -2245,6 +2224,28 @@
         <w:pStyle w:val="Heading5"/>
       </w:pPr>
       <w:r>
+        <w:t>@type</w:t>
+      </w:r>
+    </w:p>
+    <w:p>
+      <w:pPr>
+        <w:pStyle w:val="property"/>
+      </w:pPr>
+      <w:r>
+        <w:t xml:space="preserve"> [Required – </w:t>
+      </w:r>
+      <w:r>
+        <w:t>WebAPI</w:t>
+      </w:r>
+      <w:r>
+        <w:t>, Repeatable] (string.uri) rdf:type for this JSON-LD object.</w:t>
+      </w:r>
+    </w:p>
+    <w:p>
+      <w:pPr>
+        <w:pStyle w:val="Heading5"/>
+      </w:pPr>
+      <w:r>
         <w:t xml:space="preserve">serviceType </w:t>
       </w:r>
     </w:p>
@@ -2450,10 +2451,7 @@
         <w:pStyle w:val="Heading5"/>
       </w:pPr>
       <w:r>
-        <w:t>t</w:t>
-      </w:r>
-      <w:r>
-        <w:t>ype</w:t>
+        <w:t>@type</w:t>
       </w:r>
     </w:p>
     <w:p>
@@ -2774,7 +2772,7 @@
         <w:pStyle w:val="Heading5"/>
       </w:pPr>
       <w:r>
-        <w:t>id</w:t>
+        <w:t>@id</w:t>
       </w:r>
     </w:p>
     <w:p>
@@ -2805,10 +2803,7 @@
         <w:pStyle w:val="Heading5"/>
       </w:pPr>
       <w:r>
-        <w:t>t</w:t>
-      </w:r>
-      <w:r>
-        <w:t>ype</w:t>
+        <w:t>@type</w:t>
       </w:r>
     </w:p>
     <w:p>
@@ -3145,7 +3140,7 @@
         <w:pStyle w:val="Heading5"/>
       </w:pPr>
       <w:r>
-        <w:t>id</w:t>
+        <w:t>@id</w:t>
       </w:r>
     </w:p>
     <w:p>
@@ -3161,10 +3156,7 @@
         <w:pStyle w:val="Heading5"/>
       </w:pPr>
       <w:r>
-        <w:t>t</w:t>
-      </w:r>
-      <w:r>
-        <w:t>ype</w:t>
+        <w:t>@type</w:t>
       </w:r>
     </w:p>
     <w:p>
@@ -3487,7 +3479,7 @@
         <w:pStyle w:val="Heading5"/>
       </w:pPr>
       <w:r>
-        <w:t>type</w:t>
+        <w:t>@type</w:t>
       </w:r>
     </w:p>
     <w:p>
@@ -3624,7 +3616,7 @@
       </w:pPr>
       <w:r>
         <w:lastRenderedPageBreak/>
-        <w:t>type</w:t>
+        <w:t>@type</w:t>
       </w:r>
     </w:p>
     <w:p>
@@ -3751,7 +3743,7 @@
         <w:pStyle w:val="Heading5"/>
       </w:pPr>
       <w:r>
-        <w:t>type</w:t>
+        <w:t>@type</w:t>
       </w:r>
     </w:p>
     <w:p>
@@ -3937,7 +3929,7 @@
         <w:pStyle w:val="Heading5"/>
       </w:pPr>
       <w:r>
-        <w:t>id</w:t>
+        <w:t>@id</w:t>
       </w:r>
     </w:p>
     <w:p>
@@ -3965,7 +3957,7 @@
         <w:pStyle w:val="Heading5"/>
       </w:pPr>
       <w:r>
-        <w:t>type</w:t>
+        <w:t>@type</w:t>
       </w:r>
     </w:p>
     <w:p>
@@ -4140,10 +4132,7 @@
         <w:pStyle w:val="property"/>
       </w:pPr>
       <w:r>
-        <w:t>[Optional] (</w:t>
-      </w:r>
-      <w:r>
-        <w:t xml:space="preserve">string) </w:t>
+        <w:t xml:space="preserve">[Optional] (string) </w:t>
       </w:r>
       <w:r>
         <w:t>other information about the metadata record that might be useful.</w:t>
@@ -4270,7 +4259,7 @@
         <w:pStyle w:val="Heading5"/>
       </w:pPr>
       <w:r>
-        <w:t>type</w:t>
+        <w:t>@type</w:t>
       </w:r>
     </w:p>
     <w:p>
@@ -4289,7 +4278,7 @@
         <w:pStyle w:val="Heading5"/>
       </w:pPr>
       <w:r>
-        <w:t>id</w:t>
+        <w:t>@id</w:t>
       </w:r>
     </w:p>
     <w:p>
@@ -4401,7 +4390,7 @@
         <w:pStyle w:val="Heading5"/>
       </w:pPr>
       <w:r>
-        <w:t>type</w:t>
+        <w:t>@type</w:t>
       </w:r>
     </w:p>
     <w:p>
@@ -4435,7 +4424,7 @@
         <w:pStyle w:val="Heading5"/>
       </w:pPr>
       <w:r>
-        <w:t>id</w:t>
+        <w:t>@id</w:t>
       </w:r>
     </w:p>
     <w:p>
@@ -4502,19 +4491,13 @@
         <w:pStyle w:val="property"/>
       </w:pPr>
       <w:r>
-        <w:t xml:space="preserve"> [</w:t>
-      </w:r>
-      <w:r>
-        <w:t>Optional</w:t>
+        <w:t xml:space="preserve"> [Optional</w:t>
       </w:r>
       <w:r>
         <w:t>]</w:t>
       </w:r>
       <w:r>
-        <w:t xml:space="preserve">(string) </w:t>
-      </w:r>
-      <w:r>
-        <w:t>description of variable intention and implementation. Default is ‘missing’</w:t>
+        <w:t>(string) description of variable intention and implementation. Default is ‘missing’</w:t>
       </w:r>
     </w:p>
     <w:p>
@@ -4856,7 +4839,7 @@
         <w:pStyle w:val="Heading5"/>
       </w:pPr>
       <w:r>
-        <w:t>type</w:t>
+        <w:t>@type</w:t>
       </w:r>
     </w:p>
     <w:p>
@@ -5198,7 +5181,7 @@
         <w:pStyle w:val="Heading5"/>
       </w:pPr>
       <w:r>
-        <w:t>type</w:t>
+        <w:t>@type</w:t>
       </w:r>
     </w:p>
     <w:p>
@@ -5371,7 +5354,7 @@
         <w:pStyle w:val="Heading5"/>
       </w:pPr>
       <w:r>
-        <w:t>type</w:t>
+        <w:t>@type</w:t>
       </w:r>
     </w:p>
     <w:p>
@@ -5489,7 +5472,7 @@
         <w:pStyle w:val="Heading5"/>
       </w:pPr>
       <w:r>
-        <w:t>type</w:t>
+        <w:t>@type</w:t>
       </w:r>
     </w:p>
     <w:p>
@@ -5674,7 +5657,7 @@
         <w:pStyle w:val="Heading5"/>
       </w:pPr>
       <w:r>
-        <w:t>type</w:t>
+        <w:t>@type</w:t>
       </w:r>
     </w:p>
     <w:p>
@@ -5777,7 +5760,7 @@
         <w:pStyle w:val="Heading5"/>
       </w:pPr>
       <w:r>
-        <w:t>type</w:t>
+        <w:t>@type</w:t>
       </w:r>
     </w:p>
     <w:p>
@@ -5944,7 +5927,7 @@
         <w:rPr>
           <w:highlight w:val="white"/>
         </w:rPr>
-        <w:t>type</w:t>
+        <w:t>@type</w:t>
       </w:r>
     </w:p>
     <w:p>
@@ -6125,7 +6108,7 @@
         <w:rPr>
           <w:highlight w:val="white"/>
         </w:rPr>
-        <w:t>type</w:t>
+        <w:t>@type</w:t>
       </w:r>
     </w:p>
     <w:p>
@@ -6438,7 +6421,7 @@
         <w:pStyle w:val="Heading5"/>
       </w:pPr>
       <w:r>
-        <w:t>type</w:t>
+        <w:t>@type</w:t>
       </w:r>
     </w:p>
     <w:p>
@@ -6623,7 +6606,7 @@
         <w:pStyle w:val="Heading5"/>
       </w:pPr>
       <w:r>
-        <w:t>type</w:t>
+        <w:t>@type</w:t>
       </w:r>
     </w:p>
     <w:p>
@@ -6857,7 +6840,7 @@
         <w:pStyle w:val="Heading5"/>
       </w:pPr>
       <w:r>
-        <w:t>type</w:t>
+        <w:t>@type</w:t>
       </w:r>
     </w:p>
     <w:p>
@@ -6987,7 +6970,7 @@
         <w:pStyle w:val="Heading5"/>
       </w:pPr>
       <w:r>
-        <w:t>type</w:t>
+        <w:t>@type</w:t>
       </w:r>
     </w:p>
     <w:p>
@@ -7124,7 +7107,7 @@
         <w:pStyle w:val="Heading5"/>
       </w:pPr>
       <w:r>
-        <w:t>type</w:t>
+        <w:t>@type</w:t>
       </w:r>
     </w:p>
     <w:p>
@@ -7348,16 +7331,7 @@
             <w:bCs/>
             <w:highlight w:val="white"/>
           </w:rPr>
-          <w:t>http</w:t>
-        </w:r>
-        <w:r>
-          <w:rPr>
-            <w:rStyle w:val="Hyperlink"/>
-            <w:b/>
-            <w:bCs/>
-            <w:highlight w:val="white"/>
-          </w:rPr>
-          <w:t>s</w:t>
+          <w:t>https</w:t>
         </w:r>
         <w:r>
           <w:rPr>
@@ -13095,6 +13069,7 @@
   <w:style w:type="character" w:default="1" w:styleId="DefaultParagraphFont">
     <w:name w:val="Default Paragraph Font"/>
     <w:uiPriority w:val="1"/>
+    <w:semiHidden/>
     <w:unhideWhenUsed/>
   </w:style>
   <w:style w:type="table" w:default="1" w:styleId="TableNormal">
